--- a/William/Rust/William_Jackson.docx
+++ b/William/Rust/William_Jackson.docx
@@ -174,13 +174,12 @@
         <w:jc w:val="both"/>
         <w:rPr>
           <w:rFonts w:ascii="Arial" w:hAnsi="Arial" w:cs="Arial"/>
-          <w:sz w:val="16"/>
-        </w:rPr>
-      </w:pPr>
-      <w:r>
-        <w:rPr>
-          <w:rFonts w:ascii="Arial" w:hAnsi="Arial" w:cs="Arial"/>
-          <w:sz w:val="18"/>
+          <w:sz w:val="18"/>
+        </w:rPr>
+      </w:pPr>
+      <w:r>
+        <w:rPr>
+          <w:rFonts w:ascii="Arial" w:hAnsi="Arial" w:cs="Arial"/>
         </w:rPr>
         <w:t xml:space="preserve">Senior Software Engineer with </w:t>
       </w:r>
@@ -188,14 +187,12 @@
         <w:rPr>
           <w:rStyle w:val="Strong"/>
           <w:rFonts w:ascii="Arial" w:hAnsi="Arial" w:cs="Arial"/>
-          <w:sz w:val="18"/>
         </w:rPr>
         <w:t>~10 years</w:t>
       </w:r>
       <w:r>
         <w:rPr>
           <w:rFonts w:ascii="Arial" w:hAnsi="Arial" w:cs="Arial"/>
-          <w:sz w:val="18"/>
         </w:rPr>
         <w:t xml:space="preserve"> building </w:t>
       </w:r>
@@ -203,14 +200,12 @@
         <w:rPr>
           <w:rStyle w:val="Strong"/>
           <w:rFonts w:ascii="Arial" w:hAnsi="Arial" w:cs="Arial"/>
-          <w:sz w:val="18"/>
         </w:rPr>
         <w:t>cloud-native backend systems</w:t>
       </w:r>
       <w:r>
         <w:rPr>
           <w:rFonts w:ascii="Arial" w:hAnsi="Arial" w:cs="Arial"/>
-          <w:sz w:val="18"/>
         </w:rPr>
         <w:t xml:space="preserve">, </w:t>
       </w:r>
@@ -218,14 +213,12 @@
         <w:rPr>
           <w:rStyle w:val="Strong"/>
           <w:rFonts w:ascii="Arial" w:hAnsi="Arial" w:cs="Arial"/>
-          <w:sz w:val="18"/>
         </w:rPr>
         <w:t>event-driven pipelines</w:t>
       </w:r>
       <w:r>
         <w:rPr>
           <w:rFonts w:ascii="Arial" w:hAnsi="Arial" w:cs="Arial"/>
-          <w:sz w:val="18"/>
         </w:rPr>
         <w:t xml:space="preserve">, and </w:t>
       </w:r>
@@ -233,14 +226,12 @@
         <w:rPr>
           <w:rStyle w:val="Strong"/>
           <w:rFonts w:ascii="Arial" w:hAnsi="Arial" w:cs="Arial"/>
-          <w:sz w:val="18"/>
         </w:rPr>
         <w:t>reliable platform services</w:t>
       </w:r>
       <w:r>
         <w:rPr>
           <w:rFonts w:ascii="Arial" w:hAnsi="Arial" w:cs="Arial"/>
-          <w:sz w:val="18"/>
         </w:rPr>
         <w:t xml:space="preserve"> with a strong focus on </w:t>
       </w:r>
@@ -248,14 +239,12 @@
         <w:rPr>
           <w:rStyle w:val="Strong"/>
           <w:rFonts w:ascii="Arial" w:hAnsi="Arial" w:cs="Arial"/>
-          <w:sz w:val="18"/>
         </w:rPr>
         <w:t>Rust</w:t>
       </w:r>
       <w:r>
         <w:rPr>
           <w:rFonts w:ascii="Arial" w:hAnsi="Arial" w:cs="Arial"/>
-          <w:sz w:val="18"/>
         </w:rPr>
         <w:t xml:space="preserve"> for performance-critical workloads and </w:t>
       </w:r>
@@ -263,14 +252,12 @@
         <w:rPr>
           <w:rStyle w:val="Strong"/>
           <w:rFonts w:ascii="Arial" w:hAnsi="Arial" w:cs="Arial"/>
-          <w:sz w:val="18"/>
         </w:rPr>
         <w:t>operational excellence</w:t>
       </w:r>
       <w:r>
         <w:rPr>
           <w:rFonts w:ascii="Arial" w:hAnsi="Arial" w:cs="Arial"/>
-          <w:sz w:val="18"/>
         </w:rPr>
         <w:t xml:space="preserve">. Proven track record improving </w:t>
       </w:r>
@@ -278,14 +265,12 @@
         <w:rPr>
           <w:rStyle w:val="Strong"/>
           <w:rFonts w:ascii="Arial" w:hAnsi="Arial" w:cs="Arial"/>
-          <w:sz w:val="18"/>
         </w:rPr>
         <w:t>latency</w:t>
       </w:r>
       <w:r>
         <w:rPr>
           <w:rFonts w:ascii="Arial" w:hAnsi="Arial" w:cs="Arial"/>
-          <w:sz w:val="18"/>
         </w:rPr>
         <w:t xml:space="preserve">, </w:t>
       </w:r>
@@ -293,14 +278,12 @@
         <w:rPr>
           <w:rStyle w:val="Strong"/>
           <w:rFonts w:ascii="Arial" w:hAnsi="Arial" w:cs="Arial"/>
-          <w:sz w:val="18"/>
         </w:rPr>
         <w:t>throughput</w:t>
       </w:r>
       <w:r>
         <w:rPr>
           <w:rFonts w:ascii="Arial" w:hAnsi="Arial" w:cs="Arial"/>
-          <w:sz w:val="18"/>
         </w:rPr>
         <w:t xml:space="preserve">, and </w:t>
       </w:r>
@@ -308,14 +291,12 @@
         <w:rPr>
           <w:rStyle w:val="Strong"/>
           <w:rFonts w:ascii="Arial" w:hAnsi="Arial" w:cs="Arial"/>
-          <w:sz w:val="18"/>
         </w:rPr>
         <w:t>incident response</w:t>
       </w:r>
       <w:r>
         <w:rPr>
           <w:rFonts w:ascii="Arial" w:hAnsi="Arial" w:cs="Arial"/>
-          <w:sz w:val="18"/>
         </w:rPr>
         <w:t xml:space="preserve"> through </w:t>
       </w:r>
@@ -324,7 +305,6 @@
         <w:rPr>
           <w:rStyle w:val="Strong"/>
           <w:rFonts w:ascii="Arial" w:hAnsi="Arial" w:cs="Arial"/>
-          <w:sz w:val="18"/>
         </w:rPr>
         <w:t>idempotency</w:t>
       </w:r>
@@ -332,7 +312,6 @@
       <w:r>
         <w:rPr>
           <w:rFonts w:ascii="Arial" w:hAnsi="Arial" w:cs="Arial"/>
-          <w:sz w:val="18"/>
         </w:rPr>
         <w:t xml:space="preserve">, </w:t>
       </w:r>
@@ -340,14 +319,12 @@
         <w:rPr>
           <w:rStyle w:val="Strong"/>
           <w:rFonts w:ascii="Arial" w:hAnsi="Arial" w:cs="Arial"/>
-          <w:sz w:val="18"/>
         </w:rPr>
         <w:t>backpressure</w:t>
       </w:r>
       <w:r>
         <w:rPr>
           <w:rFonts w:ascii="Arial" w:hAnsi="Arial" w:cs="Arial"/>
-          <w:sz w:val="18"/>
         </w:rPr>
         <w:t xml:space="preserve">, </w:t>
       </w:r>
@@ -355,14 +332,12 @@
         <w:rPr>
           <w:rStyle w:val="Strong"/>
           <w:rFonts w:ascii="Arial" w:hAnsi="Arial" w:cs="Arial"/>
-          <w:sz w:val="18"/>
         </w:rPr>
         <w:t>structured logging</w:t>
       </w:r>
       <w:r>
         <w:rPr>
           <w:rFonts w:ascii="Arial" w:hAnsi="Arial" w:cs="Arial"/>
-          <w:sz w:val="18"/>
         </w:rPr>
         <w:t xml:space="preserve">, </w:t>
       </w:r>
@@ -370,14 +345,12 @@
         <w:rPr>
           <w:rStyle w:val="Strong"/>
           <w:rFonts w:ascii="Arial" w:hAnsi="Arial" w:cs="Arial"/>
-          <w:sz w:val="18"/>
         </w:rPr>
         <w:t>metrics</w:t>
       </w:r>
       <w:r>
         <w:rPr>
           <w:rFonts w:ascii="Arial" w:hAnsi="Arial" w:cs="Arial"/>
-          <w:sz w:val="18"/>
         </w:rPr>
         <w:t xml:space="preserve">, and </w:t>
       </w:r>
@@ -385,14 +358,12 @@
         <w:rPr>
           <w:rStyle w:val="Strong"/>
           <w:rFonts w:ascii="Arial" w:hAnsi="Arial" w:cs="Arial"/>
-          <w:sz w:val="18"/>
         </w:rPr>
         <w:t>distributed tracing</w:t>
       </w:r>
       <w:r>
         <w:rPr>
           <w:rFonts w:ascii="Arial" w:hAnsi="Arial" w:cs="Arial"/>
-          <w:sz w:val="18"/>
         </w:rPr>
         <w:t xml:space="preserve">. </w:t>
       </w:r>
@@ -400,7 +371,6 @@
       <w:r>
         <w:rPr>
           <w:rFonts w:ascii="Arial" w:hAnsi="Arial" w:cs="Arial"/>
-          <w:sz w:val="18"/>
         </w:rPr>
         <w:t xml:space="preserve">Experienced delivering </w:t>
       </w:r>
@@ -408,14 +378,12 @@
         <w:rPr>
           <w:rStyle w:val="Strong"/>
           <w:rFonts w:ascii="Arial" w:hAnsi="Arial" w:cs="Arial"/>
-          <w:sz w:val="18"/>
         </w:rPr>
         <w:t>secure APIs</w:t>
       </w:r>
       <w:r>
         <w:rPr>
           <w:rFonts w:ascii="Arial" w:hAnsi="Arial" w:cs="Arial"/>
-          <w:sz w:val="18"/>
         </w:rPr>
         <w:t xml:space="preserve">, </w:t>
       </w:r>
@@ -423,14 +391,12 @@
         <w:rPr>
           <w:rStyle w:val="Strong"/>
           <w:rFonts w:ascii="Arial" w:hAnsi="Arial" w:cs="Arial"/>
-          <w:sz w:val="18"/>
         </w:rPr>
         <w:t>data platforms</w:t>
       </w:r>
       <w:r>
         <w:rPr>
           <w:rFonts w:ascii="Arial" w:hAnsi="Arial" w:cs="Arial"/>
-          <w:sz w:val="18"/>
         </w:rPr>
         <w:t xml:space="preserve">, and </w:t>
       </w:r>
@@ -438,14 +404,12 @@
         <w:rPr>
           <w:rStyle w:val="Strong"/>
           <w:rFonts w:ascii="Arial" w:hAnsi="Arial" w:cs="Arial"/>
-          <w:sz w:val="18"/>
         </w:rPr>
         <w:t>production-grade</w:t>
       </w:r>
       <w:r>
         <w:rPr>
           <w:rFonts w:ascii="Arial" w:hAnsi="Arial" w:cs="Arial"/>
-          <w:sz w:val="18"/>
         </w:rPr>
         <w:t xml:space="preserve"> services across </w:t>
       </w:r>
@@ -453,14 +417,12 @@
         <w:rPr>
           <w:rStyle w:val="Strong"/>
           <w:rFonts w:ascii="Arial" w:hAnsi="Arial" w:cs="Arial"/>
-          <w:sz w:val="18"/>
         </w:rPr>
         <w:t>AWS-first</w:t>
       </w:r>
       <w:r>
         <w:rPr>
           <w:rFonts w:ascii="Arial" w:hAnsi="Arial" w:cs="Arial"/>
-          <w:sz w:val="18"/>
         </w:rPr>
         <w:t xml:space="preserve"> environments with additional </w:t>
       </w:r>
@@ -468,14 +430,12 @@
         <w:rPr>
           <w:rStyle w:val="Strong"/>
           <w:rFonts w:ascii="Arial" w:hAnsi="Arial" w:cs="Arial"/>
-          <w:sz w:val="18"/>
         </w:rPr>
         <w:t>Azure</w:t>
       </w:r>
       <w:r>
         <w:rPr>
           <w:rFonts w:ascii="Arial" w:hAnsi="Arial" w:cs="Arial"/>
-          <w:sz w:val="18"/>
         </w:rPr>
         <w:t xml:space="preserve"> and </w:t>
       </w:r>
@@ -483,14 +443,12 @@
         <w:rPr>
           <w:rStyle w:val="Strong"/>
           <w:rFonts w:ascii="Arial" w:hAnsi="Arial" w:cs="Arial"/>
-          <w:sz w:val="18"/>
         </w:rPr>
         <w:t>GCP</w:t>
       </w:r>
       <w:r>
         <w:rPr>
           <w:rFonts w:ascii="Arial" w:hAnsi="Arial" w:cs="Arial"/>
-          <w:sz w:val="18"/>
         </w:rPr>
         <w:t xml:space="preserve"> exposure.</w:t>
       </w:r>
@@ -2942,7 +2900,6 @@
                 <w:sz w:val="19"/>
                 <w:szCs w:val="19"/>
               </w:rPr>
-              <w:lastRenderedPageBreak/>
               <w:t>Software Engineer</w:t>
             </w:r>
           </w:p>
@@ -4301,7 +4258,17 @@
           <w:rFonts w:ascii="Arial" w:hAnsi="Arial" w:cs="Arial"/>
           <w:sz w:val="18"/>
         </w:rPr>
-        <w:t>Optimized a slow reporting query by redesigning tables and indexes, bringing runtime down enough to enable iterative analysis.</w:t>
+        <w:lastRenderedPageBreak/>
+        <w:t>Optimized a slow r</w:t>
+      </w:r>
+      <w:bookmarkStart w:id="0" w:name="_GoBack"/>
+      <w:bookmarkEnd w:id="0"/>
+      <w:r>
+        <w:rPr>
+          <w:rFonts w:ascii="Arial" w:hAnsi="Arial" w:cs="Arial"/>
+          <w:sz w:val="18"/>
+        </w:rPr>
+        <w:t>eporting query by redesigning tables and indexes, bringing runtime down enough to enable iterative analysis.</w:t>
       </w:r>
     </w:p>
     <w:p>
@@ -4322,7 +4289,6 @@
           <w:rFonts w:ascii="Arial" w:hAnsi="Arial" w:cs="Arial"/>
           <w:sz w:val="18"/>
         </w:rPr>
-        <w:lastRenderedPageBreak/>
         <w:t xml:space="preserve">Supported incremental </w:t>
       </w:r>
       <w:proofErr w:type="gramStart"/>
@@ -5294,8 +5260,6 @@
       <w:pPr>
         <w:spacing w:after="80"/>
       </w:pPr>
-      <w:bookmarkStart w:id="0" w:name="_GoBack"/>
-      <w:bookmarkEnd w:id="0"/>
     </w:p>
     <w:sectPr>
       <w:pgSz w:w="11906" w:h="16838"/>

--- a/William/Rust/William_Jackson.docx
+++ b/William/Rust/William_Jackson.docx
@@ -15,7 +15,7 @@
           <w:sz w:val="44"/>
           <w:szCs w:val="44"/>
         </w:rPr>
-        <w:t>WILLIAM</w:t>
+        <w:t xml:space="preserve">William </w:t>
       </w:r>
       <w:r>
         <w:rPr>
@@ -25,7 +25,7 @@
           <w:sz w:val="44"/>
           <w:szCs w:val="44"/>
         </w:rPr>
-        <w:t xml:space="preserve"> JACKSON</w:t>
+        <w:t>Jackson</w:t>
       </w:r>
     </w:p>
     <w:p>
@@ -41,6 +41,24 @@
           <w:szCs w:val="19"/>
         </w:rPr>
         <w:t>Senior Software Engineer</w:t>
+      </w:r>
+      <w:r>
+        <w:rPr>
+          <w:rFonts w:ascii="Arial" w:eastAsia="Arial" w:hAnsi="Arial" w:cs="Arial"/>
+          <w:color w:val="555555"/>
+          <w:sz w:val="19"/>
+          <w:szCs w:val="19"/>
+        </w:rPr>
+        <w:t xml:space="preserve"> - Rust</w:t>
+      </w:r>
+      <w:r>
+        <w:rPr>
+          <w:rFonts w:ascii="Arial" w:eastAsia="Arial" w:hAnsi="Arial" w:cs="Arial"/>
+          <w:color w:val="555555"/>
+          <w:sz w:val="19"/>
+          <w:szCs w:val="19"/>
+        </w:rPr>
+        <w:t xml:space="preserve"> </w:t>
       </w:r>
     </w:p>
     <w:tbl>
@@ -87,6 +105,7 @@
             <w:pPr>
               <w:jc w:val="center"/>
             </w:pPr>
+            <w:bookmarkStart w:id="0" w:name="_GoBack"/>
             <w:r>
               <w:rPr>
                 <w:rFonts w:ascii="Arial" w:eastAsia="Arial" w:hAnsi="Arial" w:cs="Arial"/>
@@ -94,7 +113,7 @@
                 <w:sz w:val="17"/>
                 <w:szCs w:val="17"/>
               </w:rPr>
-              <w:t xml:space="preserve">Wellington, Nevada, United States </w:t>
+              <w:t xml:space="preserve">Wellington, Nevada, United States | </w:t>
             </w:r>
             <w:r>
               <w:rPr>
@@ -103,7 +122,7 @@
                 <w:sz w:val="17"/>
                 <w:szCs w:val="17"/>
               </w:rPr>
-              <w:t>+1 (725) 258-7943</w:t>
+              <w:t>+1 (786) 949-7561</w:t>
             </w:r>
             <w:r>
               <w:rPr>
@@ -121,7 +140,7 @@
                 <w:sz w:val="17"/>
                 <w:szCs w:val="17"/>
               </w:rPr>
-              <w:t>williamjacksondev@outlook.com</w:t>
+              <w:t>williamjackson.pro@outlook.com</w:t>
             </w:r>
             <w:r>
               <w:rPr>
@@ -130,7 +149,7 @@
                 <w:sz w:val="17"/>
                 <w:szCs w:val="17"/>
               </w:rPr>
-              <w:t xml:space="preserve">| </w:t>
+              <w:t xml:space="preserve"> | </w:t>
             </w:r>
             <w:r>
               <w:rPr>
@@ -139,30 +158,38 @@
                 <w:sz w:val="17"/>
                 <w:szCs w:val="17"/>
               </w:rPr>
-              <w:t>linkedin.com/in/william-jackson-3816183aa</w:t>
+              <w:t>linkedin.com/in/william-jackson-</w:t>
             </w:r>
+            <w:r>
+              <w:rPr>
+                <w:rFonts w:ascii="Arial" w:eastAsia="Arial" w:hAnsi="Arial" w:cs="Arial"/>
+                <w:color w:val="FFFFFF"/>
+                <w:sz w:val="17"/>
+                <w:szCs w:val="17"/>
+              </w:rPr>
+              <w:t>75b9343b6</w:t>
+            </w:r>
+            <w:bookmarkEnd w:id="0"/>
           </w:p>
         </w:tc>
       </w:tr>
     </w:tbl>
     <w:p>
       <w:pPr>
-        <w:spacing w:after="120"/>
-      </w:pPr>
-    </w:p>
-    <w:p>
-      <w:pPr>
         <w:pBdr>
           <w:bottom w:val="single" w:sz="6" w:space="0" w:color="B91C1C"/>
         </w:pBdr>
         <w:spacing w:before="120" w:after="80"/>
+        <w:rPr>
+          <w:sz w:val="24"/>
+        </w:rPr>
       </w:pPr>
       <w:r>
         <w:rPr>
           <w:b/>
           <w:bCs/>
           <w:color w:val="111111"/>
-          <w:sz w:val="21"/>
+          <w:sz w:val="24"/>
           <w:szCs w:val="21"/>
         </w:rPr>
         <w:t>PROFESSIONAL SUMMARY</w:t>
@@ -174,283 +201,303 @@
         <w:jc w:val="both"/>
         <w:rPr>
           <w:rFonts w:ascii="Arial" w:hAnsi="Arial" w:cs="Arial"/>
-          <w:sz w:val="18"/>
-        </w:rPr>
-      </w:pPr>
-      <w:r>
-        <w:rPr>
-          <w:rFonts w:ascii="Arial" w:hAnsi="Arial" w:cs="Arial"/>
-        </w:rPr>
-        <w:t xml:space="preserve">Senior Software Engineer with </w:t>
-      </w:r>
-      <w:r>
-        <w:rPr>
-          <w:rStyle w:val="Strong"/>
-          <w:rFonts w:ascii="Arial" w:hAnsi="Arial" w:cs="Arial"/>
-        </w:rPr>
-        <w:t>~10 years</w:t>
-      </w:r>
-      <w:r>
-        <w:rPr>
-          <w:rFonts w:ascii="Arial" w:hAnsi="Arial" w:cs="Arial"/>
-        </w:rPr>
-        <w:t xml:space="preserve"> building </w:t>
-      </w:r>
-      <w:r>
-        <w:rPr>
-          <w:rStyle w:val="Strong"/>
-          <w:rFonts w:ascii="Arial" w:hAnsi="Arial" w:cs="Arial"/>
-        </w:rPr>
-        <w:t>cloud-native backend systems</w:t>
-      </w:r>
-      <w:r>
-        <w:rPr>
-          <w:rFonts w:ascii="Arial" w:hAnsi="Arial" w:cs="Arial"/>
-        </w:rPr>
-        <w:t xml:space="preserve">, </w:t>
-      </w:r>
-      <w:r>
-        <w:rPr>
-          <w:rStyle w:val="Strong"/>
-          <w:rFonts w:ascii="Arial" w:hAnsi="Arial" w:cs="Arial"/>
-        </w:rPr>
-        <w:t>event-driven pipelines</w:t>
-      </w:r>
-      <w:r>
-        <w:rPr>
-          <w:rFonts w:ascii="Arial" w:hAnsi="Arial" w:cs="Arial"/>
+        </w:rPr>
+      </w:pPr>
+      <w:r>
+        <w:rPr>
+          <w:rStyle w:val="Strong"/>
+          <w:sz w:val="22"/>
+        </w:rPr>
+        <w:t>Senior Software Engineer</w:t>
+      </w:r>
+      <w:r>
+        <w:rPr>
+          <w:sz w:val="22"/>
+        </w:rPr>
+        <w:t xml:space="preserve"> with </w:t>
+      </w:r>
+      <w:r>
+        <w:rPr>
+          <w:rStyle w:val="Strong"/>
+          <w:sz w:val="22"/>
+        </w:rPr>
+        <w:t>10+ years</w:t>
+      </w:r>
+      <w:r>
+        <w:rPr>
+          <w:sz w:val="22"/>
+        </w:rPr>
+        <w:t xml:space="preserve"> of experience building </w:t>
+      </w:r>
+      <w:r>
+        <w:rPr>
+          <w:rStyle w:val="Strong"/>
+          <w:sz w:val="22"/>
+        </w:rPr>
+        <w:t>cloud-native backend platforms</w:t>
+      </w:r>
+      <w:r>
+        <w:rPr>
+          <w:sz w:val="22"/>
+        </w:rPr>
+        <w:t xml:space="preserve">, </w:t>
+      </w:r>
+      <w:r>
+        <w:rPr>
+          <w:rStyle w:val="Strong"/>
+          <w:sz w:val="22"/>
+        </w:rPr>
+        <w:t>event-driven systems</w:t>
+      </w:r>
+      <w:r>
+        <w:rPr>
+          <w:sz w:val="22"/>
         </w:rPr>
         <w:t xml:space="preserve">, and </w:t>
       </w:r>
       <w:r>
         <w:rPr>
           <w:rStyle w:val="Strong"/>
-          <w:rFonts w:ascii="Arial" w:hAnsi="Arial" w:cs="Arial"/>
-        </w:rPr>
-        <w:t>reliable platform services</w:t>
-      </w:r>
-      <w:r>
-        <w:rPr>
-          <w:rFonts w:ascii="Arial" w:hAnsi="Arial" w:cs="Arial"/>
-        </w:rPr>
-        <w:t xml:space="preserve"> with a strong focus on </w:t>
-      </w:r>
-      <w:r>
-        <w:rPr>
-          <w:rStyle w:val="Strong"/>
-          <w:rFonts w:ascii="Arial" w:hAnsi="Arial" w:cs="Arial"/>
-        </w:rPr>
-        <w:t>Rust</w:t>
-      </w:r>
-      <w:r>
-        <w:rPr>
-          <w:rFonts w:ascii="Arial" w:hAnsi="Arial" w:cs="Arial"/>
-        </w:rPr>
-        <w:t xml:space="preserve"> for performance-critical workloads and </w:t>
-      </w:r>
-      <w:r>
-        <w:rPr>
-          <w:rStyle w:val="Strong"/>
-          <w:rFonts w:ascii="Arial" w:hAnsi="Arial" w:cs="Arial"/>
-        </w:rPr>
-        <w:t>operational excellence</w:t>
-      </w:r>
-      <w:r>
-        <w:rPr>
-          <w:rFonts w:ascii="Arial" w:hAnsi="Arial" w:cs="Arial"/>
-        </w:rPr>
-        <w:t xml:space="preserve">. Proven track record improving </w:t>
-      </w:r>
-      <w:r>
-        <w:rPr>
-          <w:rStyle w:val="Strong"/>
-          <w:rFonts w:ascii="Arial" w:hAnsi="Arial" w:cs="Arial"/>
-        </w:rPr>
-        <w:t>latency</w:t>
-      </w:r>
-      <w:r>
-        <w:rPr>
-          <w:rFonts w:ascii="Arial" w:hAnsi="Arial" w:cs="Arial"/>
-        </w:rPr>
-        <w:t xml:space="preserve">, </w:t>
-      </w:r>
-      <w:r>
-        <w:rPr>
-          <w:rStyle w:val="Strong"/>
-          <w:rFonts w:ascii="Arial" w:hAnsi="Arial" w:cs="Arial"/>
+          <w:sz w:val="22"/>
+        </w:rPr>
+        <w:t>high-reliability data services</w:t>
+      </w:r>
+      <w:r>
+        <w:rPr>
+          <w:sz w:val="22"/>
+        </w:rPr>
+        <w:t xml:space="preserve"> across the </w:t>
+      </w:r>
+      <w:r>
+        <w:rPr>
+          <w:rStyle w:val="Strong"/>
+          <w:sz w:val="22"/>
+        </w:rPr>
+        <w:t>networking, operational data, and platform engineering industry</w:t>
+      </w:r>
+      <w:r>
+        <w:rPr>
+          <w:sz w:val="22"/>
+        </w:rPr>
+        <w:t xml:space="preserve">, with deep hands-on expertise in </w:t>
+      </w:r>
+      <w:r>
+        <w:rPr>
+          <w:rStyle w:val="Strong"/>
+          <w:sz w:val="22"/>
+        </w:rPr>
+        <w:t>Rust 1.56–1.75</w:t>
+      </w:r>
+      <w:r>
+        <w:rPr>
+          <w:sz w:val="22"/>
+        </w:rPr>
+        <w:t xml:space="preserve">, </w:t>
+      </w:r>
+      <w:r>
+        <w:rPr>
+          <w:rStyle w:val="Strong"/>
+          <w:sz w:val="22"/>
+        </w:rPr>
+        <w:t>Go 1.17–1.22</w:t>
+      </w:r>
+      <w:r>
+        <w:rPr>
+          <w:sz w:val="22"/>
+        </w:rPr>
+        <w:t xml:space="preserve">, and </w:t>
+      </w:r>
+      <w:r>
+        <w:rPr>
+          <w:rStyle w:val="Strong"/>
+          <w:sz w:val="22"/>
+        </w:rPr>
+        <w:t>Python 3.8–3.12</w:t>
+      </w:r>
+      <w:r>
+        <w:rPr>
+          <w:sz w:val="22"/>
+        </w:rPr>
+        <w:t xml:space="preserve"> for performance-sensitive and business-critical workloads. </w:t>
+      </w:r>
+      <w:proofErr w:type="gramStart"/>
+      <w:r>
+        <w:rPr>
+          <w:sz w:val="22"/>
+        </w:rPr>
+        <w:t xml:space="preserve">Strong record of improving </w:t>
+      </w:r>
+      <w:r>
+        <w:rPr>
+          <w:rStyle w:val="Strong"/>
+          <w:sz w:val="22"/>
+        </w:rPr>
+        <w:t>p95 latency</w:t>
+      </w:r>
+      <w:r>
+        <w:rPr>
+          <w:sz w:val="22"/>
+        </w:rPr>
+        <w:t xml:space="preserve">, </w:t>
+      </w:r>
+      <w:r>
+        <w:rPr>
+          <w:rStyle w:val="Strong"/>
+          <w:sz w:val="22"/>
         </w:rPr>
         <w:t>throughput</w:t>
       </w:r>
       <w:r>
         <w:rPr>
-          <w:rFonts w:ascii="Arial" w:hAnsi="Arial" w:cs="Arial"/>
+          <w:sz w:val="22"/>
         </w:rPr>
         <w:t xml:space="preserve">, and </w:t>
       </w:r>
       <w:r>
         <w:rPr>
           <w:rStyle w:val="Strong"/>
-          <w:rFonts w:ascii="Arial" w:hAnsi="Arial" w:cs="Arial"/>
-        </w:rPr>
-        <w:t>incident response</w:t>
-      </w:r>
-      <w:r>
-        <w:rPr>
-          <w:rFonts w:ascii="Arial" w:hAnsi="Arial" w:cs="Arial"/>
-        </w:rPr>
-        <w:t xml:space="preserve"> through </w:t>
+          <w:sz w:val="22"/>
+        </w:rPr>
+        <w:t>production stability</w:t>
+      </w:r>
+      <w:r>
+        <w:rPr>
+          <w:sz w:val="22"/>
+        </w:rPr>
+        <w:t xml:space="preserve"> by implementing </w:t>
       </w:r>
       <w:proofErr w:type="spellStart"/>
       <w:r>
         <w:rPr>
           <w:rStyle w:val="Strong"/>
-          <w:rFonts w:ascii="Arial" w:hAnsi="Arial" w:cs="Arial"/>
+          <w:sz w:val="22"/>
         </w:rPr>
         <w:t>idempotency</w:t>
       </w:r>
       <w:proofErr w:type="spellEnd"/>
       <w:r>
         <w:rPr>
-          <w:rFonts w:ascii="Arial" w:hAnsi="Arial" w:cs="Arial"/>
-        </w:rPr>
-        <w:t xml:space="preserve">, </w:t>
-      </w:r>
-      <w:r>
-        <w:rPr>
-          <w:rStyle w:val="Strong"/>
-          <w:rFonts w:ascii="Arial" w:hAnsi="Arial" w:cs="Arial"/>
+          <w:sz w:val="22"/>
+        </w:rPr>
+        <w:t xml:space="preserve">, </w:t>
+      </w:r>
+      <w:r>
+        <w:rPr>
+          <w:rStyle w:val="Strong"/>
+          <w:sz w:val="22"/>
         </w:rPr>
         <w:t>backpressure</w:t>
       </w:r>
       <w:r>
         <w:rPr>
-          <w:rFonts w:ascii="Arial" w:hAnsi="Arial" w:cs="Arial"/>
-        </w:rPr>
-        <w:t xml:space="preserve">, </w:t>
-      </w:r>
-      <w:r>
-        <w:rPr>
-          <w:rStyle w:val="Strong"/>
-          <w:rFonts w:ascii="Arial" w:hAnsi="Arial" w:cs="Arial"/>
+          <w:sz w:val="22"/>
+        </w:rPr>
+        <w:t xml:space="preserve">, </w:t>
+      </w:r>
+      <w:r>
+        <w:rPr>
+          <w:rStyle w:val="Strong"/>
+          <w:sz w:val="22"/>
+        </w:rPr>
+        <w:t>retry controls</w:t>
+      </w:r>
+      <w:r>
+        <w:rPr>
+          <w:sz w:val="22"/>
+        </w:rPr>
+        <w:t xml:space="preserve">, </w:t>
+      </w:r>
+      <w:r>
+        <w:rPr>
+          <w:rStyle w:val="Strong"/>
+          <w:sz w:val="22"/>
         </w:rPr>
         <w:t>structured logging</w:t>
       </w:r>
       <w:r>
         <w:rPr>
-          <w:rFonts w:ascii="Arial" w:hAnsi="Arial" w:cs="Arial"/>
-        </w:rPr>
-        <w:t xml:space="preserve">, </w:t>
-      </w:r>
-      <w:r>
-        <w:rPr>
-          <w:rStyle w:val="Strong"/>
-          <w:rFonts w:ascii="Arial" w:hAnsi="Arial" w:cs="Arial"/>
-        </w:rPr>
-        <w:t>metrics</w:t>
-      </w:r>
-      <w:r>
-        <w:rPr>
-          <w:rFonts w:ascii="Arial" w:hAnsi="Arial" w:cs="Arial"/>
-        </w:rPr>
-        <w:t xml:space="preserve">, and </w:t>
-      </w:r>
-      <w:r>
-        <w:rPr>
-          <w:rStyle w:val="Strong"/>
-          <w:rFonts w:ascii="Arial" w:hAnsi="Arial" w:cs="Arial"/>
+          <w:sz w:val="22"/>
+        </w:rPr>
+        <w:t xml:space="preserve">, </w:t>
+      </w:r>
+      <w:r>
+        <w:rPr>
+          <w:rStyle w:val="Strong"/>
+          <w:sz w:val="22"/>
         </w:rPr>
         <w:t>distributed tracing</w:t>
       </w:r>
       <w:r>
         <w:rPr>
-          <w:rFonts w:ascii="Arial" w:hAnsi="Arial" w:cs="Arial"/>
-        </w:rPr>
-        <w:t xml:space="preserve">. </w:t>
+          <w:sz w:val="22"/>
+        </w:rPr>
+        <w:t>, and resilient queue-driven workflows.</w:t>
+      </w:r>
+      <w:proofErr w:type="gramEnd"/>
+      <w:r>
+        <w:rPr>
+          <w:sz w:val="22"/>
+        </w:rPr>
+        <w:t xml:space="preserve"> </w:t>
       </w:r>
       <w:proofErr w:type="gramStart"/>
       <w:r>
         <w:rPr>
-          <w:rFonts w:ascii="Arial" w:hAnsi="Arial" w:cs="Arial"/>
-        </w:rPr>
-        <w:t xml:space="preserve">Experienced delivering </w:t>
-      </w:r>
-      <w:r>
-        <w:rPr>
-          <w:rStyle w:val="Strong"/>
-          <w:rFonts w:ascii="Arial" w:hAnsi="Arial" w:cs="Arial"/>
+          <w:sz w:val="22"/>
+        </w:rPr>
+        <w:t xml:space="preserve">Experienced in designing </w:t>
+      </w:r>
+      <w:r>
+        <w:rPr>
+          <w:rStyle w:val="Strong"/>
+          <w:sz w:val="22"/>
         </w:rPr>
         <w:t>secure APIs</w:t>
       </w:r>
       <w:r>
         <w:rPr>
-          <w:rFonts w:ascii="Arial" w:hAnsi="Arial" w:cs="Arial"/>
-        </w:rPr>
-        <w:t xml:space="preserve">, </w:t>
-      </w:r>
-      <w:r>
-        <w:rPr>
-          <w:rStyle w:val="Strong"/>
-          <w:rFonts w:ascii="Arial" w:hAnsi="Arial" w:cs="Arial"/>
-        </w:rPr>
-        <w:t>data platforms</w:t>
-      </w:r>
-      <w:r>
-        <w:rPr>
-          <w:rFonts w:ascii="Arial" w:hAnsi="Arial" w:cs="Arial"/>
-        </w:rPr>
-        <w:t xml:space="preserve">, and </w:t>
-      </w:r>
-      <w:r>
-        <w:rPr>
-          <w:rStyle w:val="Strong"/>
-          <w:rFonts w:ascii="Arial" w:hAnsi="Arial" w:cs="Arial"/>
-        </w:rPr>
-        <w:t>production-grade</w:t>
-      </w:r>
-      <w:r>
-        <w:rPr>
-          <w:rFonts w:ascii="Arial" w:hAnsi="Arial" w:cs="Arial"/>
-        </w:rPr>
-        <w:t xml:space="preserve"> services across </w:t>
-      </w:r>
-      <w:r>
-        <w:rPr>
-          <w:rStyle w:val="Strong"/>
-          <w:rFonts w:ascii="Arial" w:hAnsi="Arial" w:cs="Arial"/>
+          <w:sz w:val="22"/>
+        </w:rPr>
+        <w:t xml:space="preserve">, modernizing legacy services, resolving complex production defects, and operating scalable systems in </w:t>
+      </w:r>
+      <w:r>
+        <w:rPr>
+          <w:rStyle w:val="Strong"/>
+          <w:sz w:val="22"/>
         </w:rPr>
         <w:t>AWS-first</w:t>
       </w:r>
       <w:r>
         <w:rPr>
-          <w:rFonts w:ascii="Arial" w:hAnsi="Arial" w:cs="Arial"/>
-        </w:rPr>
-        <w:t xml:space="preserve"> environments with additional </w:t>
-      </w:r>
-      <w:r>
-        <w:rPr>
-          <w:rStyle w:val="Strong"/>
-          <w:rFonts w:ascii="Arial" w:hAnsi="Arial" w:cs="Arial"/>
+          <w:sz w:val="22"/>
+        </w:rPr>
+        <w:t xml:space="preserve"> environments with additional exposure to </w:t>
+      </w:r>
+      <w:r>
+        <w:rPr>
+          <w:rStyle w:val="Strong"/>
+          <w:sz w:val="22"/>
         </w:rPr>
         <w:t>Azure</w:t>
       </w:r>
       <w:r>
         <w:rPr>
-          <w:rFonts w:ascii="Arial" w:hAnsi="Arial" w:cs="Arial"/>
+          <w:sz w:val="22"/>
         </w:rPr>
         <w:t xml:space="preserve"> and </w:t>
       </w:r>
       <w:r>
         <w:rPr>
           <w:rStyle w:val="Strong"/>
-          <w:rFonts w:ascii="Arial" w:hAnsi="Arial" w:cs="Arial"/>
+          <w:sz w:val="22"/>
         </w:rPr>
         <w:t>GCP</w:t>
       </w:r>
       <w:r>
         <w:rPr>
-          <w:rFonts w:ascii="Arial" w:hAnsi="Arial" w:cs="Arial"/>
-        </w:rPr>
-        <w:t xml:space="preserve"> exposure.</w:t>
+          <w:sz w:val="22"/>
+        </w:rPr>
+        <w:t>.</w:t>
       </w:r>
       <w:proofErr w:type="gramEnd"/>
     </w:p>
@@ -460,13 +507,16 @@
           <w:bottom w:val="single" w:sz="6" w:space="0" w:color="B91C1C"/>
         </w:pBdr>
         <w:spacing w:before="120" w:after="80"/>
+        <w:rPr>
+          <w:sz w:val="24"/>
+        </w:rPr>
       </w:pPr>
       <w:r>
         <w:rPr>
           <w:b/>
           <w:bCs/>
           <w:color w:val="111111"/>
-          <w:sz w:val="21"/>
+          <w:sz w:val="24"/>
           <w:szCs w:val="21"/>
         </w:rPr>
         <w:t>SKILLS</w:t>
@@ -477,59 +527,144 @@
         <w:pStyle w:val="NormalWeb"/>
         <w:numPr>
           <w:ilvl w:val="0"/>
-          <w:numId w:val="16"/>
+          <w:numId w:val="27"/>
         </w:numPr>
+        <w:spacing w:before="0" w:beforeAutospacing="0" w:after="0" w:afterAutospacing="0"/>
         <w:jc w:val="both"/>
         <w:rPr>
-          <w:rFonts w:ascii="Arial" w:hAnsi="Arial" w:cs="Arial"/>
-          <w:sz w:val="18"/>
-        </w:rPr>
-      </w:pPr>
-      <w:r>
-        <w:rPr>
-          <w:rStyle w:val="Strong"/>
-          <w:rFonts w:ascii="Arial" w:hAnsi="Arial" w:cs="Arial"/>
-          <w:sz w:val="18"/>
-        </w:rPr>
-        <w:t>Languages &amp; Core</w:t>
-      </w:r>
-      <w:r>
-        <w:rPr>
-          <w:rFonts w:ascii="Arial" w:hAnsi="Arial" w:cs="Arial"/>
-          <w:sz w:val="18"/>
-        </w:rPr>
-        <w:t xml:space="preserve"> — </w:t>
-      </w:r>
-      <w:r>
-        <w:rPr>
-          <w:rStyle w:val="Strong"/>
-          <w:rFonts w:ascii="Arial" w:hAnsi="Arial" w:cs="Arial"/>
-          <w:sz w:val="18"/>
-        </w:rPr>
-        <w:t>Rust</w:t>
-      </w:r>
-      <w:r>
-        <w:rPr>
-          <w:rFonts w:ascii="Arial" w:hAnsi="Arial" w:cs="Arial"/>
-          <w:sz w:val="18"/>
-        </w:rPr>
-        <w:t xml:space="preserve">, Go, Python, </w:t>
+          <w:b/>
+          <w:sz w:val="22"/>
+        </w:rPr>
+      </w:pPr>
+      <w:r>
+        <w:rPr>
+          <w:rStyle w:val="Strong"/>
+          <w:sz w:val="22"/>
+        </w:rPr>
+        <w:t>Languages &amp; Core —</w:t>
+      </w:r>
+      <w:r>
+        <w:rPr>
+          <w:sz w:val="22"/>
+        </w:rPr>
+        <w:t xml:space="preserve"> </w:t>
+      </w:r>
+      <w:r>
+        <w:rPr>
+          <w:rStyle w:val="Strong"/>
+          <w:sz w:val="22"/>
+        </w:rPr>
+        <w:t>Rust 1.56–1.75</w:t>
+      </w:r>
+      <w:r>
+        <w:rPr>
+          <w:sz w:val="22"/>
+        </w:rPr>
+        <w:t xml:space="preserve">, </w:t>
+      </w:r>
+      <w:r>
+        <w:rPr>
+          <w:rStyle w:val="Strong"/>
+          <w:sz w:val="22"/>
+        </w:rPr>
+        <w:t>Go 1.17–1.22</w:t>
+      </w:r>
+      <w:r>
+        <w:rPr>
+          <w:sz w:val="22"/>
+        </w:rPr>
+        <w:t xml:space="preserve">, </w:t>
+      </w:r>
+      <w:r>
+        <w:rPr>
+          <w:rStyle w:val="Strong"/>
+          <w:sz w:val="22"/>
+        </w:rPr>
+        <w:t>Python 3.8–3.12</w:t>
+      </w:r>
+      <w:r>
+        <w:rPr>
+          <w:sz w:val="22"/>
+        </w:rPr>
+        <w:t xml:space="preserve">, </w:t>
       </w:r>
       <w:proofErr w:type="spellStart"/>
       <w:r>
         <w:rPr>
-          <w:rFonts w:ascii="Arial" w:hAnsi="Arial" w:cs="Arial"/>
-          <w:sz w:val="18"/>
+          <w:rStyle w:val="Strong"/>
+          <w:b w:val="0"/>
+          <w:sz w:val="22"/>
         </w:rPr>
         <w:t>TypeScript</w:t>
       </w:r>
       <w:proofErr w:type="spellEnd"/>
       <w:r>
         <w:rPr>
-          <w:rFonts w:ascii="Arial" w:hAnsi="Arial" w:cs="Arial"/>
-          <w:sz w:val="18"/>
-        </w:rPr>
-        <w:t>, JavaScript, SQL, Bash, Linux</w:t>
+          <w:rStyle w:val="Strong"/>
+          <w:b w:val="0"/>
+          <w:sz w:val="22"/>
+        </w:rPr>
+        <w:t xml:space="preserve"> 4.x–5.x</w:t>
+      </w:r>
+      <w:r>
+        <w:rPr>
+          <w:b/>
+          <w:sz w:val="22"/>
+        </w:rPr>
+        <w:t xml:space="preserve">, </w:t>
+      </w:r>
+      <w:r>
+        <w:rPr>
+          <w:rStyle w:val="Strong"/>
+          <w:b w:val="0"/>
+          <w:sz w:val="22"/>
+        </w:rPr>
+        <w:t>JavaScript ES6+</w:t>
+      </w:r>
+      <w:r>
+        <w:rPr>
+          <w:b/>
+          <w:sz w:val="22"/>
+        </w:rPr>
+        <w:t xml:space="preserve">, </w:t>
+      </w:r>
+      <w:r>
+        <w:rPr>
+          <w:rStyle w:val="Strong"/>
+          <w:b w:val="0"/>
+          <w:sz w:val="22"/>
+        </w:rPr>
+        <w:t>SQL</w:t>
+      </w:r>
+      <w:r>
+        <w:rPr>
+          <w:b/>
+          <w:sz w:val="22"/>
+        </w:rPr>
+        <w:t xml:space="preserve">, </w:t>
+      </w:r>
+      <w:r>
+        <w:rPr>
+          <w:rStyle w:val="Strong"/>
+          <w:b w:val="0"/>
+          <w:sz w:val="22"/>
+        </w:rPr>
+        <w:t>Bash</w:t>
+      </w:r>
+      <w:r>
+        <w:rPr>
+          <w:b/>
+          <w:sz w:val="22"/>
+        </w:rPr>
+        <w:t xml:space="preserve">, </w:t>
+      </w:r>
+      <w:r>
+        <w:rPr>
+          <w:rStyle w:val="Strong"/>
+          <w:b w:val="0"/>
+          <w:sz w:val="22"/>
+        </w:rPr>
+        <w:t>Linux</w:t>
       </w:r>
     </w:p>
     <w:p>
@@ -537,34 +672,33 @@
         <w:pStyle w:val="NormalWeb"/>
         <w:numPr>
           <w:ilvl w:val="0"/>
-          <w:numId w:val="16"/>
+          <w:numId w:val="27"/>
         </w:numPr>
+        <w:spacing w:before="0" w:beforeAutospacing="0" w:after="0" w:afterAutospacing="0"/>
         <w:jc w:val="both"/>
         <w:rPr>
-          <w:rFonts w:ascii="Arial" w:hAnsi="Arial" w:cs="Arial"/>
-          <w:sz w:val="18"/>
-        </w:rPr>
-      </w:pPr>
-      <w:r>
-        <w:rPr>
-          <w:rStyle w:val="Strong"/>
-          <w:rFonts w:ascii="Arial" w:hAnsi="Arial" w:cs="Arial"/>
-          <w:sz w:val="18"/>
-        </w:rPr>
-        <w:t>Backend &amp; APIs</w:t>
-      </w:r>
-      <w:r>
-        <w:rPr>
-          <w:rFonts w:ascii="Arial" w:hAnsi="Arial" w:cs="Arial"/>
-          <w:sz w:val="18"/>
-        </w:rPr>
-        <w:t xml:space="preserve"> — </w:t>
-      </w:r>
-      <w:r>
-        <w:rPr>
-          <w:rStyle w:val="Strong"/>
-          <w:rFonts w:ascii="Arial" w:hAnsi="Arial" w:cs="Arial"/>
-          <w:sz w:val="18"/>
+          <w:b/>
+          <w:sz w:val="22"/>
+        </w:rPr>
+      </w:pPr>
+      <w:r>
+        <w:rPr>
+          <w:rStyle w:val="Strong"/>
+          <w:sz w:val="22"/>
+        </w:rPr>
+        <w:t>Backend &amp; APIs —</w:t>
+      </w:r>
+      <w:r>
+        <w:rPr>
+          <w:sz w:val="22"/>
+        </w:rPr>
+        <w:t xml:space="preserve"> </w:t>
+      </w:r>
+      <w:r>
+        <w:rPr>
+          <w:rStyle w:val="Strong"/>
+          <w:b w:val="0"/>
+          <w:sz w:val="22"/>
         </w:rPr>
         <w:t xml:space="preserve">Rust </w:t>
       </w:r>
@@ -572,8 +706,8 @@
       <w:r>
         <w:rPr>
           <w:rStyle w:val="Strong"/>
-          <w:rFonts w:ascii="Arial" w:hAnsi="Arial" w:cs="Arial"/>
-          <w:sz w:val="18"/>
+          <w:b w:val="0"/>
+          <w:sz w:val="22"/>
         </w:rPr>
         <w:t>async</w:t>
       </w:r>
@@ -581,111 +715,238 @@
       <w:r>
         <w:rPr>
           <w:rStyle w:val="Strong"/>
-          <w:rFonts w:ascii="Arial" w:hAnsi="Arial" w:cs="Arial"/>
-          <w:sz w:val="18"/>
+          <w:b w:val="0"/>
+          <w:sz w:val="22"/>
         </w:rPr>
         <w:t xml:space="preserve"> services</w:t>
       </w:r>
       <w:r>
         <w:rPr>
-          <w:rFonts w:ascii="Arial" w:hAnsi="Arial" w:cs="Arial"/>
-          <w:sz w:val="18"/>
-        </w:rPr>
-        <w:t xml:space="preserve">, REST APIs, </w:t>
+          <w:b/>
+          <w:sz w:val="22"/>
+        </w:rPr>
+        <w:t xml:space="preserve">, </w:t>
       </w:r>
       <w:proofErr w:type="spellStart"/>
       <w:r>
         <w:rPr>
-          <w:rFonts w:ascii="Arial" w:hAnsi="Arial" w:cs="Arial"/>
-          <w:sz w:val="18"/>
+          <w:rStyle w:val="Strong"/>
+          <w:b w:val="0"/>
+          <w:sz w:val="22"/>
+        </w:rPr>
+        <w:t>Tokio</w:t>
+      </w:r>
+      <w:proofErr w:type="spellEnd"/>
+      <w:r>
+        <w:rPr>
+          <w:b/>
+          <w:sz w:val="22"/>
+        </w:rPr>
+        <w:t xml:space="preserve">, </w:t>
+      </w:r>
+      <w:r>
+        <w:rPr>
+          <w:rStyle w:val="Strong"/>
+          <w:b w:val="0"/>
+          <w:sz w:val="22"/>
+        </w:rPr>
+        <w:t>REST APIs</w:t>
+      </w:r>
+      <w:r>
+        <w:rPr>
+          <w:b/>
+          <w:sz w:val="22"/>
+        </w:rPr>
+        <w:t xml:space="preserve">, </w:t>
+      </w:r>
+      <w:proofErr w:type="spellStart"/>
+      <w:r>
+        <w:rPr>
+          <w:rStyle w:val="Strong"/>
+          <w:b w:val="0"/>
+          <w:sz w:val="22"/>
         </w:rPr>
         <w:t>gRPC</w:t>
       </w:r>
       <w:proofErr w:type="spellEnd"/>
       <w:r>
         <w:rPr>
-          <w:rFonts w:ascii="Arial" w:hAnsi="Arial" w:cs="Arial"/>
-          <w:sz w:val="18"/>
-        </w:rPr>
-        <w:t>/</w:t>
+          <w:b/>
+          <w:sz w:val="22"/>
+        </w:rPr>
+        <w:t xml:space="preserve">, </w:t>
       </w:r>
       <w:proofErr w:type="spellStart"/>
       <w:r>
         <w:rPr>
-          <w:rFonts w:ascii="Arial" w:hAnsi="Arial" w:cs="Arial"/>
-          <w:sz w:val="18"/>
+          <w:rStyle w:val="Strong"/>
+          <w:b w:val="0"/>
+          <w:sz w:val="22"/>
         </w:rPr>
         <w:t>Protobuf</w:t>
       </w:r>
       <w:proofErr w:type="spellEnd"/>
       <w:r>
         <w:rPr>
-          <w:rFonts w:ascii="Arial" w:hAnsi="Arial" w:cs="Arial"/>
-          <w:sz w:val="18"/>
-        </w:rPr>
-        <w:t xml:space="preserve">, middleware/interceptors, retries/timeouts, </w:t>
-      </w:r>
-      <w:r>
-        <w:rPr>
-          <w:rStyle w:val="Strong"/>
-          <w:rFonts w:ascii="Arial" w:hAnsi="Arial" w:cs="Arial"/>
-          <w:sz w:val="18"/>
+          <w:b/>
+          <w:sz w:val="22"/>
+        </w:rPr>
+        <w:t xml:space="preserve">, </w:t>
+      </w:r>
+      <w:r>
+        <w:rPr>
+          <w:rStyle w:val="Strong"/>
+          <w:b w:val="0"/>
+          <w:sz w:val="22"/>
+        </w:rPr>
+        <w:t>middleware/interceptors</w:t>
+      </w:r>
+      <w:r>
+        <w:rPr>
+          <w:b/>
+          <w:sz w:val="22"/>
+        </w:rPr>
+        <w:t xml:space="preserve">, </w:t>
+      </w:r>
+      <w:r>
+        <w:rPr>
+          <w:rStyle w:val="Strong"/>
+          <w:b w:val="0"/>
+          <w:sz w:val="22"/>
         </w:rPr>
         <w:t>rate limiting</w:t>
       </w:r>
       <w:r>
         <w:rPr>
-          <w:rFonts w:ascii="Arial" w:hAnsi="Arial" w:cs="Arial"/>
-          <w:sz w:val="18"/>
-        </w:rPr>
-        <w:t xml:space="preserve">, </w:t>
-      </w:r>
-      <w:r>
-        <w:rPr>
-          <w:rStyle w:val="Strong"/>
-          <w:rFonts w:ascii="Arial" w:hAnsi="Arial" w:cs="Arial"/>
-          <w:sz w:val="18"/>
+          <w:b/>
+          <w:sz w:val="22"/>
+        </w:rPr>
+        <w:t xml:space="preserve">, </w:t>
+      </w:r>
+      <w:r>
+        <w:rPr>
+          <w:rStyle w:val="Strong"/>
+          <w:b w:val="0"/>
+          <w:sz w:val="22"/>
+        </w:rPr>
+        <w:t>timeouts</w:t>
+      </w:r>
+      <w:r>
+        <w:rPr>
+          <w:b/>
+          <w:sz w:val="22"/>
+        </w:rPr>
+        <w:t xml:space="preserve">, </w:t>
+      </w:r>
+      <w:r>
+        <w:rPr>
+          <w:rStyle w:val="Strong"/>
+          <w:b w:val="0"/>
+          <w:sz w:val="22"/>
+        </w:rPr>
+        <w:t>retries</w:t>
+      </w:r>
+      <w:r>
+        <w:rPr>
+          <w:b/>
+          <w:sz w:val="22"/>
+        </w:rPr>
+        <w:t xml:space="preserve">, </w:t>
+      </w:r>
+      <w:r>
+        <w:rPr>
+          <w:rStyle w:val="Strong"/>
+          <w:b w:val="0"/>
+          <w:sz w:val="22"/>
         </w:rPr>
         <w:t>backpressure</w:t>
       </w:r>
       <w:r>
         <w:rPr>
-          <w:rFonts w:ascii="Arial" w:hAnsi="Arial" w:cs="Arial"/>
-          <w:sz w:val="18"/>
-        </w:rPr>
-        <w:t xml:space="preserve">, background workers, </w:t>
+          <w:b/>
+          <w:sz w:val="22"/>
+        </w:rPr>
+        <w:t xml:space="preserve">, </w:t>
+      </w:r>
+      <w:r>
+        <w:rPr>
+          <w:rStyle w:val="Strong"/>
+          <w:b w:val="0"/>
+          <w:sz w:val="22"/>
+        </w:rPr>
+        <w:t>background workers</w:t>
+      </w:r>
+      <w:r>
+        <w:rPr>
+          <w:b/>
+          <w:sz w:val="22"/>
+        </w:rPr>
+        <w:t xml:space="preserve">, </w:t>
       </w:r>
       <w:proofErr w:type="spellStart"/>
       <w:r>
         <w:rPr>
-          <w:rFonts w:ascii="Arial" w:hAnsi="Arial" w:cs="Arial"/>
-          <w:sz w:val="18"/>
+          <w:rStyle w:val="Strong"/>
+          <w:b w:val="0"/>
+          <w:sz w:val="22"/>
         </w:rPr>
         <w:t>WebSockets</w:t>
       </w:r>
       <w:proofErr w:type="spellEnd"/>
       <w:r>
         <w:rPr>
-          <w:rFonts w:ascii="Arial" w:hAnsi="Arial" w:cs="Arial"/>
-          <w:sz w:val="18"/>
+          <w:b/>
+          <w:sz w:val="22"/>
         </w:rPr>
         <w:t xml:space="preserve">, </w:t>
       </w:r>
       <w:proofErr w:type="spellStart"/>
       <w:r>
         <w:rPr>
-          <w:rFonts w:ascii="Arial" w:hAnsi="Arial" w:cs="Arial"/>
-          <w:sz w:val="18"/>
+          <w:rStyle w:val="Strong"/>
+          <w:b w:val="0"/>
+          <w:sz w:val="22"/>
         </w:rPr>
         <w:t>idempotency</w:t>
       </w:r>
       <w:proofErr w:type="spellEnd"/>
       <w:r>
         <w:rPr>
-          <w:rFonts w:ascii="Arial" w:hAnsi="Arial" w:cs="Arial"/>
-          <w:sz w:val="18"/>
-        </w:rPr>
-        <w:t xml:space="preserve"> patterns, service profiling</w:t>
+          <w:rStyle w:val="Strong"/>
+          <w:b w:val="0"/>
+          <w:sz w:val="22"/>
+        </w:rPr>
+        <w:t xml:space="preserve"> patterns</w:t>
+      </w:r>
+      <w:r>
+        <w:rPr>
+          <w:b/>
+          <w:sz w:val="22"/>
+        </w:rPr>
+        <w:t xml:space="preserve">, </w:t>
+      </w:r>
+      <w:r>
+        <w:rPr>
+          <w:rStyle w:val="Strong"/>
+          <w:b w:val="0"/>
+          <w:sz w:val="22"/>
+        </w:rPr>
+        <w:t>profiling</w:t>
+      </w:r>
+      <w:r>
+        <w:rPr>
+          <w:b/>
+          <w:sz w:val="22"/>
+        </w:rPr>
+        <w:t xml:space="preserve">, </w:t>
+      </w:r>
+      <w:r>
+        <w:rPr>
+          <w:rStyle w:val="Strong"/>
+          <w:b w:val="0"/>
+          <w:sz w:val="22"/>
+        </w:rPr>
+        <w:t>concurrency tuning</w:t>
       </w:r>
     </w:p>
     <w:p>
@@ -693,50 +954,122 @@
         <w:pStyle w:val="NormalWeb"/>
         <w:numPr>
           <w:ilvl w:val="0"/>
-          <w:numId w:val="16"/>
+          <w:numId w:val="27"/>
         </w:numPr>
+        <w:spacing w:before="0" w:beforeAutospacing="0" w:after="0" w:afterAutospacing="0"/>
         <w:jc w:val="both"/>
         <w:rPr>
-          <w:rFonts w:ascii="Arial" w:hAnsi="Arial" w:cs="Arial"/>
-          <w:sz w:val="18"/>
-        </w:rPr>
-      </w:pPr>
-      <w:r>
-        <w:rPr>
-          <w:rStyle w:val="Strong"/>
-          <w:rFonts w:ascii="Arial" w:hAnsi="Arial" w:cs="Arial"/>
-          <w:sz w:val="18"/>
-        </w:rPr>
-        <w:t>Frontend</w:t>
-      </w:r>
-      <w:r>
-        <w:rPr>
-          <w:rFonts w:ascii="Arial" w:hAnsi="Arial" w:cs="Arial"/>
-          <w:sz w:val="18"/>
-        </w:rPr>
-        <w:t xml:space="preserve"> — React, Next.js, HTML5, CSS3, Tailwind CSS, </w:t>
+          <w:b/>
+          <w:sz w:val="22"/>
+        </w:rPr>
+      </w:pPr>
+      <w:r>
+        <w:rPr>
+          <w:rStyle w:val="Strong"/>
+          <w:sz w:val="22"/>
+        </w:rPr>
+        <w:t>Frontend —</w:t>
+      </w:r>
+      <w:r>
+        <w:rPr>
+          <w:sz w:val="22"/>
+        </w:rPr>
+        <w:t xml:space="preserve"> </w:t>
+      </w:r>
+      <w:r>
+        <w:rPr>
+          <w:rStyle w:val="Strong"/>
+          <w:sz w:val="22"/>
+        </w:rPr>
+        <w:t>React 17–18</w:t>
+      </w:r>
+      <w:r>
+        <w:rPr>
+          <w:sz w:val="22"/>
+        </w:rPr>
+        <w:t xml:space="preserve">, </w:t>
+      </w:r>
+      <w:r>
+        <w:rPr>
+          <w:rStyle w:val="Strong"/>
+          <w:sz w:val="22"/>
+        </w:rPr>
+        <w:t>Next.js 12–14</w:t>
+      </w:r>
+      <w:r>
+        <w:rPr>
+          <w:sz w:val="22"/>
+        </w:rPr>
+        <w:t xml:space="preserve">, </w:t>
+      </w:r>
+      <w:r>
+        <w:rPr>
+          <w:rStyle w:val="Strong"/>
+          <w:b w:val="0"/>
+          <w:sz w:val="22"/>
+        </w:rPr>
+        <w:t>HTML5</w:t>
+      </w:r>
+      <w:r>
+        <w:rPr>
+          <w:b/>
+          <w:sz w:val="22"/>
+        </w:rPr>
+        <w:t xml:space="preserve">, </w:t>
+      </w:r>
+      <w:r>
+        <w:rPr>
+          <w:rStyle w:val="Strong"/>
+          <w:b w:val="0"/>
+          <w:sz w:val="22"/>
+        </w:rPr>
+        <w:t>CSS3</w:t>
+      </w:r>
+      <w:r>
+        <w:rPr>
+          <w:b/>
+          <w:sz w:val="22"/>
+        </w:rPr>
+        <w:t xml:space="preserve">, </w:t>
+      </w:r>
+      <w:r>
+        <w:rPr>
+          <w:rStyle w:val="Strong"/>
+          <w:b w:val="0"/>
+          <w:sz w:val="22"/>
+        </w:rPr>
+        <w:t>Tailwind CSS</w:t>
+      </w:r>
+      <w:r>
+        <w:rPr>
+          <w:b/>
+          <w:sz w:val="22"/>
+        </w:rPr>
+        <w:t xml:space="preserve">, </w:t>
       </w:r>
       <w:proofErr w:type="spellStart"/>
       <w:r>
         <w:rPr>
-          <w:rFonts w:ascii="Arial" w:hAnsi="Arial" w:cs="Arial"/>
-          <w:sz w:val="18"/>
+          <w:rStyle w:val="Strong"/>
+          <w:b w:val="0"/>
+          <w:sz w:val="22"/>
         </w:rPr>
         <w:t>Webpack</w:t>
       </w:r>
       <w:proofErr w:type="spellEnd"/>
       <w:r>
         <w:rPr>
-          <w:rFonts w:ascii="Arial" w:hAnsi="Arial" w:cs="Arial"/>
-          <w:sz w:val="18"/>
+          <w:b/>
+          <w:sz w:val="22"/>
         </w:rPr>
         <w:t xml:space="preserve">, </w:t>
       </w:r>
       <w:proofErr w:type="spellStart"/>
       <w:r>
         <w:rPr>
-          <w:rFonts w:ascii="Arial" w:hAnsi="Arial" w:cs="Arial"/>
-          <w:sz w:val="18"/>
+          <w:rStyle w:val="Strong"/>
+          <w:b w:val="0"/>
+          <w:sz w:val="22"/>
         </w:rPr>
         <w:t>Vite</w:t>
       </w:r>
@@ -747,106 +1080,106 @@
         <w:pStyle w:val="NormalWeb"/>
         <w:numPr>
           <w:ilvl w:val="0"/>
-          <w:numId w:val="16"/>
+          <w:numId w:val="27"/>
         </w:numPr>
+        <w:spacing w:before="0" w:beforeAutospacing="0" w:after="0" w:afterAutospacing="0"/>
         <w:jc w:val="both"/>
         <w:rPr>
-          <w:rFonts w:ascii="Arial" w:hAnsi="Arial" w:cs="Arial"/>
-          <w:sz w:val="18"/>
-        </w:rPr>
-      </w:pPr>
-      <w:r>
-        <w:rPr>
-          <w:rStyle w:val="Strong"/>
-          <w:rFonts w:ascii="Arial" w:hAnsi="Arial" w:cs="Arial"/>
-          <w:sz w:val="18"/>
-        </w:rPr>
-        <w:t>Data, Messaging &amp; Search</w:t>
-      </w:r>
-      <w:r>
-        <w:rPr>
-          <w:rFonts w:ascii="Arial" w:hAnsi="Arial" w:cs="Arial"/>
-          <w:sz w:val="18"/>
-        </w:rPr>
-        <w:t xml:space="preserve"> — Relational: </w:t>
+          <w:b/>
+          <w:sz w:val="22"/>
+        </w:rPr>
+      </w:pPr>
+      <w:r>
+        <w:rPr>
+          <w:rStyle w:val="Strong"/>
+          <w:sz w:val="22"/>
+        </w:rPr>
+        <w:t>Data, Messaging &amp; Search —</w:t>
+      </w:r>
+      <w:r>
+        <w:rPr>
+          <w:sz w:val="22"/>
+        </w:rPr>
+        <w:t xml:space="preserve"> </w:t>
       </w:r>
       <w:proofErr w:type="spellStart"/>
       <w:r>
         <w:rPr>
           <w:rStyle w:val="Strong"/>
-          <w:rFonts w:ascii="Arial" w:hAnsi="Arial" w:cs="Arial"/>
-          <w:sz w:val="18"/>
+          <w:b w:val="0"/>
+          <w:sz w:val="22"/>
         </w:rPr>
         <w:t>PostgreSQL</w:t>
       </w:r>
       <w:proofErr w:type="spellEnd"/>
       <w:r>
         <w:rPr>
-          <w:rFonts w:ascii="Arial" w:hAnsi="Arial" w:cs="Arial"/>
-          <w:sz w:val="18"/>
-        </w:rPr>
-        <w:t xml:space="preserve">, </w:t>
-      </w:r>
-      <w:r>
-        <w:rPr>
-          <w:rStyle w:val="Strong"/>
-          <w:rFonts w:ascii="Arial" w:hAnsi="Arial" w:cs="Arial"/>
-          <w:sz w:val="18"/>
+          <w:b/>
+          <w:sz w:val="22"/>
+        </w:rPr>
+        <w:t xml:space="preserve">, </w:t>
+      </w:r>
+      <w:r>
+        <w:rPr>
+          <w:rStyle w:val="Strong"/>
+          <w:b w:val="0"/>
+          <w:sz w:val="22"/>
         </w:rPr>
         <w:t>MySQL</w:t>
       </w:r>
       <w:r>
         <w:rPr>
-          <w:rFonts w:ascii="Arial" w:hAnsi="Arial" w:cs="Arial"/>
-          <w:sz w:val="18"/>
-        </w:rPr>
-        <w:t xml:space="preserve">, </w:t>
-      </w:r>
-      <w:r>
-        <w:rPr>
-          <w:rStyle w:val="Strong"/>
-          <w:rFonts w:ascii="Arial" w:hAnsi="Arial" w:cs="Arial"/>
-          <w:sz w:val="18"/>
+          <w:b/>
+          <w:sz w:val="22"/>
+        </w:rPr>
+        <w:t xml:space="preserve">, </w:t>
+      </w:r>
+      <w:r>
+        <w:rPr>
+          <w:rStyle w:val="Strong"/>
+          <w:b w:val="0"/>
+          <w:sz w:val="22"/>
         </w:rPr>
         <w:t>SQL Server</w:t>
       </w:r>
       <w:r>
         <w:rPr>
-          <w:rFonts w:ascii="Arial" w:hAnsi="Arial" w:cs="Arial"/>
-          <w:sz w:val="18"/>
-        </w:rPr>
-        <w:t xml:space="preserve"> • </w:t>
+          <w:b/>
+          <w:sz w:val="22"/>
+        </w:rPr>
+        <w:t xml:space="preserve">, </w:t>
       </w:r>
       <w:proofErr w:type="spellStart"/>
       <w:r>
         <w:rPr>
-          <w:rFonts w:ascii="Arial" w:hAnsi="Arial" w:cs="Arial"/>
-          <w:sz w:val="18"/>
-        </w:rPr>
-        <w:t>NoSQL</w:t>
+          <w:rStyle w:val="Strong"/>
+          <w:b w:val="0"/>
+          <w:sz w:val="22"/>
+        </w:rPr>
+        <w:t>Redis</w:t>
       </w:r>
       <w:proofErr w:type="spellEnd"/>
       <w:r>
         <w:rPr>
-          <w:rFonts w:ascii="Arial" w:hAnsi="Arial" w:cs="Arial"/>
-          <w:sz w:val="18"/>
-        </w:rPr>
-        <w:t xml:space="preserve">: </w:t>
+          <w:b/>
+          <w:sz w:val="22"/>
+        </w:rPr>
+        <w:t xml:space="preserve">, </w:t>
       </w:r>
       <w:proofErr w:type="spellStart"/>
       <w:r>
         <w:rPr>
           <w:rStyle w:val="Strong"/>
-          <w:rFonts w:ascii="Arial" w:hAnsi="Arial" w:cs="Arial"/>
-          <w:sz w:val="18"/>
-        </w:rPr>
-        <w:t>Redis</w:t>
+          <w:b w:val="0"/>
+          <w:sz w:val="22"/>
+        </w:rPr>
+        <w:t>MongoDB</w:t>
       </w:r>
       <w:proofErr w:type="spellEnd"/>
       <w:r>
         <w:rPr>
-          <w:rFonts w:ascii="Arial" w:hAnsi="Arial" w:cs="Arial"/>
-          <w:sz w:val="18"/>
+          <w:b/>
+          <w:sz w:val="22"/>
         </w:rPr>
         <w:t xml:space="preserve">, </w:t>
       </w:r>
@@ -854,16 +1187,46 @@
       <w:r>
         <w:rPr>
           <w:rStyle w:val="Strong"/>
-          <w:rFonts w:ascii="Arial" w:hAnsi="Arial" w:cs="Arial"/>
-          <w:sz w:val="18"/>
-        </w:rPr>
-        <w:t>MongoDB</w:t>
+          <w:b w:val="0"/>
+          <w:sz w:val="22"/>
+        </w:rPr>
+        <w:t>DynamoDB</w:t>
       </w:r>
       <w:proofErr w:type="spellEnd"/>
       <w:r>
         <w:rPr>
-          <w:rFonts w:ascii="Arial" w:hAnsi="Arial" w:cs="Arial"/>
-          <w:sz w:val="18"/>
+          <w:b/>
+          <w:sz w:val="22"/>
+        </w:rPr>
+        <w:t xml:space="preserve">, </w:t>
+      </w:r>
+      <w:r>
+        <w:rPr>
+          <w:rStyle w:val="Strong"/>
+          <w:b w:val="0"/>
+          <w:sz w:val="22"/>
+        </w:rPr>
+        <w:t>AWS SQS/SNS</w:t>
+      </w:r>
+      <w:r>
+        <w:rPr>
+          <w:b/>
+          <w:sz w:val="22"/>
+        </w:rPr>
+        <w:t xml:space="preserve">, </w:t>
+      </w:r>
+      <w:r>
+        <w:rPr>
+          <w:rStyle w:val="Strong"/>
+          <w:b w:val="0"/>
+          <w:sz w:val="22"/>
+        </w:rPr>
+        <w:t>Kafka</w:t>
+      </w:r>
+      <w:r>
+        <w:rPr>
+          <w:b/>
+          <w:sz w:val="22"/>
         </w:rPr>
         <w:t xml:space="preserve">, </w:t>
       </w:r>
@@ -871,46 +1234,16 @@
       <w:r>
         <w:rPr>
           <w:rStyle w:val="Strong"/>
-          <w:rFonts w:ascii="Arial" w:hAnsi="Arial" w:cs="Arial"/>
-          <w:sz w:val="18"/>
-        </w:rPr>
-        <w:t>DynamoDB</w:t>
+          <w:b w:val="0"/>
+          <w:sz w:val="22"/>
+        </w:rPr>
+        <w:t>RabbitMQ</w:t>
       </w:r>
       <w:proofErr w:type="spellEnd"/>
       <w:r>
         <w:rPr>
-          <w:rFonts w:ascii="Arial" w:hAnsi="Arial" w:cs="Arial"/>
-          <w:sz w:val="18"/>
-        </w:rPr>
-        <w:t xml:space="preserve"> • Queues/streams: </w:t>
-      </w:r>
-      <w:r>
-        <w:rPr>
-          <w:rStyle w:val="Strong"/>
-          <w:rFonts w:ascii="Arial" w:hAnsi="Arial" w:cs="Arial"/>
-          <w:sz w:val="18"/>
-        </w:rPr>
-        <w:t>AWS SQS/SNS</w:t>
-      </w:r>
-      <w:r>
-        <w:rPr>
-          <w:rFonts w:ascii="Arial" w:hAnsi="Arial" w:cs="Arial"/>
-          <w:sz w:val="18"/>
-        </w:rPr>
-        <w:t xml:space="preserve">, </w:t>
-      </w:r>
-      <w:r>
-        <w:rPr>
-          <w:rStyle w:val="Strong"/>
-          <w:rFonts w:ascii="Arial" w:hAnsi="Arial" w:cs="Arial"/>
-          <w:sz w:val="18"/>
-        </w:rPr>
-        <w:t>Kafka</w:t>
-      </w:r>
-      <w:r>
-        <w:rPr>
-          <w:rFonts w:ascii="Arial" w:hAnsi="Arial" w:cs="Arial"/>
-          <w:sz w:val="18"/>
+          <w:b/>
+          <w:sz w:val="22"/>
         </w:rPr>
         <w:t xml:space="preserve">, </w:t>
       </w:r>
@@ -918,72 +1251,55 @@
       <w:r>
         <w:rPr>
           <w:rStyle w:val="Strong"/>
-          <w:rFonts w:ascii="Arial" w:hAnsi="Arial" w:cs="Arial"/>
-          <w:sz w:val="18"/>
-        </w:rPr>
-        <w:t>RabbitMQ</w:t>
+          <w:b w:val="0"/>
+          <w:sz w:val="22"/>
+        </w:rPr>
+        <w:t>Elasticsearch</w:t>
       </w:r>
       <w:proofErr w:type="spellEnd"/>
       <w:r>
         <w:rPr>
-          <w:rFonts w:ascii="Arial" w:hAnsi="Arial" w:cs="Arial"/>
-          <w:sz w:val="18"/>
-        </w:rPr>
-        <w:t xml:space="preserve"> • Search: </w:t>
+          <w:b/>
+          <w:sz w:val="22"/>
+        </w:rPr>
+        <w:t xml:space="preserve">, </w:t>
+      </w:r>
+      <w:r>
+        <w:rPr>
+          <w:rStyle w:val="Strong"/>
+          <w:b w:val="0"/>
+          <w:sz w:val="22"/>
+        </w:rPr>
+        <w:t>OpenSearch</w:t>
+      </w:r>
+      <w:r>
+        <w:rPr>
+          <w:b/>
+          <w:sz w:val="22"/>
+        </w:rPr>
+        <w:t xml:space="preserve">, </w:t>
+      </w:r>
+      <w:r>
+        <w:rPr>
+          <w:rStyle w:val="Strong"/>
+          <w:b w:val="0"/>
+          <w:sz w:val="22"/>
+        </w:rPr>
+        <w:t>Redshift</w:t>
+      </w:r>
+      <w:r>
+        <w:rPr>
+          <w:b/>
+          <w:sz w:val="22"/>
+        </w:rPr>
+        <w:t xml:space="preserve">, </w:t>
       </w:r>
       <w:proofErr w:type="spellStart"/>
       <w:r>
         <w:rPr>
           <w:rStyle w:val="Strong"/>
-          <w:rFonts w:ascii="Arial" w:hAnsi="Arial" w:cs="Arial"/>
-          <w:sz w:val="18"/>
-        </w:rPr>
-        <w:t>Elasticsearch</w:t>
-      </w:r>
-      <w:proofErr w:type="spellEnd"/>
-      <w:r>
-        <w:rPr>
-          <w:rFonts w:ascii="Arial" w:hAnsi="Arial" w:cs="Arial"/>
-          <w:sz w:val="18"/>
-        </w:rPr>
-        <w:t xml:space="preserve">, </w:t>
-      </w:r>
-      <w:r>
-        <w:rPr>
-          <w:rStyle w:val="Strong"/>
-          <w:rFonts w:ascii="Arial" w:hAnsi="Arial" w:cs="Arial"/>
-          <w:sz w:val="18"/>
-        </w:rPr>
-        <w:t>OpenSearch</w:t>
-      </w:r>
-      <w:r>
-        <w:rPr>
-          <w:rFonts w:ascii="Arial" w:hAnsi="Arial" w:cs="Arial"/>
-          <w:sz w:val="18"/>
-        </w:rPr>
-        <w:t xml:space="preserve"> • Analytics: </w:t>
-      </w:r>
-      <w:r>
-        <w:rPr>
-          <w:rStyle w:val="Strong"/>
-          <w:rFonts w:ascii="Arial" w:hAnsi="Arial" w:cs="Arial"/>
-          <w:sz w:val="18"/>
-        </w:rPr>
-        <w:t>Redshift</w:t>
-      </w:r>
-      <w:r>
-        <w:rPr>
-          <w:rFonts w:ascii="Arial" w:hAnsi="Arial" w:cs="Arial"/>
-          <w:sz w:val="18"/>
-        </w:rPr>
-        <w:t xml:space="preserve">, </w:t>
-      </w:r>
-      <w:proofErr w:type="spellStart"/>
-      <w:r>
-        <w:rPr>
-          <w:rStyle w:val="Strong"/>
-          <w:rFonts w:ascii="Arial" w:hAnsi="Arial" w:cs="Arial"/>
-          <w:sz w:val="18"/>
+          <w:b w:val="0"/>
+          <w:sz w:val="22"/>
         </w:rPr>
         <w:t>BigQuery</w:t>
       </w:r>
@@ -994,19 +1310,19 @@
         <w:pStyle w:val="NormalWeb"/>
         <w:numPr>
           <w:ilvl w:val="0"/>
-          <w:numId w:val="16"/>
+          <w:numId w:val="27"/>
         </w:numPr>
+        <w:spacing w:before="0" w:beforeAutospacing="0" w:after="0" w:afterAutospacing="0"/>
         <w:jc w:val="both"/>
         <w:rPr>
-          <w:rFonts w:ascii="Arial" w:hAnsi="Arial" w:cs="Arial"/>
-          <w:sz w:val="18"/>
-        </w:rPr>
-      </w:pPr>
-      <w:r>
-        <w:rPr>
-          <w:rStyle w:val="Strong"/>
-          <w:rFonts w:ascii="Arial" w:hAnsi="Arial" w:cs="Arial"/>
-          <w:sz w:val="18"/>
+          <w:b/>
+          <w:sz w:val="22"/>
+        </w:rPr>
+      </w:pPr>
+      <w:r>
+        <w:rPr>
+          <w:rStyle w:val="Strong"/>
+          <w:sz w:val="22"/>
         </w:rPr>
         <w:t xml:space="preserve">Cloud &amp; </w:t>
       </w:r>
@@ -1014,106 +1330,126 @@
       <w:r>
         <w:rPr>
           <w:rStyle w:val="Strong"/>
-          <w:rFonts w:ascii="Arial" w:hAnsi="Arial" w:cs="Arial"/>
-          <w:sz w:val="18"/>
+          <w:sz w:val="22"/>
         </w:rPr>
         <w:t>DevOps</w:t>
       </w:r>
       <w:proofErr w:type="spellEnd"/>
       <w:r>
         <w:rPr>
-          <w:rFonts w:ascii="Arial" w:hAnsi="Arial" w:cs="Arial"/>
-          <w:sz w:val="18"/>
-        </w:rPr>
-        <w:t xml:space="preserve"> — AWS (primary): </w:t>
-      </w:r>
-      <w:r>
-        <w:rPr>
-          <w:rStyle w:val="Strong"/>
-          <w:rFonts w:ascii="Arial" w:hAnsi="Arial" w:cs="Arial"/>
-          <w:sz w:val="18"/>
+          <w:rStyle w:val="Strong"/>
+          <w:sz w:val="22"/>
+        </w:rPr>
+        <w:t xml:space="preserve"> —</w:t>
+      </w:r>
+      <w:r>
+        <w:rPr>
+          <w:sz w:val="22"/>
+        </w:rPr>
+        <w:t xml:space="preserve"> </w:t>
+      </w:r>
+      <w:r>
+        <w:rPr>
+          <w:rStyle w:val="Strong"/>
+          <w:b w:val="0"/>
+          <w:sz w:val="22"/>
+        </w:rPr>
+        <w:t>AWS</w:t>
+      </w:r>
+      <w:r>
+        <w:rPr>
+          <w:b/>
+          <w:sz w:val="22"/>
+        </w:rPr>
+        <w:t xml:space="preserve">: </w:t>
+      </w:r>
+      <w:r>
+        <w:rPr>
+          <w:rStyle w:val="Strong"/>
+          <w:b w:val="0"/>
+          <w:sz w:val="22"/>
         </w:rPr>
         <w:t>EKS</w:t>
       </w:r>
       <w:r>
         <w:rPr>
-          <w:rFonts w:ascii="Arial" w:hAnsi="Arial" w:cs="Arial"/>
-          <w:sz w:val="18"/>
-        </w:rPr>
-        <w:t xml:space="preserve">, </w:t>
-      </w:r>
-      <w:r>
-        <w:rPr>
-          <w:rStyle w:val="Strong"/>
-          <w:rFonts w:ascii="Arial" w:hAnsi="Arial" w:cs="Arial"/>
-          <w:sz w:val="18"/>
+          <w:b/>
+          <w:sz w:val="22"/>
+        </w:rPr>
+        <w:t xml:space="preserve">, </w:t>
+      </w:r>
+      <w:r>
+        <w:rPr>
+          <w:rStyle w:val="Strong"/>
+          <w:b w:val="0"/>
+          <w:sz w:val="22"/>
         </w:rPr>
         <w:t>ECS</w:t>
       </w:r>
       <w:r>
         <w:rPr>
-          <w:rFonts w:ascii="Arial" w:hAnsi="Arial" w:cs="Arial"/>
-          <w:sz w:val="18"/>
-        </w:rPr>
-        <w:t xml:space="preserve">, </w:t>
-      </w:r>
-      <w:r>
-        <w:rPr>
-          <w:rStyle w:val="Strong"/>
-          <w:rFonts w:ascii="Arial" w:hAnsi="Arial" w:cs="Arial"/>
-          <w:sz w:val="18"/>
+          <w:b/>
+          <w:sz w:val="22"/>
+        </w:rPr>
+        <w:t xml:space="preserve">, </w:t>
+      </w:r>
+      <w:r>
+        <w:rPr>
+          <w:rStyle w:val="Strong"/>
+          <w:b w:val="0"/>
+          <w:sz w:val="22"/>
         </w:rPr>
         <w:t>EC2</w:t>
       </w:r>
       <w:r>
         <w:rPr>
-          <w:rFonts w:ascii="Arial" w:hAnsi="Arial" w:cs="Arial"/>
-          <w:sz w:val="18"/>
-        </w:rPr>
-        <w:t xml:space="preserve">, </w:t>
-      </w:r>
-      <w:r>
-        <w:rPr>
-          <w:rStyle w:val="Strong"/>
-          <w:rFonts w:ascii="Arial" w:hAnsi="Arial" w:cs="Arial"/>
-          <w:sz w:val="18"/>
+          <w:b/>
+          <w:sz w:val="22"/>
+        </w:rPr>
+        <w:t xml:space="preserve">, </w:t>
+      </w:r>
+      <w:r>
+        <w:rPr>
+          <w:rStyle w:val="Strong"/>
+          <w:b w:val="0"/>
+          <w:sz w:val="22"/>
         </w:rPr>
         <w:t>Lambda</w:t>
       </w:r>
       <w:r>
         <w:rPr>
-          <w:rFonts w:ascii="Arial" w:hAnsi="Arial" w:cs="Arial"/>
-          <w:sz w:val="18"/>
-        </w:rPr>
-        <w:t xml:space="preserve">, </w:t>
-      </w:r>
-      <w:r>
-        <w:rPr>
-          <w:rStyle w:val="Strong"/>
-          <w:rFonts w:ascii="Arial" w:hAnsi="Arial" w:cs="Arial"/>
-          <w:sz w:val="18"/>
+          <w:b/>
+          <w:sz w:val="22"/>
+        </w:rPr>
+        <w:t xml:space="preserve">, </w:t>
+      </w:r>
+      <w:r>
+        <w:rPr>
+          <w:rStyle w:val="Strong"/>
+          <w:b w:val="0"/>
+          <w:sz w:val="22"/>
         </w:rPr>
         <w:t>API Gateway</w:t>
       </w:r>
       <w:r>
         <w:rPr>
-          <w:rFonts w:ascii="Arial" w:hAnsi="Arial" w:cs="Arial"/>
-          <w:sz w:val="18"/>
-        </w:rPr>
-        <w:t xml:space="preserve">, </w:t>
-      </w:r>
-      <w:r>
-        <w:rPr>
-          <w:rStyle w:val="Strong"/>
-          <w:rFonts w:ascii="Arial" w:hAnsi="Arial" w:cs="Arial"/>
-          <w:sz w:val="18"/>
+          <w:b/>
+          <w:sz w:val="22"/>
+        </w:rPr>
+        <w:t xml:space="preserve">, </w:t>
+      </w:r>
+      <w:r>
+        <w:rPr>
+          <w:rStyle w:val="Strong"/>
+          <w:b w:val="0"/>
+          <w:sz w:val="22"/>
         </w:rPr>
         <w:t>S3</w:t>
       </w:r>
       <w:r>
         <w:rPr>
-          <w:rFonts w:ascii="Arial" w:hAnsi="Arial" w:cs="Arial"/>
-          <w:sz w:val="18"/>
+          <w:b/>
+          <w:sz w:val="22"/>
         </w:rPr>
         <w:t xml:space="preserve">, </w:t>
       </w:r>
@@ -1121,31 +1457,31 @@
       <w:r>
         <w:rPr>
           <w:rStyle w:val="Strong"/>
-          <w:rFonts w:ascii="Arial" w:hAnsi="Arial" w:cs="Arial"/>
-          <w:sz w:val="18"/>
+          <w:b w:val="0"/>
+          <w:sz w:val="22"/>
         </w:rPr>
         <w:t>CloudFront</w:t>
       </w:r>
       <w:proofErr w:type="spellEnd"/>
       <w:r>
         <w:rPr>
-          <w:rFonts w:ascii="Arial" w:hAnsi="Arial" w:cs="Arial"/>
-          <w:sz w:val="18"/>
-        </w:rPr>
-        <w:t xml:space="preserve">, </w:t>
-      </w:r>
-      <w:r>
-        <w:rPr>
-          <w:rStyle w:val="Strong"/>
-          <w:rFonts w:ascii="Arial" w:hAnsi="Arial" w:cs="Arial"/>
-          <w:sz w:val="18"/>
+          <w:b/>
+          <w:sz w:val="22"/>
+        </w:rPr>
+        <w:t xml:space="preserve">, </w:t>
+      </w:r>
+      <w:r>
+        <w:rPr>
+          <w:rStyle w:val="Strong"/>
+          <w:b w:val="0"/>
+          <w:sz w:val="22"/>
         </w:rPr>
         <w:t>RDS</w:t>
       </w:r>
       <w:r>
         <w:rPr>
-          <w:rFonts w:ascii="Arial" w:hAnsi="Arial" w:cs="Arial"/>
-          <w:sz w:val="18"/>
+          <w:b/>
+          <w:sz w:val="22"/>
         </w:rPr>
         <w:t xml:space="preserve">, </w:t>
       </w:r>
@@ -1153,16 +1489,16 @@
       <w:r>
         <w:rPr>
           <w:rStyle w:val="Strong"/>
-          <w:rFonts w:ascii="Arial" w:hAnsi="Arial" w:cs="Arial"/>
-          <w:sz w:val="18"/>
+          <w:b w:val="0"/>
+          <w:sz w:val="22"/>
         </w:rPr>
         <w:t>DynamoDB</w:t>
       </w:r>
       <w:proofErr w:type="spellEnd"/>
       <w:r>
         <w:rPr>
-          <w:rFonts w:ascii="Arial" w:hAnsi="Arial" w:cs="Arial"/>
-          <w:sz w:val="18"/>
+          <w:b/>
+          <w:sz w:val="22"/>
         </w:rPr>
         <w:t xml:space="preserve">, </w:t>
       </w:r>
@@ -1170,16 +1506,16 @@
       <w:r>
         <w:rPr>
           <w:rStyle w:val="Strong"/>
-          <w:rFonts w:ascii="Arial" w:hAnsi="Arial" w:cs="Arial"/>
-          <w:sz w:val="18"/>
+          <w:b w:val="0"/>
+          <w:sz w:val="22"/>
         </w:rPr>
         <w:t>ElastiCache</w:t>
       </w:r>
       <w:proofErr w:type="spellEnd"/>
       <w:r>
         <w:rPr>
-          <w:rFonts w:ascii="Arial" w:hAnsi="Arial" w:cs="Arial"/>
-          <w:sz w:val="18"/>
+          <w:b/>
+          <w:sz w:val="22"/>
         </w:rPr>
         <w:t xml:space="preserve">, </w:t>
       </w:r>
@@ -1187,139 +1523,307 @@
       <w:r>
         <w:rPr>
           <w:rStyle w:val="Strong"/>
-          <w:rFonts w:ascii="Arial" w:hAnsi="Arial" w:cs="Arial"/>
-          <w:sz w:val="18"/>
+          <w:b w:val="0"/>
+          <w:sz w:val="22"/>
         </w:rPr>
         <w:t>EventBridge</w:t>
       </w:r>
       <w:proofErr w:type="spellEnd"/>
       <w:r>
         <w:rPr>
-          <w:rFonts w:ascii="Arial" w:hAnsi="Arial" w:cs="Arial"/>
-          <w:sz w:val="18"/>
-        </w:rPr>
-        <w:t xml:space="preserve">, </w:t>
-      </w:r>
-      <w:r>
-        <w:rPr>
-          <w:rStyle w:val="Strong"/>
-          <w:rFonts w:ascii="Arial" w:hAnsi="Arial" w:cs="Arial"/>
-          <w:sz w:val="18"/>
+          <w:b/>
+          <w:sz w:val="22"/>
+        </w:rPr>
+        <w:t xml:space="preserve">, </w:t>
+      </w:r>
+      <w:r>
+        <w:rPr>
+          <w:rStyle w:val="Strong"/>
+          <w:b w:val="0"/>
+          <w:sz w:val="22"/>
         </w:rPr>
         <w:t>Step Functions</w:t>
       </w:r>
       <w:r>
         <w:rPr>
-          <w:rFonts w:ascii="Arial" w:hAnsi="Arial" w:cs="Arial"/>
-          <w:sz w:val="18"/>
-        </w:rPr>
-        <w:t xml:space="preserve">, </w:t>
-      </w:r>
-      <w:r>
-        <w:rPr>
-          <w:rStyle w:val="Strong"/>
-          <w:rFonts w:ascii="Arial" w:hAnsi="Arial" w:cs="Arial"/>
-          <w:sz w:val="18"/>
+          <w:b/>
+          <w:sz w:val="22"/>
+        </w:rPr>
+        <w:t xml:space="preserve">, </w:t>
+      </w:r>
+      <w:r>
+        <w:rPr>
+          <w:rStyle w:val="Strong"/>
+          <w:b w:val="0"/>
+          <w:sz w:val="22"/>
         </w:rPr>
         <w:t>IAM</w:t>
       </w:r>
       <w:r>
         <w:rPr>
-          <w:rFonts w:ascii="Arial" w:hAnsi="Arial" w:cs="Arial"/>
-          <w:sz w:val="18"/>
-        </w:rPr>
-        <w:t xml:space="preserve"> • Azure: </w:t>
-      </w:r>
-      <w:r>
-        <w:rPr>
-          <w:rStyle w:val="Strong"/>
-          <w:rFonts w:ascii="Arial" w:hAnsi="Arial" w:cs="Arial"/>
-          <w:sz w:val="18"/>
+          <w:b/>
+          <w:sz w:val="22"/>
+        </w:rPr>
+        <w:t xml:space="preserve"> | </w:t>
+      </w:r>
+      <w:r>
+        <w:rPr>
+          <w:rStyle w:val="Strong"/>
+          <w:b w:val="0"/>
+          <w:sz w:val="22"/>
+        </w:rPr>
+        <w:t>Azure</w:t>
+      </w:r>
+      <w:r>
+        <w:rPr>
+          <w:b/>
+          <w:sz w:val="22"/>
+        </w:rPr>
+        <w:t xml:space="preserve">: </w:t>
+      </w:r>
+      <w:r>
+        <w:rPr>
+          <w:rStyle w:val="Strong"/>
+          <w:b w:val="0"/>
+          <w:sz w:val="22"/>
         </w:rPr>
         <w:t>AKS</w:t>
       </w:r>
       <w:r>
         <w:rPr>
-          <w:rFonts w:ascii="Arial" w:hAnsi="Arial" w:cs="Arial"/>
-          <w:sz w:val="18"/>
-        </w:rPr>
-        <w:t xml:space="preserve">, App Service, Azure SQL, Service Bus, Key Vault, Application Insights • GCP: </w:t>
-      </w:r>
-      <w:r>
-        <w:rPr>
-          <w:rStyle w:val="Strong"/>
-          <w:rFonts w:ascii="Arial" w:hAnsi="Arial" w:cs="Arial"/>
-          <w:sz w:val="18"/>
+          <w:b/>
+          <w:sz w:val="22"/>
+        </w:rPr>
+        <w:t xml:space="preserve">, </w:t>
+      </w:r>
+      <w:r>
+        <w:rPr>
+          <w:rStyle w:val="Strong"/>
+          <w:b w:val="0"/>
+          <w:sz w:val="22"/>
+        </w:rPr>
+        <w:t>App Service</w:t>
+      </w:r>
+      <w:r>
+        <w:rPr>
+          <w:b/>
+          <w:sz w:val="22"/>
+        </w:rPr>
+        <w:t xml:space="preserve">, </w:t>
+      </w:r>
+      <w:r>
+        <w:rPr>
+          <w:rStyle w:val="Strong"/>
+          <w:b w:val="0"/>
+          <w:sz w:val="22"/>
+        </w:rPr>
+        <w:t>Azure SQL</w:t>
+      </w:r>
+      <w:r>
+        <w:rPr>
+          <w:b/>
+          <w:sz w:val="22"/>
+        </w:rPr>
+        <w:t xml:space="preserve">, </w:t>
+      </w:r>
+      <w:r>
+        <w:rPr>
+          <w:rStyle w:val="Strong"/>
+          <w:b w:val="0"/>
+          <w:sz w:val="22"/>
+        </w:rPr>
+        <w:t>Service Bus</w:t>
+      </w:r>
+      <w:r>
+        <w:rPr>
+          <w:b/>
+          <w:sz w:val="22"/>
+        </w:rPr>
+        <w:t xml:space="preserve">, </w:t>
+      </w:r>
+      <w:r>
+        <w:rPr>
+          <w:rStyle w:val="Strong"/>
+          <w:b w:val="0"/>
+          <w:sz w:val="22"/>
+        </w:rPr>
+        <w:t>Key Vault</w:t>
+      </w:r>
+      <w:r>
+        <w:rPr>
+          <w:b/>
+          <w:sz w:val="22"/>
+        </w:rPr>
+        <w:t xml:space="preserve">, </w:t>
+      </w:r>
+      <w:r>
+        <w:rPr>
+          <w:rStyle w:val="Strong"/>
+          <w:b w:val="0"/>
+          <w:sz w:val="22"/>
+        </w:rPr>
+        <w:t>Application Insights</w:t>
+      </w:r>
+      <w:r>
+        <w:rPr>
+          <w:b/>
+          <w:sz w:val="22"/>
+        </w:rPr>
+        <w:t xml:space="preserve"> | </w:t>
+      </w:r>
+      <w:r>
+        <w:rPr>
+          <w:rStyle w:val="Strong"/>
+          <w:b w:val="0"/>
+          <w:sz w:val="22"/>
+        </w:rPr>
+        <w:t>GCP</w:t>
+      </w:r>
+      <w:r>
+        <w:rPr>
+          <w:b/>
+          <w:sz w:val="22"/>
+        </w:rPr>
+        <w:t xml:space="preserve">: </w:t>
+      </w:r>
+      <w:r>
+        <w:rPr>
+          <w:rStyle w:val="Strong"/>
+          <w:b w:val="0"/>
+          <w:sz w:val="22"/>
         </w:rPr>
         <w:t>GKE</w:t>
       </w:r>
       <w:r>
         <w:rPr>
-          <w:rFonts w:ascii="Arial" w:hAnsi="Arial" w:cs="Arial"/>
-          <w:sz w:val="18"/>
-        </w:rPr>
-        <w:t xml:space="preserve">, Cloud Run, Pub/Sub, Cloud Storage, </w:t>
+          <w:b/>
+          <w:sz w:val="22"/>
+        </w:rPr>
+        <w:t xml:space="preserve">, </w:t>
+      </w:r>
+      <w:r>
+        <w:rPr>
+          <w:rStyle w:val="Strong"/>
+          <w:b w:val="0"/>
+          <w:sz w:val="22"/>
+        </w:rPr>
+        <w:t>Cloud Run</w:t>
+      </w:r>
+      <w:r>
+        <w:rPr>
+          <w:b/>
+          <w:sz w:val="22"/>
+        </w:rPr>
+        <w:t xml:space="preserve">, </w:t>
+      </w:r>
+      <w:r>
+        <w:rPr>
+          <w:rStyle w:val="Strong"/>
+          <w:b w:val="0"/>
+          <w:sz w:val="22"/>
+        </w:rPr>
+        <w:t>Pub/Sub</w:t>
+      </w:r>
+      <w:r>
+        <w:rPr>
+          <w:b/>
+          <w:sz w:val="22"/>
+        </w:rPr>
+        <w:t xml:space="preserve">, </w:t>
+      </w:r>
+      <w:r>
+        <w:rPr>
+          <w:rStyle w:val="Strong"/>
+          <w:b w:val="0"/>
+          <w:sz w:val="22"/>
+        </w:rPr>
+        <w:t>Cloud Storage</w:t>
+      </w:r>
+      <w:r>
+        <w:rPr>
+          <w:b/>
+          <w:sz w:val="22"/>
+        </w:rPr>
+        <w:t xml:space="preserve">, </w:t>
       </w:r>
       <w:proofErr w:type="spellStart"/>
       <w:r>
         <w:rPr>
-          <w:rFonts w:ascii="Arial" w:hAnsi="Arial" w:cs="Arial"/>
-          <w:sz w:val="18"/>
+          <w:rStyle w:val="Strong"/>
+          <w:b w:val="0"/>
+          <w:sz w:val="22"/>
         </w:rPr>
         <w:t>BigQuery</w:t>
       </w:r>
       <w:proofErr w:type="spellEnd"/>
       <w:r>
         <w:rPr>
-          <w:rFonts w:ascii="Arial" w:hAnsi="Arial" w:cs="Arial"/>
-          <w:sz w:val="18"/>
-        </w:rPr>
-        <w:t xml:space="preserve"> (consumer/integrator) • </w:t>
+          <w:b/>
+          <w:sz w:val="22"/>
+        </w:rPr>
+        <w:t xml:space="preserve"> | </w:t>
       </w:r>
       <w:proofErr w:type="spellStart"/>
       <w:r>
         <w:rPr>
-          <w:rFonts w:ascii="Arial" w:hAnsi="Arial" w:cs="Arial"/>
-          <w:sz w:val="18"/>
+          <w:rStyle w:val="Strong"/>
+          <w:b w:val="0"/>
+          <w:sz w:val="22"/>
         </w:rPr>
         <w:t>Docker</w:t>
       </w:r>
       <w:proofErr w:type="spellEnd"/>
       <w:r>
         <w:rPr>
-          <w:rFonts w:ascii="Arial" w:hAnsi="Arial" w:cs="Arial"/>
-          <w:sz w:val="18"/>
+          <w:b/>
+          <w:sz w:val="22"/>
         </w:rPr>
         <w:t xml:space="preserve">, </w:t>
       </w:r>
       <w:proofErr w:type="spellStart"/>
       <w:r>
         <w:rPr>
-          <w:rFonts w:ascii="Arial" w:hAnsi="Arial" w:cs="Arial"/>
-          <w:sz w:val="18"/>
+          <w:rStyle w:val="Strong"/>
+          <w:b w:val="0"/>
+          <w:sz w:val="22"/>
         </w:rPr>
         <w:t>Kubernetes</w:t>
       </w:r>
       <w:proofErr w:type="spellEnd"/>
       <w:r>
         <w:rPr>
-          <w:rFonts w:ascii="Arial" w:hAnsi="Arial" w:cs="Arial"/>
-          <w:sz w:val="18"/>
-        </w:rPr>
-        <w:t xml:space="preserve">, Helm, </w:t>
-      </w:r>
-      <w:r>
-        <w:rPr>
-          <w:rStyle w:val="Strong"/>
-          <w:rFonts w:ascii="Arial" w:hAnsi="Arial" w:cs="Arial"/>
-          <w:sz w:val="18"/>
+          <w:b/>
+          <w:sz w:val="22"/>
+        </w:rPr>
+        <w:t xml:space="preserve">, </w:t>
+      </w:r>
+      <w:r>
+        <w:rPr>
+          <w:rStyle w:val="Strong"/>
+          <w:b w:val="0"/>
+          <w:sz w:val="22"/>
+        </w:rPr>
+        <w:t>Helm</w:t>
+      </w:r>
+      <w:r>
+        <w:rPr>
+          <w:b/>
+          <w:sz w:val="22"/>
+        </w:rPr>
+        <w:t xml:space="preserve">, </w:t>
+      </w:r>
+      <w:r>
+        <w:rPr>
+          <w:rStyle w:val="Strong"/>
+          <w:b w:val="0"/>
+          <w:sz w:val="22"/>
         </w:rPr>
         <w:t>Argo CD</w:t>
       </w:r>
       <w:r>
         <w:rPr>
-          <w:rFonts w:ascii="Arial" w:hAnsi="Arial" w:cs="Arial"/>
-          <w:sz w:val="18"/>
+          <w:b/>
+          <w:sz w:val="22"/>
         </w:rPr>
         <w:t xml:space="preserve">, </w:t>
       </w:r>
@@ -1327,16 +1831,16 @@
       <w:r>
         <w:rPr>
           <w:rStyle w:val="Strong"/>
-          <w:rFonts w:ascii="Arial" w:hAnsi="Arial" w:cs="Arial"/>
-          <w:sz w:val="18"/>
+          <w:b w:val="0"/>
+          <w:sz w:val="22"/>
         </w:rPr>
         <w:t>GitOps</w:t>
       </w:r>
       <w:proofErr w:type="spellEnd"/>
       <w:r>
         <w:rPr>
-          <w:rFonts w:ascii="Arial" w:hAnsi="Arial" w:cs="Arial"/>
-          <w:sz w:val="18"/>
+          <w:b/>
+          <w:sz w:val="22"/>
         </w:rPr>
         <w:t xml:space="preserve">, </w:t>
       </w:r>
@@ -1344,16 +1848,16 @@
       <w:r>
         <w:rPr>
           <w:rStyle w:val="Strong"/>
-          <w:rFonts w:ascii="Arial" w:hAnsi="Arial" w:cs="Arial"/>
-          <w:sz w:val="18"/>
+          <w:b w:val="0"/>
+          <w:sz w:val="22"/>
         </w:rPr>
         <w:t>Terraform</w:t>
       </w:r>
       <w:proofErr w:type="spellEnd"/>
       <w:r>
         <w:rPr>
-          <w:rFonts w:ascii="Arial" w:hAnsi="Arial" w:cs="Arial"/>
-          <w:sz w:val="18"/>
+          <w:b/>
+          <w:sz w:val="22"/>
         </w:rPr>
         <w:t xml:space="preserve">, </w:t>
       </w:r>
@@ -1361,25 +1865,25 @@
       <w:r>
         <w:rPr>
           <w:rStyle w:val="Strong"/>
-          <w:rFonts w:ascii="Arial" w:hAnsi="Arial" w:cs="Arial"/>
-          <w:sz w:val="18"/>
+          <w:b w:val="0"/>
+          <w:sz w:val="22"/>
         </w:rPr>
         <w:t>CloudFormation</w:t>
       </w:r>
       <w:proofErr w:type="spellEnd"/>
       <w:r>
         <w:rPr>
-          <w:rFonts w:ascii="Arial" w:hAnsi="Arial" w:cs="Arial"/>
-          <w:sz w:val="18"/>
-        </w:rPr>
-        <w:t xml:space="preserve"> • CI/CD: </w:t>
+          <w:b/>
+          <w:sz w:val="22"/>
+        </w:rPr>
+        <w:t xml:space="preserve">, </w:t>
       </w:r>
       <w:proofErr w:type="spellStart"/>
       <w:r>
         <w:rPr>
           <w:rStyle w:val="Strong"/>
-          <w:rFonts w:ascii="Arial" w:hAnsi="Arial" w:cs="Arial"/>
-          <w:sz w:val="18"/>
+          <w:b w:val="0"/>
+          <w:sz w:val="22"/>
         </w:rPr>
         <w:t>GitHub</w:t>
       </w:r>
@@ -1387,15 +1891,15 @@
       <w:r>
         <w:rPr>
           <w:rStyle w:val="Strong"/>
-          <w:rFonts w:ascii="Arial" w:hAnsi="Arial" w:cs="Arial"/>
-          <w:sz w:val="18"/>
+          <w:b w:val="0"/>
+          <w:sz w:val="22"/>
         </w:rPr>
         <w:t xml:space="preserve"> Actions</w:t>
       </w:r>
       <w:r>
         <w:rPr>
-          <w:rFonts w:ascii="Arial" w:hAnsi="Arial" w:cs="Arial"/>
-          <w:sz w:val="18"/>
+          <w:b/>
+          <w:sz w:val="22"/>
         </w:rPr>
         <w:t xml:space="preserve">, </w:t>
       </w:r>
@@ -1403,8 +1907,8 @@
       <w:r>
         <w:rPr>
           <w:rStyle w:val="Strong"/>
-          <w:rFonts w:ascii="Arial" w:hAnsi="Arial" w:cs="Arial"/>
-          <w:sz w:val="18"/>
+          <w:b w:val="0"/>
+          <w:sz w:val="22"/>
         </w:rPr>
         <w:t>GitLab</w:t>
       </w:r>
@@ -1412,38 +1916,38 @@
       <w:r>
         <w:rPr>
           <w:rStyle w:val="Strong"/>
-          <w:rFonts w:ascii="Arial" w:hAnsi="Arial" w:cs="Arial"/>
-          <w:sz w:val="18"/>
+          <w:b w:val="0"/>
+          <w:sz w:val="22"/>
         </w:rPr>
         <w:t xml:space="preserve"> CI</w:t>
       </w:r>
       <w:r>
         <w:rPr>
-          <w:rFonts w:ascii="Arial" w:hAnsi="Arial" w:cs="Arial"/>
-          <w:sz w:val="18"/>
-        </w:rPr>
-        <w:t xml:space="preserve">, </w:t>
-      </w:r>
-      <w:r>
-        <w:rPr>
-          <w:rStyle w:val="Strong"/>
-          <w:rFonts w:ascii="Arial" w:hAnsi="Arial" w:cs="Arial"/>
-          <w:sz w:val="18"/>
+          <w:b/>
+          <w:sz w:val="22"/>
+        </w:rPr>
+        <w:t xml:space="preserve">, </w:t>
+      </w:r>
+      <w:r>
+        <w:rPr>
+          <w:rStyle w:val="Strong"/>
+          <w:b w:val="0"/>
+          <w:sz w:val="22"/>
         </w:rPr>
         <w:t>Jenkins</w:t>
       </w:r>
       <w:r>
         <w:rPr>
-          <w:rFonts w:ascii="Arial" w:hAnsi="Arial" w:cs="Arial"/>
-          <w:sz w:val="18"/>
-        </w:rPr>
-        <w:t xml:space="preserve">, </w:t>
-      </w:r>
-      <w:r>
-        <w:rPr>
-          <w:rStyle w:val="Strong"/>
-          <w:rFonts w:ascii="Arial" w:hAnsi="Arial" w:cs="Arial"/>
-          <w:sz w:val="18"/>
+          <w:b/>
+          <w:sz w:val="22"/>
+        </w:rPr>
+        <w:t xml:space="preserve">, </w:t>
+      </w:r>
+      <w:r>
+        <w:rPr>
+          <w:rStyle w:val="Strong"/>
+          <w:b w:val="0"/>
+          <w:sz w:val="22"/>
         </w:rPr>
         <w:t xml:space="preserve">Azure </w:t>
       </w:r>
@@ -1451,16 +1955,16 @@
       <w:r>
         <w:rPr>
           <w:rStyle w:val="Strong"/>
-          <w:rFonts w:ascii="Arial" w:hAnsi="Arial" w:cs="Arial"/>
-          <w:sz w:val="18"/>
+          <w:b w:val="0"/>
+          <w:sz w:val="22"/>
         </w:rPr>
         <w:t>DevOps</w:t>
       </w:r>
       <w:proofErr w:type="spellEnd"/>
       <w:r>
         <w:rPr>
-          <w:rFonts w:ascii="Arial" w:hAnsi="Arial" w:cs="Arial"/>
-          <w:sz w:val="18"/>
+          <w:b/>
+          <w:sz w:val="22"/>
         </w:rPr>
         <w:t xml:space="preserve">, </w:t>
       </w:r>
@@ -1468,8 +1972,8 @@
       <w:r>
         <w:rPr>
           <w:rStyle w:val="Strong"/>
-          <w:rFonts w:ascii="Arial" w:hAnsi="Arial" w:cs="Arial"/>
-          <w:sz w:val="18"/>
+          <w:b w:val="0"/>
+          <w:sz w:val="22"/>
         </w:rPr>
         <w:t>CircleCI</w:t>
       </w:r>
@@ -1480,20 +1984,19 @@
         <w:pStyle w:val="NormalWeb"/>
         <w:numPr>
           <w:ilvl w:val="0"/>
-          <w:numId w:val="16"/>
+          <w:numId w:val="27"/>
         </w:numPr>
+        <w:spacing w:before="0" w:beforeAutospacing="0" w:after="0" w:afterAutospacing="0"/>
         <w:jc w:val="both"/>
         <w:rPr>
-          <w:rFonts w:ascii="Arial" w:hAnsi="Arial" w:cs="Arial"/>
-          <w:sz w:val="18"/>
+          <w:b/>
         </w:rPr>
       </w:pPr>
       <w:proofErr w:type="spellStart"/>
       <w:r>
         <w:rPr>
           <w:rStyle w:val="Strong"/>
-          <w:rFonts w:ascii="Arial" w:hAnsi="Arial" w:cs="Arial"/>
-          <w:sz w:val="18"/>
+          <w:sz w:val="22"/>
         </w:rPr>
         <w:t>Observability</w:t>
       </w:r>
@@ -1501,32 +2004,30 @@
       <w:r>
         <w:rPr>
           <w:rStyle w:val="Strong"/>
-          <w:rFonts w:ascii="Arial" w:hAnsi="Arial" w:cs="Arial"/>
-          <w:sz w:val="18"/>
-        </w:rPr>
-        <w:t>, Quality &amp; Security</w:t>
-      </w:r>
-      <w:r>
-        <w:rPr>
-          <w:rFonts w:ascii="Arial" w:hAnsi="Arial" w:cs="Arial"/>
-          <w:sz w:val="18"/>
-        </w:rPr>
-        <w:t xml:space="preserve"> — </w:t>
+          <w:sz w:val="22"/>
+        </w:rPr>
+        <w:t>, Quality &amp; Security —</w:t>
+      </w:r>
+      <w:r>
+        <w:rPr>
+          <w:sz w:val="22"/>
+        </w:rPr>
+        <w:t xml:space="preserve"> </w:t>
       </w:r>
       <w:proofErr w:type="spellStart"/>
       <w:r>
         <w:rPr>
           <w:rStyle w:val="Strong"/>
-          <w:rFonts w:ascii="Arial" w:hAnsi="Arial" w:cs="Arial"/>
-          <w:sz w:val="18"/>
+          <w:b w:val="0"/>
+          <w:sz w:val="22"/>
         </w:rPr>
         <w:t>OpenTelemetry</w:t>
       </w:r>
       <w:proofErr w:type="spellEnd"/>
       <w:r>
         <w:rPr>
-          <w:rFonts w:ascii="Arial" w:hAnsi="Arial" w:cs="Arial"/>
-          <w:sz w:val="18"/>
+          <w:b/>
+          <w:sz w:val="22"/>
         </w:rPr>
         <w:t xml:space="preserve">, </w:t>
       </w:r>
@@ -1534,31 +2035,31 @@
       <w:r>
         <w:rPr>
           <w:rStyle w:val="Strong"/>
-          <w:rFonts w:ascii="Arial" w:hAnsi="Arial" w:cs="Arial"/>
-          <w:sz w:val="18"/>
+          <w:b w:val="0"/>
+          <w:sz w:val="22"/>
         </w:rPr>
         <w:t>Datadog</w:t>
       </w:r>
       <w:proofErr w:type="spellEnd"/>
       <w:r>
         <w:rPr>
-          <w:rFonts w:ascii="Arial" w:hAnsi="Arial" w:cs="Arial"/>
-          <w:sz w:val="18"/>
-        </w:rPr>
-        <w:t xml:space="preserve">, </w:t>
-      </w:r>
-      <w:r>
-        <w:rPr>
-          <w:rStyle w:val="Strong"/>
-          <w:rFonts w:ascii="Arial" w:hAnsi="Arial" w:cs="Arial"/>
-          <w:sz w:val="18"/>
+          <w:b/>
+          <w:sz w:val="22"/>
+        </w:rPr>
+        <w:t xml:space="preserve">, </w:t>
+      </w:r>
+      <w:r>
+        <w:rPr>
+          <w:rStyle w:val="Strong"/>
+          <w:b w:val="0"/>
+          <w:sz w:val="22"/>
         </w:rPr>
         <w:t>Prometheus</w:t>
       </w:r>
       <w:r>
         <w:rPr>
-          <w:rFonts w:ascii="Arial" w:hAnsi="Arial" w:cs="Arial"/>
-          <w:sz w:val="18"/>
+          <w:b/>
+          <w:sz w:val="22"/>
         </w:rPr>
         <w:t xml:space="preserve">, </w:t>
       </w:r>
@@ -1566,31 +2067,31 @@
       <w:r>
         <w:rPr>
           <w:rStyle w:val="Strong"/>
-          <w:rFonts w:ascii="Arial" w:hAnsi="Arial" w:cs="Arial"/>
-          <w:sz w:val="18"/>
+          <w:b w:val="0"/>
+          <w:sz w:val="22"/>
         </w:rPr>
         <w:t>Grafana</w:t>
       </w:r>
       <w:proofErr w:type="spellEnd"/>
       <w:r>
         <w:rPr>
-          <w:rFonts w:ascii="Arial" w:hAnsi="Arial" w:cs="Arial"/>
-          <w:sz w:val="18"/>
-        </w:rPr>
-        <w:t xml:space="preserve">, </w:t>
-      </w:r>
-      <w:r>
-        <w:rPr>
-          <w:rStyle w:val="Strong"/>
-          <w:rFonts w:ascii="Arial" w:hAnsi="Arial" w:cs="Arial"/>
-          <w:sz w:val="18"/>
+          <w:b/>
+          <w:sz w:val="22"/>
+        </w:rPr>
+        <w:t xml:space="preserve">, </w:t>
+      </w:r>
+      <w:r>
+        <w:rPr>
+          <w:rStyle w:val="Strong"/>
+          <w:b w:val="0"/>
+          <w:sz w:val="22"/>
         </w:rPr>
         <w:t>ELK/EFK</w:t>
       </w:r>
       <w:r>
         <w:rPr>
-          <w:rFonts w:ascii="Arial" w:hAnsi="Arial" w:cs="Arial"/>
-          <w:sz w:val="18"/>
+          <w:b/>
+          <w:sz w:val="22"/>
         </w:rPr>
         <w:t xml:space="preserve">, </w:t>
       </w:r>
@@ -1598,46 +2099,151 @@
       <w:r>
         <w:rPr>
           <w:rStyle w:val="Strong"/>
-          <w:rFonts w:ascii="Arial" w:hAnsi="Arial" w:cs="Arial"/>
-          <w:sz w:val="18"/>
+          <w:b w:val="0"/>
+          <w:sz w:val="22"/>
         </w:rPr>
         <w:t>CloudWatch</w:t>
       </w:r>
       <w:proofErr w:type="spellEnd"/>
       <w:r>
         <w:rPr>
-          <w:rFonts w:ascii="Arial" w:hAnsi="Arial" w:cs="Arial"/>
-          <w:sz w:val="18"/>
-        </w:rPr>
-        <w:t xml:space="preserve">, structured logging • Testing: Jest, Mocha, Chai, React Testing Library, Cypress, Playwright, </w:t>
-      </w:r>
-      <w:r>
-        <w:rPr>
-          <w:rStyle w:val="Strong"/>
-          <w:rFonts w:ascii="Arial" w:hAnsi="Arial" w:cs="Arial"/>
-          <w:sz w:val="18"/>
-        </w:rPr>
-        <w:t>API contract tests (Pact-style)</w:t>
-      </w:r>
-      <w:r>
-        <w:rPr>
-          <w:rFonts w:ascii="Arial" w:hAnsi="Arial" w:cs="Arial"/>
-          <w:sz w:val="18"/>
-        </w:rPr>
-        <w:t xml:space="preserve"> • Security: </w:t>
-      </w:r>
-      <w:r>
-        <w:rPr>
-          <w:rStyle w:val="Strong"/>
-          <w:rFonts w:ascii="Arial" w:hAnsi="Arial" w:cs="Arial"/>
-          <w:sz w:val="18"/>
+          <w:b/>
+          <w:sz w:val="22"/>
+        </w:rPr>
+        <w:t xml:space="preserve">, </w:t>
+      </w:r>
+      <w:r>
+        <w:rPr>
+          <w:rStyle w:val="Strong"/>
+          <w:b w:val="0"/>
+          <w:sz w:val="22"/>
+        </w:rPr>
+        <w:t>structured logging</w:t>
+      </w:r>
+      <w:r>
+        <w:rPr>
+          <w:b/>
+          <w:sz w:val="22"/>
+        </w:rPr>
+        <w:t xml:space="preserve">, </w:t>
+      </w:r>
+      <w:r>
+        <w:rPr>
+          <w:rStyle w:val="Strong"/>
+          <w:b w:val="0"/>
+          <w:sz w:val="22"/>
+        </w:rPr>
+        <w:t>Jest</w:t>
+      </w:r>
+      <w:r>
+        <w:rPr>
+          <w:b/>
+          <w:sz w:val="22"/>
+        </w:rPr>
+        <w:t xml:space="preserve">, </w:t>
+      </w:r>
+      <w:r>
+        <w:rPr>
+          <w:rStyle w:val="Strong"/>
+          <w:b w:val="0"/>
+          <w:sz w:val="22"/>
+        </w:rPr>
+        <w:t>Mocha</w:t>
+      </w:r>
+      <w:r>
+        <w:rPr>
+          <w:b/>
+          <w:sz w:val="22"/>
+        </w:rPr>
+        <w:t xml:space="preserve">, </w:t>
+      </w:r>
+      <w:r>
+        <w:rPr>
+          <w:rStyle w:val="Strong"/>
+          <w:b w:val="0"/>
+          <w:sz w:val="22"/>
+        </w:rPr>
+        <w:t>Chai</w:t>
+      </w:r>
+      <w:r>
+        <w:rPr>
+          <w:b/>
+          <w:sz w:val="22"/>
+        </w:rPr>
+        <w:t xml:space="preserve">, </w:t>
+      </w:r>
+      <w:r>
+        <w:rPr>
+          <w:rStyle w:val="Strong"/>
+          <w:b w:val="0"/>
+          <w:sz w:val="22"/>
+        </w:rPr>
+        <w:t>React Testing Library</w:t>
+      </w:r>
+      <w:r>
+        <w:rPr>
+          <w:b/>
+          <w:sz w:val="22"/>
+        </w:rPr>
+        <w:t xml:space="preserve">, </w:t>
+      </w:r>
+      <w:r>
+        <w:rPr>
+          <w:rStyle w:val="Strong"/>
+          <w:b w:val="0"/>
+          <w:sz w:val="22"/>
+        </w:rPr>
+        <w:t>Cypress</w:t>
+      </w:r>
+      <w:r>
+        <w:rPr>
+          <w:b/>
+          <w:sz w:val="22"/>
+        </w:rPr>
+        <w:t xml:space="preserve">, </w:t>
+      </w:r>
+      <w:r>
+        <w:rPr>
+          <w:rStyle w:val="Strong"/>
+          <w:b w:val="0"/>
+          <w:sz w:val="22"/>
+        </w:rPr>
+        <w:t>Playwright</w:t>
+      </w:r>
+      <w:r>
+        <w:rPr>
+          <w:b/>
+          <w:sz w:val="22"/>
+        </w:rPr>
+        <w:t xml:space="preserve">, </w:t>
+      </w:r>
+      <w:r>
+        <w:rPr>
+          <w:rStyle w:val="Strong"/>
+          <w:b w:val="0"/>
+          <w:sz w:val="22"/>
+        </w:rPr>
+        <w:t>Pact-style contract testing</w:t>
+      </w:r>
+      <w:r>
+        <w:rPr>
+          <w:b/>
+          <w:sz w:val="22"/>
+        </w:rPr>
+        <w:t xml:space="preserve">, </w:t>
+      </w:r>
+      <w:r>
+        <w:rPr>
+          <w:rStyle w:val="Strong"/>
+          <w:b w:val="0"/>
+          <w:sz w:val="22"/>
         </w:rPr>
         <w:t>OAuth2</w:t>
       </w:r>
       <w:r>
         <w:rPr>
-          <w:rFonts w:ascii="Arial" w:hAnsi="Arial" w:cs="Arial"/>
-          <w:sz w:val="18"/>
+          <w:b/>
+          <w:sz w:val="22"/>
         </w:rPr>
         <w:t xml:space="preserve">, </w:t>
       </w:r>
@@ -1645,8 +2251,8 @@
       <w:r>
         <w:rPr>
           <w:rStyle w:val="Strong"/>
-          <w:rFonts w:ascii="Arial" w:hAnsi="Arial" w:cs="Arial"/>
-          <w:sz w:val="18"/>
+          <w:b w:val="0"/>
+          <w:sz w:val="22"/>
         </w:rPr>
         <w:t>OpenID</w:t>
       </w:r>
@@ -1654,30 +2260,30 @@
       <w:r>
         <w:rPr>
           <w:rStyle w:val="Strong"/>
-          <w:rFonts w:ascii="Arial" w:hAnsi="Arial" w:cs="Arial"/>
-          <w:sz w:val="18"/>
+          <w:b w:val="0"/>
+          <w:sz w:val="22"/>
         </w:rPr>
         <w:t xml:space="preserve"> Connect</w:t>
       </w:r>
       <w:r>
         <w:rPr>
-          <w:rFonts w:ascii="Arial" w:hAnsi="Arial" w:cs="Arial"/>
-          <w:sz w:val="18"/>
-        </w:rPr>
-        <w:t xml:space="preserve">, </w:t>
-      </w:r>
-      <w:r>
-        <w:rPr>
-          <w:rStyle w:val="Strong"/>
-          <w:rFonts w:ascii="Arial" w:hAnsi="Arial" w:cs="Arial"/>
-          <w:sz w:val="18"/>
+          <w:b/>
+          <w:sz w:val="22"/>
+        </w:rPr>
+        <w:t xml:space="preserve">, </w:t>
+      </w:r>
+      <w:r>
+        <w:rPr>
+          <w:rStyle w:val="Strong"/>
+          <w:b w:val="0"/>
+          <w:sz w:val="22"/>
         </w:rPr>
         <w:t>JWT</w:t>
       </w:r>
       <w:r>
         <w:rPr>
-          <w:rFonts w:ascii="Arial" w:hAnsi="Arial" w:cs="Arial"/>
-          <w:sz w:val="18"/>
+          <w:b/>
+          <w:sz w:val="22"/>
         </w:rPr>
         <w:t xml:space="preserve">, </w:t>
       </w:r>
@@ -1685,39 +2291,39 @@
       <w:r>
         <w:rPr>
           <w:rStyle w:val="Strong"/>
-          <w:rFonts w:ascii="Arial" w:hAnsi="Arial" w:cs="Arial"/>
-          <w:sz w:val="18"/>
+          <w:b w:val="0"/>
+          <w:sz w:val="22"/>
         </w:rPr>
         <w:t>Okta</w:t>
       </w:r>
       <w:proofErr w:type="spellEnd"/>
       <w:r>
         <w:rPr>
-          <w:rFonts w:ascii="Arial" w:hAnsi="Arial" w:cs="Arial"/>
-          <w:sz w:val="18"/>
-        </w:rPr>
-        <w:t xml:space="preserve">, </w:t>
-      </w:r>
-      <w:r>
-        <w:rPr>
-          <w:rStyle w:val="Strong"/>
-          <w:rFonts w:ascii="Arial" w:hAnsi="Arial" w:cs="Arial"/>
-          <w:sz w:val="18"/>
+          <w:b/>
+          <w:sz w:val="22"/>
+        </w:rPr>
+        <w:t xml:space="preserve">, </w:t>
+      </w:r>
+      <w:r>
+        <w:rPr>
+          <w:rStyle w:val="Strong"/>
+          <w:b w:val="0"/>
+          <w:sz w:val="22"/>
         </w:rPr>
         <w:t>Auth0</w:t>
       </w:r>
       <w:r>
         <w:rPr>
-          <w:rFonts w:ascii="Arial" w:hAnsi="Arial" w:cs="Arial"/>
-          <w:sz w:val="18"/>
-        </w:rPr>
-        <w:t xml:space="preserve">, </w:t>
-      </w:r>
-      <w:r>
-        <w:rPr>
-          <w:rStyle w:val="Strong"/>
-          <w:rFonts w:ascii="Arial" w:hAnsi="Arial" w:cs="Arial"/>
-          <w:sz w:val="18"/>
+          <w:b/>
+          <w:sz w:val="22"/>
+        </w:rPr>
+        <w:t xml:space="preserve">, </w:t>
+      </w:r>
+      <w:r>
+        <w:rPr>
+          <w:rStyle w:val="Strong"/>
+          <w:b w:val="0"/>
+          <w:sz w:val="22"/>
         </w:rPr>
         <w:t xml:space="preserve">AWS </w:t>
       </w:r>
@@ -1725,54 +2331,54 @@
       <w:r>
         <w:rPr>
           <w:rStyle w:val="Strong"/>
-          <w:rFonts w:ascii="Arial" w:hAnsi="Arial" w:cs="Arial"/>
-          <w:sz w:val="18"/>
+          <w:b w:val="0"/>
+          <w:sz w:val="22"/>
         </w:rPr>
         <w:t>Cognito</w:t>
       </w:r>
       <w:proofErr w:type="spellEnd"/>
       <w:r>
         <w:rPr>
-          <w:rFonts w:ascii="Arial" w:hAnsi="Arial" w:cs="Arial"/>
-          <w:sz w:val="18"/>
-        </w:rPr>
-        <w:t xml:space="preserve">, </w:t>
-      </w:r>
-      <w:r>
-        <w:rPr>
-          <w:rStyle w:val="Strong"/>
-          <w:rFonts w:ascii="Arial" w:hAnsi="Arial" w:cs="Arial"/>
-          <w:sz w:val="18"/>
+          <w:b/>
+          <w:sz w:val="22"/>
+        </w:rPr>
+        <w:t xml:space="preserve">, </w:t>
+      </w:r>
+      <w:r>
+        <w:rPr>
+          <w:rStyle w:val="Strong"/>
+          <w:b w:val="0"/>
+          <w:sz w:val="22"/>
         </w:rPr>
         <w:t>RBAC/ABAC</w:t>
       </w:r>
       <w:r>
         <w:rPr>
-          <w:rFonts w:ascii="Arial" w:hAnsi="Arial" w:cs="Arial"/>
-          <w:sz w:val="18"/>
-        </w:rPr>
-        <w:t xml:space="preserve">, </w:t>
-      </w:r>
-      <w:r>
-        <w:rPr>
-          <w:rStyle w:val="Strong"/>
-          <w:rFonts w:ascii="Arial" w:hAnsi="Arial" w:cs="Arial"/>
-          <w:sz w:val="18"/>
+          <w:b/>
+          <w:sz w:val="22"/>
+        </w:rPr>
+        <w:t xml:space="preserve">, </w:t>
+      </w:r>
+      <w:r>
+        <w:rPr>
+          <w:rStyle w:val="Strong"/>
+          <w:b w:val="0"/>
+          <w:sz w:val="22"/>
         </w:rPr>
         <w:t>audit logging</w:t>
       </w:r>
       <w:r>
         <w:rPr>
-          <w:rFonts w:ascii="Arial" w:hAnsi="Arial" w:cs="Arial"/>
-          <w:sz w:val="18"/>
-        </w:rPr>
-        <w:t xml:space="preserve">, </w:t>
-      </w:r>
-      <w:r>
-        <w:rPr>
-          <w:rStyle w:val="Strong"/>
-          <w:rFonts w:ascii="Arial" w:hAnsi="Arial" w:cs="Arial"/>
-          <w:sz w:val="18"/>
+          <w:b/>
+          <w:sz w:val="22"/>
+        </w:rPr>
+        <w:t xml:space="preserve">, </w:t>
+      </w:r>
+      <w:r>
+        <w:rPr>
+          <w:rStyle w:val="Strong"/>
+          <w:b w:val="0"/>
+          <w:sz w:val="22"/>
         </w:rPr>
         <w:t>rate limiting</w:t>
       </w:r>
@@ -1783,23 +2389,16 @@
           <w:bottom w:val="single" w:sz="6" w:space="0" w:color="B91C1C"/>
         </w:pBdr>
         <w:spacing w:before="120" w:after="80"/>
+        <w:rPr>
+          <w:sz w:val="24"/>
+        </w:rPr>
       </w:pPr>
       <w:r>
         <w:rPr>
           <w:b/>
           <w:bCs/>
           <w:color w:val="111111"/>
-          <w:sz w:val="21"/>
-          <w:szCs w:val="21"/>
-        </w:rPr>
-        <w:t xml:space="preserve"> </w:t>
-      </w:r>
-      <w:r>
-        <w:rPr>
-          <w:b/>
-          <w:bCs/>
-          <w:color w:val="111111"/>
-          <w:sz w:val="21"/>
+          <w:sz w:val="24"/>
           <w:szCs w:val="21"/>
         </w:rPr>
         <w:t>WORK HISTORY</w:t>
@@ -1838,13 +2437,18 @@
             </w:tcBorders>
           </w:tcPr>
           <w:p>
+            <w:pPr>
+              <w:rPr>
+                <w:sz w:val="24"/>
+              </w:rPr>
+            </w:pPr>
             <w:r>
               <w:rPr>
                 <w:rFonts w:ascii="Arial" w:eastAsia="Arial" w:hAnsi="Arial" w:cs="Arial"/>
                 <w:b/>
                 <w:bCs/>
                 <w:color w:val="111111"/>
-                <w:sz w:val="19"/>
+                <w:sz w:val="22"/>
                 <w:szCs w:val="19"/>
               </w:rPr>
               <w:t>Senior Software Engineer</w:t>
@@ -1864,12 +2468,14 @@
           <w:p>
             <w:pPr>
               <w:jc w:val="right"/>
+              <w:rPr>
+                <w:sz w:val="24"/>
+              </w:rPr>
             </w:pPr>
             <w:r>
               <w:rPr>
                 <w:rFonts w:ascii="Arial" w:eastAsia="Arial" w:hAnsi="Arial" w:cs="Arial"/>
                 <w:color w:val="111111"/>
-                <w:sz w:val="17"/>
                 <w:szCs w:val="17"/>
               </w:rPr>
               <w:t>February 2021 to December 2025</w:t>
@@ -1879,6 +2485,11 @@
       </w:tr>
     </w:tbl>
     <w:p>
+      <w:pPr>
+        <w:rPr>
+          <w:sz w:val="24"/>
+        </w:rPr>
+      </w:pPr>
       <w:proofErr w:type="spellStart"/>
       <w:r>
         <w:rPr>
@@ -1886,7 +2497,7 @@
           <w:b/>
           <w:bCs/>
           <w:color w:val="111111"/>
-          <w:sz w:val="18"/>
+          <w:sz w:val="22"/>
           <w:szCs w:val="18"/>
         </w:rPr>
         <w:t>Viaro</w:t>
@@ -1898,7 +2509,7 @@
           <w:b/>
           <w:bCs/>
           <w:color w:val="111111"/>
-          <w:sz w:val="18"/>
+          <w:sz w:val="22"/>
           <w:szCs w:val="18"/>
         </w:rPr>
         <w:t xml:space="preserve"> Networks Inc. - Delaware, United States</w:t>
@@ -1909,96 +2520,70 @@
         <w:pStyle w:val="NormalWeb"/>
         <w:numPr>
           <w:ilvl w:val="0"/>
-          <w:numId w:val="17"/>
+          <w:numId w:val="28"/>
         </w:numPr>
         <w:jc w:val="both"/>
         <w:rPr>
-          <w:rFonts w:ascii="Arial" w:hAnsi="Arial" w:cs="Arial"/>
-          <w:sz w:val="18"/>
-        </w:rPr>
-      </w:pPr>
-      <w:r>
-        <w:rPr>
-          <w:rFonts w:ascii="Arial" w:hAnsi="Arial" w:cs="Arial"/>
-          <w:sz w:val="18"/>
-        </w:rPr>
-        <w:t xml:space="preserve">Owned a </w:t>
-      </w:r>
-      <w:r>
-        <w:rPr>
-          <w:rStyle w:val="Strong"/>
-          <w:rFonts w:ascii="Arial" w:hAnsi="Arial" w:cs="Arial"/>
-          <w:sz w:val="18"/>
+          <w:sz w:val="22"/>
+        </w:rPr>
+      </w:pPr>
+      <w:r>
+        <w:rPr>
+          <w:sz w:val="22"/>
+        </w:rPr>
+        <w:t xml:space="preserve">Led development of a high-throughput </w:t>
+      </w:r>
+      <w:r>
+        <w:rPr>
+          <w:rStyle w:val="Strong"/>
+          <w:sz w:val="22"/>
         </w:rPr>
         <w:t>Rust</w:t>
       </w:r>
       <w:r>
         <w:rPr>
-          <w:rFonts w:ascii="Arial" w:hAnsi="Arial" w:cs="Arial"/>
-          <w:sz w:val="18"/>
-        </w:rPr>
-        <w:t xml:space="preserve"> telemetry ingestion service for </w:t>
-      </w:r>
-      <w:proofErr w:type="spellStart"/>
-      <w:r>
-        <w:rPr>
-          <w:rFonts w:ascii="Arial" w:hAnsi="Arial" w:cs="Arial"/>
-          <w:sz w:val="18"/>
-        </w:rPr>
-        <w:t>bursty</w:t>
-      </w:r>
-      <w:proofErr w:type="spellEnd"/>
-      <w:r>
-        <w:rPr>
-          <w:rFonts w:ascii="Arial" w:hAnsi="Arial" w:cs="Arial"/>
-          <w:sz w:val="18"/>
-        </w:rPr>
-        <w:t xml:space="preserve"> traffic, implementing </w:t>
-      </w:r>
-      <w:r>
-        <w:rPr>
-          <w:rStyle w:val="Strong"/>
-          <w:rFonts w:ascii="Arial" w:hAnsi="Arial" w:cs="Arial"/>
-          <w:sz w:val="18"/>
+          <w:sz w:val="22"/>
+        </w:rPr>
+        <w:t xml:space="preserve"> telemetry ingestion platform that processed burst-heavy network events, where </w:t>
+      </w:r>
+      <w:r>
+        <w:rPr>
+          <w:rStyle w:val="Strong"/>
+          <w:sz w:val="22"/>
         </w:rPr>
         <w:t>worker pools</w:t>
       </w:r>
       <w:r>
         <w:rPr>
-          <w:rFonts w:ascii="Arial" w:hAnsi="Arial" w:cs="Arial"/>
-          <w:sz w:val="18"/>
-        </w:rPr>
-        <w:t xml:space="preserve">, </w:t>
-      </w:r>
-      <w:r>
-        <w:rPr>
-          <w:rStyle w:val="Strong"/>
-          <w:rFonts w:ascii="Arial" w:hAnsi="Arial" w:cs="Arial"/>
-          <w:sz w:val="18"/>
+          <w:sz w:val="22"/>
+        </w:rPr>
+        <w:t xml:space="preserve">, </w:t>
+      </w:r>
+      <w:r>
+        <w:rPr>
+          <w:rStyle w:val="Strong"/>
+          <w:sz w:val="22"/>
+        </w:rPr>
+        <w:t>bounded queues</w:t>
+      </w:r>
+      <w:r>
+        <w:rPr>
+          <w:sz w:val="22"/>
+        </w:rPr>
+        <w:t xml:space="preserve">, and carefully tuned </w:t>
+      </w:r>
+      <w:r>
+        <w:rPr>
+          <w:rStyle w:val="Strong"/>
+          <w:sz w:val="22"/>
         </w:rPr>
         <w:t>backpressure</w:t>
       </w:r>
       <w:r>
         <w:rPr>
-          <w:rFonts w:ascii="Arial" w:hAnsi="Arial" w:cs="Arial"/>
-          <w:sz w:val="18"/>
-        </w:rPr>
-        <w:t xml:space="preserve">, and </w:t>
-      </w:r>
-      <w:r>
-        <w:rPr>
-          <w:rStyle w:val="Strong"/>
-          <w:rFonts w:ascii="Arial" w:hAnsi="Arial" w:cs="Arial"/>
-          <w:sz w:val="18"/>
-        </w:rPr>
-        <w:t>replay-safe offsets</w:t>
-      </w:r>
-      <w:r>
-        <w:rPr>
-          <w:rFonts w:ascii="Arial" w:hAnsi="Arial" w:cs="Arial"/>
-          <w:sz w:val="18"/>
-        </w:rPr>
-        <w:t xml:space="preserve"> to preserve correctness during outages.</w:t>
+          <w:sz w:val="22"/>
+        </w:rPr>
+        <w:t xml:space="preserve"> controls reduced ingestion collapse during traffic spikes and stabilized sustained processing under heavy load.</w:t>
       </w:r>
     </w:p>
     <w:p>
@@ -2006,27 +2591,24 @@
         <w:pStyle w:val="NormalWeb"/>
         <w:numPr>
           <w:ilvl w:val="0"/>
-          <w:numId w:val="17"/>
+          <w:numId w:val="28"/>
         </w:numPr>
         <w:jc w:val="both"/>
         <w:rPr>
-          <w:rFonts w:ascii="Arial" w:hAnsi="Arial" w:cs="Arial"/>
-          <w:sz w:val="18"/>
-        </w:rPr>
-      </w:pPr>
-      <w:r>
-        <w:rPr>
-          <w:rFonts w:ascii="Arial" w:hAnsi="Arial" w:cs="Arial"/>
-          <w:sz w:val="18"/>
-        </w:rPr>
-        <w:t xml:space="preserve">Introduced strict </w:t>
+          <w:sz w:val="22"/>
+        </w:rPr>
+      </w:pPr>
+      <w:r>
+        <w:rPr>
+          <w:sz w:val="22"/>
+        </w:rPr>
+        <w:t xml:space="preserve">Reworked a fragile retry flow that had been producing duplicate records during upstream reconnects by implementing </w:t>
       </w:r>
       <w:proofErr w:type="spellStart"/>
       <w:r>
         <w:rPr>
           <w:rStyle w:val="Strong"/>
-          <w:rFonts w:ascii="Arial" w:hAnsi="Arial" w:cs="Arial"/>
-          <w:sz w:val="18"/>
+          <w:sz w:val="22"/>
         </w:rPr>
         <w:t>idempotency</w:t>
       </w:r>
@@ -2034,33 +2616,42 @@
       <w:r>
         <w:rPr>
           <w:rStyle w:val="Strong"/>
-          <w:rFonts w:ascii="Arial" w:hAnsi="Arial" w:cs="Arial"/>
-          <w:sz w:val="18"/>
+          <w:sz w:val="22"/>
         </w:rPr>
         <w:t xml:space="preserve"> keys</w:t>
       </w:r>
       <w:r>
         <w:rPr>
-          <w:rFonts w:ascii="Arial" w:hAnsi="Arial" w:cs="Arial"/>
-          <w:sz w:val="18"/>
-        </w:rPr>
-        <w:t xml:space="preserve"> and </w:t>
+          <w:sz w:val="22"/>
+        </w:rPr>
+        <w:t xml:space="preserve">, replay-safe offset handling, and </w:t>
       </w:r>
       <w:proofErr w:type="spellStart"/>
       <w:r>
         <w:rPr>
-          <w:rFonts w:ascii="Arial" w:hAnsi="Arial" w:cs="Arial"/>
-          <w:sz w:val="18"/>
-        </w:rPr>
-        <w:t>dedupe</w:t>
+          <w:sz w:val="22"/>
+        </w:rPr>
+        <w:t>deduplication</w:t>
       </w:r>
       <w:proofErr w:type="spellEnd"/>
       <w:r>
         <w:rPr>
-          <w:rFonts w:ascii="Arial" w:hAnsi="Arial" w:cs="Arial"/>
-          <w:sz w:val="18"/>
-        </w:rPr>
-        <w:t xml:space="preserve"> windows across ingestion and processing, preventing double-counting when producers retried or partitions rebalanced.</w:t>
+          <w:sz w:val="22"/>
+        </w:rPr>
+        <w:t xml:space="preserve"> windows, which cut double-counting incidents by </w:t>
+      </w:r>
+      <w:r>
+        <w:rPr>
+          <w:rStyle w:val="Strong"/>
+          <w:sz w:val="22"/>
+        </w:rPr>
+        <w:t>90%</w:t>
+      </w:r>
+      <w:r>
+        <w:rPr>
+          <w:sz w:val="22"/>
+        </w:rPr>
+        <w:t xml:space="preserve"> and improved trust in downstream analytics.</w:t>
       </w:r>
     </w:p>
     <w:p>
@@ -2068,77 +2659,98 @@
         <w:pStyle w:val="NormalWeb"/>
         <w:numPr>
           <w:ilvl w:val="0"/>
-          <w:numId w:val="17"/>
+          <w:numId w:val="28"/>
         </w:numPr>
         <w:jc w:val="both"/>
         <w:rPr>
-          <w:rFonts w:ascii="Arial" w:hAnsi="Arial" w:cs="Arial"/>
-          <w:sz w:val="18"/>
-        </w:rPr>
-      </w:pPr>
-      <w:r>
-        <w:rPr>
-          <w:rFonts w:ascii="Arial" w:hAnsi="Arial" w:cs="Arial"/>
-          <w:sz w:val="18"/>
-        </w:rPr>
-        <w:t xml:space="preserve">Built a </w:t>
+          <w:sz w:val="22"/>
+        </w:rPr>
+      </w:pPr>
+      <w:r>
+        <w:rPr>
+          <w:sz w:val="22"/>
+        </w:rPr>
+        <w:t xml:space="preserve">Built a unified </w:t>
       </w:r>
       <w:proofErr w:type="spellStart"/>
       <w:r>
         <w:rPr>
           <w:rStyle w:val="Strong"/>
-          <w:rFonts w:ascii="Arial" w:hAnsi="Arial" w:cs="Arial"/>
-          <w:sz w:val="18"/>
+          <w:sz w:val="22"/>
         </w:rPr>
         <w:t>gRPC</w:t>
       </w:r>
       <w:proofErr w:type="spellEnd"/>
       <w:r>
         <w:rPr>
-          <w:rStyle w:val="Strong"/>
-          <w:rFonts w:ascii="Arial" w:hAnsi="Arial" w:cs="Arial"/>
-          <w:sz w:val="18"/>
-        </w:rPr>
-        <w:t>/REST</w:t>
-      </w:r>
-      <w:r>
-        <w:rPr>
-          <w:rFonts w:ascii="Arial" w:hAnsi="Arial" w:cs="Arial"/>
-          <w:sz w:val="18"/>
-        </w:rPr>
-        <w:t xml:space="preserve"> gateway that standardized </w:t>
-      </w:r>
-      <w:proofErr w:type="spellStart"/>
-      <w:r>
-        <w:rPr>
-          <w:rStyle w:val="Strong"/>
-          <w:rFonts w:ascii="Arial" w:hAnsi="Arial" w:cs="Arial"/>
-          <w:sz w:val="18"/>
-        </w:rPr>
-        <w:t>auth</w:t>
-      </w:r>
-      <w:proofErr w:type="spellEnd"/>
-      <w:r>
-        <w:rPr>
-          <w:rFonts w:ascii="Arial" w:hAnsi="Arial" w:cs="Arial"/>
-          <w:sz w:val="18"/>
-        </w:rPr>
-        <w:t xml:space="preserve">, request </w:t>
-      </w:r>
-      <w:r>
-        <w:rPr>
-          <w:rStyle w:val="Strong"/>
-          <w:rFonts w:ascii="Arial" w:hAnsi="Arial" w:cs="Arial"/>
-          <w:sz w:val="18"/>
+          <w:sz w:val="22"/>
+        </w:rPr>
+        <w:t xml:space="preserve"> and </w:t>
+      </w:r>
+      <w:r>
+        <w:rPr>
+          <w:rStyle w:val="Strong"/>
+          <w:sz w:val="22"/>
+        </w:rPr>
+        <w:t>REST</w:t>
+      </w:r>
+      <w:r>
+        <w:rPr>
+          <w:sz w:val="22"/>
+        </w:rPr>
+        <w:t xml:space="preserve"> gateway layer that standardized </w:t>
+      </w:r>
+      <w:r>
+        <w:rPr>
+          <w:rStyle w:val="Strong"/>
+          <w:sz w:val="22"/>
+        </w:rPr>
+        <w:t>authentication</w:t>
+      </w:r>
+      <w:r>
+        <w:rPr>
+          <w:sz w:val="22"/>
+        </w:rPr>
+        <w:t xml:space="preserve">, </w:t>
+      </w:r>
+      <w:r>
+        <w:rPr>
+          <w:rStyle w:val="Strong"/>
+          <w:sz w:val="22"/>
         </w:rPr>
         <w:t>timeouts</w:t>
       </w:r>
       <w:r>
         <w:rPr>
-          <w:rFonts w:ascii="Arial" w:hAnsi="Arial" w:cs="Arial"/>
-          <w:sz w:val="18"/>
-        </w:rPr>
-        <w:t>, and error contracts, reducing partner integration churn and client-caused noise.</w:t>
+          <w:sz w:val="22"/>
+        </w:rPr>
+        <w:t xml:space="preserve">, </w:t>
+      </w:r>
+      <w:r>
+        <w:rPr>
+          <w:rStyle w:val="Strong"/>
+          <w:sz w:val="22"/>
+        </w:rPr>
+        <w:t>request validation</w:t>
+      </w:r>
+      <w:r>
+        <w:rPr>
+          <w:sz w:val="22"/>
+        </w:rPr>
+        <w:t xml:space="preserve">, and error contracts, reducing partner-side integration defects by </w:t>
+      </w:r>
+      <w:r>
+        <w:rPr>
+          <w:rStyle w:val="Strong"/>
+          <w:sz w:val="22"/>
+        </w:rPr>
+        <w:t>35%</w:t>
+      </w:r>
+      <w:r>
+        <w:rPr>
+          <w:sz w:val="22"/>
+        </w:rPr>
+        <w:t xml:space="preserve"> and making service behavior far easier to debug across environments.</w:t>
       </w:r>
     </w:p>
     <w:p>
@@ -2146,65 +2758,70 @@
         <w:pStyle w:val="NormalWeb"/>
         <w:numPr>
           <w:ilvl w:val="0"/>
-          <w:numId w:val="17"/>
+          <w:numId w:val="28"/>
         </w:numPr>
         <w:jc w:val="both"/>
         <w:rPr>
-          <w:rFonts w:ascii="Arial" w:hAnsi="Arial" w:cs="Arial"/>
-          <w:sz w:val="18"/>
-        </w:rPr>
-      </w:pPr>
-      <w:r>
-        <w:rPr>
-          <w:rFonts w:ascii="Arial" w:hAnsi="Arial" w:cs="Arial"/>
-          <w:sz w:val="18"/>
-        </w:rPr>
-        <w:t xml:space="preserve">Implemented </w:t>
-      </w:r>
-      <w:r>
-        <w:rPr>
-          <w:rStyle w:val="Strong"/>
-          <w:rFonts w:ascii="Arial" w:hAnsi="Arial" w:cs="Arial"/>
-          <w:sz w:val="18"/>
-        </w:rPr>
-        <w:t>OAuth2/OIDC</w:t>
-      </w:r>
-      <w:r>
-        <w:rPr>
-          <w:rFonts w:ascii="Arial" w:hAnsi="Arial" w:cs="Arial"/>
-          <w:sz w:val="18"/>
-        </w:rPr>
-        <w:t xml:space="preserve"> flows with </w:t>
-      </w:r>
-      <w:r>
-        <w:rPr>
-          <w:rStyle w:val="Strong"/>
-          <w:rFonts w:ascii="Arial" w:hAnsi="Arial" w:cs="Arial"/>
-          <w:sz w:val="18"/>
-        </w:rPr>
-        <w:t>JWT</w:t>
-      </w:r>
-      <w:r>
-        <w:rPr>
-          <w:rFonts w:ascii="Arial" w:hAnsi="Arial" w:cs="Arial"/>
-          <w:sz w:val="18"/>
-        </w:rPr>
-        <w:t xml:space="preserve"> validation and </w:t>
-      </w:r>
-      <w:r>
-        <w:rPr>
-          <w:rStyle w:val="Strong"/>
-          <w:rFonts w:ascii="Arial" w:hAnsi="Arial" w:cs="Arial"/>
-          <w:sz w:val="18"/>
+          <w:sz w:val="22"/>
+        </w:rPr>
+      </w:pPr>
+      <w:r>
+        <w:rPr>
+          <w:sz w:val="22"/>
+        </w:rPr>
+        <w:t xml:space="preserve">Strengthened service security by implementing </w:t>
+      </w:r>
+      <w:r>
+        <w:rPr>
+          <w:rStyle w:val="Strong"/>
+          <w:sz w:val="22"/>
+        </w:rPr>
+        <w:t>OAuth2</w:t>
+      </w:r>
+      <w:r>
+        <w:rPr>
+          <w:sz w:val="22"/>
+        </w:rPr>
+        <w:t xml:space="preserve">, </w:t>
+      </w:r>
+      <w:r>
+        <w:rPr>
+          <w:rStyle w:val="Strong"/>
+          <w:sz w:val="22"/>
+        </w:rPr>
+        <w:t>OIDC</w:t>
+      </w:r>
+      <w:r>
+        <w:rPr>
+          <w:sz w:val="22"/>
+        </w:rPr>
+        <w:t xml:space="preserve">, </w:t>
+      </w:r>
+      <w:r>
+        <w:rPr>
+          <w:rStyle w:val="Strong"/>
+          <w:sz w:val="22"/>
+        </w:rPr>
+        <w:t>JWT validation</w:t>
+      </w:r>
+      <w:r>
+        <w:rPr>
+          <w:sz w:val="22"/>
+        </w:rPr>
+        <w:t xml:space="preserve">, and </w:t>
+      </w:r>
+      <w:r>
+        <w:rPr>
+          <w:rStyle w:val="Strong"/>
+          <w:sz w:val="22"/>
         </w:rPr>
         <w:t>RBAC/ABAC</w:t>
       </w:r>
       <w:r>
         <w:rPr>
-          <w:rFonts w:ascii="Arial" w:hAnsi="Arial" w:cs="Arial"/>
-          <w:sz w:val="18"/>
-        </w:rPr>
-        <w:t>, enforcing consistent authorization across APIs and internal services.</w:t>
+          <w:sz w:val="22"/>
+        </w:rPr>
+        <w:t xml:space="preserve"> authorization rules across internal and external APIs, closing inconsistent permission gaps that had previously caused policy drift between services.</w:t>
       </w:r>
     </w:p>
     <w:p>
@@ -2212,54 +2829,61 @@
         <w:pStyle w:val="NormalWeb"/>
         <w:numPr>
           <w:ilvl w:val="0"/>
-          <w:numId w:val="17"/>
+          <w:numId w:val="28"/>
         </w:numPr>
         <w:jc w:val="both"/>
         <w:rPr>
-          <w:rFonts w:ascii="Arial" w:hAnsi="Arial" w:cs="Arial"/>
-          <w:sz w:val="18"/>
-        </w:rPr>
-      </w:pPr>
-      <w:r>
-        <w:rPr>
-          <w:rFonts w:ascii="Arial" w:hAnsi="Arial" w:cs="Arial"/>
-          <w:sz w:val="18"/>
-        </w:rPr>
-        <w:t xml:space="preserve">Added end-to-end </w:t>
+          <w:sz w:val="22"/>
+        </w:rPr>
+      </w:pPr>
+      <w:r>
+        <w:rPr>
+          <w:sz w:val="22"/>
+        </w:rPr>
+        <w:t xml:space="preserve">Introduced end-to-end </w:t>
       </w:r>
       <w:proofErr w:type="spellStart"/>
       <w:r>
         <w:rPr>
           <w:rStyle w:val="Strong"/>
-          <w:rFonts w:ascii="Arial" w:hAnsi="Arial" w:cs="Arial"/>
-          <w:sz w:val="18"/>
+          <w:sz w:val="22"/>
         </w:rPr>
         <w:t>OpenTelemetry</w:t>
       </w:r>
       <w:proofErr w:type="spellEnd"/>
       <w:r>
         <w:rPr>
-          <w:rFonts w:ascii="Arial" w:hAnsi="Arial" w:cs="Arial"/>
-          <w:sz w:val="18"/>
-        </w:rPr>
-        <w:t xml:space="preserve"> tracing with correlation IDs and exported signals to </w:t>
+          <w:sz w:val="22"/>
+        </w:rPr>
+        <w:t xml:space="preserve"> instrumentation with trace correlation, request metadata propagation, and actionable service tags exported into </w:t>
       </w:r>
       <w:proofErr w:type="spellStart"/>
       <w:r>
         <w:rPr>
           <w:rStyle w:val="Strong"/>
-          <w:rFonts w:ascii="Arial" w:hAnsi="Arial" w:cs="Arial"/>
-          <w:sz w:val="18"/>
+          <w:sz w:val="22"/>
         </w:rPr>
         <w:t>Datadog</w:t>
       </w:r>
       <w:proofErr w:type="spellEnd"/>
       <w:r>
         <w:rPr>
-          <w:rFonts w:ascii="Arial" w:hAnsi="Arial" w:cs="Arial"/>
-          <w:sz w:val="18"/>
-        </w:rPr>
-        <w:t>, making latency regressions immediately actionable.</w:t>
+          <w:sz w:val="22"/>
+        </w:rPr>
+        <w:t xml:space="preserve">, which reduced mean time to identify latency regressions by </w:t>
+      </w:r>
+      <w:r>
+        <w:rPr>
+          <w:rStyle w:val="Strong"/>
+          <w:sz w:val="22"/>
+        </w:rPr>
+        <w:t>50%</w:t>
+      </w:r>
+      <w:r>
+        <w:rPr>
+          <w:sz w:val="22"/>
+        </w:rPr>
+        <w:t xml:space="preserve"> during production investigations.</w:t>
       </w:r>
     </w:p>
     <w:p>
@@ -2267,65 +2891,57 @@
         <w:pStyle w:val="NormalWeb"/>
         <w:numPr>
           <w:ilvl w:val="0"/>
-          <w:numId w:val="17"/>
+          <w:numId w:val="28"/>
         </w:numPr>
         <w:jc w:val="both"/>
         <w:rPr>
-          <w:rFonts w:ascii="Arial" w:hAnsi="Arial" w:cs="Arial"/>
-          <w:sz w:val="18"/>
-        </w:rPr>
-      </w:pPr>
-      <w:r>
-        <w:rPr>
-          <w:rFonts w:ascii="Arial" w:hAnsi="Arial" w:cs="Arial"/>
-          <w:sz w:val="18"/>
-        </w:rPr>
-        <w:t xml:space="preserve">Designed event-driven processing using </w:t>
-      </w:r>
-      <w:r>
-        <w:rPr>
-          <w:rStyle w:val="Strong"/>
-          <w:rFonts w:ascii="Arial" w:hAnsi="Arial" w:cs="Arial"/>
-          <w:sz w:val="18"/>
+          <w:sz w:val="22"/>
+        </w:rPr>
+      </w:pPr>
+      <w:r>
+        <w:rPr>
+          <w:sz w:val="22"/>
+        </w:rPr>
+        <w:t xml:space="preserve">Designed resilient event-processing workflows using </w:t>
+      </w:r>
+      <w:r>
+        <w:rPr>
+          <w:rStyle w:val="Strong"/>
+          <w:sz w:val="22"/>
         </w:rPr>
         <w:t>Kafka</w:t>
       </w:r>
       <w:r>
         <w:rPr>
-          <w:rFonts w:ascii="Arial" w:hAnsi="Arial" w:cs="Arial"/>
-          <w:sz w:val="18"/>
-        </w:rPr>
-        <w:t xml:space="preserve"> plus </w:t>
-      </w:r>
-      <w:r>
-        <w:rPr>
-          <w:rStyle w:val="Strong"/>
-          <w:rFonts w:ascii="Arial" w:hAnsi="Arial" w:cs="Arial"/>
-          <w:sz w:val="18"/>
+          <w:sz w:val="22"/>
+        </w:rPr>
+        <w:t xml:space="preserve"> and </w:t>
+      </w:r>
+      <w:r>
+        <w:rPr>
+          <w:rStyle w:val="Strong"/>
+          <w:sz w:val="22"/>
         </w:rPr>
         <w:t>AWS SQS/SNS</w:t>
       </w:r>
       <w:r>
         <w:rPr>
-          <w:rFonts w:ascii="Arial" w:hAnsi="Arial" w:cs="Arial"/>
-          <w:sz w:val="18"/>
-        </w:rPr>
-        <w:t xml:space="preserve"> patterns with </w:t>
-      </w:r>
-      <w:r>
-        <w:rPr>
-          <w:rStyle w:val="Strong"/>
-          <w:rFonts w:ascii="Arial" w:hAnsi="Arial" w:cs="Arial"/>
-          <w:sz w:val="18"/>
-        </w:rPr>
-        <w:t>DLQ</w:t>
-      </w:r>
-      <w:r>
-        <w:rPr>
-          <w:rFonts w:ascii="Arial" w:hAnsi="Arial" w:cs="Arial"/>
-          <w:sz w:val="18"/>
-        </w:rPr>
-        <w:t xml:space="preserve"> routing, improving resilience under upstream flakiness.</w:t>
+          <w:sz w:val="22"/>
+        </w:rPr>
+        <w:t xml:space="preserve"> with </w:t>
+      </w:r>
+      <w:r>
+        <w:rPr>
+          <w:rStyle w:val="Strong"/>
+          <w:sz w:val="22"/>
+        </w:rPr>
+        <w:t>DLQ routing</w:t>
+      </w:r>
+      <w:r>
+        <w:rPr>
+          <w:sz w:val="22"/>
+        </w:rPr>
+        <w:t>, poison-message isolation, and retry guardrails, solving repeated consumer stalls that had been triggered by malformed payloads and upstream schema inconsistencies.</w:t>
       </w:r>
     </w:p>
     <w:p>
@@ -2333,52 +2949,60 @@
         <w:pStyle w:val="NormalWeb"/>
         <w:numPr>
           <w:ilvl w:val="0"/>
-          <w:numId w:val="17"/>
+          <w:numId w:val="28"/>
         </w:numPr>
         <w:jc w:val="both"/>
         <w:rPr>
-          <w:rFonts w:ascii="Arial" w:hAnsi="Arial" w:cs="Arial"/>
-          <w:sz w:val="18"/>
-        </w:rPr>
-      </w:pPr>
-      <w:r>
-        <w:rPr>
-          <w:rFonts w:ascii="Arial" w:hAnsi="Arial" w:cs="Arial"/>
-          <w:sz w:val="18"/>
-        </w:rPr>
-        <w:t xml:space="preserve">Ran search indexing pipelines into </w:t>
+          <w:sz w:val="22"/>
+        </w:rPr>
+      </w:pPr>
+      <w:r>
+        <w:rPr>
+          <w:sz w:val="22"/>
+        </w:rPr>
+        <w:lastRenderedPageBreak/>
+        <w:t xml:space="preserve">Built and optimized indexing flows into </w:t>
       </w:r>
       <w:proofErr w:type="spellStart"/>
       <w:r>
         <w:rPr>
           <w:rStyle w:val="Strong"/>
-          <w:rFonts w:ascii="Arial" w:hAnsi="Arial" w:cs="Arial"/>
-          <w:sz w:val="18"/>
+          <w:sz w:val="22"/>
         </w:rPr>
         <w:t>Elasticsearch</w:t>
       </w:r>
       <w:proofErr w:type="spellEnd"/>
       <w:r>
         <w:rPr>
-          <w:rFonts w:ascii="Arial" w:hAnsi="Arial" w:cs="Arial"/>
-          <w:sz w:val="18"/>
+          <w:sz w:val="22"/>
         </w:rPr>
         <w:t xml:space="preserve"> and </w:t>
       </w:r>
       <w:r>
         <w:rPr>
           <w:rStyle w:val="Strong"/>
-          <w:rFonts w:ascii="Arial" w:hAnsi="Arial" w:cs="Arial"/>
-          <w:sz w:val="18"/>
+          <w:sz w:val="22"/>
         </w:rPr>
         <w:t>OpenSearch</w:t>
       </w:r>
       <w:r>
         <w:rPr>
-          <w:rFonts w:ascii="Arial" w:hAnsi="Arial" w:cs="Arial"/>
-          <w:sz w:val="18"/>
-        </w:rPr>
-        <w:t>, enabling reliable low-latency filtering without overloading transactional databases.</w:t>
+          <w:sz w:val="22"/>
+        </w:rPr>
+        <w:t xml:space="preserve">, resolving a recurring issue where high-cardinality query patterns were overloading transactional databases, and improved search responsiveness for operational users by </w:t>
+      </w:r>
+      <w:r>
+        <w:rPr>
+          <w:rStyle w:val="Strong"/>
+          <w:sz w:val="22"/>
+        </w:rPr>
+        <w:t>40%</w:t>
+      </w:r>
+      <w:r>
+        <w:rPr>
+          <w:sz w:val="22"/>
+        </w:rPr>
+        <w:t>.</w:t>
       </w:r>
     </w:p>
     <w:p>
@@ -2386,54 +3010,74 @@
         <w:pStyle w:val="NormalWeb"/>
         <w:numPr>
           <w:ilvl w:val="0"/>
-          <w:numId w:val="17"/>
+          <w:numId w:val="28"/>
         </w:numPr>
         <w:jc w:val="both"/>
         <w:rPr>
-          <w:rFonts w:ascii="Arial" w:hAnsi="Arial" w:cs="Arial"/>
-          <w:sz w:val="18"/>
-        </w:rPr>
-      </w:pPr>
-      <w:r>
-        <w:rPr>
-          <w:rFonts w:ascii="Arial" w:hAnsi="Arial" w:cs="Arial"/>
-          <w:sz w:val="18"/>
-        </w:rPr>
-        <w:t xml:space="preserve">Optimized storage hot paths in </w:t>
+          <w:sz w:val="22"/>
+        </w:rPr>
+      </w:pPr>
+      <w:r>
+        <w:rPr>
+          <w:sz w:val="22"/>
+        </w:rPr>
+        <w:t xml:space="preserve">Improved </w:t>
       </w:r>
       <w:proofErr w:type="spellStart"/>
       <w:r>
         <w:rPr>
           <w:rStyle w:val="Strong"/>
-          <w:rFonts w:ascii="Arial" w:hAnsi="Arial" w:cs="Arial"/>
-          <w:sz w:val="18"/>
+          <w:sz w:val="22"/>
         </w:rPr>
         <w:t>PostgreSQL</w:t>
       </w:r>
       <w:proofErr w:type="spellEnd"/>
       <w:r>
         <w:rPr>
-          <w:rFonts w:ascii="Arial" w:hAnsi="Arial" w:cs="Arial"/>
-          <w:sz w:val="18"/>
-        </w:rPr>
-        <w:t xml:space="preserve"> (targeted indexes, batching) and improved cache behavior with </w:t>
+          <w:sz w:val="22"/>
+        </w:rPr>
+        <w:t xml:space="preserve"> performance through targeted indexing, lock-aware batch writes, and query plan analysis while also refining </w:t>
       </w:r>
       <w:proofErr w:type="spellStart"/>
       <w:r>
         <w:rPr>
           <w:rStyle w:val="Strong"/>
-          <w:rFonts w:ascii="Arial" w:hAnsi="Arial" w:cs="Arial"/>
-          <w:sz w:val="18"/>
+          <w:sz w:val="22"/>
         </w:rPr>
         <w:t>Redis</w:t>
       </w:r>
       <w:proofErr w:type="spellEnd"/>
       <w:r>
         <w:rPr>
-          <w:rFonts w:ascii="Arial" w:hAnsi="Arial" w:cs="Arial"/>
-          <w:sz w:val="18"/>
-        </w:rPr>
-        <w:t>, stabilizing p95 latency under peak load.</w:t>
+          <w:sz w:val="22"/>
+        </w:rPr>
+        <w:t xml:space="preserve"> caching behavior, which stabilized </w:t>
+      </w:r>
+      <w:r>
+        <w:rPr>
+          <w:rStyle w:val="Strong"/>
+          <w:sz w:val="22"/>
+        </w:rPr>
+        <w:t>p95 latency</w:t>
+      </w:r>
+      <w:r>
+        <w:rPr>
+          <w:sz w:val="22"/>
+        </w:rPr>
+        <w:t xml:space="preserve"> by </w:t>
+      </w:r>
+      <w:r>
+        <w:rPr>
+          <w:rStyle w:val="Strong"/>
+          <w:sz w:val="22"/>
+        </w:rPr>
+        <w:t>45%</w:t>
+      </w:r>
+      <w:r>
+        <w:rPr>
+          <w:sz w:val="22"/>
+        </w:rPr>
+        <w:t xml:space="preserve"> on the busiest read and ingestion paths.</w:t>
       </w:r>
     </w:p>
     <w:p>
@@ -2441,33 +3085,29 @@
         <w:pStyle w:val="NormalWeb"/>
         <w:numPr>
           <w:ilvl w:val="0"/>
-          <w:numId w:val="17"/>
+          <w:numId w:val="28"/>
         </w:numPr>
         <w:jc w:val="both"/>
         <w:rPr>
-          <w:rFonts w:ascii="Arial" w:hAnsi="Arial" w:cs="Arial"/>
-          <w:sz w:val="18"/>
-        </w:rPr>
-      </w:pPr>
-      <w:r>
-        <w:rPr>
-          <w:rFonts w:ascii="Arial" w:hAnsi="Arial" w:cs="Arial"/>
-          <w:sz w:val="18"/>
-        </w:rPr>
-        <w:t xml:space="preserve">Implemented data persistence patterns across </w:t>
-      </w:r>
-      <w:r>
-        <w:rPr>
-          <w:rStyle w:val="Strong"/>
-          <w:rFonts w:ascii="Arial" w:hAnsi="Arial" w:cs="Arial"/>
-          <w:sz w:val="18"/>
+          <w:sz w:val="22"/>
+        </w:rPr>
+      </w:pPr>
+      <w:r>
+        <w:rPr>
+          <w:sz w:val="22"/>
+        </w:rPr>
+        <w:t xml:space="preserve">Designed mixed persistence patterns across </w:t>
+      </w:r>
+      <w:r>
+        <w:rPr>
+          <w:rStyle w:val="Strong"/>
+          <w:sz w:val="22"/>
         </w:rPr>
         <w:t>RDS</w:t>
       </w:r>
       <w:r>
         <w:rPr>
-          <w:rFonts w:ascii="Arial" w:hAnsi="Arial" w:cs="Arial"/>
-          <w:sz w:val="18"/>
+          <w:sz w:val="22"/>
         </w:rPr>
         <w:t xml:space="preserve"> and </w:t>
       </w:r>
@@ -2475,18 +3115,30 @@
       <w:r>
         <w:rPr>
           <w:rStyle w:val="Strong"/>
-          <w:rFonts w:ascii="Arial" w:hAnsi="Arial" w:cs="Arial"/>
-          <w:sz w:val="18"/>
+          <w:sz w:val="22"/>
         </w:rPr>
         <w:t>DynamoDB</w:t>
       </w:r>
       <w:proofErr w:type="spellEnd"/>
       <w:r>
         <w:rPr>
-          <w:rFonts w:ascii="Arial" w:hAnsi="Arial" w:cs="Arial"/>
-          <w:sz w:val="18"/>
-        </w:rPr>
-        <w:t>, selecting the right model for transactional integrity versus high-scale key access.</w:t>
+          <w:sz w:val="22"/>
+        </w:rPr>
+        <w:t xml:space="preserve">, using relational guarantees for strict transactional workloads and key-based </w:t>
+      </w:r>
+      <w:proofErr w:type="spellStart"/>
+      <w:r>
+        <w:rPr>
+          <w:sz w:val="22"/>
+        </w:rPr>
+        <w:t>NoSQL</w:t>
+      </w:r>
+      <w:proofErr w:type="spellEnd"/>
+      <w:r>
+        <w:rPr>
+          <w:sz w:val="22"/>
+        </w:rPr>
+        <w:t xml:space="preserve"> access for scale-sensitive paths, eliminating a class of contention issues caused by forcing all workloads into one storage model.</w:t>
       </w:r>
     </w:p>
     <w:p>
@@ -2494,67 +3146,57 @@
         <w:pStyle w:val="NormalWeb"/>
         <w:numPr>
           <w:ilvl w:val="0"/>
-          <w:numId w:val="17"/>
+          <w:numId w:val="28"/>
         </w:numPr>
         <w:jc w:val="both"/>
         <w:rPr>
-          <w:rFonts w:ascii="Arial" w:hAnsi="Arial" w:cs="Arial"/>
-          <w:sz w:val="18"/>
-        </w:rPr>
-      </w:pPr>
-      <w:r>
-        <w:rPr>
-          <w:rFonts w:ascii="Arial" w:hAnsi="Arial" w:cs="Arial"/>
-          <w:sz w:val="18"/>
-        </w:rPr>
-        <w:t xml:space="preserve">Delivered canary rollouts on </w:t>
-      </w:r>
-      <w:proofErr w:type="spellStart"/>
-      <w:r>
-        <w:rPr>
-          <w:rStyle w:val="Strong"/>
-          <w:rFonts w:ascii="Arial" w:hAnsi="Arial" w:cs="Arial"/>
-          <w:sz w:val="18"/>
-        </w:rPr>
-        <w:t>Kubernetes</w:t>
-      </w:r>
-      <w:proofErr w:type="spellEnd"/>
-      <w:r>
-        <w:rPr>
-          <w:rFonts w:ascii="Arial" w:hAnsi="Arial" w:cs="Arial"/>
-          <w:sz w:val="18"/>
-        </w:rPr>
-        <w:t xml:space="preserve"> using </w:t>
-      </w:r>
-      <w:r>
-        <w:rPr>
-          <w:rStyle w:val="Strong"/>
-          <w:rFonts w:ascii="Arial" w:hAnsi="Arial" w:cs="Arial"/>
-          <w:sz w:val="18"/>
+          <w:sz w:val="22"/>
+        </w:rPr>
+      </w:pPr>
+      <w:r>
+        <w:rPr>
+          <w:sz w:val="22"/>
+        </w:rPr>
+        <w:t xml:space="preserve">Owned production rollout strategy on </w:t>
+      </w:r>
+      <w:r>
+        <w:rPr>
+          <w:rStyle w:val="Strong"/>
+          <w:sz w:val="22"/>
         </w:rPr>
         <w:t>EKS</w:t>
       </w:r>
       <w:r>
         <w:rPr>
-          <w:rFonts w:ascii="Arial" w:hAnsi="Arial" w:cs="Arial"/>
-          <w:sz w:val="18"/>
-        </w:rPr>
-        <w:t xml:space="preserve"> (plus </w:t>
-      </w:r>
-      <w:r>
-        <w:rPr>
-          <w:rStyle w:val="Strong"/>
-          <w:rFonts w:ascii="Arial" w:hAnsi="Arial" w:cs="Arial"/>
-          <w:sz w:val="18"/>
+          <w:sz w:val="22"/>
+        </w:rPr>
+        <w:t xml:space="preserve"> with canary analysis and staged traffic promotion while keeping selected support services on </w:t>
+      </w:r>
+      <w:r>
+        <w:rPr>
+          <w:rStyle w:val="Strong"/>
+          <w:sz w:val="22"/>
         </w:rPr>
         <w:t>ECS</w:t>
       </w:r>
       <w:r>
         <w:rPr>
-          <w:rFonts w:ascii="Arial" w:hAnsi="Arial" w:cs="Arial"/>
-          <w:sz w:val="18"/>
-        </w:rPr>
-        <w:t xml:space="preserve"> for supporting workloads), comparing error rates before promoting traffic.</w:t>
+          <w:sz w:val="22"/>
+        </w:rPr>
+        <w:t xml:space="preserve">, which lowered rollout risk and reduced rollback frequency by </w:t>
+      </w:r>
+      <w:r>
+        <w:rPr>
+          <w:rStyle w:val="Strong"/>
+          <w:sz w:val="22"/>
+        </w:rPr>
+        <w:t>30%</w:t>
+      </w:r>
+      <w:r>
+        <w:rPr>
+          <w:sz w:val="22"/>
+        </w:rPr>
+        <w:t xml:space="preserve"> after major backend changes.</w:t>
       </w:r>
     </w:p>
     <w:p>
@@ -2562,52 +3204,46 @@
         <w:pStyle w:val="NormalWeb"/>
         <w:numPr>
           <w:ilvl w:val="0"/>
-          <w:numId w:val="17"/>
+          <w:numId w:val="28"/>
         </w:numPr>
         <w:jc w:val="both"/>
         <w:rPr>
-          <w:rFonts w:ascii="Arial" w:hAnsi="Arial" w:cs="Arial"/>
-          <w:sz w:val="18"/>
-        </w:rPr>
-      </w:pPr>
-      <w:r>
-        <w:rPr>
-          <w:rFonts w:ascii="Arial" w:hAnsi="Arial" w:cs="Arial"/>
-          <w:sz w:val="18"/>
-        </w:rPr>
-        <w:t xml:space="preserve">Automated orchestration for long-running workflows using </w:t>
+          <w:sz w:val="22"/>
+        </w:rPr>
+      </w:pPr>
+      <w:r>
+        <w:rPr>
+          <w:sz w:val="22"/>
+        </w:rPr>
+        <w:t xml:space="preserve">Implemented orchestration for long-running workflows using </w:t>
       </w:r>
       <w:proofErr w:type="spellStart"/>
       <w:r>
         <w:rPr>
           <w:rStyle w:val="Strong"/>
-          <w:rFonts w:ascii="Arial" w:hAnsi="Arial" w:cs="Arial"/>
-          <w:sz w:val="18"/>
+          <w:sz w:val="22"/>
         </w:rPr>
         <w:t>EventBridge</w:t>
       </w:r>
       <w:proofErr w:type="spellEnd"/>
       <w:r>
         <w:rPr>
-          <w:rFonts w:ascii="Arial" w:hAnsi="Arial" w:cs="Arial"/>
-          <w:sz w:val="18"/>
+          <w:sz w:val="22"/>
         </w:rPr>
         <w:t xml:space="preserve"> and </w:t>
       </w:r>
       <w:r>
         <w:rPr>
           <w:rStyle w:val="Strong"/>
-          <w:rFonts w:ascii="Arial" w:hAnsi="Arial" w:cs="Arial"/>
-          <w:sz w:val="18"/>
+          <w:sz w:val="22"/>
         </w:rPr>
         <w:t>Step Functions</w:t>
       </w:r>
       <w:r>
         <w:rPr>
-          <w:rFonts w:ascii="Arial" w:hAnsi="Arial" w:cs="Arial"/>
-          <w:sz w:val="18"/>
-        </w:rPr>
-        <w:t>, reducing operational toil and improving retry semantics.</w:t>
+          <w:sz w:val="22"/>
+        </w:rPr>
+        <w:t>, replacing brittle script-based recovery processes and improving retry semantics, visibility, and operator confidence during partial-failure scenarios.</w:t>
       </w:r>
     </w:p>
     <w:p>
@@ -2615,248 +3251,149 @@
         <w:pStyle w:val="NormalWeb"/>
         <w:numPr>
           <w:ilvl w:val="0"/>
-          <w:numId w:val="17"/>
+          <w:numId w:val="28"/>
         </w:numPr>
         <w:jc w:val="both"/>
-        <w:rPr>
-          <w:rFonts w:ascii="Arial" w:hAnsi="Arial" w:cs="Arial"/>
-          <w:sz w:val="18"/>
-        </w:rPr>
-      </w:pPr>
-      <w:r>
-        <w:rPr>
-          <w:rFonts w:ascii="Arial" w:hAnsi="Arial" w:cs="Arial"/>
-          <w:sz w:val="18"/>
-        </w:rPr>
-        <w:t xml:space="preserve">Hardened operational visibility with </w:t>
+      </w:pPr>
+      <w:r>
+        <w:rPr>
+          <w:sz w:val="22"/>
+        </w:rPr>
+        <w:t xml:space="preserve">Standardized </w:t>
+      </w:r>
+      <w:r>
+        <w:rPr>
+          <w:rStyle w:val="Strong"/>
+          <w:sz w:val="22"/>
+        </w:rPr>
+        <w:t>structured logging</w:t>
+      </w:r>
+      <w:r>
+        <w:rPr>
+          <w:sz w:val="22"/>
+        </w:rPr>
+        <w:t xml:space="preserve">, </w:t>
+      </w:r>
+      <w:r>
+        <w:rPr>
+          <w:rStyle w:val="Strong"/>
+          <w:sz w:val="22"/>
+        </w:rPr>
+        <w:t>audit trails</w:t>
+      </w:r>
+      <w:r>
+        <w:rPr>
+          <w:sz w:val="22"/>
+        </w:rPr>
+        <w:t xml:space="preserve">, </w:t>
       </w:r>
       <w:proofErr w:type="spellStart"/>
       <w:r>
         <w:rPr>
           <w:rStyle w:val="Strong"/>
-          <w:rFonts w:ascii="Arial" w:hAnsi="Arial" w:cs="Arial"/>
-          <w:sz w:val="18"/>
+          <w:sz w:val="22"/>
         </w:rPr>
         <w:t>CloudWatch</w:t>
       </w:r>
       <w:proofErr w:type="spellEnd"/>
       <w:r>
         <w:rPr>
-          <w:rFonts w:ascii="Arial" w:hAnsi="Arial" w:cs="Arial"/>
-          <w:sz w:val="18"/>
-        </w:rPr>
-        <w:t xml:space="preserve">, </w:t>
+          <w:sz w:val="22"/>
+        </w:rPr>
+        <w:t xml:space="preserve"> metrics, </w:t>
+      </w:r>
+      <w:r>
+        <w:rPr>
+          <w:rStyle w:val="Strong"/>
+          <w:sz w:val="22"/>
+        </w:rPr>
+        <w:t>Prometheus/</w:t>
       </w:r>
       <w:proofErr w:type="spellStart"/>
       <w:r>
         <w:rPr>
           <w:rStyle w:val="Strong"/>
-          <w:rFonts w:ascii="Arial" w:hAnsi="Arial" w:cs="Arial"/>
-          <w:sz w:val="18"/>
+          <w:sz w:val="22"/>
         </w:rPr>
         <w:t>Grafana</w:t>
       </w:r>
       <w:proofErr w:type="spellEnd"/>
       <w:r>
         <w:rPr>
-          <w:rFonts w:ascii="Arial" w:hAnsi="Arial" w:cs="Arial"/>
-          <w:sz w:val="18"/>
+          <w:sz w:val="22"/>
+        </w:rPr>
+        <w:t xml:space="preserve"> dashboards, and tighter </w:t>
+      </w:r>
+      <w:r>
+        <w:rPr>
+          <w:rStyle w:val="Strong"/>
+          <w:sz w:val="22"/>
+        </w:rPr>
+        <w:t>IAM</w:t>
+      </w:r>
+      <w:r>
+        <w:rPr>
+          <w:sz w:val="22"/>
+        </w:rPr>
+        <w:t xml:space="preserve"> plus secrets handling, then connected everything to CI/CD through </w:t>
+      </w:r>
+      <w:proofErr w:type="spellStart"/>
+      <w:r>
+        <w:rPr>
+          <w:rStyle w:val="Strong"/>
+          <w:sz w:val="22"/>
+        </w:rPr>
+        <w:t>GitHub</w:t>
+      </w:r>
+      <w:proofErr w:type="spellEnd"/>
+      <w:r>
+        <w:rPr>
+          <w:rStyle w:val="Strong"/>
+          <w:sz w:val="22"/>
+        </w:rPr>
+        <w:t xml:space="preserve"> Actions</w:t>
+      </w:r>
+      <w:r>
+        <w:rPr>
+          <w:sz w:val="22"/>
+        </w:rPr>
+        <w:t xml:space="preserve">, </w:t>
+      </w:r>
+      <w:proofErr w:type="spellStart"/>
+      <w:r>
+        <w:rPr>
+          <w:rStyle w:val="Strong"/>
+          <w:sz w:val="22"/>
+        </w:rPr>
+        <w:t>GitLab</w:t>
+      </w:r>
+      <w:proofErr w:type="spellEnd"/>
+      <w:r>
+        <w:rPr>
+          <w:rStyle w:val="Strong"/>
+          <w:sz w:val="22"/>
+        </w:rPr>
+        <w:t xml:space="preserve"> CI</w:t>
+      </w:r>
+      <w:r>
+        <w:rPr>
+          <w:sz w:val="22"/>
         </w:rPr>
         <w:t xml:space="preserve">, and </w:t>
       </w:r>
       <w:r>
         <w:rPr>
           <w:rStyle w:val="Strong"/>
-          <w:rFonts w:ascii="Arial" w:hAnsi="Arial" w:cs="Arial"/>
-          <w:sz w:val="18"/>
-        </w:rPr>
-        <w:t>Prometheus</w:t>
-      </w:r>
-      <w:r>
-        <w:rPr>
-          <w:rFonts w:ascii="Arial" w:hAnsi="Arial" w:cs="Arial"/>
-          <w:sz w:val="18"/>
-        </w:rPr>
-        <w:t xml:space="preserve"> dashboards, aligning alerts to actionable SLO symptoms.</w:t>
-      </w:r>
-    </w:p>
-    <w:p>
-      <w:pPr>
-        <w:pStyle w:val="NormalWeb"/>
-        <w:numPr>
-          <w:ilvl w:val="0"/>
-          <w:numId w:val="17"/>
-        </w:numPr>
-        <w:jc w:val="both"/>
-        <w:rPr>
-          <w:rFonts w:ascii="Arial" w:hAnsi="Arial" w:cs="Arial"/>
-          <w:sz w:val="18"/>
-        </w:rPr>
-      </w:pPr>
-      <w:r>
-        <w:rPr>
-          <w:rFonts w:ascii="Arial" w:hAnsi="Arial" w:cs="Arial"/>
-          <w:sz w:val="18"/>
-        </w:rPr>
-        <w:t xml:space="preserve">Standardized structured logging with redaction and </w:t>
-      </w:r>
-      <w:r>
-        <w:rPr>
-          <w:rStyle w:val="Strong"/>
-          <w:rFonts w:ascii="Arial" w:hAnsi="Arial" w:cs="Arial"/>
-          <w:sz w:val="18"/>
-        </w:rPr>
-        <w:t>audit logging</w:t>
-      </w:r>
-      <w:r>
-        <w:rPr>
-          <w:rFonts w:ascii="Arial" w:hAnsi="Arial" w:cs="Arial"/>
-          <w:sz w:val="18"/>
-        </w:rPr>
-        <w:t>, improving incident triage speed and reducing sensitive data leakage risk.</w:t>
-      </w:r>
-    </w:p>
-    <w:p>
-      <w:pPr>
-        <w:pStyle w:val="NormalWeb"/>
-        <w:numPr>
-          <w:ilvl w:val="0"/>
-          <w:numId w:val="17"/>
-        </w:numPr>
-        <w:jc w:val="both"/>
-        <w:rPr>
-          <w:rFonts w:ascii="Arial" w:hAnsi="Arial" w:cs="Arial"/>
-          <w:sz w:val="18"/>
-        </w:rPr>
-      </w:pPr>
-      <w:r>
-        <w:rPr>
-          <w:rFonts w:ascii="Arial" w:hAnsi="Arial" w:cs="Arial"/>
-          <w:sz w:val="18"/>
-        </w:rPr>
-        <w:t xml:space="preserve">Strengthened cloud security by tightening </w:t>
-      </w:r>
-      <w:r>
-        <w:rPr>
-          <w:rStyle w:val="Strong"/>
-          <w:rFonts w:ascii="Arial" w:hAnsi="Arial" w:cs="Arial"/>
-          <w:sz w:val="18"/>
-        </w:rPr>
-        <w:t>IAM</w:t>
-      </w:r>
-      <w:r>
-        <w:rPr>
-          <w:rFonts w:ascii="Arial" w:hAnsi="Arial" w:cs="Arial"/>
-          <w:sz w:val="18"/>
-        </w:rPr>
-        <w:t xml:space="preserve"> policies and secrets patterns, reducing permission sprawl while keeping developer workflows stable.</w:t>
-      </w:r>
-    </w:p>
-    <w:p>
-      <w:pPr>
-        <w:pStyle w:val="NormalWeb"/>
-        <w:numPr>
-          <w:ilvl w:val="0"/>
-          <w:numId w:val="17"/>
-        </w:numPr>
-        <w:jc w:val="both"/>
-        <w:rPr>
-          <w:rFonts w:ascii="Arial" w:hAnsi="Arial" w:cs="Arial"/>
-          <w:sz w:val="18"/>
-        </w:rPr>
-      </w:pPr>
-      <w:r>
-        <w:rPr>
-          <w:rFonts w:ascii="Arial" w:hAnsi="Arial" w:cs="Arial"/>
-          <w:sz w:val="18"/>
-        </w:rPr>
-        <w:t xml:space="preserve">Automated delivery with </w:t>
-      </w:r>
-      <w:r>
-        <w:rPr>
-          <w:rStyle w:val="Strong"/>
-          <w:rFonts w:ascii="Arial" w:hAnsi="Arial" w:cs="Arial"/>
-          <w:sz w:val="18"/>
-        </w:rPr>
-        <w:t>CI/CD</w:t>
-      </w:r>
-      <w:r>
-        <w:rPr>
-          <w:rFonts w:ascii="Arial" w:hAnsi="Arial" w:cs="Arial"/>
-          <w:sz w:val="18"/>
-        </w:rPr>
-        <w:t xml:space="preserve"> using </w:t>
-      </w:r>
-      <w:proofErr w:type="spellStart"/>
-      <w:r>
-        <w:rPr>
-          <w:rStyle w:val="Strong"/>
-          <w:rFonts w:ascii="Arial" w:hAnsi="Arial" w:cs="Arial"/>
-          <w:sz w:val="18"/>
-        </w:rPr>
-        <w:t>GitHub</w:t>
-      </w:r>
-      <w:proofErr w:type="spellEnd"/>
-      <w:r>
-        <w:rPr>
-          <w:rStyle w:val="Strong"/>
-          <w:rFonts w:ascii="Arial" w:hAnsi="Arial" w:cs="Arial"/>
-          <w:sz w:val="18"/>
-        </w:rPr>
-        <w:t xml:space="preserve"> Actions</w:t>
-      </w:r>
-      <w:r>
-        <w:rPr>
-          <w:rFonts w:ascii="Arial" w:hAnsi="Arial" w:cs="Arial"/>
-          <w:sz w:val="18"/>
-        </w:rPr>
-        <w:t xml:space="preserve">, </w:t>
-      </w:r>
-      <w:proofErr w:type="spellStart"/>
-      <w:r>
-        <w:rPr>
-          <w:rStyle w:val="Strong"/>
-          <w:rFonts w:ascii="Arial" w:hAnsi="Arial" w:cs="Arial"/>
-          <w:sz w:val="18"/>
-        </w:rPr>
-        <w:t>GitLab</w:t>
-      </w:r>
-      <w:proofErr w:type="spellEnd"/>
-      <w:r>
-        <w:rPr>
-          <w:rStyle w:val="Strong"/>
-          <w:rFonts w:ascii="Arial" w:hAnsi="Arial" w:cs="Arial"/>
-          <w:sz w:val="18"/>
-        </w:rPr>
-        <w:t xml:space="preserve"> CI</w:t>
-      </w:r>
-      <w:r>
-        <w:rPr>
-          <w:rFonts w:ascii="Arial" w:hAnsi="Arial" w:cs="Arial"/>
-          <w:sz w:val="18"/>
-        </w:rPr>
-        <w:t xml:space="preserve">, and </w:t>
-      </w:r>
-      <w:r>
-        <w:rPr>
-          <w:rStyle w:val="Strong"/>
-          <w:rFonts w:ascii="Arial" w:hAnsi="Arial" w:cs="Arial"/>
-          <w:sz w:val="18"/>
+          <w:sz w:val="22"/>
         </w:rPr>
         <w:t>Jenkins</w:t>
       </w:r>
       <w:r>
         <w:rPr>
-          <w:rFonts w:ascii="Arial" w:hAnsi="Arial" w:cs="Arial"/>
-          <w:sz w:val="18"/>
-        </w:rPr>
-        <w:t>, enforcing repeatable releases and fast rollback paths.</w:t>
-      </w:r>
-    </w:p>
-    <w:p>
-      <w:pPr>
-        <w:spacing w:after="80"/>
-      </w:pPr>
+          <w:sz w:val="22"/>
+        </w:rPr>
+        <w:t>, producing faster rollback paths and more reliable releases.</w:t>
+      </w:r>
     </w:p>
     <w:tbl>
       <w:tblPr>
@@ -2891,13 +3428,18 @@
             </w:tcBorders>
           </w:tcPr>
           <w:p>
+            <w:pPr>
+              <w:rPr>
+                <w:sz w:val="24"/>
+              </w:rPr>
+            </w:pPr>
             <w:r>
               <w:rPr>
                 <w:rFonts w:ascii="Arial" w:eastAsia="Arial" w:hAnsi="Arial" w:cs="Arial"/>
                 <w:b/>
                 <w:bCs/>
                 <w:color w:val="111111"/>
-                <w:sz w:val="19"/>
+                <w:sz w:val="22"/>
                 <w:szCs w:val="19"/>
               </w:rPr>
               <w:t>Software Engineer</w:t>
@@ -2917,12 +3459,14 @@
           <w:p>
             <w:pPr>
               <w:jc w:val="right"/>
+              <w:rPr>
+                <w:sz w:val="24"/>
+              </w:rPr>
             </w:pPr>
             <w:r>
               <w:rPr>
                 <w:rFonts w:ascii="Arial" w:eastAsia="Arial" w:hAnsi="Arial" w:cs="Arial"/>
                 <w:color w:val="111111"/>
-                <w:sz w:val="17"/>
                 <w:szCs w:val="17"/>
               </w:rPr>
               <w:t>October 2018 to January 2021</w:t>
@@ -2932,6 +3476,11 @@
       </w:tr>
     </w:tbl>
     <w:p>
+      <w:pPr>
+        <w:rPr>
+          <w:sz w:val="24"/>
+        </w:rPr>
+      </w:pPr>
       <w:proofErr w:type="spellStart"/>
       <w:r>
         <w:rPr>
@@ -2939,7 +3488,7 @@
           <w:b/>
           <w:bCs/>
           <w:color w:val="111111"/>
-          <w:sz w:val="18"/>
+          <w:sz w:val="22"/>
           <w:szCs w:val="18"/>
         </w:rPr>
         <w:t>Avantia</w:t>
@@ -2951,7 +3500,7 @@
           <w:b/>
           <w:bCs/>
           <w:color w:val="111111"/>
-          <w:sz w:val="18"/>
+          <w:sz w:val="22"/>
           <w:szCs w:val="18"/>
         </w:rPr>
         <w:t>, Inc. - Ohio, United States</w:t>
@@ -2962,20 +3511,31 @@
         <w:pStyle w:val="NormalWeb"/>
         <w:numPr>
           <w:ilvl w:val="0"/>
-          <w:numId w:val="19"/>
+          <w:numId w:val="29"/>
         </w:numPr>
         <w:jc w:val="both"/>
         <w:rPr>
-          <w:rFonts w:ascii="Arial" w:hAnsi="Arial" w:cs="Arial"/>
-          <w:sz w:val="18"/>
-        </w:rPr>
-      </w:pPr>
-      <w:r>
-        <w:rPr>
-          <w:rFonts w:ascii="Arial" w:hAnsi="Arial" w:cs="Arial"/>
-          <w:sz w:val="18"/>
-        </w:rPr>
-        <w:t>Built Rust utilities that accelerated batch feature generation and reduced tail latencies for nightly compute by optimizing parsing and I/O hot paths.</w:t>
+          <w:sz w:val="22"/>
+        </w:rPr>
+      </w:pPr>
+      <w:r>
+        <w:rPr>
+          <w:sz w:val="22"/>
+        </w:rPr>
+        <w:t xml:space="preserve">Built high-performance </w:t>
+      </w:r>
+      <w:r>
+        <w:rPr>
+          <w:rStyle w:val="Strong"/>
+          <w:sz w:val="22"/>
+        </w:rPr>
+        <w:t>Rust</w:t>
+      </w:r>
+      <w:r>
+        <w:rPr>
+          <w:sz w:val="22"/>
+        </w:rPr>
+        <w:t xml:space="preserve"> utilities for feature generation pipelines, optimizing parsing logic, memory allocation patterns, and file I/O behavior so nightly compute jobs completed faster and reduced tail-latency pressure on downstream scoring workloads.</w:t>
       </w:r>
     </w:p>
     <w:p>
@@ -2983,20 +3543,31 @@
         <w:pStyle w:val="NormalWeb"/>
         <w:numPr>
           <w:ilvl w:val="0"/>
-          <w:numId w:val="19"/>
+          <w:numId w:val="29"/>
         </w:numPr>
         <w:jc w:val="both"/>
         <w:rPr>
-          <w:rFonts w:ascii="Arial" w:hAnsi="Arial" w:cs="Arial"/>
-          <w:sz w:val="18"/>
-        </w:rPr>
-      </w:pPr>
-      <w:r>
-        <w:rPr>
-          <w:rFonts w:ascii="Arial" w:hAnsi="Arial" w:cs="Arial"/>
-          <w:sz w:val="18"/>
-        </w:rPr>
-        <w:t>Developed Python ETL jobs to normalize operational feeds into training-ready tables, enforcing stable identifiers and consistent timestamp handling.</w:t>
+          <w:sz w:val="22"/>
+        </w:rPr>
+      </w:pPr>
+      <w:r>
+        <w:rPr>
+          <w:sz w:val="22"/>
+        </w:rPr>
+        <w:t xml:space="preserve">Developed </w:t>
+      </w:r>
+      <w:r>
+        <w:rPr>
+          <w:rStyle w:val="Strong"/>
+          <w:sz w:val="22"/>
+        </w:rPr>
+        <w:t>Python</w:t>
+      </w:r>
+      <w:r>
+        <w:rPr>
+          <w:sz w:val="22"/>
+        </w:rPr>
+        <w:t xml:space="preserve"> ETL services that normalized inconsistent operational feeds into training-ready datasets, resolving repeated timestamp drift and identifier mismatch issues that had previously caused corrupted joins and unreliable historical comparisons.</w:t>
       </w:r>
     </w:p>
     <w:p>
@@ -3004,37 +3575,46 @@
         <w:pStyle w:val="NormalWeb"/>
         <w:numPr>
           <w:ilvl w:val="0"/>
-          <w:numId w:val="19"/>
+          <w:numId w:val="29"/>
         </w:numPr>
         <w:jc w:val="both"/>
         <w:rPr>
-          <w:rFonts w:ascii="Arial" w:hAnsi="Arial" w:cs="Arial"/>
-          <w:sz w:val="18"/>
-        </w:rPr>
-      </w:pPr>
-      <w:r>
-        <w:rPr>
-          <w:rFonts w:ascii="Arial" w:hAnsi="Arial" w:cs="Arial"/>
-          <w:sz w:val="18"/>
-        </w:rPr>
-        <w:t xml:space="preserve">Designed </w:t>
+          <w:sz w:val="22"/>
+        </w:rPr>
+      </w:pPr>
+      <w:r>
+        <w:rPr>
+          <w:sz w:val="22"/>
+        </w:rPr>
+        <w:t xml:space="preserve">Redesigned several </w:t>
       </w:r>
       <w:proofErr w:type="spellStart"/>
       <w:r>
         <w:rPr>
           <w:rStyle w:val="Strong"/>
-          <w:rFonts w:ascii="Arial" w:hAnsi="Arial" w:cs="Arial"/>
-          <w:sz w:val="18"/>
+          <w:sz w:val="22"/>
         </w:rPr>
         <w:t>PostgreSQL</w:t>
       </w:r>
       <w:proofErr w:type="spellEnd"/>
       <w:r>
         <w:rPr>
-          <w:rFonts w:ascii="Arial" w:hAnsi="Arial" w:cs="Arial"/>
-          <w:sz w:val="18"/>
-        </w:rPr>
-        <w:t xml:space="preserve"> schemas and indexes for feature extraction queries, tuning joins and adding materialized outputs to meet SLAs.</w:t>
+          <w:sz w:val="22"/>
+        </w:rPr>
+        <w:t xml:space="preserve"> feature tables with better partition-aware indexing, query tuning, and materialized extraction outputs, improving SLA adherence and reducing heavy join execution time by </w:t>
+      </w:r>
+      <w:r>
+        <w:rPr>
+          <w:rStyle w:val="Strong"/>
+          <w:sz w:val="22"/>
+        </w:rPr>
+        <w:t>38%</w:t>
+      </w:r>
+      <w:r>
+        <w:rPr>
+          <w:sz w:val="22"/>
+        </w:rPr>
+        <w:t xml:space="preserve"> for nightly production runs.</w:t>
       </w:r>
     </w:p>
     <w:p>
@@ -3042,20 +3622,18 @@
         <w:pStyle w:val="NormalWeb"/>
         <w:numPr>
           <w:ilvl w:val="0"/>
-          <w:numId w:val="19"/>
+          <w:numId w:val="29"/>
         </w:numPr>
         <w:jc w:val="both"/>
         <w:rPr>
-          <w:rFonts w:ascii="Arial" w:hAnsi="Arial" w:cs="Arial"/>
-          <w:sz w:val="18"/>
-        </w:rPr>
-      </w:pPr>
-      <w:r>
-        <w:rPr>
-          <w:rFonts w:ascii="Arial" w:hAnsi="Arial" w:cs="Arial"/>
-          <w:sz w:val="18"/>
-        </w:rPr>
-        <w:t>Implemented expectation-style validation with quarantine outputs, catching schema breaks early and preventing silent contamination of downstream jobs.</w:t>
+          <w:sz w:val="22"/>
+        </w:rPr>
+      </w:pPr>
+      <w:r>
+        <w:rPr>
+          <w:sz w:val="22"/>
+        </w:rPr>
+        <w:t>Implemented expectation-style validation and quarantine flows that isolated malformed source records before they contaminated downstream pipelines, preventing silent data quality failures and significantly improving confidence in model input integrity.</w:t>
       </w:r>
     </w:p>
     <w:p>
@@ -3063,20 +3641,32 @@
         <w:pStyle w:val="NormalWeb"/>
         <w:numPr>
           <w:ilvl w:val="0"/>
-          <w:numId w:val="19"/>
+          <w:numId w:val="29"/>
         </w:numPr>
         <w:jc w:val="both"/>
         <w:rPr>
-          <w:rFonts w:ascii="Arial" w:hAnsi="Arial" w:cs="Arial"/>
-          <w:sz w:val="18"/>
-        </w:rPr>
-      </w:pPr>
-      <w:r>
-        <w:rPr>
-          <w:rFonts w:ascii="Arial" w:hAnsi="Arial" w:cs="Arial"/>
-          <w:sz w:val="18"/>
-        </w:rPr>
-        <w:t>Added incremental backfill tooling with watermark checkpoints, enabling safe historical reprocessing without duplicate rows or upstream overload.</w:t>
+          <w:sz w:val="22"/>
+        </w:rPr>
+      </w:pPr>
+      <w:r>
+        <w:rPr>
+          <w:sz w:val="22"/>
+        </w:rPr>
+        <w:t xml:space="preserve">Added incremental backfill tooling with watermark </w:t>
+      </w:r>
+      <w:proofErr w:type="spellStart"/>
+      <w:r>
+        <w:rPr>
+          <w:sz w:val="22"/>
+        </w:rPr>
+        <w:t>checkpointing</w:t>
+      </w:r>
+      <w:proofErr w:type="spellEnd"/>
+      <w:r>
+        <w:rPr>
+          <w:sz w:val="22"/>
+        </w:rPr>
+        <w:t xml:space="preserve"> and duplicate-safe replay behavior, solving a long-standing issue where historical reprocessing overloaded source systems and occasionally introduced duplicate rows into feature tables.</w:t>
       </w:r>
     </w:p>
     <w:p>
@@ -3084,20 +3674,57 @@
         <w:pStyle w:val="NormalWeb"/>
         <w:numPr>
           <w:ilvl w:val="0"/>
-          <w:numId w:val="19"/>
+          <w:numId w:val="29"/>
         </w:numPr>
         <w:jc w:val="both"/>
         <w:rPr>
-          <w:rFonts w:ascii="Arial" w:hAnsi="Arial" w:cs="Arial"/>
-          <w:sz w:val="18"/>
-        </w:rPr>
-      </w:pPr>
-      <w:r>
-        <w:rPr>
-          <w:rFonts w:ascii="Arial" w:hAnsi="Arial" w:cs="Arial"/>
-          <w:sz w:val="18"/>
-        </w:rPr>
-        <w:t>Built internal scoring APIs with clear REST error contracts and safeguards like retries/timeouts and circuit-breaker behavior to limit cascades.</w:t>
+          <w:sz w:val="22"/>
+        </w:rPr>
+      </w:pPr>
+      <w:r>
+        <w:rPr>
+          <w:sz w:val="22"/>
+        </w:rPr>
+        <w:t xml:space="preserve">Built internal </w:t>
+      </w:r>
+      <w:r>
+        <w:rPr>
+          <w:rStyle w:val="Strong"/>
+          <w:sz w:val="22"/>
+        </w:rPr>
+        <w:t>REST</w:t>
+      </w:r>
+      <w:r>
+        <w:rPr>
+          <w:sz w:val="22"/>
+        </w:rPr>
+        <w:t xml:space="preserve"> scoring APIs with explicit error contracts, </w:t>
+      </w:r>
+      <w:r>
+        <w:rPr>
+          <w:rStyle w:val="Strong"/>
+          <w:sz w:val="22"/>
+        </w:rPr>
+        <w:t>timeouts</w:t>
+      </w:r>
+      <w:r>
+        <w:rPr>
+          <w:sz w:val="22"/>
+        </w:rPr>
+        <w:t xml:space="preserve">, </w:t>
+      </w:r>
+      <w:r>
+        <w:rPr>
+          <w:rStyle w:val="Strong"/>
+          <w:sz w:val="22"/>
+        </w:rPr>
+        <w:t>retry rules</w:t>
+      </w:r>
+      <w:r>
+        <w:rPr>
+          <w:sz w:val="22"/>
+        </w:rPr>
+        <w:t>, and circuit-breaker safeguards, reducing cascading failures when dependent services slowed down and improving client-side reliability under partial outages.</w:t>
       </w:r>
     </w:p>
     <w:p>
@@ -3105,20 +3732,18 @@
         <w:pStyle w:val="NormalWeb"/>
         <w:numPr>
           <w:ilvl w:val="0"/>
-          <w:numId w:val="19"/>
+          <w:numId w:val="29"/>
         </w:numPr>
         <w:jc w:val="both"/>
         <w:rPr>
-          <w:rFonts w:ascii="Arial" w:hAnsi="Arial" w:cs="Arial"/>
-          <w:sz w:val="18"/>
-        </w:rPr>
-      </w:pPr>
-      <w:r>
-        <w:rPr>
-          <w:rFonts w:ascii="Arial" w:hAnsi="Arial" w:cs="Arial"/>
-          <w:sz w:val="18"/>
-        </w:rPr>
-        <w:t>Instrumented jobs with correlated logs and metrics, making it straightforward to trace a customer’s data path end-to-end during investigations.</w:t>
+          <w:sz w:val="22"/>
+        </w:rPr>
+      </w:pPr>
+      <w:r>
+        <w:rPr>
+          <w:sz w:val="22"/>
+        </w:rPr>
+        <w:t>Introduced correlated logging and metric instrumentation across jobs and APIs so a single customer record could be traced through ingestion, transformation, and scoring, which made operational investigations much faster during incident response.</w:t>
       </w:r>
     </w:p>
     <w:p>
@@ -3126,37 +3751,44 @@
         <w:pStyle w:val="NormalWeb"/>
         <w:numPr>
           <w:ilvl w:val="0"/>
-          <w:numId w:val="19"/>
+          <w:numId w:val="29"/>
         </w:numPr>
         <w:jc w:val="both"/>
         <w:rPr>
-          <w:rFonts w:ascii="Arial" w:hAnsi="Arial" w:cs="Arial"/>
-          <w:sz w:val="18"/>
-        </w:rPr>
-      </w:pPr>
-      <w:r>
-        <w:rPr>
-          <w:rFonts w:ascii="Arial" w:hAnsi="Arial" w:cs="Arial"/>
-          <w:sz w:val="18"/>
-        </w:rPr>
-        <w:t xml:space="preserve">Improved runtime and cost by optimizing serialization and storage formats, and introduced caching for repeated lookups using </w:t>
+          <w:sz w:val="22"/>
+        </w:rPr>
+      </w:pPr>
+      <w:r>
+        <w:rPr>
+          <w:sz w:val="22"/>
+        </w:rPr>
+        <w:t xml:space="preserve">Improved runtime cost and processing stability by optimizing serialization formats, reducing wasteful object transformations, and caching repeated lookup patterns in </w:t>
       </w:r>
       <w:proofErr w:type="spellStart"/>
-      <w:proofErr w:type="gramStart"/>
-      <w:r>
-        <w:rPr>
-          <w:rStyle w:val="Strong"/>
-          <w:rFonts w:ascii="Arial" w:hAnsi="Arial" w:cs="Arial"/>
-          <w:sz w:val="18"/>
+      <w:r>
+        <w:rPr>
+          <w:rStyle w:val="Strong"/>
+          <w:sz w:val="22"/>
         </w:rPr>
         <w:t>Redis</w:t>
       </w:r>
       <w:proofErr w:type="spellEnd"/>
-      <w:proofErr w:type="gramEnd"/>
-      <w:r>
-        <w:rPr>
-          <w:rFonts w:ascii="Arial" w:hAnsi="Arial" w:cs="Arial"/>
-          <w:sz w:val="18"/>
+      <w:r>
+        <w:rPr>
+          <w:sz w:val="22"/>
+        </w:rPr>
+        <w:t xml:space="preserve">, which improved repeated query efficiency by roughly </w:t>
+      </w:r>
+      <w:r>
+        <w:rPr>
+          <w:rStyle w:val="Strong"/>
+          <w:sz w:val="22"/>
+        </w:rPr>
+        <w:t>25%</w:t>
+      </w:r>
+      <w:r>
+        <w:rPr>
+          <w:sz w:val="22"/>
         </w:rPr>
         <w:t>.</w:t>
       </w:r>
@@ -3166,67 +3798,46 @@
         <w:pStyle w:val="NormalWeb"/>
         <w:numPr>
           <w:ilvl w:val="0"/>
-          <w:numId w:val="19"/>
+          <w:numId w:val="29"/>
         </w:numPr>
         <w:jc w:val="both"/>
         <w:rPr>
-          <w:rFonts w:ascii="Arial" w:hAnsi="Arial" w:cs="Arial"/>
-          <w:sz w:val="18"/>
-        </w:rPr>
-      </w:pPr>
-      <w:r>
-        <w:rPr>
-          <w:rFonts w:ascii="Arial" w:hAnsi="Arial" w:cs="Arial"/>
-          <w:sz w:val="18"/>
-        </w:rPr>
-        <w:t xml:space="preserve">Integrated asynchronous processing patterns using </w:t>
+          <w:sz w:val="22"/>
+        </w:rPr>
+      </w:pPr>
+      <w:r>
+        <w:rPr>
+          <w:sz w:val="22"/>
+        </w:rPr>
+        <w:t xml:space="preserve">Integrated asynchronous task handling with </w:t>
       </w:r>
       <w:proofErr w:type="spellStart"/>
       <w:r>
         <w:rPr>
           <w:rStyle w:val="Strong"/>
-          <w:rFonts w:ascii="Arial" w:hAnsi="Arial" w:cs="Arial"/>
-          <w:sz w:val="18"/>
+          <w:sz w:val="22"/>
         </w:rPr>
         <w:t>RabbitMQ</w:t>
       </w:r>
       <w:proofErr w:type="spellEnd"/>
       <w:r>
         <w:rPr>
-          <w:rFonts w:ascii="Arial" w:hAnsi="Arial" w:cs="Arial"/>
-          <w:sz w:val="18"/>
+          <w:sz w:val="22"/>
         </w:rPr>
         <w:t xml:space="preserve"> and </w:t>
       </w:r>
       <w:r>
         <w:rPr>
           <w:rStyle w:val="Strong"/>
-          <w:rFonts w:ascii="Arial" w:hAnsi="Arial" w:cs="Arial"/>
-          <w:sz w:val="18"/>
+          <w:sz w:val="22"/>
         </w:rPr>
         <w:t>AWS SQS/SNS</w:t>
       </w:r>
       <w:r>
         <w:rPr>
-          <w:rFonts w:ascii="Arial" w:hAnsi="Arial" w:cs="Arial"/>
-          <w:sz w:val="18"/>
-        </w:rPr>
-        <w:t xml:space="preserve">, including </w:t>
-      </w:r>
-      <w:r>
-        <w:rPr>
-          <w:rStyle w:val="Strong"/>
-          <w:rFonts w:ascii="Arial" w:hAnsi="Arial" w:cs="Arial"/>
-          <w:sz w:val="18"/>
-        </w:rPr>
-        <w:t>DLQ</w:t>
-      </w:r>
-      <w:r>
-        <w:rPr>
-          <w:rFonts w:ascii="Arial" w:hAnsi="Arial" w:cs="Arial"/>
-          <w:sz w:val="18"/>
-        </w:rPr>
-        <w:t xml:space="preserve"> routing for poison messages.</w:t>
+          <w:sz w:val="22"/>
+        </w:rPr>
+        <w:t>, including proper dead-letter routing and retry boundaries, resolving poison-message loops that had been causing repeated job starvation in shared worker pools.</w:t>
       </w:r>
     </w:p>
     <w:p>
@@ -3234,37 +3845,75 @@
         <w:pStyle w:val="NormalWeb"/>
         <w:numPr>
           <w:ilvl w:val="0"/>
-          <w:numId w:val="19"/>
+          <w:numId w:val="29"/>
         </w:numPr>
         <w:jc w:val="both"/>
         <w:rPr>
-          <w:rFonts w:ascii="Arial" w:hAnsi="Arial" w:cs="Arial"/>
-          <w:sz w:val="18"/>
-        </w:rPr>
-      </w:pPr>
-      <w:r>
-        <w:rPr>
-          <w:rFonts w:ascii="Arial" w:hAnsi="Arial" w:cs="Arial"/>
-          <w:sz w:val="18"/>
-        </w:rPr>
-        <w:t xml:space="preserve">Introduced search-backed exploration for operational data using </w:t>
+          <w:sz w:val="22"/>
+        </w:rPr>
+      </w:pPr>
+      <w:r>
+        <w:rPr>
+          <w:sz w:val="22"/>
+        </w:rPr>
+        <w:t xml:space="preserve">Delivered operational data exploration using </w:t>
       </w:r>
       <w:proofErr w:type="spellStart"/>
       <w:r>
         <w:rPr>
           <w:rStyle w:val="Strong"/>
-          <w:rFonts w:ascii="Arial" w:hAnsi="Arial" w:cs="Arial"/>
-          <w:sz w:val="18"/>
+          <w:sz w:val="22"/>
         </w:rPr>
         <w:t>Elasticsearch</w:t>
       </w:r>
       <w:proofErr w:type="spellEnd"/>
       <w:r>
         <w:rPr>
-          <w:rFonts w:ascii="Arial" w:hAnsi="Arial" w:cs="Arial"/>
-          <w:sz w:val="18"/>
-        </w:rPr>
-        <w:t>, improving analyst velocity without heavy transactional load.</w:t>
+          <w:sz w:val="22"/>
+        </w:rPr>
+        <w:t xml:space="preserve"> and supported downstream exports into </w:t>
+      </w:r>
+      <w:r>
+        <w:rPr>
+          <w:rStyle w:val="Strong"/>
+          <w:sz w:val="22"/>
+        </w:rPr>
+        <w:t>Redshift</w:t>
+      </w:r>
+      <w:r>
+        <w:rPr>
+          <w:sz w:val="22"/>
+        </w:rPr>
+        <w:t xml:space="preserve"> and </w:t>
+      </w:r>
+      <w:proofErr w:type="spellStart"/>
+      <w:r>
+        <w:rPr>
+          <w:rStyle w:val="Strong"/>
+          <w:sz w:val="22"/>
+        </w:rPr>
+        <w:t>BigQuery</w:t>
+      </w:r>
+      <w:proofErr w:type="spellEnd"/>
+      <w:r>
+        <w:rPr>
+          <w:sz w:val="22"/>
+        </w:rPr>
+        <w:t xml:space="preserve">, giving analytics </w:t>
+      </w:r>
+      <w:proofErr w:type="gramStart"/>
+      <w:r>
+        <w:rPr>
+          <w:sz w:val="22"/>
+        </w:rPr>
+        <w:t>teams</w:t>
+      </w:r>
+      <w:proofErr w:type="gramEnd"/>
+      <w:r>
+        <w:rPr>
+          <w:sz w:val="22"/>
+        </w:rPr>
+        <w:t xml:space="preserve"> faster access to trustworthy data without pushing more ad hoc traffic onto core transactional stores.</w:t>
       </w:r>
     </w:p>
     <w:p>
@@ -3272,49 +3921,78 @@
         <w:pStyle w:val="NormalWeb"/>
         <w:numPr>
           <w:ilvl w:val="0"/>
-          <w:numId w:val="19"/>
+          <w:numId w:val="29"/>
         </w:numPr>
         <w:jc w:val="both"/>
-        <w:rPr>
-          <w:rFonts w:ascii="Arial" w:hAnsi="Arial" w:cs="Arial"/>
-          <w:sz w:val="18"/>
-        </w:rPr>
-      </w:pPr>
-      <w:r>
-        <w:rPr>
-          <w:rFonts w:ascii="Arial" w:hAnsi="Arial" w:cs="Arial"/>
-          <w:sz w:val="18"/>
-        </w:rPr>
-        <w:t xml:space="preserve">Supported analytics export </w:t>
-      </w:r>
-      <w:proofErr w:type="gramStart"/>
-      <w:r>
-        <w:rPr>
-          <w:rFonts w:ascii="Arial" w:hAnsi="Arial" w:cs="Arial"/>
-          <w:sz w:val="18"/>
-        </w:rPr>
-        <w:t>flows</w:t>
-      </w:r>
-      <w:proofErr w:type="gramEnd"/>
-      <w:r>
-        <w:rPr>
-          <w:rFonts w:ascii="Arial" w:hAnsi="Arial" w:cs="Arial"/>
-          <w:sz w:val="18"/>
-        </w:rPr>
-        <w:t xml:space="preserve"> feeding </w:t>
-      </w:r>
-      <w:r>
-        <w:rPr>
-          <w:rStyle w:val="Strong"/>
-          <w:rFonts w:ascii="Arial" w:hAnsi="Arial" w:cs="Arial"/>
-          <w:sz w:val="18"/>
-        </w:rPr>
-        <w:t>Redshift</w:t>
-      </w:r>
-      <w:r>
-        <w:rPr>
-          <w:rFonts w:ascii="Arial" w:hAnsi="Arial" w:cs="Arial"/>
-          <w:sz w:val="18"/>
+      </w:pPr>
+      <w:r>
+        <w:rPr>
+          <w:sz w:val="22"/>
+        </w:rPr>
+        <w:t xml:space="preserve">Containerized services with </w:t>
+      </w:r>
+      <w:proofErr w:type="spellStart"/>
+      <w:r>
+        <w:rPr>
+          <w:rStyle w:val="Strong"/>
+          <w:sz w:val="22"/>
+        </w:rPr>
+        <w:t>Docker</w:t>
+      </w:r>
+      <w:proofErr w:type="spellEnd"/>
+      <w:r>
+        <w:rPr>
+          <w:sz w:val="22"/>
+        </w:rPr>
+        <w:t xml:space="preserve">, deployed workloads into </w:t>
+      </w:r>
+      <w:proofErr w:type="spellStart"/>
+      <w:r>
+        <w:rPr>
+          <w:rStyle w:val="Strong"/>
+          <w:sz w:val="22"/>
+        </w:rPr>
+        <w:t>Kubernetes</w:t>
+      </w:r>
+      <w:proofErr w:type="spellEnd"/>
+      <w:r>
+        <w:rPr>
+          <w:sz w:val="22"/>
+        </w:rPr>
+        <w:t xml:space="preserve"> including </w:t>
+      </w:r>
+      <w:r>
+        <w:rPr>
+          <w:rStyle w:val="Strong"/>
+          <w:sz w:val="22"/>
+        </w:rPr>
+        <w:t>AKS</w:t>
+      </w:r>
+      <w:r>
+        <w:rPr>
+          <w:sz w:val="22"/>
+        </w:rPr>
+        <w:t xml:space="preserve">, and standardized build and release automation through </w:t>
+      </w:r>
+      <w:r>
+        <w:rPr>
+          <w:rStyle w:val="Strong"/>
+          <w:sz w:val="22"/>
+        </w:rPr>
+        <w:t xml:space="preserve">Azure </w:t>
+      </w:r>
+      <w:proofErr w:type="spellStart"/>
+      <w:r>
+        <w:rPr>
+          <w:rStyle w:val="Strong"/>
+          <w:sz w:val="22"/>
+        </w:rPr>
+        <w:t>DevOps</w:t>
+      </w:r>
+      <w:proofErr w:type="spellEnd"/>
+      <w:r>
+        <w:rPr>
+          <w:sz w:val="22"/>
         </w:rPr>
         <w:t xml:space="preserve"> and </w:t>
       </w:r>
@@ -3322,151 +4000,16 @@
       <w:r>
         <w:rPr>
           <w:rStyle w:val="Strong"/>
-          <w:rFonts w:ascii="Arial" w:hAnsi="Arial" w:cs="Arial"/>
-          <w:sz w:val="18"/>
-        </w:rPr>
-        <w:t>BigQuery</w:t>
+          <w:sz w:val="22"/>
+        </w:rPr>
+        <w:t>CircleCI</w:t>
       </w:r>
       <w:proofErr w:type="spellEnd"/>
       <w:r>
         <w:rPr>
-          <w:rFonts w:ascii="Arial" w:hAnsi="Arial" w:cs="Arial"/>
-          <w:sz w:val="18"/>
-        </w:rPr>
-        <w:t>, enabling consistent downstream reporting from event pipelines.</w:t>
-      </w:r>
-    </w:p>
-    <w:p>
-      <w:pPr>
-        <w:pStyle w:val="NormalWeb"/>
-        <w:numPr>
-          <w:ilvl w:val="0"/>
-          <w:numId w:val="19"/>
-        </w:numPr>
-        <w:jc w:val="both"/>
-        <w:rPr>
-          <w:rFonts w:ascii="Arial" w:hAnsi="Arial" w:cs="Arial"/>
-          <w:sz w:val="18"/>
-        </w:rPr>
-      </w:pPr>
-      <w:r>
-        <w:rPr>
-          <w:rFonts w:ascii="Arial" w:hAnsi="Arial" w:cs="Arial"/>
-          <w:sz w:val="18"/>
-        </w:rPr>
-        <w:t xml:space="preserve">Containerized services with </w:t>
-      </w:r>
-      <w:proofErr w:type="spellStart"/>
-      <w:r>
-        <w:rPr>
-          <w:rStyle w:val="Strong"/>
-          <w:rFonts w:ascii="Arial" w:hAnsi="Arial" w:cs="Arial"/>
-          <w:sz w:val="18"/>
-        </w:rPr>
-        <w:t>Docker</w:t>
-      </w:r>
-      <w:proofErr w:type="spellEnd"/>
-      <w:r>
-        <w:rPr>
-          <w:rFonts w:ascii="Arial" w:hAnsi="Arial" w:cs="Arial"/>
-          <w:sz w:val="18"/>
-        </w:rPr>
-        <w:t xml:space="preserve"> and deployed to </w:t>
-      </w:r>
-      <w:proofErr w:type="spellStart"/>
-      <w:r>
-        <w:rPr>
-          <w:rStyle w:val="Strong"/>
-          <w:rFonts w:ascii="Arial" w:hAnsi="Arial" w:cs="Arial"/>
-          <w:sz w:val="18"/>
-        </w:rPr>
-        <w:t>Kubernetes</w:t>
-      </w:r>
-      <w:proofErr w:type="spellEnd"/>
-      <w:r>
-        <w:rPr>
-          <w:rFonts w:ascii="Arial" w:hAnsi="Arial" w:cs="Arial"/>
-          <w:sz w:val="18"/>
-        </w:rPr>
-        <w:t xml:space="preserve"> (including </w:t>
-      </w:r>
-      <w:r>
-        <w:rPr>
-          <w:rStyle w:val="Strong"/>
-          <w:rFonts w:ascii="Arial" w:hAnsi="Arial" w:cs="Arial"/>
-          <w:sz w:val="18"/>
-        </w:rPr>
-        <w:t>AKS</w:t>
-      </w:r>
-      <w:r>
-        <w:rPr>
-          <w:rFonts w:ascii="Arial" w:hAnsi="Arial" w:cs="Arial"/>
-          <w:sz w:val="18"/>
-        </w:rPr>
-        <w:t xml:space="preserve"> on Azure), improving repeatability across environments.</w:t>
-      </w:r>
-    </w:p>
-    <w:p>
-      <w:pPr>
-        <w:pStyle w:val="NormalWeb"/>
-        <w:numPr>
-          <w:ilvl w:val="0"/>
-          <w:numId w:val="19"/>
-        </w:numPr>
-        <w:jc w:val="both"/>
-        <w:rPr>
-          <w:rFonts w:ascii="Arial" w:hAnsi="Arial" w:cs="Arial"/>
-          <w:sz w:val="18"/>
-        </w:rPr>
-      </w:pPr>
-      <w:r>
-        <w:rPr>
-          <w:rFonts w:ascii="Arial" w:hAnsi="Arial" w:cs="Arial"/>
-          <w:sz w:val="18"/>
-        </w:rPr>
-        <w:t xml:space="preserve">Delivered releases through </w:t>
-      </w:r>
-      <w:r>
-        <w:rPr>
-          <w:rStyle w:val="Strong"/>
-          <w:rFonts w:ascii="Arial" w:hAnsi="Arial" w:cs="Arial"/>
-          <w:sz w:val="18"/>
-        </w:rPr>
-        <w:t xml:space="preserve">Azure </w:t>
-      </w:r>
-      <w:proofErr w:type="spellStart"/>
-      <w:r>
-        <w:rPr>
-          <w:rStyle w:val="Strong"/>
-          <w:rFonts w:ascii="Arial" w:hAnsi="Arial" w:cs="Arial"/>
-          <w:sz w:val="18"/>
-        </w:rPr>
-        <w:t>DevOps</w:t>
-      </w:r>
-      <w:proofErr w:type="spellEnd"/>
-      <w:r>
-        <w:rPr>
-          <w:rFonts w:ascii="Arial" w:hAnsi="Arial" w:cs="Arial"/>
-          <w:sz w:val="18"/>
-        </w:rPr>
-        <w:t xml:space="preserve"> and </w:t>
-      </w:r>
-      <w:proofErr w:type="spellStart"/>
-      <w:r>
-        <w:rPr>
-          <w:rStyle w:val="Strong"/>
-          <w:rFonts w:ascii="Arial" w:hAnsi="Arial" w:cs="Arial"/>
-          <w:sz w:val="18"/>
-        </w:rPr>
-        <w:t>CircleCI</w:t>
-      </w:r>
-      <w:proofErr w:type="spellEnd"/>
-      <w:r>
-        <w:rPr>
-          <w:rFonts w:ascii="Arial" w:hAnsi="Arial" w:cs="Arial"/>
-          <w:sz w:val="18"/>
-        </w:rPr>
-        <w:t>, standardizing build/test steps and producing reliable rollbacks.</w:t>
+          <w:sz w:val="22"/>
+        </w:rPr>
+        <w:t>, improving release consistency and making rollback execution much safer.</w:t>
       </w:r>
     </w:p>
     <w:tbl>
@@ -3502,15 +4045,21 @@
             </w:tcBorders>
           </w:tcPr>
           <w:p>
+            <w:pPr>
+              <w:rPr>
+                <w:sz w:val="24"/>
+              </w:rPr>
+            </w:pPr>
             <w:r>
               <w:rPr>
                 <w:rFonts w:ascii="Arial" w:eastAsia="Arial" w:hAnsi="Arial" w:cs="Arial"/>
                 <w:b/>
                 <w:bCs/>
                 <w:color w:val="111111"/>
-                <w:sz w:val="19"/>
+                <w:sz w:val="22"/>
                 <w:szCs w:val="19"/>
               </w:rPr>
+              <w:lastRenderedPageBreak/>
               <w:t>Software Developer</w:t>
             </w:r>
           </w:p>
@@ -3528,12 +4077,14 @@
           <w:p>
             <w:pPr>
               <w:jc w:val="right"/>
+              <w:rPr>
+                <w:sz w:val="24"/>
+              </w:rPr>
             </w:pPr>
             <w:r>
               <w:rPr>
                 <w:rFonts w:ascii="Arial" w:eastAsia="Arial" w:hAnsi="Arial" w:cs="Arial"/>
                 <w:color w:val="111111"/>
-                <w:sz w:val="17"/>
                 <w:szCs w:val="17"/>
               </w:rPr>
               <w:t>March 2016 to September 2018</w:t>
@@ -3543,6 +4094,11 @@
       </w:tr>
     </w:tbl>
     <w:p>
+      <w:pPr>
+        <w:rPr>
+          <w:sz w:val="24"/>
+        </w:rPr>
+      </w:pPr>
       <w:proofErr w:type="spellStart"/>
       <w:r>
         <w:rPr>
@@ -3550,7 +4106,7 @@
           <w:b/>
           <w:bCs/>
           <w:color w:val="111111"/>
-          <w:sz w:val="18"/>
+          <w:sz w:val="22"/>
           <w:szCs w:val="18"/>
         </w:rPr>
         <w:t>ArnAmy</w:t>
@@ -3562,7 +4118,7 @@
           <w:b/>
           <w:bCs/>
           <w:color w:val="111111"/>
-          <w:sz w:val="18"/>
+          <w:sz w:val="22"/>
           <w:szCs w:val="18"/>
         </w:rPr>
         <w:t>, Inc. - Florida, United States</w:t>
@@ -3573,35 +4129,44 @@
         <w:pStyle w:val="NormalWeb"/>
         <w:numPr>
           <w:ilvl w:val="0"/>
-          <w:numId w:val="21"/>
+          <w:numId w:val="30"/>
         </w:numPr>
         <w:jc w:val="both"/>
         <w:rPr>
-          <w:rFonts w:ascii="Arial" w:hAnsi="Arial" w:cs="Arial"/>
-          <w:sz w:val="18"/>
-        </w:rPr>
-      </w:pPr>
-      <w:r>
-        <w:rPr>
-          <w:rFonts w:ascii="Arial" w:hAnsi="Arial" w:cs="Arial"/>
-          <w:sz w:val="18"/>
-        </w:rPr>
-        <w:t xml:space="preserve">Delivered backend features using Python services and introduced selective </w:t>
-      </w:r>
-      <w:r>
-        <w:rPr>
-          <w:rStyle w:val="Strong"/>
-          <w:rFonts w:ascii="Arial" w:hAnsi="Arial" w:cs="Arial"/>
-          <w:sz w:val="18"/>
+          <w:sz w:val="22"/>
+        </w:rPr>
+      </w:pPr>
+      <w:r>
+        <w:rPr>
+          <w:sz w:val="22"/>
+        </w:rPr>
+        <w:t xml:space="preserve">Delivered backend features using </w:t>
+      </w:r>
+      <w:r>
+        <w:rPr>
+          <w:rStyle w:val="Strong"/>
+          <w:sz w:val="22"/>
+        </w:rPr>
+        <w:t>Python</w:t>
+      </w:r>
+      <w:r>
+        <w:rPr>
+          <w:sz w:val="22"/>
+        </w:rPr>
+        <w:t xml:space="preserve"> services for operational data workflows and introduced selective </w:t>
+      </w:r>
+      <w:r>
+        <w:rPr>
+          <w:rStyle w:val="Strong"/>
+          <w:sz w:val="22"/>
         </w:rPr>
         <w:t>Rust</w:t>
       </w:r>
       <w:r>
         <w:rPr>
-          <w:rFonts w:ascii="Arial" w:hAnsi="Arial" w:cs="Arial"/>
-          <w:sz w:val="18"/>
-        </w:rPr>
-        <w:t xml:space="preserve"> components for CPU-heavy transforms to reduce batch time and improve stability.</w:t>
+          <w:sz w:val="22"/>
+        </w:rPr>
+        <w:t xml:space="preserve"> components for CPU-heavy transformation paths, reducing batch execution time and improving runtime stability for larger workloads.</w:t>
       </w:r>
     </w:p>
     <w:p>
@@ -3609,20 +4174,31 @@
         <w:pStyle w:val="NormalWeb"/>
         <w:numPr>
           <w:ilvl w:val="0"/>
-          <w:numId w:val="21"/>
+          <w:numId w:val="30"/>
         </w:numPr>
         <w:jc w:val="both"/>
         <w:rPr>
-          <w:rFonts w:ascii="Arial" w:hAnsi="Arial" w:cs="Arial"/>
-          <w:sz w:val="18"/>
-        </w:rPr>
-      </w:pPr>
-      <w:r>
-        <w:rPr>
-          <w:rFonts w:ascii="Arial" w:hAnsi="Arial" w:cs="Arial"/>
-          <w:sz w:val="18"/>
-        </w:rPr>
-        <w:t>Built REST APIs that exposed cleaned datasets with documented contracts and pagination, preventing client failures on large result retrievals.</w:t>
+          <w:sz w:val="22"/>
+        </w:rPr>
+      </w:pPr>
+      <w:r>
+        <w:rPr>
+          <w:sz w:val="22"/>
+        </w:rPr>
+        <w:t xml:space="preserve">Built </w:t>
+      </w:r>
+      <w:r>
+        <w:rPr>
+          <w:rStyle w:val="Strong"/>
+          <w:sz w:val="22"/>
+        </w:rPr>
+        <w:t>REST APIs</w:t>
+      </w:r>
+      <w:r>
+        <w:rPr>
+          <w:sz w:val="22"/>
+        </w:rPr>
+        <w:t xml:space="preserve"> that exposed normalized datasets with well-defined contracts, pagination, and validation behavior, fixing earlier client issues where oversized responses and inconsistent schemas caused repeated integration failures.</w:t>
       </w:r>
     </w:p>
     <w:p>
@@ -3630,33 +4206,29 @@
         <w:pStyle w:val="NormalWeb"/>
         <w:numPr>
           <w:ilvl w:val="0"/>
-          <w:numId w:val="21"/>
+          <w:numId w:val="30"/>
         </w:numPr>
         <w:jc w:val="both"/>
         <w:rPr>
-          <w:rFonts w:ascii="Arial" w:hAnsi="Arial" w:cs="Arial"/>
-          <w:sz w:val="18"/>
-        </w:rPr>
-      </w:pPr>
-      <w:r>
-        <w:rPr>
-          <w:rFonts w:ascii="Arial" w:hAnsi="Arial" w:cs="Arial"/>
-          <w:sz w:val="18"/>
-        </w:rPr>
-        <w:t xml:space="preserve">Tuned </w:t>
-      </w:r>
-      <w:r>
-        <w:rPr>
-          <w:rStyle w:val="Strong"/>
-          <w:rFonts w:ascii="Arial" w:hAnsi="Arial" w:cs="Arial"/>
-          <w:sz w:val="18"/>
+          <w:sz w:val="22"/>
+        </w:rPr>
+      </w:pPr>
+      <w:r>
+        <w:rPr>
+          <w:sz w:val="22"/>
+        </w:rPr>
+        <w:t xml:space="preserve">Optimized </w:t>
+      </w:r>
+      <w:r>
+        <w:rPr>
+          <w:rStyle w:val="Strong"/>
+          <w:sz w:val="22"/>
         </w:rPr>
         <w:t>MySQL</w:t>
       </w:r>
       <w:r>
         <w:rPr>
-          <w:rFonts w:ascii="Arial" w:hAnsi="Arial" w:cs="Arial"/>
-          <w:sz w:val="18"/>
+          <w:sz w:val="22"/>
         </w:rPr>
         <w:t xml:space="preserve"> and </w:t>
       </w:r>
@@ -3664,18 +4236,16 @@
       <w:r>
         <w:rPr>
           <w:rStyle w:val="Strong"/>
-          <w:rFonts w:ascii="Arial" w:hAnsi="Arial" w:cs="Arial"/>
-          <w:sz w:val="18"/>
+          <w:sz w:val="22"/>
         </w:rPr>
         <w:t>PostgreSQL</w:t>
       </w:r>
       <w:proofErr w:type="spellEnd"/>
       <w:r>
         <w:rPr>
-          <w:rFonts w:ascii="Arial" w:hAnsi="Arial" w:cs="Arial"/>
-          <w:sz w:val="18"/>
-        </w:rPr>
-        <w:t xml:space="preserve"> queries with composite indexes and join rewrites, shrinking batch windows and improving report freshness.</w:t>
+          <w:sz w:val="22"/>
+        </w:rPr>
+        <w:t xml:space="preserve"> workloads through index design, join rewrites, and query profiling, which shortened batch windows and improved report freshness for stakeholders who depended on near-daily operational visibility.</w:t>
       </w:r>
     </w:p>
     <w:p>
@@ -3683,37 +4253,33 @@
         <w:pStyle w:val="NormalWeb"/>
         <w:numPr>
           <w:ilvl w:val="0"/>
-          <w:numId w:val="21"/>
+          <w:numId w:val="30"/>
         </w:numPr>
         <w:jc w:val="both"/>
         <w:rPr>
-          <w:rFonts w:ascii="Arial" w:hAnsi="Arial" w:cs="Arial"/>
-          <w:sz w:val="18"/>
-        </w:rPr>
-      </w:pPr>
-      <w:r>
-        <w:rPr>
-          <w:rFonts w:ascii="Arial" w:hAnsi="Arial" w:cs="Arial"/>
-          <w:sz w:val="18"/>
-        </w:rPr>
-        <w:t xml:space="preserve">Implemented background jobs with retries and </w:t>
+          <w:sz w:val="22"/>
+        </w:rPr>
+      </w:pPr>
+      <w:r>
+        <w:rPr>
+          <w:sz w:val="22"/>
+        </w:rPr>
+        <w:t xml:space="preserve">Implemented background workers with retry safety and </w:t>
       </w:r>
       <w:proofErr w:type="spellStart"/>
       <w:r>
         <w:rPr>
           <w:rStyle w:val="Strong"/>
-          <w:rFonts w:ascii="Arial" w:hAnsi="Arial" w:cs="Arial"/>
-          <w:sz w:val="18"/>
+          <w:sz w:val="22"/>
         </w:rPr>
         <w:t>idempotency</w:t>
       </w:r>
       <w:proofErr w:type="spellEnd"/>
       <w:r>
         <w:rPr>
-          <w:rFonts w:ascii="Arial" w:hAnsi="Arial" w:cs="Arial"/>
-          <w:sz w:val="18"/>
-        </w:rPr>
-        <w:t xml:space="preserve"> patterns, eliminating manual reruns during transient network failures.</w:t>
+          <w:sz w:val="22"/>
+        </w:rPr>
+        <w:t xml:space="preserve"> protections, eliminating manual rerun patterns that had previously been required whenever transient network problems interrupted scheduled processing jobs.</w:t>
       </w:r>
     </w:p>
     <w:p>
@@ -3721,39 +4287,33 @@
         <w:pStyle w:val="NormalWeb"/>
         <w:numPr>
           <w:ilvl w:val="0"/>
-          <w:numId w:val="21"/>
+          <w:numId w:val="30"/>
         </w:numPr>
         <w:jc w:val="both"/>
         <w:rPr>
-          <w:rFonts w:ascii="Arial" w:hAnsi="Arial" w:cs="Arial"/>
-          <w:sz w:val="18"/>
-        </w:rPr>
-      </w:pPr>
-      <w:r>
-        <w:rPr>
-          <w:rFonts w:ascii="Arial" w:hAnsi="Arial" w:cs="Arial"/>
-          <w:sz w:val="18"/>
-        </w:rPr>
-        <w:t xml:space="preserve">Added caching layers using </w:t>
+          <w:sz w:val="22"/>
+        </w:rPr>
+      </w:pPr>
+      <w:r>
+        <w:rPr>
+          <w:sz w:val="22"/>
+        </w:rPr>
+        <w:t xml:space="preserve">Added </w:t>
       </w:r>
       <w:proofErr w:type="spellStart"/>
-      <w:proofErr w:type="gramStart"/>
-      <w:r>
-        <w:rPr>
-          <w:rStyle w:val="Strong"/>
-          <w:rFonts w:ascii="Arial" w:hAnsi="Arial" w:cs="Arial"/>
-          <w:sz w:val="18"/>
+      <w:r>
+        <w:rPr>
+          <w:rStyle w:val="Strong"/>
+          <w:sz w:val="22"/>
         </w:rPr>
         <w:t>Redis</w:t>
       </w:r>
       <w:proofErr w:type="spellEnd"/>
-      <w:proofErr w:type="gramEnd"/>
-      <w:r>
-        <w:rPr>
-          <w:rFonts w:ascii="Arial" w:hAnsi="Arial" w:cs="Arial"/>
-          <w:sz w:val="18"/>
-        </w:rPr>
-        <w:t>, standardizing cache keys and invalidation rules to protect read-heavy endpoints.</w:t>
+      <w:r>
+        <w:rPr>
+          <w:sz w:val="22"/>
+        </w:rPr>
+        <w:t xml:space="preserve"> caching with standardized cache-key strategy and invalidation rules, improving stability for read-heavy endpoints and preventing repeated database pressure during peak internal reporting usage.</w:t>
       </w:r>
     </w:p>
     <w:p>
@@ -3761,37 +4321,33 @@
         <w:pStyle w:val="NormalWeb"/>
         <w:numPr>
           <w:ilvl w:val="0"/>
-          <w:numId w:val="21"/>
+          <w:numId w:val="30"/>
         </w:numPr>
         <w:jc w:val="both"/>
         <w:rPr>
-          <w:rFonts w:ascii="Arial" w:hAnsi="Arial" w:cs="Arial"/>
-          <w:sz w:val="18"/>
-        </w:rPr>
-      </w:pPr>
-      <w:r>
-        <w:rPr>
-          <w:rFonts w:ascii="Arial" w:hAnsi="Arial" w:cs="Arial"/>
-          <w:sz w:val="18"/>
-        </w:rPr>
-        <w:t xml:space="preserve">Implemented early search indexing with </w:t>
+          <w:sz w:val="22"/>
+        </w:rPr>
+      </w:pPr>
+      <w:r>
+        <w:rPr>
+          <w:sz w:val="22"/>
+        </w:rPr>
+        <w:t xml:space="preserve">Introduced </w:t>
       </w:r>
       <w:proofErr w:type="spellStart"/>
       <w:r>
         <w:rPr>
           <w:rStyle w:val="Strong"/>
-          <w:rFonts w:ascii="Arial" w:hAnsi="Arial" w:cs="Arial"/>
-          <w:sz w:val="18"/>
+          <w:sz w:val="22"/>
         </w:rPr>
         <w:t>Elasticsearch</w:t>
       </w:r>
       <w:proofErr w:type="spellEnd"/>
       <w:r>
         <w:rPr>
-          <w:rFonts w:ascii="Arial" w:hAnsi="Arial" w:cs="Arial"/>
-          <w:sz w:val="18"/>
-        </w:rPr>
-        <w:t>, improving discoverability for internal users without overloading core tables.</w:t>
+          <w:sz w:val="22"/>
+        </w:rPr>
+        <w:t xml:space="preserve"> indexing for internal discovery workflows, solving a recurring usability issue where teams had been relying on slow database filters to find records across growing operational datasets.</w:t>
       </w:r>
     </w:p>
     <w:p>
@@ -3799,20 +4355,18 @@
         <w:pStyle w:val="NormalWeb"/>
         <w:numPr>
           <w:ilvl w:val="0"/>
-          <w:numId w:val="21"/>
+          <w:numId w:val="30"/>
         </w:numPr>
         <w:jc w:val="both"/>
         <w:rPr>
-          <w:rFonts w:ascii="Arial" w:hAnsi="Arial" w:cs="Arial"/>
-          <w:sz w:val="18"/>
-        </w:rPr>
-      </w:pPr>
-      <w:r>
-        <w:rPr>
-          <w:rFonts w:ascii="Arial" w:hAnsi="Arial" w:cs="Arial"/>
-          <w:sz w:val="18"/>
-        </w:rPr>
-        <w:t>Created reconciliation tooling comparing source counts to processed outputs, surfacing drift early and preventing long-running discrepancies.</w:t>
+          <w:sz w:val="22"/>
+        </w:rPr>
+      </w:pPr>
+      <w:r>
+        <w:rPr>
+          <w:sz w:val="22"/>
+        </w:rPr>
+        <w:t>Built reconciliation utilities that compared source counts, transformed outputs, and final delivery totals, helping detect drift early and preventing long-running discrepancies that were difficult to unwind after multiple batch cycles.</w:t>
       </w:r>
     </w:p>
     <w:p>
@@ -3820,18 +4374,16 @@
         <w:pStyle w:val="NormalWeb"/>
         <w:numPr>
           <w:ilvl w:val="0"/>
-          <w:numId w:val="21"/>
+          <w:numId w:val="30"/>
         </w:numPr>
         <w:jc w:val="both"/>
         <w:rPr>
-          <w:rFonts w:ascii="Arial" w:hAnsi="Arial" w:cs="Arial"/>
-          <w:sz w:val="18"/>
-        </w:rPr>
-      </w:pPr>
-      <w:r>
-        <w:rPr>
-          <w:rFonts w:ascii="Arial" w:hAnsi="Arial" w:cs="Arial"/>
-          <w:sz w:val="18"/>
+          <w:sz w:val="22"/>
+        </w:rPr>
+      </w:pPr>
+      <w:r>
+        <w:rPr>
+          <w:sz w:val="22"/>
         </w:rPr>
         <w:t xml:space="preserve">Adopted </w:t>
       </w:r>
@@ -3839,18 +4391,16 @@
       <w:r>
         <w:rPr>
           <w:rStyle w:val="Strong"/>
-          <w:rFonts w:ascii="Arial" w:hAnsi="Arial" w:cs="Arial"/>
-          <w:sz w:val="18"/>
+          <w:sz w:val="22"/>
         </w:rPr>
         <w:t>Docker</w:t>
       </w:r>
       <w:proofErr w:type="spellEnd"/>
       <w:r>
         <w:rPr>
-          <w:rFonts w:ascii="Arial" w:hAnsi="Arial" w:cs="Arial"/>
-          <w:sz w:val="18"/>
-        </w:rPr>
-        <w:t xml:space="preserve"> development environments to reduce onboarding friction and ensure consistent dependency behavior across machines.</w:t>
+          <w:sz w:val="22"/>
+        </w:rPr>
+        <w:t>-based development environments to remove machine-specific dependency issues, which reduced onboarding friction and minimized “works on my machine” defects during collaborative feature delivery.</w:t>
       </w:r>
     </w:p>
     <w:p>
@@ -3858,36 +4408,45 @@
         <w:pStyle w:val="NormalWeb"/>
         <w:numPr>
           <w:ilvl w:val="0"/>
-          <w:numId w:val="21"/>
+          <w:numId w:val="30"/>
         </w:numPr>
         <w:jc w:val="both"/>
         <w:rPr>
-          <w:rFonts w:ascii="Arial" w:hAnsi="Arial" w:cs="Arial"/>
-          <w:sz w:val="18"/>
-        </w:rPr>
-      </w:pPr>
-      <w:r>
-        <w:rPr>
-          <w:rFonts w:ascii="Arial" w:hAnsi="Arial" w:cs="Arial"/>
-          <w:sz w:val="18"/>
-        </w:rPr>
-        <w:t xml:space="preserve">Built pragmatic Linux </w:t>
+          <w:sz w:val="22"/>
+        </w:rPr>
+      </w:pPr>
+      <w:r>
+        <w:rPr>
+          <w:sz w:val="22"/>
+        </w:rPr>
+        <w:t xml:space="preserve">Created lightweight </w:t>
+      </w:r>
+      <w:r>
+        <w:rPr>
+          <w:rStyle w:val="Strong"/>
+          <w:sz w:val="22"/>
+        </w:rPr>
+        <w:t>Linux</w:t>
+      </w:r>
+      <w:r>
+        <w:rPr>
+          <w:sz w:val="22"/>
+        </w:rPr>
+        <w:t xml:space="preserve"> </w:t>
       </w:r>
       <w:proofErr w:type="spellStart"/>
       <w:r>
         <w:rPr>
-          <w:rFonts w:ascii="Arial" w:hAnsi="Arial" w:cs="Arial"/>
-          <w:sz w:val="18"/>
+          <w:sz w:val="22"/>
         </w:rPr>
         <w:t>runbooks</w:t>
       </w:r>
       <w:proofErr w:type="spellEnd"/>
       <w:r>
         <w:rPr>
-          <w:rFonts w:ascii="Arial" w:hAnsi="Arial" w:cs="Arial"/>
-          <w:sz w:val="18"/>
-        </w:rPr>
-        <w:t xml:space="preserve"> and health checks, making failures visible earlier and reducing user-facing outages.</w:t>
+          <w:sz w:val="22"/>
+        </w:rPr>
+        <w:t>, health checks, and operational recovery steps that improved visibility into service failure modes and made recurring incidents easier to resolve without escalations.</w:t>
       </w:r>
     </w:p>
     <w:p>
@@ -3895,75 +4454,58 @@
         <w:pStyle w:val="NormalWeb"/>
         <w:numPr>
           <w:ilvl w:val="0"/>
-          <w:numId w:val="21"/>
+          <w:numId w:val="30"/>
         </w:numPr>
         <w:jc w:val="both"/>
-        <w:rPr>
-          <w:rFonts w:ascii="Arial" w:hAnsi="Arial" w:cs="Arial"/>
-          <w:sz w:val="18"/>
-        </w:rPr>
-      </w:pPr>
-      <w:r>
-        <w:rPr>
-          <w:rFonts w:ascii="Arial" w:hAnsi="Arial" w:cs="Arial"/>
-          <w:sz w:val="18"/>
-        </w:rPr>
-        <w:t xml:space="preserve">Added structured logging and simple dashboards via </w:t>
+      </w:pPr>
+      <w:r>
+        <w:rPr>
+          <w:sz w:val="22"/>
+        </w:rPr>
+        <w:t xml:space="preserve">Added </w:t>
+      </w:r>
+      <w:r>
+        <w:rPr>
+          <w:rStyle w:val="Strong"/>
+          <w:sz w:val="22"/>
+        </w:rPr>
+        <w:t>structured logging</w:t>
+      </w:r>
+      <w:r>
+        <w:rPr>
+          <w:sz w:val="22"/>
+        </w:rPr>
+        <w:t xml:space="preserve">, baseline </w:t>
       </w:r>
       <w:proofErr w:type="spellStart"/>
       <w:r>
         <w:rPr>
           <w:rStyle w:val="Strong"/>
-          <w:rFonts w:ascii="Arial" w:hAnsi="Arial" w:cs="Arial"/>
-          <w:sz w:val="18"/>
+          <w:sz w:val="22"/>
         </w:rPr>
         <w:t>CloudWatch</w:t>
       </w:r>
       <w:proofErr w:type="spellEnd"/>
       <w:r>
         <w:rPr>
-          <w:rFonts w:ascii="Arial" w:hAnsi="Arial" w:cs="Arial"/>
-          <w:sz w:val="18"/>
-        </w:rPr>
-        <w:t xml:space="preserve"> and </w:t>
+          <w:sz w:val="22"/>
+        </w:rPr>
+        <w:t xml:space="preserve"> telemetry, and simple </w:t>
       </w:r>
       <w:proofErr w:type="spellStart"/>
       <w:r>
         <w:rPr>
           <w:rStyle w:val="Strong"/>
-          <w:rFonts w:ascii="Arial" w:hAnsi="Arial" w:cs="Arial"/>
-          <w:sz w:val="18"/>
+          <w:sz w:val="22"/>
         </w:rPr>
         <w:t>Grafana</w:t>
       </w:r>
       <w:proofErr w:type="spellEnd"/>
       <w:r>
         <w:rPr>
-          <w:rFonts w:ascii="Arial" w:hAnsi="Arial" w:cs="Arial"/>
-          <w:sz w:val="18"/>
-        </w:rPr>
-        <w:t>, improving response during operational issues.</w:t>
-      </w:r>
-    </w:p>
-    <w:p>
-      <w:pPr>
-        <w:pStyle w:val="NormalWeb"/>
-        <w:numPr>
-          <w:ilvl w:val="0"/>
-          <w:numId w:val="21"/>
-        </w:numPr>
-        <w:jc w:val="both"/>
-        <w:rPr>
-          <w:rFonts w:ascii="Arial" w:hAnsi="Arial" w:cs="Arial"/>
-          <w:sz w:val="18"/>
-        </w:rPr>
-      </w:pPr>
-      <w:r>
-        <w:rPr>
-          <w:rFonts w:ascii="Arial" w:hAnsi="Arial" w:cs="Arial"/>
-          <w:sz w:val="18"/>
-        </w:rPr>
-        <w:t>Collaborated with stakeholders to break ambiguous requests into small deliverables, keeping scope realistic while shipping steady value.</w:t>
+          <w:sz w:val="22"/>
+        </w:rPr>
+        <w:t xml:space="preserve"> dashboards, which gave the team earlier warning signs during production issues and reduced time spent diagnosing vague service behavior.</w:t>
       </w:r>
     </w:p>
     <w:tbl>
@@ -3999,13 +4541,18 @@
             </w:tcBorders>
           </w:tcPr>
           <w:p>
+            <w:pPr>
+              <w:rPr>
+                <w:sz w:val="24"/>
+              </w:rPr>
+            </w:pPr>
             <w:r>
               <w:rPr>
                 <w:rFonts w:ascii="Arial" w:eastAsia="Arial" w:hAnsi="Arial" w:cs="Arial"/>
                 <w:b/>
                 <w:bCs/>
                 <w:color w:val="111111"/>
-                <w:sz w:val="19"/>
+                <w:sz w:val="22"/>
                 <w:szCs w:val="19"/>
               </w:rPr>
               <w:t>Junior Software Developer</w:t>
@@ -4025,12 +4572,14 @@
           <w:p>
             <w:pPr>
               <w:jc w:val="right"/>
+              <w:rPr>
+                <w:sz w:val="24"/>
+              </w:rPr>
             </w:pPr>
             <w:r>
               <w:rPr>
                 <w:rFonts w:ascii="Arial" w:eastAsia="Arial" w:hAnsi="Arial" w:cs="Arial"/>
                 <w:color w:val="111111"/>
-                <w:sz w:val="17"/>
                 <w:szCs w:val="17"/>
               </w:rPr>
               <w:t>October 2014 to February 2016</w:t>
@@ -4040,13 +4589,18 @@
       </w:tr>
     </w:tbl>
     <w:p>
+      <w:pPr>
+        <w:rPr>
+          <w:sz w:val="24"/>
+        </w:rPr>
+      </w:pPr>
       <w:r>
         <w:rPr>
           <w:rFonts w:ascii="Arial" w:eastAsia="Arial" w:hAnsi="Arial" w:cs="Arial"/>
           <w:b/>
           <w:bCs/>
           <w:color w:val="111111"/>
-          <w:sz w:val="18"/>
+          <w:sz w:val="22"/>
           <w:szCs w:val="18"/>
         </w:rPr>
         <w:t>Centric Tech Inc. - New Jersey, United States</w:t>
@@ -4057,50 +4611,44 @@
         <w:pStyle w:val="NormalWeb"/>
         <w:numPr>
           <w:ilvl w:val="0"/>
-          <w:numId w:val="9"/>
+          <w:numId w:val="31"/>
         </w:numPr>
         <w:jc w:val="both"/>
         <w:rPr>
-          <w:rFonts w:ascii="Arial" w:hAnsi="Arial" w:cs="Arial"/>
-          <w:sz w:val="18"/>
-        </w:rPr>
-      </w:pPr>
-      <w:r>
-        <w:rPr>
-          <w:rFonts w:ascii="Arial" w:hAnsi="Arial" w:cs="Arial"/>
-          <w:sz w:val="18"/>
+          <w:sz w:val="22"/>
+        </w:rPr>
+      </w:pPr>
+      <w:r>
+        <w:rPr>
+          <w:sz w:val="22"/>
         </w:rPr>
         <w:t xml:space="preserve">Wrote </w:t>
       </w:r>
       <w:r>
         <w:rPr>
           <w:rStyle w:val="Strong"/>
-          <w:rFonts w:ascii="Arial" w:hAnsi="Arial" w:cs="Arial"/>
-          <w:sz w:val="18"/>
+          <w:sz w:val="22"/>
         </w:rPr>
         <w:t>Python</w:t>
       </w:r>
       <w:r>
         <w:rPr>
-          <w:rFonts w:ascii="Arial" w:hAnsi="Arial" w:cs="Arial"/>
-          <w:sz w:val="18"/>
+          <w:sz w:val="22"/>
         </w:rPr>
         <w:t xml:space="preserve"> and </w:t>
       </w:r>
       <w:r>
         <w:rPr>
           <w:rStyle w:val="Strong"/>
-          <w:rFonts w:ascii="Arial" w:hAnsi="Arial" w:cs="Arial"/>
-          <w:sz w:val="18"/>
+          <w:sz w:val="22"/>
         </w:rPr>
         <w:t>SQL</w:t>
       </w:r>
       <w:r>
         <w:rPr>
-          <w:rFonts w:ascii="Arial" w:hAnsi="Arial" w:cs="Arial"/>
-          <w:sz w:val="18"/>
-        </w:rPr>
-        <w:t xml:space="preserve"> scripts to clean and reconcile inconsistent customer datasets, adding validation checks so exports stopped breaking on format drift.</w:t>
+          <w:sz w:val="22"/>
+        </w:rPr>
+        <w:t xml:space="preserve"> scripts to clean inconsistent customer and reporting datasets, adding validation rules that stopped export failures caused by format drift, missing fields, and duplicate source records.</w:t>
       </w:r>
     </w:p>
     <w:p>
@@ -4108,35 +4656,31 @@
         <w:pStyle w:val="NormalWeb"/>
         <w:numPr>
           <w:ilvl w:val="0"/>
-          <w:numId w:val="9"/>
+          <w:numId w:val="31"/>
         </w:numPr>
         <w:jc w:val="both"/>
         <w:rPr>
-          <w:rFonts w:ascii="Arial" w:hAnsi="Arial" w:cs="Arial"/>
-          <w:sz w:val="18"/>
-        </w:rPr>
-      </w:pPr>
-      <w:r>
-        <w:rPr>
-          <w:rFonts w:ascii="Arial" w:hAnsi="Arial" w:cs="Arial"/>
-          <w:sz w:val="18"/>
+          <w:sz w:val="22"/>
+        </w:rPr>
+      </w:pPr>
+      <w:r>
+        <w:rPr>
+          <w:sz w:val="22"/>
         </w:rPr>
         <w:t xml:space="preserve">Built small </w:t>
       </w:r>
       <w:r>
         <w:rPr>
           <w:rStyle w:val="Strong"/>
-          <w:rFonts w:ascii="Arial" w:hAnsi="Arial" w:cs="Arial"/>
-          <w:sz w:val="18"/>
+          <w:sz w:val="22"/>
         </w:rPr>
         <w:t>Bash</w:t>
       </w:r>
       <w:r>
         <w:rPr>
-          <w:rFonts w:ascii="Arial" w:hAnsi="Arial" w:cs="Arial"/>
-          <w:sz w:val="18"/>
-        </w:rPr>
-        <w:t xml:space="preserve"> CLI automations for nightly pulls and comparisons, reducing manual spreadsheet work and producing consistent audit-friendly outputs.</w:t>
+          <w:sz w:val="22"/>
+        </w:rPr>
+        <w:t xml:space="preserve"> CLI tools for nightly pulls, file comparisons, and audit generation, reducing manual spreadsheet work and creating more reliable repeatable outputs for internal reporting operations.</w:t>
       </w:r>
     </w:p>
     <w:p>
@@ -4144,20 +4688,18 @@
         <w:pStyle w:val="NormalWeb"/>
         <w:numPr>
           <w:ilvl w:val="0"/>
-          <w:numId w:val="9"/>
+          <w:numId w:val="31"/>
         </w:numPr>
         <w:jc w:val="both"/>
         <w:rPr>
-          <w:rFonts w:ascii="Arial" w:hAnsi="Arial" w:cs="Arial"/>
-          <w:sz w:val="18"/>
-        </w:rPr>
-      </w:pPr>
-      <w:r>
-        <w:rPr>
-          <w:rFonts w:ascii="Arial" w:hAnsi="Arial" w:cs="Arial"/>
-          <w:sz w:val="18"/>
-        </w:rPr>
-        <w:t>Implemented statistical summaries and anomaly flags for key metrics, helping stakeholders spot data quality issues before decisions were impacted.</w:t>
+          <w:sz w:val="22"/>
+        </w:rPr>
+      </w:pPr>
+      <w:r>
+        <w:rPr>
+          <w:sz w:val="22"/>
+        </w:rPr>
+        <w:t>Implemented statistical summaries and anomaly flags for business metrics, helping non-technical stakeholders identify unusual movements earlier instead of discovering data-quality problems after reports were already shared.</w:t>
       </w:r>
     </w:p>
     <w:p>
@@ -4165,37 +4707,18 @@
         <w:pStyle w:val="NormalWeb"/>
         <w:numPr>
           <w:ilvl w:val="0"/>
-          <w:numId w:val="9"/>
+          <w:numId w:val="31"/>
         </w:numPr>
         <w:jc w:val="both"/>
         <w:rPr>
-          <w:rFonts w:ascii="Arial" w:hAnsi="Arial" w:cs="Arial"/>
-          <w:sz w:val="18"/>
-        </w:rPr>
-      </w:pPr>
-      <w:r>
-        <w:rPr>
-          <w:rFonts w:ascii="Arial" w:hAnsi="Arial" w:cs="Arial"/>
-          <w:sz w:val="18"/>
-        </w:rPr>
-        <w:t xml:space="preserve">Standardized </w:t>
-      </w:r>
-      <w:proofErr w:type="spellStart"/>
-      <w:r>
-        <w:rPr>
-          <w:rStyle w:val="Strong"/>
-          <w:rFonts w:ascii="Arial" w:hAnsi="Arial" w:cs="Arial"/>
-          <w:sz w:val="18"/>
-        </w:rPr>
-        <w:t>Git</w:t>
-      </w:r>
-      <w:proofErr w:type="spellEnd"/>
-      <w:r>
-        <w:rPr>
-          <w:rFonts w:ascii="Arial" w:hAnsi="Arial" w:cs="Arial"/>
-          <w:sz w:val="18"/>
-        </w:rPr>
-        <w:t xml:space="preserve"> workflows and lightweight review checklists, improving collaboration and preventing avoidable defects from last-minute merges.</w:t>
+          <w:sz w:val="22"/>
+        </w:rPr>
+      </w:pPr>
+      <w:r>
+        <w:rPr>
+          <w:sz w:val="22"/>
+        </w:rPr>
+        <w:t>Improved data extraction reliability by standardizing input checks, error messaging, and output formatting, which reduced repeated support requests caused by inconsistent batch results across teams.</w:t>
       </w:r>
     </w:p>
     <w:p>
@@ -4203,20 +4726,18 @@
         <w:pStyle w:val="NormalWeb"/>
         <w:numPr>
           <w:ilvl w:val="0"/>
-          <w:numId w:val="9"/>
+          <w:numId w:val="31"/>
         </w:numPr>
         <w:jc w:val="both"/>
         <w:rPr>
-          <w:rFonts w:ascii="Arial" w:hAnsi="Arial" w:cs="Arial"/>
-          <w:sz w:val="18"/>
-        </w:rPr>
-      </w:pPr>
-      <w:r>
-        <w:rPr>
-          <w:rFonts w:ascii="Arial" w:hAnsi="Arial" w:cs="Arial"/>
-          <w:sz w:val="18"/>
-        </w:rPr>
-        <w:t>Improved scheduled job reliability with clear exit codes and structured error summaries, making on-call triage faster and less guesswork-driven.</w:t>
+          <w:sz w:val="22"/>
+        </w:rPr>
+      </w:pPr>
+      <w:r>
+        <w:rPr>
+          <w:sz w:val="22"/>
+        </w:rPr>
+        <w:t>Strengthened scheduled job behavior by introducing clearer exit codes and structured error summaries, making failure triage faster and reducing guesswork when overnight processes did not complete successfully.</w:t>
       </w:r>
     </w:p>
     <w:p>
@@ -4224,20 +4745,18 @@
         <w:pStyle w:val="NormalWeb"/>
         <w:numPr>
           <w:ilvl w:val="0"/>
-          <w:numId w:val="9"/>
+          <w:numId w:val="31"/>
         </w:numPr>
         <w:jc w:val="both"/>
         <w:rPr>
-          <w:rFonts w:ascii="Arial" w:hAnsi="Arial" w:cs="Arial"/>
-          <w:sz w:val="18"/>
-        </w:rPr>
-      </w:pPr>
-      <w:r>
-        <w:rPr>
-          <w:rFonts w:ascii="Arial" w:hAnsi="Arial" w:cs="Arial"/>
-          <w:sz w:val="18"/>
-        </w:rPr>
-        <w:t>Partnered with senior engineers to document data sources and ownership, reducing duplicated effort and clarifying definitions across teams.</w:t>
+          <w:sz w:val="22"/>
+        </w:rPr>
+      </w:pPr>
+      <w:r>
+        <w:rPr>
+          <w:sz w:val="22"/>
+        </w:rPr>
+        <w:t>Partnered with senior engineers to document source ownership, field definitions, and transformation logic, helping remove duplicated effort and reducing confusion around conflicting business terminology.</w:t>
       </w:r>
     </w:p>
     <w:p>
@@ -4245,30 +4764,18 @@
         <w:pStyle w:val="NormalWeb"/>
         <w:numPr>
           <w:ilvl w:val="0"/>
-          <w:numId w:val="9"/>
+          <w:numId w:val="31"/>
         </w:numPr>
         <w:jc w:val="both"/>
         <w:rPr>
-          <w:rFonts w:ascii="Arial" w:hAnsi="Arial" w:cs="Arial"/>
-          <w:sz w:val="18"/>
-        </w:rPr>
-      </w:pPr>
-      <w:r>
-        <w:rPr>
-          <w:rFonts w:ascii="Arial" w:hAnsi="Arial" w:cs="Arial"/>
-          <w:sz w:val="18"/>
-        </w:rPr>
-        <w:lastRenderedPageBreak/>
-        <w:t>Optimized a slow r</w:t>
-      </w:r>
-      <w:bookmarkStart w:id="0" w:name="_GoBack"/>
-      <w:bookmarkEnd w:id="0"/>
-      <w:r>
-        <w:rPr>
-          <w:rFonts w:ascii="Arial" w:hAnsi="Arial" w:cs="Arial"/>
-          <w:sz w:val="18"/>
-        </w:rPr>
-        <w:t>eporting query by redesigning tables and indexes, bringing runtime down enough to enable iterative analysis.</w:t>
+          <w:sz w:val="22"/>
+        </w:rPr>
+      </w:pPr>
+      <w:r>
+        <w:rPr>
+          <w:sz w:val="22"/>
+        </w:rPr>
+        <w:t>Optimized a slow reporting query through schema cleanup, index redesign, and simpler access patterns, bringing runtime down enough to support more iterative analysis and stakeholder follow-up requests.</w:t>
       </w:r>
     </w:p>
     <w:p>
@@ -4276,52 +4783,32 @@
         <w:pStyle w:val="NormalWeb"/>
         <w:numPr>
           <w:ilvl w:val="0"/>
-          <w:numId w:val="9"/>
+          <w:numId w:val="31"/>
         </w:numPr>
         <w:jc w:val="both"/>
         <w:rPr>
-          <w:rFonts w:ascii="Arial" w:hAnsi="Arial" w:cs="Arial"/>
-          <w:sz w:val="18"/>
-        </w:rPr>
-      </w:pPr>
-      <w:r>
-        <w:rPr>
-          <w:rFonts w:ascii="Arial" w:hAnsi="Arial" w:cs="Arial"/>
-          <w:sz w:val="18"/>
-        </w:rPr>
-        <w:t xml:space="preserve">Supported incremental </w:t>
-      </w:r>
-      <w:proofErr w:type="gramStart"/>
-      <w:r>
-        <w:rPr>
-          <w:rFonts w:ascii="Arial" w:hAnsi="Arial" w:cs="Arial"/>
-          <w:sz w:val="18"/>
-        </w:rPr>
-        <w:t xml:space="preserve">delivery by breaking work into small </w:t>
+          <w:sz w:val="22"/>
+        </w:rPr>
+      </w:pPr>
+      <w:r>
+        <w:rPr>
+          <w:sz w:val="22"/>
+        </w:rPr>
+        <w:t xml:space="preserve">Supported incremental delivery by breaking larger requests into smaller low-risk </w:t>
       </w:r>
       <w:proofErr w:type="spellStart"/>
       <w:r>
         <w:rPr>
-          <w:rFonts w:ascii="Arial" w:hAnsi="Arial" w:cs="Arial"/>
-          <w:sz w:val="18"/>
+          <w:sz w:val="22"/>
         </w:rPr>
         <w:t>changesets</w:t>
       </w:r>
       <w:proofErr w:type="spellEnd"/>
       <w:r>
         <w:rPr>
-          <w:rFonts w:ascii="Arial" w:hAnsi="Arial" w:cs="Arial"/>
-          <w:sz w:val="18"/>
-        </w:rPr>
-        <w:t>, improving deploy</w:t>
-      </w:r>
-      <w:proofErr w:type="gramEnd"/>
-      <w:r>
-        <w:rPr>
-          <w:rFonts w:ascii="Arial" w:hAnsi="Arial" w:cs="Arial"/>
-          <w:sz w:val="18"/>
-        </w:rPr>
-        <w:t xml:space="preserve"> safety and reducing regression risk.</w:t>
+          <w:sz w:val="22"/>
+        </w:rPr>
+        <w:t>, which improved deployment safety and lowered regression risk when multiple reporting updates were moving at once.</w:t>
       </w:r>
     </w:p>
     <w:p>
@@ -4329,37 +4816,49 @@
         <w:pStyle w:val="NormalWeb"/>
         <w:numPr>
           <w:ilvl w:val="0"/>
-          <w:numId w:val="9"/>
+          <w:numId w:val="31"/>
         </w:numPr>
         <w:jc w:val="both"/>
-        <w:rPr>
-          <w:rFonts w:ascii="Arial" w:hAnsi="Arial" w:cs="Arial"/>
-          <w:sz w:val="18"/>
-        </w:rPr>
-      </w:pPr>
-      <w:r>
-        <w:rPr>
-          <w:rFonts w:ascii="Arial" w:hAnsi="Arial" w:cs="Arial"/>
-          <w:sz w:val="18"/>
-        </w:rPr>
-        <w:t xml:space="preserve">Contributed to troubleshooting on Linux hosts with pragmatic </w:t>
+      </w:pPr>
+      <w:r>
+        <w:rPr>
+          <w:sz w:val="22"/>
+        </w:rPr>
+        <w:t xml:space="preserve">Contributed to troubleshooting on </w:t>
+      </w:r>
+      <w:r>
+        <w:rPr>
+          <w:rStyle w:val="Strong"/>
+          <w:sz w:val="22"/>
+        </w:rPr>
+        <w:t>Linux</w:t>
+      </w:r>
+      <w:r>
+        <w:rPr>
+          <w:sz w:val="22"/>
+        </w:rPr>
+        <w:t xml:space="preserve"> hosts using practical </w:t>
       </w:r>
       <w:proofErr w:type="spellStart"/>
       <w:r>
         <w:rPr>
-          <w:rFonts w:ascii="Arial" w:hAnsi="Arial" w:cs="Arial"/>
-          <w:sz w:val="18"/>
+          <w:sz w:val="22"/>
         </w:rPr>
         <w:t>runbooks</w:t>
       </w:r>
       <w:proofErr w:type="spellEnd"/>
       <w:r>
         <w:rPr>
-          <w:rFonts w:ascii="Arial" w:hAnsi="Arial" w:cs="Arial"/>
-          <w:sz w:val="18"/>
-        </w:rPr>
-        <w:t>, accelerating incident response for recurring operational issues.</w:t>
-      </w:r>
+          <w:sz w:val="22"/>
+        </w:rPr>
+        <w:t xml:space="preserve"> and repeatable recovery steps, helping the team respond faster to recurring operational issues without reinventing the diagnosis process.</w:t>
+      </w:r>
+    </w:p>
+    <w:p>
+      <w:pPr>
+        <w:pStyle w:val="NormalWeb"/>
+        <w:jc w:val="both"/>
+      </w:pPr>
     </w:p>
     <w:p>
       <w:pPr>
@@ -4367,15 +4866,19 @@
           <w:bottom w:val="single" w:sz="6" w:space="0" w:color="B91C1C"/>
         </w:pBdr>
         <w:spacing w:before="120" w:after="80"/>
+        <w:rPr>
+          <w:sz w:val="24"/>
+        </w:rPr>
       </w:pPr>
       <w:r>
         <w:rPr>
           <w:b/>
           <w:bCs/>
           <w:color w:val="111111"/>
-          <w:sz w:val="21"/>
+          <w:sz w:val="24"/>
           <w:szCs w:val="21"/>
         </w:rPr>
+        <w:lastRenderedPageBreak/>
         <w:t>EDUCATION</w:t>
       </w:r>
     </w:p>
@@ -4412,13 +4915,18 @@
             </w:tcBorders>
           </w:tcPr>
           <w:p>
+            <w:pPr>
+              <w:rPr>
+                <w:sz w:val="24"/>
+              </w:rPr>
+            </w:pPr>
             <w:r>
               <w:rPr>
                 <w:rFonts w:ascii="Arial" w:eastAsia="Arial" w:hAnsi="Arial" w:cs="Arial"/>
                 <w:b/>
                 <w:bCs/>
                 <w:color w:val="111111"/>
-                <w:sz w:val="19"/>
+                <w:sz w:val="22"/>
                 <w:szCs w:val="19"/>
               </w:rPr>
               <w:t>Bachelor’s degree in Computer Science</w:t>
@@ -4438,12 +4946,14 @@
           <w:p>
             <w:pPr>
               <w:jc w:val="right"/>
+              <w:rPr>
+                <w:sz w:val="24"/>
+              </w:rPr>
             </w:pPr>
             <w:r>
               <w:rPr>
                 <w:rFonts w:ascii="Arial" w:eastAsia="Arial" w:hAnsi="Arial" w:cs="Arial"/>
                 <w:color w:val="111111"/>
-                <w:sz w:val="17"/>
                 <w:szCs w:val="17"/>
               </w:rPr>
               <w:t>2010 to 2014</w:t>
@@ -4453,13 +4963,18 @@
       </w:tr>
     </w:tbl>
     <w:p>
+      <w:pPr>
+        <w:rPr>
+          <w:sz w:val="24"/>
+        </w:rPr>
+      </w:pPr>
       <w:r>
         <w:rPr>
           <w:rFonts w:ascii="Arial" w:eastAsia="Arial" w:hAnsi="Arial" w:cs="Arial"/>
           <w:b/>
           <w:bCs/>
           <w:color w:val="111111"/>
-          <w:sz w:val="18"/>
+          <w:sz w:val="22"/>
           <w:szCs w:val="18"/>
         </w:rPr>
         <w:t>Stanford University Department of Computer Science</w:t>
@@ -4470,13 +4985,15 @@
         <w:pStyle w:val="ListParagraph"/>
         <w:numPr>
           <w:ilvl w:val="0"/>
-          <w:numId w:val="11"/>
+          <w:numId w:val="33"/>
         </w:numPr>
-      </w:pPr>
-      <w:r>
-        <w:rPr>
-          <w:rFonts w:ascii="Arial" w:hAnsi="Arial" w:cs="Arial"/>
-          <w:sz w:val="18"/>
+        <w:rPr>
+          <w:sz w:val="24"/>
+        </w:rPr>
+      </w:pPr>
+      <w:r>
+        <w:rPr>
+          <w:sz w:val="22"/>
           <w:szCs w:val="18"/>
         </w:rPr>
         <w:t xml:space="preserve">Focused on strong fundamentals in </w:t>
@@ -4484,16 +5001,14 @@
       <w:r>
         <w:rPr>
           <w:rStyle w:val="Strong"/>
-          <w:rFonts w:ascii="Arial" w:hAnsi="Arial" w:cs="Arial"/>
-          <w:sz w:val="18"/>
+          <w:sz w:val="22"/>
           <w:szCs w:val="18"/>
         </w:rPr>
         <w:t>software engineering</w:t>
       </w:r>
       <w:r>
         <w:rPr>
-          <w:rFonts w:ascii="Arial" w:hAnsi="Arial" w:cs="Arial"/>
-          <w:sz w:val="18"/>
+          <w:sz w:val="22"/>
           <w:szCs w:val="18"/>
         </w:rPr>
         <w:t xml:space="preserve">, </w:t>
@@ -4501,16 +5016,14 @@
       <w:r>
         <w:rPr>
           <w:rStyle w:val="Strong"/>
-          <w:rFonts w:ascii="Arial" w:hAnsi="Arial" w:cs="Arial"/>
-          <w:sz w:val="18"/>
+          <w:sz w:val="22"/>
           <w:szCs w:val="18"/>
         </w:rPr>
         <w:t>databases</w:t>
       </w:r>
       <w:r>
         <w:rPr>
-          <w:rFonts w:ascii="Arial" w:hAnsi="Arial" w:cs="Arial"/>
-          <w:sz w:val="18"/>
+          <w:sz w:val="22"/>
           <w:szCs w:val="18"/>
         </w:rPr>
         <w:t xml:space="preserve">, and </w:t>
@@ -4518,16 +5031,14 @@
       <w:r>
         <w:rPr>
           <w:rStyle w:val="Strong"/>
-          <w:rFonts w:ascii="Arial" w:hAnsi="Arial" w:cs="Arial"/>
-          <w:sz w:val="18"/>
+          <w:sz w:val="22"/>
           <w:szCs w:val="18"/>
         </w:rPr>
         <w:t>systems</w:t>
       </w:r>
       <w:r>
         <w:rPr>
-          <w:rFonts w:ascii="Arial" w:hAnsi="Arial" w:cs="Arial"/>
-          <w:sz w:val="18"/>
+          <w:sz w:val="22"/>
           <w:szCs w:val="18"/>
         </w:rPr>
         <w:t>, building a foundation that translates into production-first delivery and disciplined operational practices.</w:t>
@@ -4539,37 +5050,29 @@
           <w:bottom w:val="single" w:sz="6" w:space="0" w:color="B91C1C"/>
         </w:pBdr>
         <w:spacing w:before="120" w:after="80"/>
+        <w:rPr>
+          <w:sz w:val="24"/>
+        </w:rPr>
       </w:pPr>
       <w:r>
         <w:rPr>
           <w:b/>
           <w:bCs/>
           <w:color w:val="111111"/>
-          <w:sz w:val="21"/>
+          <w:sz w:val="24"/>
           <w:szCs w:val="21"/>
         </w:rPr>
-        <w:t>PROJECTS</w:t>
-      </w:r>
-    </w:p>
-    <w:p>
-      <w:pPr>
-        <w:pStyle w:val="Heading3"/>
-        <w:jc w:val="both"/>
-        <w:rPr>
-          <w:rFonts w:ascii="Arial" w:hAnsi="Arial" w:cs="Arial"/>
-          <w:color w:val="auto"/>
-          <w:sz w:val="18"/>
-        </w:rPr>
-      </w:pPr>
-      <w:r>
-        <w:rPr>
-          <w:rStyle w:val="Strong"/>
-          <w:rFonts w:ascii="Arial" w:hAnsi="Arial" w:cs="Arial"/>
-          <w:bCs w:val="0"/>
-          <w:color w:val="auto"/>
-          <w:sz w:val="18"/>
-        </w:rPr>
-        <w:t>Rust Telemetry Ingestion &amp; Replay-Safe Processing Platform</w:t>
+        <w:t>CERTIFICATION</w:t>
+      </w:r>
+      <w:r>
+        <w:rPr>
+          <w:b/>
+          <w:bCs/>
+          <w:color w:val="111111"/>
+          <w:sz w:val="24"/>
+          <w:szCs w:val="21"/>
+        </w:rPr>
+        <w:t>S</w:t>
       </w:r>
     </w:p>
     <w:p>
@@ -4577,689 +5080,206 @@
         <w:pStyle w:val="NormalWeb"/>
         <w:numPr>
           <w:ilvl w:val="0"/>
-          <w:numId w:val="25"/>
+          <w:numId w:val="32"/>
         </w:numPr>
         <w:spacing w:before="0" w:beforeAutospacing="0" w:after="0" w:afterAutospacing="0"/>
         <w:jc w:val="both"/>
         <w:rPr>
-          <w:rFonts w:ascii="Arial" w:hAnsi="Arial" w:cs="Arial"/>
-          <w:sz w:val="18"/>
-        </w:rPr>
-      </w:pPr>
-      <w:r>
-        <w:rPr>
-          <w:rFonts w:ascii="Arial" w:hAnsi="Arial" w:cs="Arial"/>
-          <w:sz w:val="18"/>
-        </w:rPr>
-        <w:t xml:space="preserve">Built a </w:t>
-      </w:r>
-      <w:r>
-        <w:rPr>
-          <w:rStyle w:val="Strong"/>
-          <w:rFonts w:ascii="Arial" w:hAnsi="Arial" w:cs="Arial"/>
-          <w:sz w:val="18"/>
-        </w:rPr>
-        <w:t>Rust</w:t>
-      </w:r>
-      <w:r>
-        <w:rPr>
-          <w:rFonts w:ascii="Arial" w:hAnsi="Arial" w:cs="Arial"/>
-          <w:sz w:val="18"/>
-        </w:rPr>
-        <w:t xml:space="preserve"> ingestion pipeline designed for </w:t>
-      </w:r>
-      <w:proofErr w:type="spellStart"/>
-      <w:r>
-        <w:rPr>
-          <w:rFonts w:ascii="Arial" w:hAnsi="Arial" w:cs="Arial"/>
-          <w:sz w:val="18"/>
-        </w:rPr>
-        <w:t>bursty</w:t>
-      </w:r>
-      <w:proofErr w:type="spellEnd"/>
-      <w:r>
-        <w:rPr>
-          <w:rFonts w:ascii="Arial" w:hAnsi="Arial" w:cs="Arial"/>
-          <w:sz w:val="18"/>
-        </w:rPr>
-        <w:t xml:space="preserve"> workloads, using </w:t>
-      </w:r>
-      <w:r>
-        <w:rPr>
-          <w:rStyle w:val="Strong"/>
-          <w:rFonts w:ascii="Arial" w:hAnsi="Arial" w:cs="Arial"/>
-          <w:sz w:val="18"/>
-        </w:rPr>
-        <w:t>Kafka</w:t>
-      </w:r>
-      <w:r>
-        <w:rPr>
-          <w:rFonts w:ascii="Arial" w:hAnsi="Arial" w:cs="Arial"/>
-          <w:sz w:val="18"/>
-        </w:rPr>
-        <w:t xml:space="preserve"> plus </w:t>
-      </w:r>
-      <w:r>
-        <w:rPr>
-          <w:rStyle w:val="Strong"/>
-          <w:rFonts w:ascii="Arial" w:hAnsi="Arial" w:cs="Arial"/>
-          <w:sz w:val="18"/>
-        </w:rPr>
-        <w:t>AWS SQS/SNS</w:t>
-      </w:r>
-      <w:r>
-        <w:rPr>
-          <w:rFonts w:ascii="Arial" w:hAnsi="Arial" w:cs="Arial"/>
-          <w:sz w:val="18"/>
-        </w:rPr>
-        <w:t xml:space="preserve"> patterns to isolate producers from downstream processors.</w:t>
-      </w:r>
+          <w:rStyle w:val="Strong"/>
+          <w:b w:val="0"/>
+          <w:bCs w:val="0"/>
+          <w:sz w:val="22"/>
+        </w:rPr>
+      </w:pPr>
+      <w:r>
+        <w:rPr>
+          <w:rStyle w:val="Strong"/>
+          <w:sz w:val="22"/>
+        </w:rPr>
+        <w:t>AWS Certified Developer – Associate</w:t>
+      </w:r>
+    </w:p>
+    <w:p>
+      <w:pPr>
+        <w:pStyle w:val="NormalWeb"/>
+        <w:spacing w:before="0" w:beforeAutospacing="0" w:after="0" w:afterAutospacing="0"/>
+        <w:ind w:left="360"/>
+        <w:jc w:val="both"/>
+        <w:rPr>
+          <w:sz w:val="22"/>
+        </w:rPr>
+      </w:pPr>
+      <w:proofErr w:type="gramStart"/>
+      <w:r>
+        <w:rPr>
+          <w:sz w:val="22"/>
+        </w:rPr>
+        <w:t xml:space="preserve">Validated hands-on capability in building, deploying, troubleshooting, and securing production application workloads across core </w:t>
+      </w:r>
+      <w:r>
+        <w:rPr>
+          <w:rStyle w:val="Strong"/>
+          <w:sz w:val="22"/>
+        </w:rPr>
+        <w:t>AWS</w:t>
+      </w:r>
+      <w:r>
+        <w:rPr>
+          <w:sz w:val="22"/>
+        </w:rPr>
+        <w:t xml:space="preserve"> services using modern development and integration practices.</w:t>
+      </w:r>
+      <w:proofErr w:type="gramEnd"/>
     </w:p>
     <w:p>
       <w:pPr>
         <w:pStyle w:val="NormalWeb"/>
         <w:numPr>
           <w:ilvl w:val="0"/>
-          <w:numId w:val="25"/>
+          <w:numId w:val="32"/>
         </w:numPr>
         <w:spacing w:before="0" w:beforeAutospacing="0" w:after="0" w:afterAutospacing="0"/>
         <w:jc w:val="both"/>
         <w:rPr>
-          <w:rFonts w:ascii="Arial" w:hAnsi="Arial" w:cs="Arial"/>
-          <w:sz w:val="18"/>
-        </w:rPr>
-      </w:pPr>
-      <w:r>
-        <w:rPr>
-          <w:rFonts w:ascii="Arial" w:hAnsi="Arial" w:cs="Arial"/>
-          <w:sz w:val="18"/>
-        </w:rPr>
-        <w:t xml:space="preserve">Implemented </w:t>
-      </w:r>
+          <w:rStyle w:val="Strong"/>
+          <w:b w:val="0"/>
+          <w:bCs w:val="0"/>
+          <w:sz w:val="22"/>
+        </w:rPr>
+      </w:pPr>
       <w:proofErr w:type="spellStart"/>
       <w:r>
         <w:rPr>
           <w:rStyle w:val="Strong"/>
-          <w:rFonts w:ascii="Arial" w:hAnsi="Arial" w:cs="Arial"/>
-          <w:sz w:val="18"/>
-        </w:rPr>
-        <w:t>idempotency</w:t>
+          <w:sz w:val="22"/>
+        </w:rPr>
+        <w:t>HashiCorp</w:t>
       </w:r>
       <w:proofErr w:type="spellEnd"/>
       <w:r>
         <w:rPr>
-          <w:rFonts w:ascii="Arial" w:hAnsi="Arial" w:cs="Arial"/>
-          <w:sz w:val="18"/>
-        </w:rPr>
-        <w:t xml:space="preserve">, </w:t>
-      </w:r>
-      <w:r>
-        <w:rPr>
-          <w:rStyle w:val="Strong"/>
-          <w:rFonts w:ascii="Arial" w:hAnsi="Arial" w:cs="Arial"/>
-          <w:sz w:val="18"/>
-        </w:rPr>
-        <w:t>rate limiting</w:t>
-      </w:r>
-      <w:r>
-        <w:rPr>
-          <w:rFonts w:ascii="Arial" w:hAnsi="Arial" w:cs="Arial"/>
-          <w:sz w:val="18"/>
-        </w:rPr>
-        <w:t xml:space="preserve">, and </w:t>
-      </w:r>
-      <w:r>
-        <w:rPr>
-          <w:rStyle w:val="Strong"/>
-          <w:rFonts w:ascii="Arial" w:hAnsi="Arial" w:cs="Arial"/>
-          <w:sz w:val="18"/>
-        </w:rPr>
-        <w:t>backpressure</w:t>
-      </w:r>
-      <w:r>
-        <w:rPr>
-          <w:rFonts w:ascii="Arial" w:hAnsi="Arial" w:cs="Arial"/>
-          <w:sz w:val="18"/>
-        </w:rPr>
-        <w:t xml:space="preserve"> controls, keeping downstream systems stable while preserving trustworthy totals during retries and outages.</w:t>
-      </w:r>
+          <w:rStyle w:val="Strong"/>
+          <w:sz w:val="22"/>
+        </w:rPr>
+        <w:t xml:space="preserve"> Certified: </w:t>
+      </w:r>
+      <w:proofErr w:type="spellStart"/>
+      <w:r>
+        <w:rPr>
+          <w:rStyle w:val="Strong"/>
+          <w:sz w:val="22"/>
+        </w:rPr>
+        <w:t>Terraform</w:t>
+      </w:r>
+      <w:proofErr w:type="spellEnd"/>
+      <w:r>
+        <w:rPr>
+          <w:rStyle w:val="Strong"/>
+          <w:sz w:val="22"/>
+        </w:rPr>
+        <w:t xml:space="preserve"> Associate</w:t>
+      </w:r>
+    </w:p>
+    <w:p>
+      <w:pPr>
+        <w:pStyle w:val="NormalWeb"/>
+        <w:spacing w:before="0" w:beforeAutospacing="0" w:after="0" w:afterAutospacing="0"/>
+        <w:ind w:left="360"/>
+        <w:jc w:val="both"/>
+        <w:rPr>
+          <w:sz w:val="22"/>
+        </w:rPr>
+      </w:pPr>
+      <w:proofErr w:type="gramStart"/>
+      <w:r>
+        <w:rPr>
+          <w:sz w:val="22"/>
+        </w:rPr>
+        <w:t xml:space="preserve">Demonstrated practical knowledge of </w:t>
+      </w:r>
+      <w:r>
+        <w:rPr>
+          <w:rStyle w:val="Strong"/>
+          <w:sz w:val="22"/>
+        </w:rPr>
+        <w:t>Infrastructure as Code</w:t>
+      </w:r>
+      <w:r>
+        <w:rPr>
+          <w:sz w:val="22"/>
+        </w:rPr>
+        <w:t>, reusable provisioning patterns, state management, and safe infrastructure automation across cloud-native delivery environments.</w:t>
+      </w:r>
+      <w:proofErr w:type="gramEnd"/>
     </w:p>
     <w:p>
       <w:pPr>
         <w:pStyle w:val="NormalWeb"/>
         <w:numPr>
           <w:ilvl w:val="0"/>
-          <w:numId w:val="25"/>
+          <w:numId w:val="32"/>
         </w:numPr>
         <w:spacing w:before="0" w:beforeAutospacing="0" w:after="0" w:afterAutospacing="0"/>
         <w:jc w:val="both"/>
         <w:rPr>
-          <w:rFonts w:ascii="Arial" w:hAnsi="Arial" w:cs="Arial"/>
-          <w:sz w:val="18"/>
-        </w:rPr>
-      </w:pPr>
-      <w:r>
-        <w:rPr>
-          <w:rFonts w:ascii="Arial" w:hAnsi="Arial" w:cs="Arial"/>
-          <w:sz w:val="18"/>
-        </w:rPr>
-        <w:t xml:space="preserve">Delivered deep operational visibility with </w:t>
+          <w:rStyle w:val="Strong"/>
+          <w:b w:val="0"/>
+          <w:bCs w:val="0"/>
+          <w:sz w:val="22"/>
+        </w:rPr>
+      </w:pPr>
+      <w:r>
+        <w:rPr>
+          <w:rStyle w:val="Strong"/>
+          <w:sz w:val="22"/>
+        </w:rPr>
+        <w:t xml:space="preserve">Certified </w:t>
       </w:r>
       <w:proofErr w:type="spellStart"/>
       <w:r>
         <w:rPr>
           <w:rStyle w:val="Strong"/>
-          <w:rFonts w:ascii="Arial" w:hAnsi="Arial" w:cs="Arial"/>
-          <w:sz w:val="18"/>
-        </w:rPr>
-        <w:t>OpenTelemetry</w:t>
+          <w:sz w:val="22"/>
+        </w:rPr>
+        <w:t>Kubernetes</w:t>
       </w:r>
       <w:proofErr w:type="spellEnd"/>
       <w:r>
         <w:rPr>
-          <w:rFonts w:ascii="Arial" w:hAnsi="Arial" w:cs="Arial"/>
-          <w:sz w:val="18"/>
-        </w:rPr>
-        <w:t xml:space="preserve">, </w:t>
-      </w:r>
-      <w:proofErr w:type="spellStart"/>
-      <w:r>
-        <w:rPr>
-          <w:rStyle w:val="Strong"/>
-          <w:rFonts w:ascii="Arial" w:hAnsi="Arial" w:cs="Arial"/>
-          <w:sz w:val="18"/>
-        </w:rPr>
-        <w:t>Datadog</w:t>
-      </w:r>
-      <w:proofErr w:type="spellEnd"/>
-      <w:r>
-        <w:rPr>
-          <w:rFonts w:ascii="Arial" w:hAnsi="Arial" w:cs="Arial"/>
-          <w:sz w:val="18"/>
-        </w:rPr>
-        <w:t xml:space="preserve">, </w:t>
-      </w:r>
-      <w:r>
-        <w:rPr>
-          <w:rStyle w:val="Strong"/>
-          <w:rFonts w:ascii="Arial" w:hAnsi="Arial" w:cs="Arial"/>
-          <w:sz w:val="18"/>
-        </w:rPr>
-        <w:t>Prometheus</w:t>
-      </w:r>
-      <w:r>
-        <w:rPr>
-          <w:rFonts w:ascii="Arial" w:hAnsi="Arial" w:cs="Arial"/>
-          <w:sz w:val="18"/>
-        </w:rPr>
-        <w:t xml:space="preserve">, and </w:t>
-      </w:r>
-      <w:proofErr w:type="spellStart"/>
-      <w:r>
-        <w:rPr>
-          <w:rStyle w:val="Strong"/>
-          <w:rFonts w:ascii="Arial" w:hAnsi="Arial" w:cs="Arial"/>
-          <w:sz w:val="18"/>
-        </w:rPr>
-        <w:t>Grafana</w:t>
-      </w:r>
-      <w:proofErr w:type="spellEnd"/>
-      <w:r>
-        <w:rPr>
-          <w:rFonts w:ascii="Arial" w:hAnsi="Arial" w:cs="Arial"/>
-          <w:sz w:val="18"/>
-        </w:rPr>
-        <w:t>, turning latency spikes into traceable bottlenecks with actionable alerts.</w:t>
+          <w:rStyle w:val="Strong"/>
+          <w:sz w:val="22"/>
+        </w:rPr>
+        <w:t xml:space="preserve"> Application Developer (CKAD)</w:t>
       </w:r>
     </w:p>
     <w:p>
       <w:pPr>
         <w:pStyle w:val="NormalWeb"/>
-        <w:numPr>
-          <w:ilvl w:val="0"/>
-          <w:numId w:val="25"/>
-        </w:numPr>
         <w:spacing w:before="0" w:beforeAutospacing="0" w:after="0" w:afterAutospacing="0"/>
+        <w:ind w:left="360"/>
         <w:jc w:val="both"/>
-        <w:rPr>
-          <w:rFonts w:ascii="Arial" w:hAnsi="Arial" w:cs="Arial"/>
-          <w:sz w:val="18"/>
-        </w:rPr>
-      </w:pPr>
-      <w:r>
-        <w:rPr>
-          <w:rFonts w:ascii="Arial" w:hAnsi="Arial" w:cs="Arial"/>
-          <w:sz w:val="18"/>
-        </w:rPr>
-        <w:t xml:space="preserve">Persisted operational state in </w:t>
+      </w:pPr>
+      <w:r>
+        <w:rPr>
+          <w:sz w:val="22"/>
+        </w:rPr>
+        <w:t xml:space="preserve">Confirmed applied skill in designing, deploying, troubleshooting, and operating containerized applications on </w:t>
       </w:r>
       <w:proofErr w:type="spellStart"/>
       <w:r>
         <w:rPr>
           <w:rStyle w:val="Strong"/>
-          <w:rFonts w:ascii="Arial" w:hAnsi="Arial" w:cs="Arial"/>
-          <w:sz w:val="18"/>
-        </w:rPr>
-        <w:t>PostgreSQL</w:t>
+          <w:sz w:val="22"/>
+        </w:rPr>
+        <w:t>Kubernetes</w:t>
       </w:r>
       <w:proofErr w:type="spellEnd"/>
       <w:r>
         <w:rPr>
-          <w:rFonts w:ascii="Arial" w:hAnsi="Arial" w:cs="Arial"/>
-          <w:sz w:val="18"/>
-        </w:rPr>
-        <w:t xml:space="preserve"> with targeted indexing and used </w:t>
-      </w:r>
-      <w:proofErr w:type="spellStart"/>
-      <w:r>
-        <w:rPr>
-          <w:rStyle w:val="Strong"/>
-          <w:rFonts w:ascii="Arial" w:hAnsi="Arial" w:cs="Arial"/>
-          <w:sz w:val="18"/>
-        </w:rPr>
-        <w:t>Redis</w:t>
-      </w:r>
-      <w:proofErr w:type="spellEnd"/>
-      <w:r>
-        <w:rPr>
-          <w:rFonts w:ascii="Arial" w:hAnsi="Arial" w:cs="Arial"/>
-          <w:sz w:val="18"/>
-        </w:rPr>
-        <w:t xml:space="preserve"> caching to protect hot endpoints from synchronized refresh storms.</w:t>
-      </w:r>
-    </w:p>
-    <w:p>
-      <w:pPr>
-        <w:pStyle w:val="Heading3"/>
-        <w:jc w:val="both"/>
-        <w:rPr>
-          <w:rFonts w:ascii="Arial" w:hAnsi="Arial" w:cs="Arial"/>
-          <w:color w:val="auto"/>
-          <w:sz w:val="18"/>
-        </w:rPr>
-      </w:pPr>
-      <w:r>
-        <w:rPr>
-          <w:rStyle w:val="Strong"/>
-          <w:rFonts w:ascii="Arial" w:hAnsi="Arial" w:cs="Arial"/>
-          <w:bCs w:val="0"/>
-          <w:color w:val="auto"/>
-          <w:sz w:val="18"/>
-        </w:rPr>
-        <w:t>Search + Analytics Export Pipeline for Operational Events</w:t>
-      </w:r>
-    </w:p>
-    <w:p>
-      <w:pPr>
-        <w:pStyle w:val="NormalWeb"/>
-        <w:numPr>
-          <w:ilvl w:val="0"/>
-          <w:numId w:val="26"/>
-        </w:numPr>
-        <w:spacing w:before="0" w:beforeAutospacing="0" w:after="0" w:afterAutospacing="0"/>
-        <w:jc w:val="both"/>
-        <w:rPr>
-          <w:rFonts w:ascii="Arial" w:hAnsi="Arial" w:cs="Arial"/>
-          <w:sz w:val="18"/>
-        </w:rPr>
-      </w:pPr>
-      <w:r>
-        <w:rPr>
-          <w:rFonts w:ascii="Arial" w:hAnsi="Arial" w:cs="Arial"/>
-          <w:sz w:val="18"/>
-        </w:rPr>
-        <w:t xml:space="preserve">Implemented indexing and query workflows across </w:t>
-      </w:r>
-      <w:proofErr w:type="spellStart"/>
-      <w:r>
-        <w:rPr>
-          <w:rStyle w:val="Strong"/>
-          <w:rFonts w:ascii="Arial" w:hAnsi="Arial" w:cs="Arial"/>
-          <w:sz w:val="18"/>
-        </w:rPr>
-        <w:t>Elasticsearch</w:t>
-      </w:r>
-      <w:proofErr w:type="spellEnd"/>
-      <w:r>
-        <w:rPr>
-          <w:rFonts w:ascii="Arial" w:hAnsi="Arial" w:cs="Arial"/>
-          <w:sz w:val="18"/>
-        </w:rPr>
-        <w:t xml:space="preserve"> and </w:t>
-      </w:r>
-      <w:r>
-        <w:rPr>
-          <w:rStyle w:val="Strong"/>
-          <w:rFonts w:ascii="Arial" w:hAnsi="Arial" w:cs="Arial"/>
-          <w:sz w:val="18"/>
-        </w:rPr>
-        <w:t>OpenSearch</w:t>
-      </w:r>
-      <w:r>
-        <w:rPr>
-          <w:rFonts w:ascii="Arial" w:hAnsi="Arial" w:cs="Arial"/>
-          <w:sz w:val="18"/>
-        </w:rPr>
-        <w:t>, enabling consistent filtering and fast drill-down for operations and support.</w:t>
-      </w:r>
-    </w:p>
-    <w:p>
-      <w:pPr>
-        <w:pStyle w:val="NormalWeb"/>
-        <w:numPr>
-          <w:ilvl w:val="0"/>
-          <w:numId w:val="26"/>
-        </w:numPr>
-        <w:spacing w:before="0" w:beforeAutospacing="0" w:after="0" w:afterAutospacing="0"/>
-        <w:jc w:val="both"/>
-        <w:rPr>
-          <w:rFonts w:ascii="Arial" w:hAnsi="Arial" w:cs="Arial"/>
-          <w:sz w:val="18"/>
-        </w:rPr>
-      </w:pPr>
-      <w:r>
-        <w:rPr>
-          <w:rFonts w:ascii="Arial" w:hAnsi="Arial" w:cs="Arial"/>
-          <w:sz w:val="18"/>
-        </w:rPr>
-        <w:t xml:space="preserve">Built export streams that delivered curated datasets into </w:t>
-      </w:r>
-      <w:r>
-        <w:rPr>
-          <w:rStyle w:val="Strong"/>
-          <w:rFonts w:ascii="Arial" w:hAnsi="Arial" w:cs="Arial"/>
-          <w:sz w:val="18"/>
-        </w:rPr>
-        <w:t>Redshift</w:t>
-      </w:r>
-      <w:r>
-        <w:rPr>
-          <w:rFonts w:ascii="Arial" w:hAnsi="Arial" w:cs="Arial"/>
-          <w:sz w:val="18"/>
-        </w:rPr>
-        <w:t xml:space="preserve"> and </w:t>
-      </w:r>
-      <w:proofErr w:type="spellStart"/>
-      <w:r>
-        <w:rPr>
-          <w:rStyle w:val="Strong"/>
-          <w:rFonts w:ascii="Arial" w:hAnsi="Arial" w:cs="Arial"/>
-          <w:sz w:val="18"/>
-        </w:rPr>
-        <w:t>BigQuery</w:t>
-      </w:r>
-      <w:proofErr w:type="spellEnd"/>
-      <w:r>
-        <w:rPr>
-          <w:rFonts w:ascii="Arial" w:hAnsi="Arial" w:cs="Arial"/>
-          <w:sz w:val="18"/>
-        </w:rPr>
-        <w:t xml:space="preserve"> for analytics consumers, with schema validation and replay-safe processing.</w:t>
-      </w:r>
-    </w:p>
-    <w:p>
-      <w:pPr>
-        <w:pStyle w:val="NormalWeb"/>
-        <w:numPr>
-          <w:ilvl w:val="0"/>
-          <w:numId w:val="26"/>
-        </w:numPr>
-        <w:spacing w:before="0" w:beforeAutospacing="0" w:after="0" w:afterAutospacing="0"/>
-        <w:jc w:val="both"/>
-        <w:rPr>
-          <w:rFonts w:ascii="Arial" w:hAnsi="Arial" w:cs="Arial"/>
-          <w:sz w:val="18"/>
-        </w:rPr>
-      </w:pPr>
-      <w:r>
-        <w:rPr>
-          <w:rFonts w:ascii="Arial" w:hAnsi="Arial" w:cs="Arial"/>
-          <w:sz w:val="18"/>
-        </w:rPr>
-        <w:t xml:space="preserve">Deployed services on </w:t>
-      </w:r>
-      <w:proofErr w:type="spellStart"/>
-      <w:r>
-        <w:rPr>
-          <w:rStyle w:val="Strong"/>
-          <w:rFonts w:ascii="Arial" w:hAnsi="Arial" w:cs="Arial"/>
-          <w:sz w:val="18"/>
-        </w:rPr>
-        <w:t>Kubernetes</w:t>
-      </w:r>
-      <w:proofErr w:type="spellEnd"/>
-      <w:r>
-        <w:rPr>
-          <w:rFonts w:ascii="Arial" w:hAnsi="Arial" w:cs="Arial"/>
-          <w:sz w:val="18"/>
-        </w:rPr>
-        <w:t xml:space="preserve"> with </w:t>
-      </w:r>
-      <w:r>
-        <w:rPr>
-          <w:rStyle w:val="Strong"/>
-          <w:rFonts w:ascii="Arial" w:hAnsi="Arial" w:cs="Arial"/>
-          <w:sz w:val="18"/>
-        </w:rPr>
-        <w:t>Helm</w:t>
-      </w:r>
-      <w:r>
-        <w:rPr>
-          <w:rFonts w:ascii="Arial" w:hAnsi="Arial" w:cs="Arial"/>
-          <w:sz w:val="18"/>
-        </w:rPr>
-        <w:t xml:space="preserve"> and </w:t>
-      </w:r>
-      <w:r>
-        <w:rPr>
-          <w:rStyle w:val="Strong"/>
-          <w:rFonts w:ascii="Arial" w:hAnsi="Arial" w:cs="Arial"/>
-          <w:sz w:val="18"/>
-        </w:rPr>
-        <w:t>Argo CD</w:t>
-      </w:r>
-      <w:r>
-        <w:rPr>
-          <w:rFonts w:ascii="Arial" w:hAnsi="Arial" w:cs="Arial"/>
-          <w:sz w:val="18"/>
-        </w:rPr>
-        <w:t xml:space="preserve"> using </w:t>
-      </w:r>
-      <w:proofErr w:type="spellStart"/>
-      <w:r>
-        <w:rPr>
-          <w:rStyle w:val="Strong"/>
-          <w:rFonts w:ascii="Arial" w:hAnsi="Arial" w:cs="Arial"/>
-          <w:sz w:val="18"/>
-        </w:rPr>
-        <w:t>GitOps</w:t>
-      </w:r>
-      <w:proofErr w:type="spellEnd"/>
-      <w:r>
-        <w:rPr>
-          <w:rFonts w:ascii="Arial" w:hAnsi="Arial" w:cs="Arial"/>
-          <w:sz w:val="18"/>
-        </w:rPr>
-        <w:t xml:space="preserve">, provisioning infrastructure via </w:t>
-      </w:r>
-      <w:proofErr w:type="spellStart"/>
-      <w:r>
-        <w:rPr>
-          <w:rStyle w:val="Strong"/>
-          <w:rFonts w:ascii="Arial" w:hAnsi="Arial" w:cs="Arial"/>
-          <w:sz w:val="18"/>
-        </w:rPr>
-        <w:t>Terraform</w:t>
-      </w:r>
-      <w:proofErr w:type="spellEnd"/>
-      <w:r>
-        <w:rPr>
-          <w:rFonts w:ascii="Arial" w:hAnsi="Arial" w:cs="Arial"/>
-          <w:sz w:val="18"/>
-        </w:rPr>
-        <w:t xml:space="preserve"> and </w:t>
-      </w:r>
-      <w:proofErr w:type="spellStart"/>
-      <w:r>
-        <w:rPr>
-          <w:rStyle w:val="Strong"/>
-          <w:rFonts w:ascii="Arial" w:hAnsi="Arial" w:cs="Arial"/>
-          <w:sz w:val="18"/>
-        </w:rPr>
-        <w:t>CloudFormation</w:t>
-      </w:r>
-      <w:proofErr w:type="spellEnd"/>
-      <w:r>
-        <w:rPr>
-          <w:rFonts w:ascii="Arial" w:hAnsi="Arial" w:cs="Arial"/>
-          <w:sz w:val="18"/>
-        </w:rPr>
-        <w:t xml:space="preserve"> for repeatability.</w:t>
-      </w:r>
-    </w:p>
-    <w:p>
-      <w:pPr>
-        <w:pStyle w:val="NormalWeb"/>
-        <w:numPr>
-          <w:ilvl w:val="0"/>
-          <w:numId w:val="26"/>
-        </w:numPr>
-        <w:spacing w:before="0" w:beforeAutospacing="0" w:after="0" w:afterAutospacing="0"/>
-        <w:jc w:val="both"/>
-        <w:rPr>
-          <w:rFonts w:ascii="Arial" w:hAnsi="Arial" w:cs="Arial"/>
-          <w:sz w:val="18"/>
-        </w:rPr>
-      </w:pPr>
-      <w:r>
-        <w:rPr>
-          <w:rFonts w:ascii="Arial" w:hAnsi="Arial" w:cs="Arial"/>
-          <w:sz w:val="18"/>
-        </w:rPr>
-        <w:t xml:space="preserve">Secured APIs using </w:t>
-      </w:r>
-      <w:r>
-        <w:rPr>
-          <w:rStyle w:val="Strong"/>
-          <w:rFonts w:ascii="Arial" w:hAnsi="Arial" w:cs="Arial"/>
-          <w:sz w:val="18"/>
-        </w:rPr>
-        <w:t>OAuth2/OIDC</w:t>
-      </w:r>
-      <w:r>
-        <w:rPr>
-          <w:rFonts w:ascii="Arial" w:hAnsi="Arial" w:cs="Arial"/>
-          <w:sz w:val="18"/>
-        </w:rPr>
-        <w:t xml:space="preserve">, </w:t>
-      </w:r>
-      <w:r>
-        <w:rPr>
-          <w:rStyle w:val="Strong"/>
-          <w:rFonts w:ascii="Arial" w:hAnsi="Arial" w:cs="Arial"/>
-          <w:sz w:val="18"/>
-        </w:rPr>
-        <w:t>JWT</w:t>
-      </w:r>
-      <w:r>
-        <w:rPr>
-          <w:rFonts w:ascii="Arial" w:hAnsi="Arial" w:cs="Arial"/>
-          <w:sz w:val="18"/>
-        </w:rPr>
-        <w:t>, and provider integrations (</w:t>
-      </w:r>
-      <w:proofErr w:type="spellStart"/>
-      <w:r>
-        <w:rPr>
-          <w:rStyle w:val="Strong"/>
-          <w:rFonts w:ascii="Arial" w:hAnsi="Arial" w:cs="Arial"/>
-          <w:sz w:val="18"/>
-        </w:rPr>
-        <w:t>Okta</w:t>
-      </w:r>
-      <w:proofErr w:type="spellEnd"/>
-      <w:r>
-        <w:rPr>
-          <w:rFonts w:ascii="Arial" w:hAnsi="Arial" w:cs="Arial"/>
-          <w:sz w:val="18"/>
-        </w:rPr>
-        <w:t xml:space="preserve">, </w:t>
-      </w:r>
-      <w:r>
-        <w:rPr>
-          <w:rStyle w:val="Strong"/>
-          <w:rFonts w:ascii="Arial" w:hAnsi="Arial" w:cs="Arial"/>
-          <w:sz w:val="18"/>
-        </w:rPr>
-        <w:t>Auth0</w:t>
-      </w:r>
-      <w:r>
-        <w:rPr>
-          <w:rFonts w:ascii="Arial" w:hAnsi="Arial" w:cs="Arial"/>
-          <w:sz w:val="18"/>
-        </w:rPr>
-        <w:t xml:space="preserve">, </w:t>
-      </w:r>
-      <w:r>
-        <w:rPr>
-          <w:rStyle w:val="Strong"/>
-          <w:rFonts w:ascii="Arial" w:hAnsi="Arial" w:cs="Arial"/>
-          <w:sz w:val="18"/>
-        </w:rPr>
-        <w:t xml:space="preserve">AWS </w:t>
-      </w:r>
-      <w:proofErr w:type="spellStart"/>
-      <w:r>
-        <w:rPr>
-          <w:rStyle w:val="Strong"/>
-          <w:rFonts w:ascii="Arial" w:hAnsi="Arial" w:cs="Arial"/>
-          <w:sz w:val="18"/>
-        </w:rPr>
-        <w:t>Cognito</w:t>
-      </w:r>
-      <w:proofErr w:type="spellEnd"/>
-      <w:r>
-        <w:rPr>
-          <w:rFonts w:ascii="Arial" w:hAnsi="Arial" w:cs="Arial"/>
-          <w:sz w:val="18"/>
-        </w:rPr>
-        <w:t xml:space="preserve">) with </w:t>
-      </w:r>
-      <w:r>
-        <w:rPr>
-          <w:rStyle w:val="Strong"/>
-          <w:rFonts w:ascii="Arial" w:hAnsi="Arial" w:cs="Arial"/>
-          <w:sz w:val="18"/>
-        </w:rPr>
-        <w:t>RBAC/ABAC</w:t>
-      </w:r>
-      <w:r>
-        <w:rPr>
-          <w:rFonts w:ascii="Arial" w:hAnsi="Arial" w:cs="Arial"/>
-          <w:sz w:val="18"/>
-        </w:rPr>
-        <w:t xml:space="preserve"> and </w:t>
-      </w:r>
-      <w:r>
-        <w:rPr>
-          <w:rStyle w:val="Strong"/>
-          <w:rFonts w:ascii="Arial" w:hAnsi="Arial" w:cs="Arial"/>
-          <w:sz w:val="18"/>
-        </w:rPr>
-        <w:t>audit logging</w:t>
-      </w:r>
-      <w:r>
-        <w:rPr>
-          <w:rFonts w:ascii="Arial" w:hAnsi="Arial" w:cs="Arial"/>
-          <w:sz w:val="18"/>
-        </w:rPr>
-        <w:t>.</w:t>
-      </w:r>
-    </w:p>
-    <w:p>
-      <w:pPr>
-        <w:spacing w:after="80"/>
-      </w:pPr>
+          <w:sz w:val="22"/>
+        </w:rPr>
+        <w:t xml:space="preserve"> with strong focus on reliability, configuration, scaling, and rollout safety.</w:t>
+      </w:r>
     </w:p>
     <w:sectPr>
       <w:pgSz w:w="11906" w:h="16838"/>
@@ -5875,6 +5895,119 @@
     </w:lvl>
   </w:abstractNum>
   <w:abstractNum w:abstractNumId="5">
+    <w:nsid w:val="16E04917"/>
+    <w:multiLevelType w:val="hybridMultilevel"/>
+    <w:tmpl w:val="55EA8D5E"/>
+    <w:lvl w:ilvl="0" w:tplc="D320F798">
+      <w:start w:val="1"/>
+      <w:numFmt w:val="bullet"/>
+      <w:lvlText w:val="-"/>
+      <w:lvlJc w:val="left"/>
+      <w:pPr>
+        <w:ind w:left="360" w:hanging="360"/>
+      </w:pPr>
+      <w:rPr>
+        <w:rFonts w:ascii="Yu Gothic" w:eastAsia="Yu Gothic" w:hAnsi="Yu Gothic" w:hint="eastAsia"/>
+      </w:rPr>
+    </w:lvl>
+    <w:lvl w:ilvl="1" w:tplc="04090003" w:tentative="1">
+      <w:start w:val="1"/>
+      <w:numFmt w:val="bullet"/>
+      <w:lvlText w:val="o"/>
+      <w:lvlJc w:val="left"/>
+      <w:pPr>
+        <w:ind w:left="1080" w:hanging="360"/>
+      </w:pPr>
+      <w:rPr>
+        <w:rFonts w:ascii="Courier New" w:hAnsi="Courier New" w:cs="Courier New" w:hint="default"/>
+      </w:rPr>
+    </w:lvl>
+    <w:lvl w:ilvl="2" w:tplc="04090005" w:tentative="1">
+      <w:start w:val="1"/>
+      <w:numFmt w:val="bullet"/>
+      <w:lvlText w:val=""/>
+      <w:lvlJc w:val="left"/>
+      <w:pPr>
+        <w:ind w:left="1800" w:hanging="360"/>
+      </w:pPr>
+      <w:rPr>
+        <w:rFonts w:ascii="Wingdings" w:hAnsi="Wingdings" w:hint="default"/>
+      </w:rPr>
+    </w:lvl>
+    <w:lvl w:ilvl="3" w:tplc="04090001" w:tentative="1">
+      <w:start w:val="1"/>
+      <w:numFmt w:val="bullet"/>
+      <w:lvlText w:val=""/>
+      <w:lvlJc w:val="left"/>
+      <w:pPr>
+        <w:ind w:left="2520" w:hanging="360"/>
+      </w:pPr>
+      <w:rPr>
+        <w:rFonts w:ascii="Symbol" w:hAnsi="Symbol" w:hint="default"/>
+      </w:rPr>
+    </w:lvl>
+    <w:lvl w:ilvl="4" w:tplc="04090003" w:tentative="1">
+      <w:start w:val="1"/>
+      <w:numFmt w:val="bullet"/>
+      <w:lvlText w:val="o"/>
+      <w:lvlJc w:val="left"/>
+      <w:pPr>
+        <w:ind w:left="3240" w:hanging="360"/>
+      </w:pPr>
+      <w:rPr>
+        <w:rFonts w:ascii="Courier New" w:hAnsi="Courier New" w:cs="Courier New" w:hint="default"/>
+      </w:rPr>
+    </w:lvl>
+    <w:lvl w:ilvl="5" w:tplc="04090005" w:tentative="1">
+      <w:start w:val="1"/>
+      <w:numFmt w:val="bullet"/>
+      <w:lvlText w:val=""/>
+      <w:lvlJc w:val="left"/>
+      <w:pPr>
+        <w:ind w:left="3960" w:hanging="360"/>
+      </w:pPr>
+      <w:rPr>
+        <w:rFonts w:ascii="Wingdings" w:hAnsi="Wingdings" w:hint="default"/>
+      </w:rPr>
+    </w:lvl>
+    <w:lvl w:ilvl="6" w:tplc="04090001" w:tentative="1">
+      <w:start w:val="1"/>
+      <w:numFmt w:val="bullet"/>
+      <w:lvlText w:val=""/>
+      <w:lvlJc w:val="left"/>
+      <w:pPr>
+        <w:ind w:left="4680" w:hanging="360"/>
+      </w:pPr>
+      <w:rPr>
+        <w:rFonts w:ascii="Symbol" w:hAnsi="Symbol" w:hint="default"/>
+      </w:rPr>
+    </w:lvl>
+    <w:lvl w:ilvl="7" w:tplc="04090003" w:tentative="1">
+      <w:start w:val="1"/>
+      <w:numFmt w:val="bullet"/>
+      <w:lvlText w:val="o"/>
+      <w:lvlJc w:val="left"/>
+      <w:pPr>
+        <w:ind w:left="5400" w:hanging="360"/>
+      </w:pPr>
+      <w:rPr>
+        <w:rFonts w:ascii="Courier New" w:hAnsi="Courier New" w:cs="Courier New" w:hint="default"/>
+      </w:rPr>
+    </w:lvl>
+    <w:lvl w:ilvl="8" w:tplc="04090005" w:tentative="1">
+      <w:start w:val="1"/>
+      <w:numFmt w:val="bullet"/>
+      <w:lvlText w:val=""/>
+      <w:lvlJc w:val="left"/>
+      <w:pPr>
+        <w:ind w:left="6120" w:hanging="360"/>
+      </w:pPr>
+      <w:rPr>
+        <w:rFonts w:ascii="Wingdings" w:hAnsi="Wingdings" w:hint="default"/>
+      </w:rPr>
+    </w:lvl>
+  </w:abstractNum>
+  <w:abstractNum w:abstractNumId="6">
     <w:nsid w:val="1D190615"/>
     <w:multiLevelType w:val="multilevel"/>
     <w:tmpl w:val="1DCA4C16"/>
@@ -6023,7 +6156,7 @@
       </w:rPr>
     </w:lvl>
   </w:abstractNum>
-  <w:abstractNum w:abstractNumId="6">
+  <w:abstractNum w:abstractNumId="7">
     <w:nsid w:val="20CB3A94"/>
     <w:multiLevelType w:val="hybridMultilevel"/>
     <w:tmpl w:val="15420970"/>
@@ -6136,7 +6269,7 @@
       </w:rPr>
     </w:lvl>
   </w:abstractNum>
-  <w:abstractNum w:abstractNumId="7">
+  <w:abstractNum w:abstractNumId="8">
     <w:nsid w:val="24EC2B98"/>
     <w:multiLevelType w:val="hybridMultilevel"/>
     <w:tmpl w:val="2118E89E"/>
@@ -6249,7 +6382,7 @@
       </w:rPr>
     </w:lvl>
   </w:abstractNum>
-  <w:abstractNum w:abstractNumId="8">
+  <w:abstractNum w:abstractNumId="9">
     <w:nsid w:val="26486502"/>
     <w:multiLevelType w:val="hybridMultilevel"/>
     <w:tmpl w:val="A9BC064E"/>
@@ -6335,7 +6468,121 @@
       </w:pPr>
     </w:lvl>
   </w:abstractNum>
-  <w:abstractNum w:abstractNumId="9">
+  <w:abstractNum w:abstractNumId="10">
+    <w:nsid w:val="310416C7"/>
+    <w:multiLevelType w:val="hybridMultilevel"/>
+    <w:tmpl w:val="A218ECD8"/>
+    <w:lvl w:ilvl="0" w:tplc="9E1881BC">
+      <w:start w:val="1"/>
+      <w:numFmt w:val="bullet"/>
+      <w:lvlText w:val="-"/>
+      <w:lvlJc w:val="left"/>
+      <w:pPr>
+        <w:ind w:left="360" w:hanging="360"/>
+      </w:pPr>
+      <w:rPr>
+        <w:rFonts w:ascii="Yu Gothic" w:eastAsia="Yu Gothic" w:hAnsi="Yu Gothic" w:hint="eastAsia"/>
+        <w:sz w:val="22"/>
+      </w:rPr>
+    </w:lvl>
+    <w:lvl w:ilvl="1" w:tplc="04090003" w:tentative="1">
+      <w:start w:val="1"/>
+      <w:numFmt w:val="bullet"/>
+      <w:lvlText w:val="o"/>
+      <w:lvlJc w:val="left"/>
+      <w:pPr>
+        <w:ind w:left="1080" w:hanging="360"/>
+      </w:pPr>
+      <w:rPr>
+        <w:rFonts w:ascii="Courier New" w:hAnsi="Courier New" w:cs="Courier New" w:hint="default"/>
+      </w:rPr>
+    </w:lvl>
+    <w:lvl w:ilvl="2" w:tplc="04090005" w:tentative="1">
+      <w:start w:val="1"/>
+      <w:numFmt w:val="bullet"/>
+      <w:lvlText w:val=""/>
+      <w:lvlJc w:val="left"/>
+      <w:pPr>
+        <w:ind w:left="1800" w:hanging="360"/>
+      </w:pPr>
+      <w:rPr>
+        <w:rFonts w:ascii="Wingdings" w:hAnsi="Wingdings" w:hint="default"/>
+      </w:rPr>
+    </w:lvl>
+    <w:lvl w:ilvl="3" w:tplc="04090001" w:tentative="1">
+      <w:start w:val="1"/>
+      <w:numFmt w:val="bullet"/>
+      <w:lvlText w:val=""/>
+      <w:lvlJc w:val="left"/>
+      <w:pPr>
+        <w:ind w:left="2520" w:hanging="360"/>
+      </w:pPr>
+      <w:rPr>
+        <w:rFonts w:ascii="Symbol" w:hAnsi="Symbol" w:hint="default"/>
+      </w:rPr>
+    </w:lvl>
+    <w:lvl w:ilvl="4" w:tplc="04090003" w:tentative="1">
+      <w:start w:val="1"/>
+      <w:numFmt w:val="bullet"/>
+      <w:lvlText w:val="o"/>
+      <w:lvlJc w:val="left"/>
+      <w:pPr>
+        <w:ind w:left="3240" w:hanging="360"/>
+      </w:pPr>
+      <w:rPr>
+        <w:rFonts w:ascii="Courier New" w:hAnsi="Courier New" w:cs="Courier New" w:hint="default"/>
+      </w:rPr>
+    </w:lvl>
+    <w:lvl w:ilvl="5" w:tplc="04090005" w:tentative="1">
+      <w:start w:val="1"/>
+      <w:numFmt w:val="bullet"/>
+      <w:lvlText w:val=""/>
+      <w:lvlJc w:val="left"/>
+      <w:pPr>
+        <w:ind w:left="3960" w:hanging="360"/>
+      </w:pPr>
+      <w:rPr>
+        <w:rFonts w:ascii="Wingdings" w:hAnsi="Wingdings" w:hint="default"/>
+      </w:rPr>
+    </w:lvl>
+    <w:lvl w:ilvl="6" w:tplc="04090001" w:tentative="1">
+      <w:start w:val="1"/>
+      <w:numFmt w:val="bullet"/>
+      <w:lvlText w:val=""/>
+      <w:lvlJc w:val="left"/>
+      <w:pPr>
+        <w:ind w:left="4680" w:hanging="360"/>
+      </w:pPr>
+      <w:rPr>
+        <w:rFonts w:ascii="Symbol" w:hAnsi="Symbol" w:hint="default"/>
+      </w:rPr>
+    </w:lvl>
+    <w:lvl w:ilvl="7" w:tplc="04090003" w:tentative="1">
+      <w:start w:val="1"/>
+      <w:numFmt w:val="bullet"/>
+      <w:lvlText w:val="o"/>
+      <w:lvlJc w:val="left"/>
+      <w:pPr>
+        <w:ind w:left="5400" w:hanging="360"/>
+      </w:pPr>
+      <w:rPr>
+        <w:rFonts w:ascii="Courier New" w:hAnsi="Courier New" w:cs="Courier New" w:hint="default"/>
+      </w:rPr>
+    </w:lvl>
+    <w:lvl w:ilvl="8" w:tplc="04090005" w:tentative="1">
+      <w:start w:val="1"/>
+      <w:numFmt w:val="bullet"/>
+      <w:lvlText w:val=""/>
+      <w:lvlJc w:val="left"/>
+      <w:pPr>
+        <w:ind w:left="6120" w:hanging="360"/>
+      </w:pPr>
+      <w:rPr>
+        <w:rFonts w:ascii="Wingdings" w:hAnsi="Wingdings" w:hint="default"/>
+      </w:rPr>
+    </w:lvl>
+  </w:abstractNum>
+  <w:abstractNum w:abstractNumId="11">
     <w:nsid w:val="3628684F"/>
     <w:multiLevelType w:val="hybridMultilevel"/>
     <w:tmpl w:val="EE725454"/>
@@ -6447,7 +6694,7 @@
       </w:rPr>
     </w:lvl>
   </w:abstractNum>
-  <w:abstractNum w:abstractNumId="10">
+  <w:abstractNum w:abstractNumId="12">
     <w:nsid w:val="41273DB5"/>
     <w:multiLevelType w:val="hybridMultilevel"/>
     <w:tmpl w:val="6B4EFEE8"/>
@@ -6560,7 +6807,7 @@
       </w:rPr>
     </w:lvl>
   </w:abstractNum>
-  <w:abstractNum w:abstractNumId="11">
+  <w:abstractNum w:abstractNumId="13">
     <w:nsid w:val="416C1FBD"/>
     <w:multiLevelType w:val="hybridMultilevel"/>
     <w:tmpl w:val="85489BA4"/>
@@ -6672,7 +6919,121 @@
       </w:rPr>
     </w:lvl>
   </w:abstractNum>
-  <w:abstractNum w:abstractNumId="12">
+  <w:abstractNum w:abstractNumId="14">
+    <w:nsid w:val="48813C75"/>
+    <w:multiLevelType w:val="hybridMultilevel"/>
+    <w:tmpl w:val="0F9898FE"/>
+    <w:lvl w:ilvl="0" w:tplc="C156A590">
+      <w:start w:val="1"/>
+      <w:numFmt w:val="bullet"/>
+      <w:lvlText w:val="-"/>
+      <w:lvlJc w:val="left"/>
+      <w:pPr>
+        <w:ind w:left="360" w:hanging="360"/>
+      </w:pPr>
+      <w:rPr>
+        <w:rFonts w:ascii="Yu Gothic" w:eastAsia="Yu Gothic" w:hAnsi="Yu Gothic" w:hint="eastAsia"/>
+        <w:sz w:val="22"/>
+      </w:rPr>
+    </w:lvl>
+    <w:lvl w:ilvl="1" w:tplc="04090003" w:tentative="1">
+      <w:start w:val="1"/>
+      <w:numFmt w:val="bullet"/>
+      <w:lvlText w:val="o"/>
+      <w:lvlJc w:val="left"/>
+      <w:pPr>
+        <w:ind w:left="1080" w:hanging="360"/>
+      </w:pPr>
+      <w:rPr>
+        <w:rFonts w:ascii="Courier New" w:hAnsi="Courier New" w:cs="Courier New" w:hint="default"/>
+      </w:rPr>
+    </w:lvl>
+    <w:lvl w:ilvl="2" w:tplc="04090005" w:tentative="1">
+      <w:start w:val="1"/>
+      <w:numFmt w:val="bullet"/>
+      <w:lvlText w:val=""/>
+      <w:lvlJc w:val="left"/>
+      <w:pPr>
+        <w:ind w:left="1800" w:hanging="360"/>
+      </w:pPr>
+      <w:rPr>
+        <w:rFonts w:ascii="Wingdings" w:hAnsi="Wingdings" w:hint="default"/>
+      </w:rPr>
+    </w:lvl>
+    <w:lvl w:ilvl="3" w:tplc="04090001" w:tentative="1">
+      <w:start w:val="1"/>
+      <w:numFmt w:val="bullet"/>
+      <w:lvlText w:val=""/>
+      <w:lvlJc w:val="left"/>
+      <w:pPr>
+        <w:ind w:left="2520" w:hanging="360"/>
+      </w:pPr>
+      <w:rPr>
+        <w:rFonts w:ascii="Symbol" w:hAnsi="Symbol" w:hint="default"/>
+      </w:rPr>
+    </w:lvl>
+    <w:lvl w:ilvl="4" w:tplc="04090003" w:tentative="1">
+      <w:start w:val="1"/>
+      <w:numFmt w:val="bullet"/>
+      <w:lvlText w:val="o"/>
+      <w:lvlJc w:val="left"/>
+      <w:pPr>
+        <w:ind w:left="3240" w:hanging="360"/>
+      </w:pPr>
+      <w:rPr>
+        <w:rFonts w:ascii="Courier New" w:hAnsi="Courier New" w:cs="Courier New" w:hint="default"/>
+      </w:rPr>
+    </w:lvl>
+    <w:lvl w:ilvl="5" w:tplc="04090005" w:tentative="1">
+      <w:start w:val="1"/>
+      <w:numFmt w:val="bullet"/>
+      <w:lvlText w:val=""/>
+      <w:lvlJc w:val="left"/>
+      <w:pPr>
+        <w:ind w:left="3960" w:hanging="360"/>
+      </w:pPr>
+      <w:rPr>
+        <w:rFonts w:ascii="Wingdings" w:hAnsi="Wingdings" w:hint="default"/>
+      </w:rPr>
+    </w:lvl>
+    <w:lvl w:ilvl="6" w:tplc="04090001" w:tentative="1">
+      <w:start w:val="1"/>
+      <w:numFmt w:val="bullet"/>
+      <w:lvlText w:val=""/>
+      <w:lvlJc w:val="left"/>
+      <w:pPr>
+        <w:ind w:left="4680" w:hanging="360"/>
+      </w:pPr>
+      <w:rPr>
+        <w:rFonts w:ascii="Symbol" w:hAnsi="Symbol" w:hint="default"/>
+      </w:rPr>
+    </w:lvl>
+    <w:lvl w:ilvl="7" w:tplc="04090003" w:tentative="1">
+      <w:start w:val="1"/>
+      <w:numFmt w:val="bullet"/>
+      <w:lvlText w:val="o"/>
+      <w:lvlJc w:val="left"/>
+      <w:pPr>
+        <w:ind w:left="5400" w:hanging="360"/>
+      </w:pPr>
+      <w:rPr>
+        <w:rFonts w:ascii="Courier New" w:hAnsi="Courier New" w:cs="Courier New" w:hint="default"/>
+      </w:rPr>
+    </w:lvl>
+    <w:lvl w:ilvl="8" w:tplc="04090005" w:tentative="1">
+      <w:start w:val="1"/>
+      <w:numFmt w:val="bullet"/>
+      <w:lvlText w:val=""/>
+      <w:lvlJc w:val="left"/>
+      <w:pPr>
+        <w:ind w:left="6120" w:hanging="360"/>
+      </w:pPr>
+      <w:rPr>
+        <w:rFonts w:ascii="Wingdings" w:hAnsi="Wingdings" w:hint="default"/>
+      </w:rPr>
+    </w:lvl>
+  </w:abstractNum>
+  <w:abstractNum w:abstractNumId="15">
     <w:nsid w:val="4C605694"/>
     <w:multiLevelType w:val="multilevel"/>
     <w:tmpl w:val="8B189B64"/>
@@ -6821,7 +7182,7 @@
       </w:rPr>
     </w:lvl>
   </w:abstractNum>
-  <w:abstractNum w:abstractNumId="13">
+  <w:abstractNum w:abstractNumId="16">
     <w:nsid w:val="4CC60770"/>
     <w:multiLevelType w:val="hybridMultilevel"/>
     <w:tmpl w:val="4A42377C"/>
@@ -6934,7 +7295,7 @@
       </w:rPr>
     </w:lvl>
   </w:abstractNum>
-  <w:abstractNum w:abstractNumId="14">
+  <w:abstractNum w:abstractNumId="17">
     <w:nsid w:val="51625304"/>
     <w:multiLevelType w:val="hybridMultilevel"/>
     <w:tmpl w:val="697C49D8"/>
@@ -7046,7 +7407,7 @@
       </w:rPr>
     </w:lvl>
   </w:abstractNum>
-  <w:abstractNum w:abstractNumId="15">
+  <w:abstractNum w:abstractNumId="18">
     <w:nsid w:val="5329098D"/>
     <w:multiLevelType w:val="hybridMultilevel"/>
     <w:tmpl w:val="F4C84E9A"/>
@@ -7158,7 +7519,7 @@
       </w:rPr>
     </w:lvl>
   </w:abstractNum>
-  <w:abstractNum w:abstractNumId="16">
+  <w:abstractNum w:abstractNumId="19">
     <w:nsid w:val="53EC3F92"/>
     <w:multiLevelType w:val="hybridMultilevel"/>
     <w:tmpl w:val="040802CC"/>
@@ -7271,7 +7632,7 @@
       </w:rPr>
     </w:lvl>
   </w:abstractNum>
-  <w:abstractNum w:abstractNumId="17">
+  <w:abstractNum w:abstractNumId="20">
     <w:nsid w:val="55880B47"/>
     <w:multiLevelType w:val="hybridMultilevel"/>
     <w:tmpl w:val="8034C156"/>
@@ -7384,7 +7745,120 @@
       </w:rPr>
     </w:lvl>
   </w:abstractNum>
-  <w:abstractNum w:abstractNumId="18">
+  <w:abstractNum w:abstractNumId="21">
+    <w:nsid w:val="5746584F"/>
+    <w:multiLevelType w:val="hybridMultilevel"/>
+    <w:tmpl w:val="0C5EED44"/>
+    <w:lvl w:ilvl="0" w:tplc="D320F798">
+      <w:start w:val="1"/>
+      <w:numFmt w:val="bullet"/>
+      <w:lvlText w:val="-"/>
+      <w:lvlJc w:val="left"/>
+      <w:pPr>
+        <w:ind w:left="360" w:hanging="360"/>
+      </w:pPr>
+      <w:rPr>
+        <w:rFonts w:ascii="Yu Gothic" w:eastAsia="Yu Gothic" w:hAnsi="Yu Gothic" w:hint="eastAsia"/>
+      </w:rPr>
+    </w:lvl>
+    <w:lvl w:ilvl="1" w:tplc="04090003" w:tentative="1">
+      <w:start w:val="1"/>
+      <w:numFmt w:val="bullet"/>
+      <w:lvlText w:val="o"/>
+      <w:lvlJc w:val="left"/>
+      <w:pPr>
+        <w:ind w:left="1080" w:hanging="360"/>
+      </w:pPr>
+      <w:rPr>
+        <w:rFonts w:ascii="Courier New" w:hAnsi="Courier New" w:cs="Courier New" w:hint="default"/>
+      </w:rPr>
+    </w:lvl>
+    <w:lvl w:ilvl="2" w:tplc="04090005" w:tentative="1">
+      <w:start w:val="1"/>
+      <w:numFmt w:val="bullet"/>
+      <w:lvlText w:val=""/>
+      <w:lvlJc w:val="left"/>
+      <w:pPr>
+        <w:ind w:left="1800" w:hanging="360"/>
+      </w:pPr>
+      <w:rPr>
+        <w:rFonts w:ascii="Wingdings" w:hAnsi="Wingdings" w:hint="default"/>
+      </w:rPr>
+    </w:lvl>
+    <w:lvl w:ilvl="3" w:tplc="04090001" w:tentative="1">
+      <w:start w:val="1"/>
+      <w:numFmt w:val="bullet"/>
+      <w:lvlText w:val=""/>
+      <w:lvlJc w:val="left"/>
+      <w:pPr>
+        <w:ind w:left="2520" w:hanging="360"/>
+      </w:pPr>
+      <w:rPr>
+        <w:rFonts w:ascii="Symbol" w:hAnsi="Symbol" w:hint="default"/>
+      </w:rPr>
+    </w:lvl>
+    <w:lvl w:ilvl="4" w:tplc="04090003" w:tentative="1">
+      <w:start w:val="1"/>
+      <w:numFmt w:val="bullet"/>
+      <w:lvlText w:val="o"/>
+      <w:lvlJc w:val="left"/>
+      <w:pPr>
+        <w:ind w:left="3240" w:hanging="360"/>
+      </w:pPr>
+      <w:rPr>
+        <w:rFonts w:ascii="Courier New" w:hAnsi="Courier New" w:cs="Courier New" w:hint="default"/>
+      </w:rPr>
+    </w:lvl>
+    <w:lvl w:ilvl="5" w:tplc="04090005" w:tentative="1">
+      <w:start w:val="1"/>
+      <w:numFmt w:val="bullet"/>
+      <w:lvlText w:val=""/>
+      <w:lvlJc w:val="left"/>
+      <w:pPr>
+        <w:ind w:left="3960" w:hanging="360"/>
+      </w:pPr>
+      <w:rPr>
+        <w:rFonts w:ascii="Wingdings" w:hAnsi="Wingdings" w:hint="default"/>
+      </w:rPr>
+    </w:lvl>
+    <w:lvl w:ilvl="6" w:tplc="04090001" w:tentative="1">
+      <w:start w:val="1"/>
+      <w:numFmt w:val="bullet"/>
+      <w:lvlText w:val=""/>
+      <w:lvlJc w:val="left"/>
+      <w:pPr>
+        <w:ind w:left="4680" w:hanging="360"/>
+      </w:pPr>
+      <w:rPr>
+        <w:rFonts w:ascii="Symbol" w:hAnsi="Symbol" w:hint="default"/>
+      </w:rPr>
+    </w:lvl>
+    <w:lvl w:ilvl="7" w:tplc="04090003" w:tentative="1">
+      <w:start w:val="1"/>
+      <w:numFmt w:val="bullet"/>
+      <w:lvlText w:val="o"/>
+      <w:lvlJc w:val="left"/>
+      <w:pPr>
+        <w:ind w:left="5400" w:hanging="360"/>
+      </w:pPr>
+      <w:rPr>
+        <w:rFonts w:ascii="Courier New" w:hAnsi="Courier New" w:cs="Courier New" w:hint="default"/>
+      </w:rPr>
+    </w:lvl>
+    <w:lvl w:ilvl="8" w:tplc="04090005" w:tentative="1">
+      <w:start w:val="1"/>
+      <w:numFmt w:val="bullet"/>
+      <w:lvlText w:val=""/>
+      <w:lvlJc w:val="left"/>
+      <w:pPr>
+        <w:ind w:left="6120" w:hanging="360"/>
+      </w:pPr>
+      <w:rPr>
+        <w:rFonts w:ascii="Wingdings" w:hAnsi="Wingdings" w:hint="default"/>
+      </w:rPr>
+    </w:lvl>
+  </w:abstractNum>
+  <w:abstractNum w:abstractNumId="22">
     <w:nsid w:val="58E2299D"/>
     <w:multiLevelType w:val="hybridMultilevel"/>
     <w:tmpl w:val="418867FE"/>
@@ -7497,7 +7971,7 @@
       </w:rPr>
     </w:lvl>
   </w:abstractNum>
-  <w:abstractNum w:abstractNumId="19">
+  <w:abstractNum w:abstractNumId="23">
     <w:nsid w:val="616D654E"/>
     <w:multiLevelType w:val="multilevel"/>
     <w:tmpl w:val="7F30FC4A"/>
@@ -7646,7 +8120,7 @@
       </w:rPr>
     </w:lvl>
   </w:abstractNum>
-  <w:abstractNum w:abstractNumId="20">
+  <w:abstractNum w:abstractNumId="24">
     <w:nsid w:val="62244DEA"/>
     <w:multiLevelType w:val="multilevel"/>
     <w:tmpl w:val="80D023D4"/>
@@ -7795,7 +8269,7 @@
       </w:rPr>
     </w:lvl>
   </w:abstractNum>
-  <w:abstractNum w:abstractNumId="21">
+  <w:abstractNum w:abstractNumId="25">
     <w:nsid w:val="68FD0670"/>
     <w:multiLevelType w:val="hybridMultilevel"/>
     <w:tmpl w:val="5ECE7CC4"/>
@@ -7908,7 +8382,234 @@
       </w:rPr>
     </w:lvl>
   </w:abstractNum>
-  <w:abstractNum w:abstractNumId="22">
+  <w:abstractNum w:abstractNumId="26">
+    <w:nsid w:val="6F461811"/>
+    <w:multiLevelType w:val="hybridMultilevel"/>
+    <w:tmpl w:val="4EB85CE6"/>
+    <w:lvl w:ilvl="0" w:tplc="59904840">
+      <w:start w:val="1"/>
+      <w:numFmt w:val="bullet"/>
+      <w:lvlText w:val="-"/>
+      <w:lvlJc w:val="left"/>
+      <w:pPr>
+        <w:ind w:left="360" w:hanging="360"/>
+      </w:pPr>
+      <w:rPr>
+        <w:rFonts w:ascii="Yu Gothic" w:eastAsia="Yu Gothic" w:hAnsi="Yu Gothic" w:hint="eastAsia"/>
+        <w:sz w:val="22"/>
+      </w:rPr>
+    </w:lvl>
+    <w:lvl w:ilvl="1" w:tplc="04090003" w:tentative="1">
+      <w:start w:val="1"/>
+      <w:numFmt w:val="bullet"/>
+      <w:lvlText w:val="o"/>
+      <w:lvlJc w:val="left"/>
+      <w:pPr>
+        <w:ind w:left="1080" w:hanging="360"/>
+      </w:pPr>
+      <w:rPr>
+        <w:rFonts w:ascii="Courier New" w:hAnsi="Courier New" w:cs="Courier New" w:hint="default"/>
+      </w:rPr>
+    </w:lvl>
+    <w:lvl w:ilvl="2" w:tplc="04090005" w:tentative="1">
+      <w:start w:val="1"/>
+      <w:numFmt w:val="bullet"/>
+      <w:lvlText w:val=""/>
+      <w:lvlJc w:val="left"/>
+      <w:pPr>
+        <w:ind w:left="1800" w:hanging="360"/>
+      </w:pPr>
+      <w:rPr>
+        <w:rFonts w:ascii="Wingdings" w:hAnsi="Wingdings" w:hint="default"/>
+      </w:rPr>
+    </w:lvl>
+    <w:lvl w:ilvl="3" w:tplc="04090001" w:tentative="1">
+      <w:start w:val="1"/>
+      <w:numFmt w:val="bullet"/>
+      <w:lvlText w:val=""/>
+      <w:lvlJc w:val="left"/>
+      <w:pPr>
+        <w:ind w:left="2520" w:hanging="360"/>
+      </w:pPr>
+      <w:rPr>
+        <w:rFonts w:ascii="Symbol" w:hAnsi="Symbol" w:hint="default"/>
+      </w:rPr>
+    </w:lvl>
+    <w:lvl w:ilvl="4" w:tplc="04090003" w:tentative="1">
+      <w:start w:val="1"/>
+      <w:numFmt w:val="bullet"/>
+      <w:lvlText w:val="o"/>
+      <w:lvlJc w:val="left"/>
+      <w:pPr>
+        <w:ind w:left="3240" w:hanging="360"/>
+      </w:pPr>
+      <w:rPr>
+        <w:rFonts w:ascii="Courier New" w:hAnsi="Courier New" w:cs="Courier New" w:hint="default"/>
+      </w:rPr>
+    </w:lvl>
+    <w:lvl w:ilvl="5" w:tplc="04090005" w:tentative="1">
+      <w:start w:val="1"/>
+      <w:numFmt w:val="bullet"/>
+      <w:lvlText w:val=""/>
+      <w:lvlJc w:val="left"/>
+      <w:pPr>
+        <w:ind w:left="3960" w:hanging="360"/>
+      </w:pPr>
+      <w:rPr>
+        <w:rFonts w:ascii="Wingdings" w:hAnsi="Wingdings" w:hint="default"/>
+      </w:rPr>
+    </w:lvl>
+    <w:lvl w:ilvl="6" w:tplc="04090001" w:tentative="1">
+      <w:start w:val="1"/>
+      <w:numFmt w:val="bullet"/>
+      <w:lvlText w:val=""/>
+      <w:lvlJc w:val="left"/>
+      <w:pPr>
+        <w:ind w:left="4680" w:hanging="360"/>
+      </w:pPr>
+      <w:rPr>
+        <w:rFonts w:ascii="Symbol" w:hAnsi="Symbol" w:hint="default"/>
+      </w:rPr>
+    </w:lvl>
+    <w:lvl w:ilvl="7" w:tplc="04090003" w:tentative="1">
+      <w:start w:val="1"/>
+      <w:numFmt w:val="bullet"/>
+      <w:lvlText w:val="o"/>
+      <w:lvlJc w:val="left"/>
+      <w:pPr>
+        <w:ind w:left="5400" w:hanging="360"/>
+      </w:pPr>
+      <w:rPr>
+        <w:rFonts w:ascii="Courier New" w:hAnsi="Courier New" w:cs="Courier New" w:hint="default"/>
+      </w:rPr>
+    </w:lvl>
+    <w:lvl w:ilvl="8" w:tplc="04090005" w:tentative="1">
+      <w:start w:val="1"/>
+      <w:numFmt w:val="bullet"/>
+      <w:lvlText w:val=""/>
+      <w:lvlJc w:val="left"/>
+      <w:pPr>
+        <w:ind w:left="6120" w:hanging="360"/>
+      </w:pPr>
+      <w:rPr>
+        <w:rFonts w:ascii="Wingdings" w:hAnsi="Wingdings" w:hint="default"/>
+      </w:rPr>
+    </w:lvl>
+  </w:abstractNum>
+  <w:abstractNum w:abstractNumId="27">
+    <w:nsid w:val="707059DC"/>
+    <w:multiLevelType w:val="hybridMultilevel"/>
+    <w:tmpl w:val="95BA6DE4"/>
+    <w:lvl w:ilvl="0" w:tplc="D320F798">
+      <w:start w:val="1"/>
+      <w:numFmt w:val="bullet"/>
+      <w:lvlText w:val="-"/>
+      <w:lvlJc w:val="left"/>
+      <w:pPr>
+        <w:ind w:left="360" w:hanging="360"/>
+      </w:pPr>
+      <w:rPr>
+        <w:rFonts w:ascii="Yu Gothic" w:eastAsia="Yu Gothic" w:hAnsi="Yu Gothic" w:hint="eastAsia"/>
+      </w:rPr>
+    </w:lvl>
+    <w:lvl w:ilvl="1" w:tplc="04090003" w:tentative="1">
+      <w:start w:val="1"/>
+      <w:numFmt w:val="bullet"/>
+      <w:lvlText w:val="o"/>
+      <w:lvlJc w:val="left"/>
+      <w:pPr>
+        <w:ind w:left="1080" w:hanging="360"/>
+      </w:pPr>
+      <w:rPr>
+        <w:rFonts w:ascii="Courier New" w:hAnsi="Courier New" w:cs="Courier New" w:hint="default"/>
+      </w:rPr>
+    </w:lvl>
+    <w:lvl w:ilvl="2" w:tplc="04090005" w:tentative="1">
+      <w:start w:val="1"/>
+      <w:numFmt w:val="bullet"/>
+      <w:lvlText w:val=""/>
+      <w:lvlJc w:val="left"/>
+      <w:pPr>
+        <w:ind w:left="1800" w:hanging="360"/>
+      </w:pPr>
+      <w:rPr>
+        <w:rFonts w:ascii="Wingdings" w:hAnsi="Wingdings" w:hint="default"/>
+      </w:rPr>
+    </w:lvl>
+    <w:lvl w:ilvl="3" w:tplc="04090001" w:tentative="1">
+      <w:start w:val="1"/>
+      <w:numFmt w:val="bullet"/>
+      <w:lvlText w:val=""/>
+      <w:lvlJc w:val="left"/>
+      <w:pPr>
+        <w:ind w:left="2520" w:hanging="360"/>
+      </w:pPr>
+      <w:rPr>
+        <w:rFonts w:ascii="Symbol" w:hAnsi="Symbol" w:hint="default"/>
+      </w:rPr>
+    </w:lvl>
+    <w:lvl w:ilvl="4" w:tplc="04090003" w:tentative="1">
+      <w:start w:val="1"/>
+      <w:numFmt w:val="bullet"/>
+      <w:lvlText w:val="o"/>
+      <w:lvlJc w:val="left"/>
+      <w:pPr>
+        <w:ind w:left="3240" w:hanging="360"/>
+      </w:pPr>
+      <w:rPr>
+        <w:rFonts w:ascii="Courier New" w:hAnsi="Courier New" w:cs="Courier New" w:hint="default"/>
+      </w:rPr>
+    </w:lvl>
+    <w:lvl w:ilvl="5" w:tplc="04090005" w:tentative="1">
+      <w:start w:val="1"/>
+      <w:numFmt w:val="bullet"/>
+      <w:lvlText w:val=""/>
+      <w:lvlJc w:val="left"/>
+      <w:pPr>
+        <w:ind w:left="3960" w:hanging="360"/>
+      </w:pPr>
+      <w:rPr>
+        <w:rFonts w:ascii="Wingdings" w:hAnsi="Wingdings" w:hint="default"/>
+      </w:rPr>
+    </w:lvl>
+    <w:lvl w:ilvl="6" w:tplc="04090001" w:tentative="1">
+      <w:start w:val="1"/>
+      <w:numFmt w:val="bullet"/>
+      <w:lvlText w:val=""/>
+      <w:lvlJc w:val="left"/>
+      <w:pPr>
+        <w:ind w:left="4680" w:hanging="360"/>
+      </w:pPr>
+      <w:rPr>
+        <w:rFonts w:ascii="Symbol" w:hAnsi="Symbol" w:hint="default"/>
+      </w:rPr>
+    </w:lvl>
+    <w:lvl w:ilvl="7" w:tplc="04090003" w:tentative="1">
+      <w:start w:val="1"/>
+      <w:numFmt w:val="bullet"/>
+      <w:lvlText w:val="o"/>
+      <w:lvlJc w:val="left"/>
+      <w:pPr>
+        <w:ind w:left="5400" w:hanging="360"/>
+      </w:pPr>
+      <w:rPr>
+        <w:rFonts w:ascii="Courier New" w:hAnsi="Courier New" w:cs="Courier New" w:hint="default"/>
+      </w:rPr>
+    </w:lvl>
+    <w:lvl w:ilvl="8" w:tplc="04090005" w:tentative="1">
+      <w:start w:val="1"/>
+      <w:numFmt w:val="bullet"/>
+      <w:lvlText w:val=""/>
+      <w:lvlJc w:val="left"/>
+      <w:pPr>
+        <w:ind w:left="6120" w:hanging="360"/>
+      </w:pPr>
+      <w:rPr>
+        <w:rFonts w:ascii="Wingdings" w:hAnsi="Wingdings" w:hint="default"/>
+      </w:rPr>
+    </w:lvl>
+  </w:abstractNum>
+  <w:abstractNum w:abstractNumId="28">
     <w:nsid w:val="731E28F8"/>
     <w:multiLevelType w:val="multilevel"/>
     <w:tmpl w:val="D7D6BD3A"/>
@@ -8057,7 +8758,7 @@
       </w:rPr>
     </w:lvl>
   </w:abstractNum>
-  <w:abstractNum w:abstractNumId="23">
+  <w:abstractNum w:abstractNumId="29">
     <w:nsid w:val="79A32929"/>
     <w:multiLevelType w:val="multilevel"/>
     <w:tmpl w:val="74CAE3A8"/>
@@ -8206,7 +8907,121 @@
       </w:rPr>
     </w:lvl>
   </w:abstractNum>
-  <w:abstractNum w:abstractNumId="24">
+  <w:abstractNum w:abstractNumId="30">
+    <w:nsid w:val="7A944ADF"/>
+    <w:multiLevelType w:val="hybridMultilevel"/>
+    <w:tmpl w:val="23BA1E6E"/>
+    <w:lvl w:ilvl="0" w:tplc="C576D9BC">
+      <w:start w:val="1"/>
+      <w:numFmt w:val="bullet"/>
+      <w:lvlText w:val="-"/>
+      <w:lvlJc w:val="left"/>
+      <w:pPr>
+        <w:ind w:left="360" w:hanging="360"/>
+      </w:pPr>
+      <w:rPr>
+        <w:rFonts w:ascii="Yu Gothic" w:eastAsia="Yu Gothic" w:hAnsi="Yu Gothic" w:hint="eastAsia"/>
+        <w:sz w:val="22"/>
+      </w:rPr>
+    </w:lvl>
+    <w:lvl w:ilvl="1" w:tplc="04090003" w:tentative="1">
+      <w:start w:val="1"/>
+      <w:numFmt w:val="bullet"/>
+      <w:lvlText w:val="o"/>
+      <w:lvlJc w:val="left"/>
+      <w:pPr>
+        <w:ind w:left="1080" w:hanging="360"/>
+      </w:pPr>
+      <w:rPr>
+        <w:rFonts w:ascii="Courier New" w:hAnsi="Courier New" w:cs="Courier New" w:hint="default"/>
+      </w:rPr>
+    </w:lvl>
+    <w:lvl w:ilvl="2" w:tplc="04090005" w:tentative="1">
+      <w:start w:val="1"/>
+      <w:numFmt w:val="bullet"/>
+      <w:lvlText w:val=""/>
+      <w:lvlJc w:val="left"/>
+      <w:pPr>
+        <w:ind w:left="1800" w:hanging="360"/>
+      </w:pPr>
+      <w:rPr>
+        <w:rFonts w:ascii="Wingdings" w:hAnsi="Wingdings" w:hint="default"/>
+      </w:rPr>
+    </w:lvl>
+    <w:lvl w:ilvl="3" w:tplc="04090001" w:tentative="1">
+      <w:start w:val="1"/>
+      <w:numFmt w:val="bullet"/>
+      <w:lvlText w:val=""/>
+      <w:lvlJc w:val="left"/>
+      <w:pPr>
+        <w:ind w:left="2520" w:hanging="360"/>
+      </w:pPr>
+      <w:rPr>
+        <w:rFonts w:ascii="Symbol" w:hAnsi="Symbol" w:hint="default"/>
+      </w:rPr>
+    </w:lvl>
+    <w:lvl w:ilvl="4" w:tplc="04090003" w:tentative="1">
+      <w:start w:val="1"/>
+      <w:numFmt w:val="bullet"/>
+      <w:lvlText w:val="o"/>
+      <w:lvlJc w:val="left"/>
+      <w:pPr>
+        <w:ind w:left="3240" w:hanging="360"/>
+      </w:pPr>
+      <w:rPr>
+        <w:rFonts w:ascii="Courier New" w:hAnsi="Courier New" w:cs="Courier New" w:hint="default"/>
+      </w:rPr>
+    </w:lvl>
+    <w:lvl w:ilvl="5" w:tplc="04090005" w:tentative="1">
+      <w:start w:val="1"/>
+      <w:numFmt w:val="bullet"/>
+      <w:lvlText w:val=""/>
+      <w:lvlJc w:val="left"/>
+      <w:pPr>
+        <w:ind w:left="3960" w:hanging="360"/>
+      </w:pPr>
+      <w:rPr>
+        <w:rFonts w:ascii="Wingdings" w:hAnsi="Wingdings" w:hint="default"/>
+      </w:rPr>
+    </w:lvl>
+    <w:lvl w:ilvl="6" w:tplc="04090001" w:tentative="1">
+      <w:start w:val="1"/>
+      <w:numFmt w:val="bullet"/>
+      <w:lvlText w:val=""/>
+      <w:lvlJc w:val="left"/>
+      <w:pPr>
+        <w:ind w:left="4680" w:hanging="360"/>
+      </w:pPr>
+      <w:rPr>
+        <w:rFonts w:ascii="Symbol" w:hAnsi="Symbol" w:hint="default"/>
+      </w:rPr>
+    </w:lvl>
+    <w:lvl w:ilvl="7" w:tplc="04090003" w:tentative="1">
+      <w:start w:val="1"/>
+      <w:numFmt w:val="bullet"/>
+      <w:lvlText w:val="o"/>
+      <w:lvlJc w:val="left"/>
+      <w:pPr>
+        <w:ind w:left="5400" w:hanging="360"/>
+      </w:pPr>
+      <w:rPr>
+        <w:rFonts w:ascii="Courier New" w:hAnsi="Courier New" w:cs="Courier New" w:hint="default"/>
+      </w:rPr>
+    </w:lvl>
+    <w:lvl w:ilvl="8" w:tplc="04090005" w:tentative="1">
+      <w:start w:val="1"/>
+      <w:numFmt w:val="bullet"/>
+      <w:lvlText w:val=""/>
+      <w:lvlJc w:val="left"/>
+      <w:pPr>
+        <w:ind w:left="6120" w:hanging="360"/>
+      </w:pPr>
+      <w:rPr>
+        <w:rFonts w:ascii="Wingdings" w:hAnsi="Wingdings" w:hint="default"/>
+      </w:rPr>
+    </w:lvl>
+  </w:abstractNum>
+  <w:abstractNum w:abstractNumId="31">
     <w:nsid w:val="7C6C1F3D"/>
     <w:multiLevelType w:val="multilevel"/>
     <w:tmpl w:val="28688312"/>
@@ -8355,7 +9170,7 @@
       </w:rPr>
     </w:lvl>
   </w:abstractNum>
-  <w:abstractNum w:abstractNumId="25">
+  <w:abstractNum w:abstractNumId="32">
     <w:nsid w:val="7E357923"/>
     <w:multiLevelType w:val="hybridMultilevel"/>
     <w:tmpl w:val="F306F880"/>
@@ -8469,85 +9284,106 @@
     </w:lvl>
   </w:abstractNum>
   <w:num w:numId="1">
-    <w:abstractNumId w:val="8"/>
+    <w:abstractNumId w:val="9"/>
     <w:lvlOverride w:ilvl="0">
       <w:startOverride w:val="1"/>
     </w:lvlOverride>
   </w:num>
   <w:num w:numId="2">
-    <w:abstractNumId w:val="21"/>
+    <w:abstractNumId w:val="25"/>
   </w:num>
   <w:num w:numId="3">
+    <w:abstractNumId w:val="22"/>
+  </w:num>
+  <w:num w:numId="4">
     <w:abstractNumId w:val="18"/>
   </w:num>
-  <w:num w:numId="4">
-    <w:abstractNumId w:val="15"/>
-  </w:num>
   <w:num w:numId="5">
-    <w:abstractNumId w:val="6"/>
+    <w:abstractNumId w:val="7"/>
   </w:num>
   <w:num w:numId="6">
-    <w:abstractNumId w:val="14"/>
+    <w:abstractNumId w:val="17"/>
   </w:num>
   <w:num w:numId="7">
     <w:abstractNumId w:val="2"/>
   </w:num>
   <w:num w:numId="8">
-    <w:abstractNumId w:val="11"/>
+    <w:abstractNumId w:val="13"/>
   </w:num>
   <w:num w:numId="9">
     <w:abstractNumId w:val="1"/>
   </w:num>
   <w:num w:numId="10">
-    <w:abstractNumId w:val="9"/>
+    <w:abstractNumId w:val="11"/>
   </w:num>
   <w:num w:numId="11">
-    <w:abstractNumId w:val="16"/>
+    <w:abstractNumId w:val="19"/>
   </w:num>
   <w:num w:numId="12">
-    <w:abstractNumId w:val="12"/>
+    <w:abstractNumId w:val="15"/>
   </w:num>
   <w:num w:numId="13">
+    <w:abstractNumId w:val="29"/>
+  </w:num>
+  <w:num w:numId="14">
     <w:abstractNumId w:val="23"/>
   </w:num>
-  <w:num w:numId="14">
-    <w:abstractNumId w:val="19"/>
-  </w:num>
   <w:num w:numId="15">
-    <w:abstractNumId w:val="20"/>
+    <w:abstractNumId w:val="24"/>
   </w:num>
   <w:num w:numId="16">
-    <w:abstractNumId w:val="7"/>
+    <w:abstractNumId w:val="8"/>
   </w:num>
   <w:num w:numId="17">
     <w:abstractNumId w:val="0"/>
   </w:num>
   <w:num w:numId="18">
-    <w:abstractNumId w:val="17"/>
+    <w:abstractNumId w:val="20"/>
   </w:num>
   <w:num w:numId="19">
-    <w:abstractNumId w:val="25"/>
+    <w:abstractNumId w:val="32"/>
   </w:num>
   <w:num w:numId="20">
-    <w:abstractNumId w:val="13"/>
+    <w:abstractNumId w:val="16"/>
   </w:num>
   <w:num w:numId="21">
     <w:abstractNumId w:val="3"/>
   </w:num>
   <w:num w:numId="22">
-    <w:abstractNumId w:val="10"/>
+    <w:abstractNumId w:val="12"/>
   </w:num>
   <w:num w:numId="23">
     <w:abstractNumId w:val="4"/>
   </w:num>
   <w:num w:numId="24">
-    <w:abstractNumId w:val="22"/>
+    <w:abstractNumId w:val="28"/>
   </w:num>
   <w:num w:numId="25">
-    <w:abstractNumId w:val="24"/>
+    <w:abstractNumId w:val="31"/>
   </w:num>
   <w:num w:numId="26">
+    <w:abstractNumId w:val="6"/>
+  </w:num>
+  <w:num w:numId="27">
+    <w:abstractNumId w:val="27"/>
+  </w:num>
+  <w:num w:numId="28">
+    <w:abstractNumId w:val="26"/>
+  </w:num>
+  <w:num w:numId="29">
+    <w:abstractNumId w:val="10"/>
+  </w:num>
+  <w:num w:numId="30">
+    <w:abstractNumId w:val="30"/>
+  </w:num>
+  <w:num w:numId="31">
+    <w:abstractNumId w:val="14"/>
+  </w:num>
+  <w:num w:numId="32">
     <w:abstractNumId w:val="5"/>
+  </w:num>
+  <w:num w:numId="33">
+    <w:abstractNumId w:val="21"/>
   </w:num>
 </w:numbering>
 </file>

--- a/William/Rust/William_Jackson.docx
+++ b/William/Rust/William_Jackson.docx
@@ -105,7 +105,6 @@
             <w:pPr>
               <w:jc w:val="center"/>
             </w:pPr>
-            <w:bookmarkStart w:id="0" w:name="_GoBack"/>
             <w:r>
               <w:rPr>
                 <w:rFonts w:ascii="Arial" w:eastAsia="Arial" w:hAnsi="Arial" w:cs="Arial"/>
@@ -113,62 +112,9 @@
                 <w:sz w:val="17"/>
                 <w:szCs w:val="17"/>
               </w:rPr>
-              <w:t xml:space="preserve">Wellington, Nevada, United States | </w:t>
+              <w:t>Wellington, Nevada, United States | +1 (786) 949-7561| williamjdev@outlook.com | linkedin.com/in/william-jackson-40036a3ba</w:t>
             </w:r>
-            <w:r>
-              <w:rPr>
-                <w:rFonts w:ascii="Arial" w:eastAsia="Arial" w:hAnsi="Arial" w:cs="Arial"/>
-                <w:color w:val="FFFFFF"/>
-                <w:sz w:val="17"/>
-                <w:szCs w:val="17"/>
-              </w:rPr>
-              <w:t>+1 (786) 949-7561</w:t>
-            </w:r>
-            <w:r>
-              <w:rPr>
-                <w:rFonts w:ascii="Arial" w:eastAsia="Arial" w:hAnsi="Arial" w:cs="Arial"/>
-                <w:color w:val="FFFFFF"/>
-                <w:sz w:val="17"/>
-                <w:szCs w:val="17"/>
-              </w:rPr>
-              <w:t xml:space="preserve">| </w:t>
-            </w:r>
-            <w:r>
-              <w:rPr>
-                <w:rFonts w:ascii="Arial" w:eastAsia="Arial" w:hAnsi="Arial" w:cs="Arial"/>
-                <w:color w:val="FFFFFF"/>
-                <w:sz w:val="17"/>
-                <w:szCs w:val="17"/>
-              </w:rPr>
-              <w:t>williamjackson.pro@outlook.com</w:t>
-            </w:r>
-            <w:r>
-              <w:rPr>
-                <w:rFonts w:ascii="Arial" w:eastAsia="Arial" w:hAnsi="Arial" w:cs="Arial"/>
-                <w:color w:val="FFFFFF"/>
-                <w:sz w:val="17"/>
-                <w:szCs w:val="17"/>
-              </w:rPr>
-              <w:t xml:space="preserve"> | </w:t>
-            </w:r>
-            <w:r>
-              <w:rPr>
-                <w:rFonts w:ascii="Arial" w:eastAsia="Arial" w:hAnsi="Arial" w:cs="Arial"/>
-                <w:color w:val="FFFFFF"/>
-                <w:sz w:val="17"/>
-                <w:szCs w:val="17"/>
-              </w:rPr>
-              <w:t>linkedin.com/in/william-jackson-</w:t>
-            </w:r>
-            <w:r>
-              <w:rPr>
-                <w:rFonts w:ascii="Arial" w:eastAsia="Arial" w:hAnsi="Arial" w:cs="Arial"/>
-                <w:color w:val="FFFFFF"/>
-                <w:sz w:val="17"/>
-                <w:szCs w:val="17"/>
-              </w:rPr>
-              <w:t>75b9343b6</w:t>
-            </w:r>
+            <w:bookmarkStart w:id="0" w:name="_GoBack"/>
             <w:bookmarkEnd w:id="0"/>
           </w:p>
         </w:tc>

--- a/William/Rust/William_Jackson.docx
+++ b/William/Rust/William_Jackson.docx
@@ -114,8 +114,6 @@
               </w:rPr>
               <w:t>Wellington, Nevada, United States | +1 (786) 949-7561| williamjdev@outlook.com | linkedin.com/in/william-jackson-40036a3ba</w:t>
             </w:r>
-            <w:bookmarkStart w:id="0" w:name="_GoBack"/>
-            <w:bookmarkEnd w:id="0"/>
           </w:p>
         </w:tc>
       </w:tr>
@@ -1048,6 +1046,51 @@
         </w:rPr>
         <w:t xml:space="preserve"> </w:t>
       </w:r>
+      <w:r>
+        <w:rPr>
+          <w:rStyle w:val="Strong"/>
+          <w:b w:val="0"/>
+          <w:sz w:val="22"/>
+        </w:rPr>
+        <w:t>PostgreSQL</w:t>
+      </w:r>
+      <w:r>
+        <w:rPr>
+          <w:b/>
+          <w:sz w:val="22"/>
+        </w:rPr>
+        <w:t xml:space="preserve">, </w:t>
+      </w:r>
+      <w:r>
+        <w:rPr>
+          <w:rStyle w:val="Strong"/>
+          <w:b w:val="0"/>
+          <w:sz w:val="22"/>
+        </w:rPr>
+        <w:t>MySQL</w:t>
+      </w:r>
+      <w:r>
+        <w:rPr>
+          <w:b/>
+          <w:sz w:val="22"/>
+        </w:rPr>
+        <w:t xml:space="preserve">, </w:t>
+      </w:r>
+      <w:r>
+        <w:rPr>
+          <w:rStyle w:val="Strong"/>
+          <w:b w:val="0"/>
+          <w:sz w:val="22"/>
+        </w:rPr>
+        <w:t>SQL Server</w:t>
+      </w:r>
+      <w:r>
+        <w:rPr>
+          <w:b/>
+          <w:sz w:val="22"/>
+        </w:rPr>
+        <w:t xml:space="preserve">, </w:t>
+      </w:r>
       <w:proofErr w:type="spellStart"/>
       <w:r>
         <w:rPr>
@@ -1055,7 +1098,7 @@
           <w:b w:val="0"/>
           <w:sz w:val="22"/>
         </w:rPr>
-        <w:t>PostgreSQL</w:t>
+        <w:t>Redis</w:t>
       </w:r>
       <w:proofErr w:type="spellEnd"/>
       <w:r>
@@ -1071,57 +1114,8 @@
           <w:b w:val="0"/>
           <w:sz w:val="22"/>
         </w:rPr>
-        <w:t>MySQL</w:t>
-      </w:r>
-      <w:r>
-        <w:rPr>
-          <w:b/>
-          <w:sz w:val="22"/>
-        </w:rPr>
-        <w:t xml:space="preserve">, </w:t>
-      </w:r>
-      <w:r>
-        <w:rPr>
-          <w:rStyle w:val="Strong"/>
-          <w:b w:val="0"/>
-          <w:sz w:val="22"/>
-        </w:rPr>
-        <w:t>SQL Server</w:t>
-      </w:r>
-      <w:r>
-        <w:rPr>
-          <w:b/>
-          <w:sz w:val="22"/>
-        </w:rPr>
-        <w:t xml:space="preserve">, </w:t>
-      </w:r>
-      <w:proofErr w:type="spellStart"/>
-      <w:r>
-        <w:rPr>
-          <w:rStyle w:val="Strong"/>
-          <w:b w:val="0"/>
-          <w:sz w:val="22"/>
-        </w:rPr>
-        <w:t>Redis</w:t>
-      </w:r>
-      <w:proofErr w:type="spellEnd"/>
-      <w:r>
-        <w:rPr>
-          <w:b/>
-          <w:sz w:val="22"/>
-        </w:rPr>
-        <w:t xml:space="preserve">, </w:t>
-      </w:r>
-      <w:proofErr w:type="spellStart"/>
-      <w:r>
-        <w:rPr>
-          <w:rStyle w:val="Strong"/>
-          <w:b w:val="0"/>
-          <w:sz w:val="22"/>
-        </w:rPr>
         <w:t>MongoDB</w:t>
       </w:r>
-      <w:proofErr w:type="spellEnd"/>
       <w:r>
         <w:rPr>
           <w:b/>
@@ -1270,37 +1264,239 @@
           <w:rStyle w:val="Strong"/>
           <w:sz w:val="22"/>
         </w:rPr>
-        <w:t xml:space="preserve">Cloud &amp; </w:t>
+        <w:t>Cloud &amp; DevOps —</w:t>
+      </w:r>
+      <w:r>
+        <w:rPr>
+          <w:sz w:val="22"/>
+        </w:rPr>
+        <w:t xml:space="preserve"> </w:t>
+      </w:r>
+      <w:r>
+        <w:rPr>
+          <w:rStyle w:val="Strong"/>
+          <w:b w:val="0"/>
+          <w:sz w:val="22"/>
+        </w:rPr>
+        <w:t>AWS</w:t>
+      </w:r>
+      <w:r>
+        <w:rPr>
+          <w:b/>
+          <w:sz w:val="22"/>
+        </w:rPr>
+        <w:t xml:space="preserve">: </w:t>
+      </w:r>
+      <w:r>
+        <w:rPr>
+          <w:rStyle w:val="Strong"/>
+          <w:b w:val="0"/>
+          <w:sz w:val="22"/>
+        </w:rPr>
+        <w:t>EKS</w:t>
+      </w:r>
+      <w:r>
+        <w:rPr>
+          <w:b/>
+          <w:sz w:val="22"/>
+        </w:rPr>
+        <w:t xml:space="preserve">, </w:t>
+      </w:r>
+      <w:r>
+        <w:rPr>
+          <w:rStyle w:val="Strong"/>
+          <w:b w:val="0"/>
+          <w:sz w:val="22"/>
+        </w:rPr>
+        <w:t>ECS</w:t>
+      </w:r>
+      <w:r>
+        <w:rPr>
+          <w:b/>
+          <w:sz w:val="22"/>
+        </w:rPr>
+        <w:t xml:space="preserve">, </w:t>
+      </w:r>
+      <w:r>
+        <w:rPr>
+          <w:rStyle w:val="Strong"/>
+          <w:b w:val="0"/>
+          <w:sz w:val="22"/>
+        </w:rPr>
+        <w:t>EC2</w:t>
+      </w:r>
+      <w:r>
+        <w:rPr>
+          <w:b/>
+          <w:sz w:val="22"/>
+        </w:rPr>
+        <w:t xml:space="preserve">, </w:t>
+      </w:r>
+      <w:r>
+        <w:rPr>
+          <w:rStyle w:val="Strong"/>
+          <w:b w:val="0"/>
+          <w:sz w:val="22"/>
+        </w:rPr>
+        <w:t>Lambda</w:t>
+      </w:r>
+      <w:r>
+        <w:rPr>
+          <w:b/>
+          <w:sz w:val="22"/>
+        </w:rPr>
+        <w:t xml:space="preserve">, </w:t>
+      </w:r>
+      <w:r>
+        <w:rPr>
+          <w:rStyle w:val="Strong"/>
+          <w:b w:val="0"/>
+          <w:sz w:val="22"/>
+        </w:rPr>
+        <w:t>API Gateway</w:t>
+      </w:r>
+      <w:r>
+        <w:rPr>
+          <w:b/>
+          <w:sz w:val="22"/>
+        </w:rPr>
+        <w:t xml:space="preserve">, </w:t>
+      </w:r>
+      <w:r>
+        <w:rPr>
+          <w:rStyle w:val="Strong"/>
+          <w:b w:val="0"/>
+          <w:sz w:val="22"/>
+        </w:rPr>
+        <w:t>S3</w:t>
+      </w:r>
+      <w:r>
+        <w:rPr>
+          <w:b/>
+          <w:sz w:val="22"/>
+        </w:rPr>
+        <w:t xml:space="preserve">, </w:t>
       </w:r>
       <w:proofErr w:type="spellStart"/>
       <w:r>
         <w:rPr>
           <w:rStyle w:val="Strong"/>
-          <w:sz w:val="22"/>
-        </w:rPr>
-        <w:t>DevOps</w:t>
+          <w:b w:val="0"/>
+          <w:sz w:val="22"/>
+        </w:rPr>
+        <w:t>CloudFront</w:t>
       </w:r>
       <w:proofErr w:type="spellEnd"/>
       <w:r>
         <w:rPr>
-          <w:rStyle w:val="Strong"/>
-          <w:sz w:val="22"/>
-        </w:rPr>
-        <w:t xml:space="preserve"> —</w:t>
-      </w:r>
-      <w:r>
-        <w:rPr>
-          <w:sz w:val="22"/>
-        </w:rPr>
-        <w:t xml:space="preserve"> </w:t>
-      </w:r>
-      <w:r>
-        <w:rPr>
-          <w:rStyle w:val="Strong"/>
-          <w:b w:val="0"/>
-          <w:sz w:val="22"/>
-        </w:rPr>
-        <w:t>AWS</w:t>
+          <w:b/>
+          <w:sz w:val="22"/>
+        </w:rPr>
+        <w:t xml:space="preserve">, </w:t>
+      </w:r>
+      <w:r>
+        <w:rPr>
+          <w:rStyle w:val="Strong"/>
+          <w:b w:val="0"/>
+          <w:sz w:val="22"/>
+        </w:rPr>
+        <w:t>RDS</w:t>
+      </w:r>
+      <w:r>
+        <w:rPr>
+          <w:b/>
+          <w:sz w:val="22"/>
+        </w:rPr>
+        <w:t xml:space="preserve">, </w:t>
+      </w:r>
+      <w:proofErr w:type="spellStart"/>
+      <w:r>
+        <w:rPr>
+          <w:rStyle w:val="Strong"/>
+          <w:b w:val="0"/>
+          <w:sz w:val="22"/>
+        </w:rPr>
+        <w:t>DynamoDB</w:t>
+      </w:r>
+      <w:proofErr w:type="spellEnd"/>
+      <w:r>
+        <w:rPr>
+          <w:b/>
+          <w:sz w:val="22"/>
+        </w:rPr>
+        <w:t xml:space="preserve">, </w:t>
+      </w:r>
+      <w:proofErr w:type="spellStart"/>
+      <w:r>
+        <w:rPr>
+          <w:rStyle w:val="Strong"/>
+          <w:b w:val="0"/>
+          <w:sz w:val="22"/>
+        </w:rPr>
+        <w:t>ElastiCache</w:t>
+      </w:r>
+      <w:proofErr w:type="spellEnd"/>
+      <w:r>
+        <w:rPr>
+          <w:b/>
+          <w:sz w:val="22"/>
+        </w:rPr>
+        <w:t xml:space="preserve">, </w:t>
+      </w:r>
+      <w:proofErr w:type="spellStart"/>
+      <w:r>
+        <w:rPr>
+          <w:rStyle w:val="Strong"/>
+          <w:b w:val="0"/>
+          <w:sz w:val="22"/>
+        </w:rPr>
+        <w:t>EventBridge</w:t>
+      </w:r>
+      <w:proofErr w:type="spellEnd"/>
+      <w:r>
+        <w:rPr>
+          <w:b/>
+          <w:sz w:val="22"/>
+        </w:rPr>
+        <w:t xml:space="preserve">, </w:t>
+      </w:r>
+      <w:r>
+        <w:rPr>
+          <w:rStyle w:val="Strong"/>
+          <w:b w:val="0"/>
+          <w:sz w:val="22"/>
+        </w:rPr>
+        <w:t>Step Functions</w:t>
+      </w:r>
+      <w:r>
+        <w:rPr>
+          <w:b/>
+          <w:sz w:val="22"/>
+        </w:rPr>
+        <w:t xml:space="preserve">, </w:t>
+      </w:r>
+      <w:r>
+        <w:rPr>
+          <w:rStyle w:val="Strong"/>
+          <w:b w:val="0"/>
+          <w:sz w:val="22"/>
+        </w:rPr>
+        <w:t>IAM</w:t>
+      </w:r>
+      <w:r>
+        <w:rPr>
+          <w:b/>
+          <w:sz w:val="22"/>
+        </w:rPr>
+        <w:t xml:space="preserve"> | </w:t>
+      </w:r>
+      <w:r>
+        <w:rPr>
+          <w:rStyle w:val="Strong"/>
+          <w:b w:val="0"/>
+          <w:sz w:val="22"/>
+        </w:rPr>
+        <w:t>Azure</w:t>
       </w:r>
       <w:r>
         <w:rPr>
@@ -1315,82 +1511,157 @@
           <w:b w:val="0"/>
           <w:sz w:val="22"/>
         </w:rPr>
-        <w:t>EKS</w:t>
-      </w:r>
-      <w:r>
-        <w:rPr>
-          <w:b/>
-          <w:sz w:val="22"/>
-        </w:rPr>
-        <w:t xml:space="preserve">, </w:t>
-      </w:r>
-      <w:r>
-        <w:rPr>
-          <w:rStyle w:val="Strong"/>
-          <w:b w:val="0"/>
-          <w:sz w:val="22"/>
-        </w:rPr>
-        <w:t>ECS</w:t>
-      </w:r>
-      <w:r>
-        <w:rPr>
-          <w:b/>
-          <w:sz w:val="22"/>
-        </w:rPr>
-        <w:t xml:space="preserve">, </w:t>
-      </w:r>
-      <w:r>
-        <w:rPr>
-          <w:rStyle w:val="Strong"/>
-          <w:b w:val="0"/>
-          <w:sz w:val="22"/>
-        </w:rPr>
-        <w:t>EC2</w:t>
-      </w:r>
-      <w:r>
-        <w:rPr>
-          <w:b/>
-          <w:sz w:val="22"/>
-        </w:rPr>
-        <w:t xml:space="preserve">, </w:t>
-      </w:r>
-      <w:r>
-        <w:rPr>
-          <w:rStyle w:val="Strong"/>
-          <w:b w:val="0"/>
-          <w:sz w:val="22"/>
-        </w:rPr>
-        <w:t>Lambda</w:t>
-      </w:r>
-      <w:r>
-        <w:rPr>
-          <w:b/>
-          <w:sz w:val="22"/>
-        </w:rPr>
-        <w:t xml:space="preserve">, </w:t>
-      </w:r>
-      <w:r>
-        <w:rPr>
-          <w:rStyle w:val="Strong"/>
-          <w:b w:val="0"/>
-          <w:sz w:val="22"/>
-        </w:rPr>
-        <w:t>API Gateway</w:t>
-      </w:r>
-      <w:r>
-        <w:rPr>
-          <w:b/>
-          <w:sz w:val="22"/>
-        </w:rPr>
-        <w:t xml:space="preserve">, </w:t>
-      </w:r>
-      <w:r>
-        <w:rPr>
-          <w:rStyle w:val="Strong"/>
-          <w:b w:val="0"/>
-          <w:sz w:val="22"/>
-        </w:rPr>
-        <w:t>S3</w:t>
+        <w:t>AKS</w:t>
+      </w:r>
+      <w:r>
+        <w:rPr>
+          <w:b/>
+          <w:sz w:val="22"/>
+        </w:rPr>
+        <w:t xml:space="preserve">, </w:t>
+      </w:r>
+      <w:r>
+        <w:rPr>
+          <w:rStyle w:val="Strong"/>
+          <w:b w:val="0"/>
+          <w:sz w:val="22"/>
+        </w:rPr>
+        <w:t>App Service</w:t>
+      </w:r>
+      <w:r>
+        <w:rPr>
+          <w:b/>
+          <w:sz w:val="22"/>
+        </w:rPr>
+        <w:t xml:space="preserve">, </w:t>
+      </w:r>
+      <w:r>
+        <w:rPr>
+          <w:rStyle w:val="Strong"/>
+          <w:b w:val="0"/>
+          <w:sz w:val="22"/>
+        </w:rPr>
+        <w:t>Azure SQL</w:t>
+      </w:r>
+      <w:r>
+        <w:rPr>
+          <w:b/>
+          <w:sz w:val="22"/>
+        </w:rPr>
+        <w:t xml:space="preserve">, </w:t>
+      </w:r>
+      <w:r>
+        <w:rPr>
+          <w:rStyle w:val="Strong"/>
+          <w:b w:val="0"/>
+          <w:sz w:val="22"/>
+        </w:rPr>
+        <w:t>Service Bus</w:t>
+      </w:r>
+      <w:r>
+        <w:rPr>
+          <w:b/>
+          <w:sz w:val="22"/>
+        </w:rPr>
+        <w:t xml:space="preserve">, </w:t>
+      </w:r>
+      <w:r>
+        <w:rPr>
+          <w:rStyle w:val="Strong"/>
+          <w:b w:val="0"/>
+          <w:sz w:val="22"/>
+        </w:rPr>
+        <w:t>Key Vault</w:t>
+      </w:r>
+      <w:r>
+        <w:rPr>
+          <w:b/>
+          <w:sz w:val="22"/>
+        </w:rPr>
+        <w:t xml:space="preserve">, </w:t>
+      </w:r>
+      <w:r>
+        <w:rPr>
+          <w:rStyle w:val="Strong"/>
+          <w:b w:val="0"/>
+          <w:sz w:val="22"/>
+        </w:rPr>
+        <w:t>Application Insights</w:t>
+      </w:r>
+      <w:r>
+        <w:rPr>
+          <w:b/>
+          <w:sz w:val="22"/>
+        </w:rPr>
+        <w:t xml:space="preserve"> | </w:t>
+      </w:r>
+      <w:r>
+        <w:rPr>
+          <w:rStyle w:val="Strong"/>
+          <w:b w:val="0"/>
+          <w:sz w:val="22"/>
+        </w:rPr>
+        <w:t>GCP</w:t>
+      </w:r>
+      <w:r>
+        <w:rPr>
+          <w:b/>
+          <w:sz w:val="22"/>
+        </w:rPr>
+        <w:t xml:space="preserve">: </w:t>
+      </w:r>
+      <w:r>
+        <w:rPr>
+          <w:rStyle w:val="Strong"/>
+          <w:b w:val="0"/>
+          <w:sz w:val="22"/>
+        </w:rPr>
+        <w:t>GKE</w:t>
+      </w:r>
+      <w:r>
+        <w:rPr>
+          <w:b/>
+          <w:sz w:val="22"/>
+        </w:rPr>
+        <w:t xml:space="preserve">, </w:t>
+      </w:r>
+      <w:r>
+        <w:rPr>
+          <w:rStyle w:val="Strong"/>
+          <w:b w:val="0"/>
+          <w:sz w:val="22"/>
+        </w:rPr>
+        <w:t>Cloud Run</w:t>
+      </w:r>
+      <w:r>
+        <w:rPr>
+          <w:b/>
+          <w:sz w:val="22"/>
+        </w:rPr>
+        <w:t xml:space="preserve">, </w:t>
+      </w:r>
+      <w:r>
+        <w:rPr>
+          <w:rStyle w:val="Strong"/>
+          <w:b w:val="0"/>
+          <w:sz w:val="22"/>
+        </w:rPr>
+        <w:t>Pub/Sub</w:t>
+      </w:r>
+      <w:r>
+        <w:rPr>
+          <w:b/>
+          <w:sz w:val="22"/>
+        </w:rPr>
+        <w:t xml:space="preserve">, </w:t>
+      </w:r>
+      <w:r>
+        <w:rPr>
+          <w:rStyle w:val="Strong"/>
+          <w:b w:val="0"/>
+          <w:sz w:val="22"/>
+        </w:rPr>
+        <w:t>Cloud Storage</w:t>
       </w:r>
       <w:r>
         <w:rPr>
@@ -1406,7 +1677,7 @@
           <w:b w:val="0"/>
           <w:sz w:val="22"/>
         </w:rPr>
-        <w:t>CloudFront</w:t>
+        <w:t>BigQuery</w:t>
       </w:r>
       <w:proofErr w:type="spellEnd"/>
       <w:r>
@@ -1414,15 +1685,60 @@
           <w:b/>
           <w:sz w:val="22"/>
         </w:rPr>
-        <w:t xml:space="preserve">, </w:t>
-      </w:r>
-      <w:r>
-        <w:rPr>
-          <w:rStyle w:val="Strong"/>
-          <w:b w:val="0"/>
-          <w:sz w:val="22"/>
-        </w:rPr>
-        <w:t>RDS</w:t>
+        <w:t xml:space="preserve"> | </w:t>
+      </w:r>
+      <w:r>
+        <w:rPr>
+          <w:rStyle w:val="Strong"/>
+          <w:b w:val="0"/>
+          <w:sz w:val="22"/>
+        </w:rPr>
+        <w:t>Docker</w:t>
+      </w:r>
+      <w:r>
+        <w:rPr>
+          <w:b/>
+          <w:sz w:val="22"/>
+        </w:rPr>
+        <w:t xml:space="preserve">, </w:t>
+      </w:r>
+      <w:r>
+        <w:rPr>
+          <w:rStyle w:val="Strong"/>
+          <w:b w:val="0"/>
+          <w:sz w:val="22"/>
+        </w:rPr>
+        <w:t>Kubernetes</w:t>
+      </w:r>
+      <w:r>
+        <w:rPr>
+          <w:b/>
+          <w:sz w:val="22"/>
+        </w:rPr>
+        <w:t xml:space="preserve">, </w:t>
+      </w:r>
+      <w:r>
+        <w:rPr>
+          <w:rStyle w:val="Strong"/>
+          <w:b w:val="0"/>
+          <w:sz w:val="22"/>
+        </w:rPr>
+        <w:t>Helm</w:t>
+      </w:r>
+      <w:r>
+        <w:rPr>
+          <w:b/>
+          <w:sz w:val="22"/>
+        </w:rPr>
+        <w:t xml:space="preserve">, </w:t>
+      </w:r>
+      <w:r>
+        <w:rPr>
+          <w:rStyle w:val="Strong"/>
+          <w:b w:val="0"/>
+          <w:sz w:val="22"/>
+        </w:rPr>
+        <w:t>Argo CD</w:t>
       </w:r>
       <w:r>
         <w:rPr>
@@ -1438,7 +1754,7 @@
           <w:b w:val="0"/>
           <w:sz w:val="22"/>
         </w:rPr>
-        <w:t>DynamoDB</w:t>
+        <w:t>GitOps</w:t>
       </w:r>
       <w:proofErr w:type="spellEnd"/>
       <w:r>
@@ -1448,6 +1764,21 @@
         </w:rPr>
         <w:t xml:space="preserve">, </w:t>
       </w:r>
+      <w:r>
+        <w:rPr>
+          <w:rStyle w:val="Strong"/>
+          <w:b w:val="0"/>
+          <w:sz w:val="22"/>
+        </w:rPr>
+        <w:t>Terraform</w:t>
+      </w:r>
+      <w:r>
+        <w:rPr>
+          <w:b/>
+          <w:sz w:val="22"/>
+        </w:rPr>
+        <w:t xml:space="preserve">, </w:t>
+      </w:r>
       <w:proofErr w:type="spellStart"/>
       <w:r>
         <w:rPr>
@@ -1455,7 +1786,7 @@
           <w:b w:val="0"/>
           <w:sz w:val="22"/>
         </w:rPr>
-        <w:t>ElastiCache</w:t>
+        <w:t>CloudFormation</w:t>
       </w:r>
       <w:proofErr w:type="spellEnd"/>
       <w:r>
@@ -1465,6 +1796,21 @@
         </w:rPr>
         <w:t xml:space="preserve">, </w:t>
       </w:r>
+      <w:r>
+        <w:rPr>
+          <w:rStyle w:val="Strong"/>
+          <w:b w:val="0"/>
+          <w:sz w:val="22"/>
+        </w:rPr>
+        <w:t>GitHub Actions</w:t>
+      </w:r>
+      <w:r>
+        <w:rPr>
+          <w:b/>
+          <w:sz w:val="22"/>
+        </w:rPr>
+        <w:t xml:space="preserve">, </w:t>
+      </w:r>
       <w:proofErr w:type="spellStart"/>
       <w:r>
         <w:rPr>
@@ -1472,395 +1818,11 @@
           <w:b w:val="0"/>
           <w:sz w:val="22"/>
         </w:rPr>
-        <w:t>EventBridge</w:t>
+        <w:t>GitLab</w:t>
       </w:r>
       <w:proofErr w:type="spellEnd"/>
       <w:r>
         <w:rPr>
-          <w:b/>
-          <w:sz w:val="22"/>
-        </w:rPr>
-        <w:t xml:space="preserve">, </w:t>
-      </w:r>
-      <w:r>
-        <w:rPr>
-          <w:rStyle w:val="Strong"/>
-          <w:b w:val="0"/>
-          <w:sz w:val="22"/>
-        </w:rPr>
-        <w:t>Step Functions</w:t>
-      </w:r>
-      <w:r>
-        <w:rPr>
-          <w:b/>
-          <w:sz w:val="22"/>
-        </w:rPr>
-        <w:t xml:space="preserve">, </w:t>
-      </w:r>
-      <w:r>
-        <w:rPr>
-          <w:rStyle w:val="Strong"/>
-          <w:b w:val="0"/>
-          <w:sz w:val="22"/>
-        </w:rPr>
-        <w:t>IAM</w:t>
-      </w:r>
-      <w:r>
-        <w:rPr>
-          <w:b/>
-          <w:sz w:val="22"/>
-        </w:rPr>
-        <w:t xml:space="preserve"> | </w:t>
-      </w:r>
-      <w:r>
-        <w:rPr>
-          <w:rStyle w:val="Strong"/>
-          <w:b w:val="0"/>
-          <w:sz w:val="22"/>
-        </w:rPr>
-        <w:t>Azure</w:t>
-      </w:r>
-      <w:r>
-        <w:rPr>
-          <w:b/>
-          <w:sz w:val="22"/>
-        </w:rPr>
-        <w:t xml:space="preserve">: </w:t>
-      </w:r>
-      <w:r>
-        <w:rPr>
-          <w:rStyle w:val="Strong"/>
-          <w:b w:val="0"/>
-          <w:sz w:val="22"/>
-        </w:rPr>
-        <w:t>AKS</w:t>
-      </w:r>
-      <w:r>
-        <w:rPr>
-          <w:b/>
-          <w:sz w:val="22"/>
-        </w:rPr>
-        <w:t xml:space="preserve">, </w:t>
-      </w:r>
-      <w:r>
-        <w:rPr>
-          <w:rStyle w:val="Strong"/>
-          <w:b w:val="0"/>
-          <w:sz w:val="22"/>
-        </w:rPr>
-        <w:t>App Service</w:t>
-      </w:r>
-      <w:r>
-        <w:rPr>
-          <w:b/>
-          <w:sz w:val="22"/>
-        </w:rPr>
-        <w:t xml:space="preserve">, </w:t>
-      </w:r>
-      <w:r>
-        <w:rPr>
-          <w:rStyle w:val="Strong"/>
-          <w:b w:val="0"/>
-          <w:sz w:val="22"/>
-        </w:rPr>
-        <w:t>Azure SQL</w:t>
-      </w:r>
-      <w:r>
-        <w:rPr>
-          <w:b/>
-          <w:sz w:val="22"/>
-        </w:rPr>
-        <w:t xml:space="preserve">, </w:t>
-      </w:r>
-      <w:r>
-        <w:rPr>
-          <w:rStyle w:val="Strong"/>
-          <w:b w:val="0"/>
-          <w:sz w:val="22"/>
-        </w:rPr>
-        <w:t>Service Bus</w:t>
-      </w:r>
-      <w:r>
-        <w:rPr>
-          <w:b/>
-          <w:sz w:val="22"/>
-        </w:rPr>
-        <w:t xml:space="preserve">, </w:t>
-      </w:r>
-      <w:r>
-        <w:rPr>
-          <w:rStyle w:val="Strong"/>
-          <w:b w:val="0"/>
-          <w:sz w:val="22"/>
-        </w:rPr>
-        <w:t>Key Vault</w:t>
-      </w:r>
-      <w:r>
-        <w:rPr>
-          <w:b/>
-          <w:sz w:val="22"/>
-        </w:rPr>
-        <w:t xml:space="preserve">, </w:t>
-      </w:r>
-      <w:r>
-        <w:rPr>
-          <w:rStyle w:val="Strong"/>
-          <w:b w:val="0"/>
-          <w:sz w:val="22"/>
-        </w:rPr>
-        <w:t>Application Insights</w:t>
-      </w:r>
-      <w:r>
-        <w:rPr>
-          <w:b/>
-          <w:sz w:val="22"/>
-        </w:rPr>
-        <w:t xml:space="preserve"> | </w:t>
-      </w:r>
-      <w:r>
-        <w:rPr>
-          <w:rStyle w:val="Strong"/>
-          <w:b w:val="0"/>
-          <w:sz w:val="22"/>
-        </w:rPr>
-        <w:t>GCP</w:t>
-      </w:r>
-      <w:r>
-        <w:rPr>
-          <w:b/>
-          <w:sz w:val="22"/>
-        </w:rPr>
-        <w:t xml:space="preserve">: </w:t>
-      </w:r>
-      <w:r>
-        <w:rPr>
-          <w:rStyle w:val="Strong"/>
-          <w:b w:val="0"/>
-          <w:sz w:val="22"/>
-        </w:rPr>
-        <w:t>GKE</w:t>
-      </w:r>
-      <w:r>
-        <w:rPr>
-          <w:b/>
-          <w:sz w:val="22"/>
-        </w:rPr>
-        <w:t xml:space="preserve">, </w:t>
-      </w:r>
-      <w:r>
-        <w:rPr>
-          <w:rStyle w:val="Strong"/>
-          <w:b w:val="0"/>
-          <w:sz w:val="22"/>
-        </w:rPr>
-        <w:t>Cloud Run</w:t>
-      </w:r>
-      <w:r>
-        <w:rPr>
-          <w:b/>
-          <w:sz w:val="22"/>
-        </w:rPr>
-        <w:t xml:space="preserve">, </w:t>
-      </w:r>
-      <w:r>
-        <w:rPr>
-          <w:rStyle w:val="Strong"/>
-          <w:b w:val="0"/>
-          <w:sz w:val="22"/>
-        </w:rPr>
-        <w:t>Pub/Sub</w:t>
-      </w:r>
-      <w:r>
-        <w:rPr>
-          <w:b/>
-          <w:sz w:val="22"/>
-        </w:rPr>
-        <w:t xml:space="preserve">, </w:t>
-      </w:r>
-      <w:r>
-        <w:rPr>
-          <w:rStyle w:val="Strong"/>
-          <w:b w:val="0"/>
-          <w:sz w:val="22"/>
-        </w:rPr>
-        <w:t>Cloud Storage</w:t>
-      </w:r>
-      <w:r>
-        <w:rPr>
-          <w:b/>
-          <w:sz w:val="22"/>
-        </w:rPr>
-        <w:t xml:space="preserve">, </w:t>
-      </w:r>
-      <w:proofErr w:type="spellStart"/>
-      <w:r>
-        <w:rPr>
-          <w:rStyle w:val="Strong"/>
-          <w:b w:val="0"/>
-          <w:sz w:val="22"/>
-        </w:rPr>
-        <w:t>BigQuery</w:t>
-      </w:r>
-      <w:proofErr w:type="spellEnd"/>
-      <w:r>
-        <w:rPr>
-          <w:b/>
-          <w:sz w:val="22"/>
-        </w:rPr>
-        <w:t xml:space="preserve"> | </w:t>
-      </w:r>
-      <w:proofErr w:type="spellStart"/>
-      <w:r>
-        <w:rPr>
-          <w:rStyle w:val="Strong"/>
-          <w:b w:val="0"/>
-          <w:sz w:val="22"/>
-        </w:rPr>
-        <w:t>Docker</w:t>
-      </w:r>
-      <w:proofErr w:type="spellEnd"/>
-      <w:r>
-        <w:rPr>
-          <w:b/>
-          <w:sz w:val="22"/>
-        </w:rPr>
-        <w:t xml:space="preserve">, </w:t>
-      </w:r>
-      <w:proofErr w:type="spellStart"/>
-      <w:r>
-        <w:rPr>
-          <w:rStyle w:val="Strong"/>
-          <w:b w:val="0"/>
-          <w:sz w:val="22"/>
-        </w:rPr>
-        <w:t>Kubernetes</w:t>
-      </w:r>
-      <w:proofErr w:type="spellEnd"/>
-      <w:r>
-        <w:rPr>
-          <w:b/>
-          <w:sz w:val="22"/>
-        </w:rPr>
-        <w:t xml:space="preserve">, </w:t>
-      </w:r>
-      <w:r>
-        <w:rPr>
-          <w:rStyle w:val="Strong"/>
-          <w:b w:val="0"/>
-          <w:sz w:val="22"/>
-        </w:rPr>
-        <w:t>Helm</w:t>
-      </w:r>
-      <w:r>
-        <w:rPr>
-          <w:b/>
-          <w:sz w:val="22"/>
-        </w:rPr>
-        <w:t xml:space="preserve">, </w:t>
-      </w:r>
-      <w:r>
-        <w:rPr>
-          <w:rStyle w:val="Strong"/>
-          <w:b w:val="0"/>
-          <w:sz w:val="22"/>
-        </w:rPr>
-        <w:t>Argo CD</w:t>
-      </w:r>
-      <w:r>
-        <w:rPr>
-          <w:b/>
-          <w:sz w:val="22"/>
-        </w:rPr>
-        <w:t xml:space="preserve">, </w:t>
-      </w:r>
-      <w:proofErr w:type="spellStart"/>
-      <w:r>
-        <w:rPr>
-          <w:rStyle w:val="Strong"/>
-          <w:b w:val="0"/>
-          <w:sz w:val="22"/>
-        </w:rPr>
-        <w:t>GitOps</w:t>
-      </w:r>
-      <w:proofErr w:type="spellEnd"/>
-      <w:r>
-        <w:rPr>
-          <w:b/>
-          <w:sz w:val="22"/>
-        </w:rPr>
-        <w:t xml:space="preserve">, </w:t>
-      </w:r>
-      <w:proofErr w:type="spellStart"/>
-      <w:r>
-        <w:rPr>
-          <w:rStyle w:val="Strong"/>
-          <w:b w:val="0"/>
-          <w:sz w:val="22"/>
-        </w:rPr>
-        <w:t>Terraform</w:t>
-      </w:r>
-      <w:proofErr w:type="spellEnd"/>
-      <w:r>
-        <w:rPr>
-          <w:b/>
-          <w:sz w:val="22"/>
-        </w:rPr>
-        <w:t xml:space="preserve">, </w:t>
-      </w:r>
-      <w:proofErr w:type="spellStart"/>
-      <w:r>
-        <w:rPr>
-          <w:rStyle w:val="Strong"/>
-          <w:b w:val="0"/>
-          <w:sz w:val="22"/>
-        </w:rPr>
-        <w:t>CloudFormation</w:t>
-      </w:r>
-      <w:proofErr w:type="spellEnd"/>
-      <w:r>
-        <w:rPr>
-          <w:b/>
-          <w:sz w:val="22"/>
-        </w:rPr>
-        <w:t xml:space="preserve">, </w:t>
-      </w:r>
-      <w:proofErr w:type="spellStart"/>
-      <w:r>
-        <w:rPr>
-          <w:rStyle w:val="Strong"/>
-          <w:b w:val="0"/>
-          <w:sz w:val="22"/>
-        </w:rPr>
-        <w:t>GitHub</w:t>
-      </w:r>
-      <w:proofErr w:type="spellEnd"/>
-      <w:r>
-        <w:rPr>
-          <w:rStyle w:val="Strong"/>
-          <w:b w:val="0"/>
-          <w:sz w:val="22"/>
-        </w:rPr>
-        <w:t xml:space="preserve"> Actions</w:t>
-      </w:r>
-      <w:r>
-        <w:rPr>
-          <w:b/>
-          <w:sz w:val="22"/>
-        </w:rPr>
-        <w:t xml:space="preserve">, </w:t>
-      </w:r>
-      <w:proofErr w:type="spellStart"/>
-      <w:r>
-        <w:rPr>
-          <w:rStyle w:val="Strong"/>
-          <w:b w:val="0"/>
-          <w:sz w:val="22"/>
-        </w:rPr>
-        <w:t>GitLab</w:t>
-      </w:r>
-      <w:proofErr w:type="spellEnd"/>
-      <w:r>
-        <w:rPr>
           <w:rStyle w:val="Strong"/>
           <w:b w:val="0"/>
           <w:sz w:val="22"/>
@@ -1895,18 +1857,8 @@
           <w:b w:val="0"/>
           <w:sz w:val="22"/>
         </w:rPr>
-        <w:t xml:space="preserve">Azure </w:t>
-      </w:r>
-      <w:proofErr w:type="spellStart"/>
-      <w:r>
-        <w:rPr>
-          <w:rStyle w:val="Strong"/>
-          <w:b w:val="0"/>
-          <w:sz w:val="22"/>
-        </w:rPr>
-        <w:t>DevOps</w:t>
-      </w:r>
-      <w:proofErr w:type="spellEnd"/>
+        <w:t>Azure DevOps</w:t>
+      </w:r>
       <w:r>
         <w:rPr>
           <w:b/>
@@ -1938,27 +1890,35 @@
           <w:b/>
         </w:rPr>
       </w:pPr>
+      <w:r>
+        <w:rPr>
+          <w:rStyle w:val="Strong"/>
+          <w:sz w:val="22"/>
+        </w:rPr>
+        <w:t>Observability, Quality &amp; Security —</w:t>
+      </w:r>
+      <w:r>
+        <w:rPr>
+          <w:sz w:val="22"/>
+        </w:rPr>
+        <w:t xml:space="preserve"> </w:t>
+      </w:r>
       <w:proofErr w:type="spellStart"/>
       <w:r>
         <w:rPr>
           <w:rStyle w:val="Strong"/>
-          <w:sz w:val="22"/>
-        </w:rPr>
-        <w:t>Observability</w:t>
+          <w:b w:val="0"/>
+          <w:sz w:val="22"/>
+        </w:rPr>
+        <w:t>OpenTelemetry</w:t>
       </w:r>
       <w:proofErr w:type="spellEnd"/>
       <w:r>
         <w:rPr>
-          <w:rStyle w:val="Strong"/>
-          <w:sz w:val="22"/>
-        </w:rPr>
-        <w:t>, Quality &amp; Security —</w:t>
-      </w:r>
-      <w:r>
-        <w:rPr>
-          <w:sz w:val="22"/>
-        </w:rPr>
-        <w:t xml:space="preserve"> </w:t>
+          <w:b/>
+          <w:sz w:val="22"/>
+        </w:rPr>
+        <w:t xml:space="preserve">, </w:t>
       </w:r>
       <w:proofErr w:type="spellStart"/>
       <w:r>
@@ -1967,7 +1927,7 @@
           <w:b w:val="0"/>
           <w:sz w:val="22"/>
         </w:rPr>
-        <w:t>OpenTelemetry</w:t>
+        <w:t>Datadog</w:t>
       </w:r>
       <w:proofErr w:type="spellEnd"/>
       <w:r>
@@ -1977,6 +1937,21 @@
         </w:rPr>
         <w:t xml:space="preserve">, </w:t>
       </w:r>
+      <w:r>
+        <w:rPr>
+          <w:rStyle w:val="Strong"/>
+          <w:b w:val="0"/>
+          <w:sz w:val="22"/>
+        </w:rPr>
+        <w:t>Prometheus</w:t>
+      </w:r>
+      <w:r>
+        <w:rPr>
+          <w:b/>
+          <w:sz w:val="22"/>
+        </w:rPr>
+        <w:t xml:space="preserve">, </w:t>
+      </w:r>
       <w:proofErr w:type="spellStart"/>
       <w:r>
         <w:rPr>
@@ -1984,7 +1959,7 @@
           <w:b w:val="0"/>
           <w:sz w:val="22"/>
         </w:rPr>
-        <w:t>Datadog</w:t>
+        <w:t>Grafana</w:t>
       </w:r>
       <w:proofErr w:type="spellEnd"/>
       <w:r>
@@ -2000,7 +1975,7 @@
           <w:b w:val="0"/>
           <w:sz w:val="22"/>
         </w:rPr>
-        <w:t>Prometheus</w:t>
+        <w:t>ELK/EFK</w:t>
       </w:r>
       <w:r>
         <w:rPr>
@@ -2016,7 +1991,7 @@
           <w:b w:val="0"/>
           <w:sz w:val="22"/>
         </w:rPr>
-        <w:t>Grafana</w:t>
+        <w:t>CloudWatch</w:t>
       </w:r>
       <w:proofErr w:type="spellEnd"/>
       <w:r>
@@ -2032,38 +2007,6 @@
           <w:b w:val="0"/>
           <w:sz w:val="22"/>
         </w:rPr>
-        <w:t>ELK/EFK</w:t>
-      </w:r>
-      <w:r>
-        <w:rPr>
-          <w:b/>
-          <w:sz w:val="22"/>
-        </w:rPr>
-        <w:t xml:space="preserve">, </w:t>
-      </w:r>
-      <w:proofErr w:type="spellStart"/>
-      <w:r>
-        <w:rPr>
-          <w:rStyle w:val="Strong"/>
-          <w:b w:val="0"/>
-          <w:sz w:val="22"/>
-        </w:rPr>
-        <w:t>CloudWatch</w:t>
-      </w:r>
-      <w:proofErr w:type="spellEnd"/>
-      <w:r>
-        <w:rPr>
-          <w:b/>
-          <w:sz w:val="22"/>
-        </w:rPr>
-        <w:t xml:space="preserve">, </w:t>
-      </w:r>
-      <w:r>
-        <w:rPr>
-          <w:rStyle w:val="Strong"/>
-          <w:b w:val="0"/>
-          <w:sz w:val="22"/>
-        </w:rPr>
         <w:t>structured logging</w:t>
       </w:r>
       <w:r>
@@ -2193,23 +2136,13 @@
         </w:rPr>
         <w:t xml:space="preserve">, </w:t>
       </w:r>
-      <w:proofErr w:type="spellStart"/>
-      <w:r>
-        <w:rPr>
-          <w:rStyle w:val="Strong"/>
-          <w:b w:val="0"/>
-          <w:sz w:val="22"/>
-        </w:rPr>
-        <w:t>OpenID</w:t>
-      </w:r>
-      <w:proofErr w:type="spellEnd"/>
-      <w:r>
-        <w:rPr>
-          <w:rStyle w:val="Strong"/>
-          <w:b w:val="0"/>
-          <w:sz w:val="22"/>
-        </w:rPr>
-        <w:t xml:space="preserve"> Connect</w:t>
+      <w:r>
+        <w:rPr>
+          <w:rStyle w:val="Strong"/>
+          <w:b w:val="0"/>
+          <w:sz w:val="22"/>
+        </w:rPr>
+        <w:t>OpenID Connect</w:t>
       </w:r>
       <w:r>
         <w:rPr>
@@ -2570,21 +2503,7 @@
         <w:rPr>
           <w:sz w:val="22"/>
         </w:rPr>
-        <w:t xml:space="preserve">, replay-safe offset handling, and </w:t>
-      </w:r>
-      <w:proofErr w:type="spellStart"/>
-      <w:r>
-        <w:rPr>
-          <w:sz w:val="22"/>
-        </w:rPr>
-        <w:t>deduplication</w:t>
-      </w:r>
-      <w:proofErr w:type="spellEnd"/>
-      <w:r>
-        <w:rPr>
-          <w:sz w:val="22"/>
-        </w:rPr>
-        <w:t xml:space="preserve"> windows, which cut double-counting incidents by </w:t>
+        <w:t xml:space="preserve">, replay-safe offset handling, and deduplication windows, which cut double-counting incidents by </w:t>
       </w:r>
       <w:r>
         <w:rPr>
@@ -2969,7 +2888,6 @@
         </w:rPr>
         <w:t xml:space="preserve">Improved </w:t>
       </w:r>
-      <w:proofErr w:type="spellStart"/>
       <w:r>
         <w:rPr>
           <w:rStyle w:val="Strong"/>
@@ -2977,7 +2895,6 @@
         </w:rPr>
         <w:t>PostgreSQL</w:t>
       </w:r>
-      <w:proofErr w:type="spellEnd"/>
       <w:r>
         <w:rPr>
           <w:sz w:val="22"/>
@@ -3070,21 +2987,7 @@
         <w:rPr>
           <w:sz w:val="22"/>
         </w:rPr>
-        <w:t xml:space="preserve">, using relational guarantees for strict transactional workloads and key-based </w:t>
-      </w:r>
-      <w:proofErr w:type="spellStart"/>
-      <w:r>
-        <w:rPr>
-          <w:sz w:val="22"/>
-        </w:rPr>
-        <w:t>NoSQL</w:t>
-      </w:r>
-      <w:proofErr w:type="spellEnd"/>
-      <w:r>
-        <w:rPr>
-          <w:sz w:val="22"/>
-        </w:rPr>
-        <w:t xml:space="preserve"> access for scale-sensitive paths, eliminating a class of contention issues caused by forcing all workloads into one storage model.</w:t>
+        <w:t>, using relational guarantees for strict transactional workloads and key-based NoSQL access for scale-sensitive paths, eliminating a class of contention issues caused by forcing all workloads into one storage model.</w:t>
       </w:r>
     </w:p>
     <w:p>
@@ -3283,21 +3186,12 @@
         </w:rPr>
         <w:t xml:space="preserve"> plus secrets handling, then connected everything to CI/CD through </w:t>
       </w:r>
-      <w:proofErr w:type="spellStart"/>
-      <w:r>
-        <w:rPr>
-          <w:rStyle w:val="Strong"/>
-          <w:sz w:val="22"/>
-        </w:rPr>
-        <w:t>GitHub</w:t>
-      </w:r>
-      <w:proofErr w:type="spellEnd"/>
-      <w:r>
-        <w:rPr>
-          <w:rStyle w:val="Strong"/>
-          <w:sz w:val="22"/>
-        </w:rPr>
-        <w:t xml:space="preserve"> Actions</w:t>
+      <w:r>
+        <w:rPr>
+          <w:rStyle w:val="Strong"/>
+          <w:sz w:val="22"/>
+        </w:rPr>
+        <w:t>GitHub Actions</w:t>
       </w:r>
       <w:r>
         <w:rPr>
@@ -3534,7 +3428,6 @@
         </w:rPr>
         <w:t xml:space="preserve">Redesigned several </w:t>
       </w:r>
-      <w:proofErr w:type="spellStart"/>
       <w:r>
         <w:rPr>
           <w:rStyle w:val="Strong"/>
@@ -3542,7 +3435,6 @@
         </w:rPr>
         <w:t>PostgreSQL</w:t>
       </w:r>
-      <w:proofErr w:type="spellEnd"/>
       <w:r>
         <w:rPr>
           <w:sz w:val="22"/>
@@ -3877,7 +3769,6 @@
         </w:rPr>
         <w:t xml:space="preserve">Containerized services with </w:t>
       </w:r>
-      <w:proofErr w:type="spellStart"/>
       <w:r>
         <w:rPr>
           <w:rStyle w:val="Strong"/>
@@ -3885,14 +3776,12 @@
         </w:rPr>
         <w:t>Docker</w:t>
       </w:r>
-      <w:proofErr w:type="spellEnd"/>
       <w:r>
         <w:rPr>
           <w:sz w:val="22"/>
         </w:rPr>
         <w:t xml:space="preserve">, deployed workloads into </w:t>
       </w:r>
-      <w:proofErr w:type="spellStart"/>
       <w:r>
         <w:rPr>
           <w:rStyle w:val="Strong"/>
@@ -3900,7 +3789,6 @@
         </w:rPr>
         <w:t>Kubernetes</w:t>
       </w:r>
-      <w:proofErr w:type="spellEnd"/>
       <w:r>
         <w:rPr>
           <w:sz w:val="22"/>
@@ -3925,17 +3813,8 @@
           <w:rStyle w:val="Strong"/>
           <w:sz w:val="22"/>
         </w:rPr>
-        <w:t xml:space="preserve">Azure </w:t>
-      </w:r>
-      <w:proofErr w:type="spellStart"/>
-      <w:r>
-        <w:rPr>
-          <w:rStyle w:val="Strong"/>
-          <w:sz w:val="22"/>
-        </w:rPr>
-        <w:t>DevOps</w:t>
-      </w:r>
-      <w:proofErr w:type="spellEnd"/>
+        <w:t>Azure DevOps</w:t>
+      </w:r>
       <w:r>
         <w:rPr>
           <w:sz w:val="22"/>
@@ -4178,7 +4057,6 @@
         </w:rPr>
         <w:t xml:space="preserve"> and </w:t>
       </w:r>
-      <w:proofErr w:type="spellStart"/>
       <w:r>
         <w:rPr>
           <w:rStyle w:val="Strong"/>
@@ -4186,7 +4064,6 @@
         </w:rPr>
         <w:t>PostgreSQL</w:t>
       </w:r>
-      <w:proofErr w:type="spellEnd"/>
       <w:r>
         <w:rPr>
           <w:sz w:val="22"/>
@@ -4333,7 +4210,6 @@
         </w:rPr>
         <w:t xml:space="preserve">Adopted </w:t>
       </w:r>
-      <w:proofErr w:type="spellStart"/>
       <w:r>
         <w:rPr>
           <w:rStyle w:val="Strong"/>
@@ -4341,7 +4217,6 @@
         </w:rPr>
         <w:t>Docker</w:t>
       </w:r>
-      <w:proofErr w:type="spellEnd"/>
       <w:r>
         <w:rPr>
           <w:sz w:val="22"/>
@@ -4378,21 +4253,7 @@
         <w:rPr>
           <w:sz w:val="22"/>
         </w:rPr>
-        <w:t xml:space="preserve"> </w:t>
-      </w:r>
-      <w:proofErr w:type="spellStart"/>
-      <w:r>
-        <w:rPr>
-          <w:sz w:val="22"/>
-        </w:rPr>
-        <w:t>runbooks</w:t>
-      </w:r>
-      <w:proofErr w:type="spellEnd"/>
-      <w:r>
-        <w:rPr>
-          <w:sz w:val="22"/>
-        </w:rPr>
-        <w:t>, health checks, and operational recovery steps that improved visibility into service failure modes and made recurring incidents easier to resolve without escalations.</w:t>
+        <w:t xml:space="preserve"> runbooks, health checks, and operational recovery steps that improved visibility into service failure modes and made recurring incidents easier to resolve without escalations.</w:t>
       </w:r>
     </w:p>
     <w:p>
@@ -4783,21 +4644,7 @@
         <w:rPr>
           <w:sz w:val="22"/>
         </w:rPr>
-        <w:t xml:space="preserve"> hosts using practical </w:t>
-      </w:r>
-      <w:proofErr w:type="spellStart"/>
-      <w:r>
-        <w:rPr>
-          <w:sz w:val="22"/>
-        </w:rPr>
-        <w:t>runbooks</w:t>
-      </w:r>
-      <w:proofErr w:type="spellEnd"/>
-      <w:r>
-        <w:rPr>
-          <w:sz w:val="22"/>
-        </w:rPr>
-        <w:t xml:space="preserve"> and repeatable recovery steps, helping the team respond faster to recurring operational issues without reinventing the diagnosis process.</w:t>
+        <w:t xml:space="preserve"> hosts using practical runbooks and repeatable recovery steps, helping the team respond faster to recurring operational issues without reinventing the diagnosis process.</w:t>
       </w:r>
     </w:p>
     <w:p>
@@ -4916,15 +4763,17 @@
       </w:pPr>
       <w:r>
         <w:rPr>
-          <w:rFonts w:ascii="Arial" w:eastAsia="Arial" w:hAnsi="Arial" w:cs="Arial"/>
+          <w:rFonts w:ascii="Arial" w:hAnsi="Arial" w:cs="Arial"/>
           <w:b/>
           <w:bCs/>
-          <w:color w:val="111111"/>
-          <w:sz w:val="22"/>
-          <w:szCs w:val="18"/>
-        </w:rPr>
-        <w:t>Stanford University Department of Computer Science</w:t>
-      </w:r>
+          <w:color w:val="000000"/>
+          <w:sz w:val="22"/>
+          <w:szCs w:val="23"/>
+        </w:rPr>
+        <w:t>Harvard University</w:t>
+      </w:r>
+      <w:bookmarkStart w:id="0" w:name="_GoBack"/>
+      <w:bookmarkEnd w:id="0"/>
     </w:p>
     <w:p>
       <w:pPr>
@@ -4988,243 +4837,6 @@
           <w:szCs w:val="18"/>
         </w:rPr>
         <w:t>, building a foundation that translates into production-first delivery and disciplined operational practices.</w:t>
-      </w:r>
-    </w:p>
-    <w:p>
-      <w:pPr>
-        <w:pBdr>
-          <w:bottom w:val="single" w:sz="6" w:space="0" w:color="B91C1C"/>
-        </w:pBdr>
-        <w:spacing w:before="120" w:after="80"/>
-        <w:rPr>
-          <w:sz w:val="24"/>
-        </w:rPr>
-      </w:pPr>
-      <w:r>
-        <w:rPr>
-          <w:b/>
-          <w:bCs/>
-          <w:color w:val="111111"/>
-          <w:sz w:val="24"/>
-          <w:szCs w:val="21"/>
-        </w:rPr>
-        <w:t>CERTIFICATION</w:t>
-      </w:r>
-      <w:r>
-        <w:rPr>
-          <w:b/>
-          <w:bCs/>
-          <w:color w:val="111111"/>
-          <w:sz w:val="24"/>
-          <w:szCs w:val="21"/>
-        </w:rPr>
-        <w:t>S</w:t>
-      </w:r>
-    </w:p>
-    <w:p>
-      <w:pPr>
-        <w:pStyle w:val="NormalWeb"/>
-        <w:numPr>
-          <w:ilvl w:val="0"/>
-          <w:numId w:val="32"/>
-        </w:numPr>
-        <w:spacing w:before="0" w:beforeAutospacing="0" w:after="0" w:afterAutospacing="0"/>
-        <w:jc w:val="both"/>
-        <w:rPr>
-          <w:rStyle w:val="Strong"/>
-          <w:b w:val="0"/>
-          <w:bCs w:val="0"/>
-          <w:sz w:val="22"/>
-        </w:rPr>
-      </w:pPr>
-      <w:r>
-        <w:rPr>
-          <w:rStyle w:val="Strong"/>
-          <w:sz w:val="22"/>
-        </w:rPr>
-        <w:t>AWS Certified Developer – Associate</w:t>
-      </w:r>
-    </w:p>
-    <w:p>
-      <w:pPr>
-        <w:pStyle w:val="NormalWeb"/>
-        <w:spacing w:before="0" w:beforeAutospacing="0" w:after="0" w:afterAutospacing="0"/>
-        <w:ind w:left="360"/>
-        <w:jc w:val="both"/>
-        <w:rPr>
-          <w:sz w:val="22"/>
-        </w:rPr>
-      </w:pPr>
-      <w:proofErr w:type="gramStart"/>
-      <w:r>
-        <w:rPr>
-          <w:sz w:val="22"/>
-        </w:rPr>
-        <w:t xml:space="preserve">Validated hands-on capability in building, deploying, troubleshooting, and securing production application workloads across core </w:t>
-      </w:r>
-      <w:r>
-        <w:rPr>
-          <w:rStyle w:val="Strong"/>
-          <w:sz w:val="22"/>
-        </w:rPr>
-        <w:t>AWS</w:t>
-      </w:r>
-      <w:r>
-        <w:rPr>
-          <w:sz w:val="22"/>
-        </w:rPr>
-        <w:t xml:space="preserve"> services using modern development and integration practices.</w:t>
-      </w:r>
-      <w:proofErr w:type="gramEnd"/>
-    </w:p>
-    <w:p>
-      <w:pPr>
-        <w:pStyle w:val="NormalWeb"/>
-        <w:numPr>
-          <w:ilvl w:val="0"/>
-          <w:numId w:val="32"/>
-        </w:numPr>
-        <w:spacing w:before="0" w:beforeAutospacing="0" w:after="0" w:afterAutospacing="0"/>
-        <w:jc w:val="both"/>
-        <w:rPr>
-          <w:rStyle w:val="Strong"/>
-          <w:b w:val="0"/>
-          <w:bCs w:val="0"/>
-          <w:sz w:val="22"/>
-        </w:rPr>
-      </w:pPr>
-      <w:proofErr w:type="spellStart"/>
-      <w:r>
-        <w:rPr>
-          <w:rStyle w:val="Strong"/>
-          <w:sz w:val="22"/>
-        </w:rPr>
-        <w:t>HashiCorp</w:t>
-      </w:r>
-      <w:proofErr w:type="spellEnd"/>
-      <w:r>
-        <w:rPr>
-          <w:rStyle w:val="Strong"/>
-          <w:sz w:val="22"/>
-        </w:rPr>
-        <w:t xml:space="preserve"> Certified: </w:t>
-      </w:r>
-      <w:proofErr w:type="spellStart"/>
-      <w:r>
-        <w:rPr>
-          <w:rStyle w:val="Strong"/>
-          <w:sz w:val="22"/>
-        </w:rPr>
-        <w:t>Terraform</w:t>
-      </w:r>
-      <w:proofErr w:type="spellEnd"/>
-      <w:r>
-        <w:rPr>
-          <w:rStyle w:val="Strong"/>
-          <w:sz w:val="22"/>
-        </w:rPr>
-        <w:t xml:space="preserve"> Associate</w:t>
-      </w:r>
-    </w:p>
-    <w:p>
-      <w:pPr>
-        <w:pStyle w:val="NormalWeb"/>
-        <w:spacing w:before="0" w:beforeAutospacing="0" w:after="0" w:afterAutospacing="0"/>
-        <w:ind w:left="360"/>
-        <w:jc w:val="both"/>
-        <w:rPr>
-          <w:sz w:val="22"/>
-        </w:rPr>
-      </w:pPr>
-      <w:proofErr w:type="gramStart"/>
-      <w:r>
-        <w:rPr>
-          <w:sz w:val="22"/>
-        </w:rPr>
-        <w:t xml:space="preserve">Demonstrated practical knowledge of </w:t>
-      </w:r>
-      <w:r>
-        <w:rPr>
-          <w:rStyle w:val="Strong"/>
-          <w:sz w:val="22"/>
-        </w:rPr>
-        <w:t>Infrastructure as Code</w:t>
-      </w:r>
-      <w:r>
-        <w:rPr>
-          <w:sz w:val="22"/>
-        </w:rPr>
-        <w:t>, reusable provisioning patterns, state management, and safe infrastructure automation across cloud-native delivery environments.</w:t>
-      </w:r>
-      <w:proofErr w:type="gramEnd"/>
-    </w:p>
-    <w:p>
-      <w:pPr>
-        <w:pStyle w:val="NormalWeb"/>
-        <w:numPr>
-          <w:ilvl w:val="0"/>
-          <w:numId w:val="32"/>
-        </w:numPr>
-        <w:spacing w:before="0" w:beforeAutospacing="0" w:after="0" w:afterAutospacing="0"/>
-        <w:jc w:val="both"/>
-        <w:rPr>
-          <w:rStyle w:val="Strong"/>
-          <w:b w:val="0"/>
-          <w:bCs w:val="0"/>
-          <w:sz w:val="22"/>
-        </w:rPr>
-      </w:pPr>
-      <w:r>
-        <w:rPr>
-          <w:rStyle w:val="Strong"/>
-          <w:sz w:val="22"/>
-        </w:rPr>
-        <w:t xml:space="preserve">Certified </w:t>
-      </w:r>
-      <w:proofErr w:type="spellStart"/>
-      <w:r>
-        <w:rPr>
-          <w:rStyle w:val="Strong"/>
-          <w:sz w:val="22"/>
-        </w:rPr>
-        <w:t>Kubernetes</w:t>
-      </w:r>
-      <w:proofErr w:type="spellEnd"/>
-      <w:r>
-        <w:rPr>
-          <w:rStyle w:val="Strong"/>
-          <w:sz w:val="22"/>
-        </w:rPr>
-        <w:t xml:space="preserve"> Application Developer (CKAD)</w:t>
-      </w:r>
-    </w:p>
-    <w:p>
-      <w:pPr>
-        <w:pStyle w:val="NormalWeb"/>
-        <w:spacing w:before="0" w:beforeAutospacing="0" w:after="0" w:afterAutospacing="0"/>
-        <w:ind w:left="360"/>
-        <w:jc w:val="both"/>
-      </w:pPr>
-      <w:r>
-        <w:rPr>
-          <w:sz w:val="22"/>
-        </w:rPr>
-        <w:t xml:space="preserve">Confirmed applied skill in designing, deploying, troubleshooting, and operating containerized applications on </w:t>
-      </w:r>
-      <w:proofErr w:type="spellStart"/>
-      <w:r>
-        <w:rPr>
-          <w:rStyle w:val="Strong"/>
-          <w:sz w:val="22"/>
-        </w:rPr>
-        <w:t>Kubernetes</w:t>
-      </w:r>
-      <w:proofErr w:type="spellEnd"/>
-      <w:r>
-        <w:rPr>
-          <w:sz w:val="22"/>
-        </w:rPr>
-        <w:t xml:space="preserve"> with strong focus on reliability, configuration, scaling, and rollout safety.</w:t>
       </w:r>
     </w:p>
     <w:sectPr>
